--- a/internal_doc/03.开发设计/Amazon S3接口兼容/Story--SequoiaDB兼容Amazon S3接口 -区域管理.docx
+++ b/internal_doc/03.开发设计/Amazon S3接口兼容/Story--SequoiaDB兼容Amazon S3接口 -区域管理.docx
@@ -6,6 +6,7 @@
       <w:pPr>
         <w:pStyle w:val="ab"/>
       </w:pPr>
+      <w:proofErr w:type="spellStart"/>
       <w:r>
         <w:rPr>
           <w:rFonts w:hint="eastAsia"/>
@@ -15,6 +16,7 @@
       <w:r>
         <w:t>equoiaDB</w:t>
       </w:r>
+      <w:proofErr w:type="spellEnd"/>
       <w:r>
         <w:rPr>
           <w:rFonts w:hint="eastAsia"/>
@@ -119,12 +121,14 @@
               </w:rPr>
               <w:t xml:space="preserve"> </w:t>
             </w:r>
+            <w:proofErr w:type="gramStart"/>
             <w:r>
               <w:rPr>
                 <w:rFonts w:hint="eastAsia"/>
               </w:rPr>
               <w:t>赵玉静</w:t>
             </w:r>
+            <w:proofErr w:type="gramEnd"/>
           </w:p>
         </w:tc>
         <w:tc>
@@ -141,6 +145,7 @@
               </w:rPr>
               <w:t>继承自</w:t>
             </w:r>
+            <w:proofErr w:type="spellStart"/>
             <w:r>
               <w:rPr>
                 <w:rFonts w:hint="eastAsia"/>
@@ -150,6 +155,7 @@
             <w:r>
               <w:t>equoiaDB</w:t>
             </w:r>
+            <w:proofErr w:type="spellEnd"/>
             <w:r>
               <w:rPr>
                 <w:rFonts w:hint="eastAsia"/>
@@ -395,6 +401,7 @@
         </w:rPr>
         <w:t>接口访问</w:t>
       </w:r>
+      <w:proofErr w:type="spellStart"/>
       <w:r>
         <w:rPr>
           <w:rFonts w:hint="eastAsia"/>
@@ -402,6 +409,7 @@
         </w:rPr>
         <w:t>SequoiaDB</w:t>
       </w:r>
+      <w:proofErr w:type="spellEnd"/>
       <w:r>
         <w:rPr>
           <w:rFonts w:hint="eastAsia"/>
@@ -444,6 +452,7 @@
         </w:rPr>
         <w:t>通过</w:t>
       </w:r>
+      <w:proofErr w:type="spellStart"/>
       <w:r>
         <w:rPr>
           <w:rFonts w:hint="eastAsia"/>
@@ -451,6 +460,7 @@
         </w:rPr>
         <w:t>SequoiaDB</w:t>
       </w:r>
+      <w:proofErr w:type="spellEnd"/>
       <w:r>
         <w:rPr>
           <w:rFonts w:hint="eastAsia"/>
@@ -492,7 +502,14 @@
           <w:rFonts w:hint="eastAsia"/>
           <w:color w:val="000000" w:themeColor="text1"/>
         </w:rPr>
-        <w:t>管理部分描述桶的增加</w:t>
+        <w:t>区域管理部分描述区域</w:t>
+      </w:r>
+      <w:r>
+        <w:rPr>
+          <w:rFonts w:hint="eastAsia"/>
+          <w:color w:val="000000" w:themeColor="text1"/>
+        </w:rPr>
+        <w:t>的增加</w:t>
       </w:r>
       <w:r>
         <w:rPr>
@@ -568,13 +585,7 @@
         <w:rPr>
           <w:rFonts w:hint="eastAsia"/>
         </w:rPr>
-        <w:t>Region</w:t>
-      </w:r>
-      <w:r>
-        <w:rPr>
-          <w:rFonts w:hint="eastAsia"/>
-        </w:rPr>
-        <w:t>s</w:t>
+        <w:t>Regions</w:t>
       </w:r>
     </w:p>
     <w:p>
@@ -582,13 +593,7 @@
         <w:rPr>
           <w:rFonts w:hint="eastAsia"/>
         </w:rPr>
-        <w:t>获取区域列表</w:t>
-      </w:r>
-      <w:r>
-        <w:rPr>
-          <w:rFonts w:hint="eastAsia"/>
-        </w:rPr>
-        <w:t>。</w:t>
+        <w:t>获取区域列表。</w:t>
       </w:r>
       <w:r>
         <w:rPr>
@@ -619,15 +624,34 @@
         </w:rPr>
         <w:t>，参考</w:t>
       </w:r>
-      <w:hyperlink w:anchor="_公共头部" w:history="1">
-        <w:r>
-          <w:rPr>
-            <w:rStyle w:val="ad"/>
-            <w:rFonts w:hint="eastAsia"/>
-          </w:rPr>
-          <w:t>公共头部</w:t>
-        </w:r>
-      </w:hyperlink>
+      <w:r>
+        <w:fldChar w:fldCharType="begin"/>
+      </w:r>
+      <w:r>
+        <w:instrText xml:space="preserve"> HYPERLINK \l "_</w:instrText>
+      </w:r>
+      <w:r>
+        <w:instrText>公共头部</w:instrText>
+      </w:r>
+      <w:r>
+        <w:instrText xml:space="preserve">" </w:instrText>
+      </w:r>
+      <w:r>
+        <w:fldChar w:fldCharType="separate"/>
+      </w:r>
+      <w:r>
+        <w:rPr>
+          <w:rStyle w:val="ad"/>
+          <w:rFonts w:hint="eastAsia"/>
+        </w:rPr>
+        <w:t>公共头部</w:t>
+      </w:r>
+      <w:r>
+        <w:rPr>
+          <w:rStyle w:val="ad"/>
+        </w:rPr>
+        <w:fldChar w:fldCharType="end"/>
+      </w:r>
       <w:r>
         <w:rPr>
           <w:rFonts w:hint="eastAsia"/>
@@ -637,11 +661,6 @@
     </w:p>
     <w:p/>
     <w:p>
-      <w:pPr>
-        <w:rPr>
-          <w:rFonts w:hint="eastAsia"/>
-        </w:rPr>
-      </w:pPr>
       <w:r>
         <w:rPr>
           <w:rFonts w:hint="eastAsia"/>
@@ -756,6 +775,7 @@
                 <w:color w:val="000000" w:themeColor="text1"/>
               </w:rPr>
             </w:pPr>
+            <w:proofErr w:type="spellStart"/>
             <w:r>
               <w:rPr>
                 <w:rFonts w:cstheme="minorHAnsi"/>
@@ -774,6 +794,7 @@
               </w:rPr>
               <w:t>sResult</w:t>
             </w:r>
+            <w:proofErr w:type="spellEnd"/>
           </w:p>
         </w:tc>
         <w:tc>
@@ -974,31 +995,25 @@
                 <w:rFonts w:cstheme="minorHAnsi" w:hint="eastAsia"/>
                 <w:color w:val="000000" w:themeColor="text1"/>
               </w:rPr>
-              <w:t>year</w:t>
-            </w:r>
-            <w:r>
+              <w:t>String</w:t>
+            </w:r>
+          </w:p>
+          <w:p>
+            <w:pPr>
+              <w:ind w:left="0"/>
               <w:rPr>
                 <w:rFonts w:cstheme="minorHAnsi"/>
                 <w:color w:val="000000" w:themeColor="text1"/>
               </w:rPr>
-              <w:t>/quarter/month</w:t>
-            </w:r>
-          </w:p>
-          <w:p>
-            <w:pPr>
-              <w:ind w:left="0"/>
+            </w:pPr>
+            <w:r>
               <w:rPr>
                 <w:rFonts w:cstheme="minorHAnsi"/>
                 <w:color w:val="000000" w:themeColor="text1"/>
               </w:rPr>
-            </w:pPr>
-            <w:r>
-              <w:rPr>
-                <w:rFonts w:cstheme="minorHAnsi"/>
-                <w:color w:val="000000" w:themeColor="text1"/>
-              </w:rPr>
               <w:t xml:space="preserve">Ancestor: </w:t>
             </w:r>
+            <w:proofErr w:type="spellStart"/>
             <w:r>
               <w:rPr>
                 <w:rFonts w:cstheme="minorHAnsi"/>
@@ -1017,6 +1032,7 @@
               </w:rPr>
               <w:t>sResult</w:t>
             </w:r>
+            <w:proofErr w:type="spellEnd"/>
           </w:p>
         </w:tc>
       </w:tr>
@@ -1024,9 +1040,6 @@
     <w:p>
       <w:pPr>
         <w:ind w:left="0"/>
-        <w:rPr>
-          <w:rFonts w:hint="eastAsia"/>
-        </w:rPr>
       </w:pPr>
     </w:p>
     <w:p>
@@ -1130,7 +1143,6 @@
             <w:pPr>
               <w:ind w:left="0"/>
               <w:rPr>
-                <w:rFonts w:hint="eastAsia"/>
                 <w:i/>
               </w:rPr>
             </w:pPr>
@@ -1187,6 +1199,7 @@
               </w:rPr>
               <w:t xml:space="preserve"> </w:t>
             </w:r>
+            <w:proofErr w:type="spellStart"/>
             <w:r>
               <w:rPr>
                 <w:i/>
@@ -1206,6 +1219,7 @@
               </w:rPr>
               <w:t>sResult</w:t>
             </w:r>
+            <w:proofErr w:type="spellEnd"/>
             <w:r>
               <w:rPr>
                 <w:i/>
@@ -1406,6 +1420,7 @@
               </w:rPr>
               <w:t>&lt;/</w:t>
             </w:r>
+            <w:proofErr w:type="spellStart"/>
             <w:r>
               <w:rPr>
                 <w:i/>
@@ -1425,6 +1440,7 @@
               </w:rPr>
               <w:t>sResult</w:t>
             </w:r>
+            <w:proofErr w:type="spellEnd"/>
             <w:r>
               <w:rPr>
                 <w:i/>
@@ -1470,13 +1486,31 @@
         <w:rPr>
           <w:rFonts w:hint="eastAsia"/>
         </w:rPr>
-        <w:t>创建一个新的</w:t>
-      </w:r>
-      <w:r>
-        <w:rPr>
-          <w:rFonts w:hint="eastAsia"/>
-        </w:rPr>
-        <w:t>区域，只有管理员用户可以创建新的区域。</w:t>
+        <w:t>创建</w:t>
+      </w:r>
+      <w:r>
+        <w:rPr>
+          <w:rFonts w:hint="eastAsia"/>
+        </w:rPr>
+        <w:t>或更新</w:t>
+      </w:r>
+      <w:r>
+        <w:rPr>
+          <w:rFonts w:hint="eastAsia"/>
+        </w:rPr>
+        <w:t>区域</w:t>
+      </w:r>
+      <w:r>
+        <w:rPr>
+          <w:rFonts w:hint="eastAsia"/>
+        </w:rPr>
+        <w:t>配置</w:t>
+      </w:r>
+      <w:r>
+        <w:rPr>
+          <w:rFonts w:hint="eastAsia"/>
+        </w:rPr>
+        <w:t>，只有管理员用户可以创建新的区域。</w:t>
       </w:r>
     </w:p>
     <w:p>
@@ -1533,7 +1567,14 @@
         <w:rPr>
           <w:rFonts w:hint="eastAsia"/>
         </w:rPr>
-        <w:t>名称的长度至少为</w:t>
+        <w:t>名称的长度至少</w:t>
+      </w:r>
+      <w:commentRangeStart w:id="0"/>
+      <w:r>
+        <w:rPr>
+          <w:rFonts w:hint="eastAsia"/>
+        </w:rPr>
+        <w:t>为</w:t>
       </w:r>
       <w:r>
         <w:rPr>
@@ -1558,6 +1599,13 @@
           <w:rFonts w:hint="eastAsia"/>
         </w:rPr>
         <w:t>字符。</w:t>
+      </w:r>
+      <w:commentRangeEnd w:id="0"/>
+      <w:r>
+        <w:rPr>
+          <w:rStyle w:val="af"/>
+        </w:rPr>
+        <w:commentReference w:id="0"/>
       </w:r>
     </w:p>
     <w:p>
@@ -1587,6 +1635,188 @@
           <w:rFonts w:hint="eastAsia"/>
         </w:rPr>
         <w:t>，对大小写不敏感</w:t>
+      </w:r>
+      <w:r>
+        <w:rPr>
+          <w:rFonts w:hint="eastAsia"/>
+        </w:rPr>
+        <w:t>。</w:t>
+      </w:r>
+    </w:p>
+    <w:p>
+      <w:pPr>
+        <w:ind w:left="0" w:firstLine="420"/>
+      </w:pPr>
+    </w:p>
+    <w:p>
+      <w:pPr>
+        <w:ind w:left="0" w:firstLine="420"/>
+      </w:pPr>
+      <w:r>
+        <w:rPr>
+          <w:rFonts w:hint="eastAsia"/>
+        </w:rPr>
+        <w:t>创建区</w:t>
+      </w:r>
+      <w:r>
+        <w:rPr>
+          <w:rFonts w:hint="eastAsia"/>
+        </w:rPr>
+        <w:t>域时可对区域内数据存储位置进行配置，目前有两种方式：</w:t>
+      </w:r>
+      <w:proofErr w:type="gramStart"/>
+      <w:r>
+        <w:rPr>
+          <w:rFonts w:hint="eastAsia"/>
+        </w:rPr>
+        <w:t>一</w:t>
+      </w:r>
+      <w:proofErr w:type="gramEnd"/>
+      <w:r>
+        <w:rPr>
+          <w:rFonts w:hint="eastAsia"/>
+        </w:rPr>
+        <w:t>，指定模式</w:t>
+      </w:r>
+      <w:r>
+        <w:rPr>
+          <w:rFonts w:hint="eastAsia"/>
+        </w:rPr>
+        <w:t>，指定已存在的某集合空间</w:t>
+      </w:r>
+      <w:r>
+        <w:rPr>
+          <w:rFonts w:hint="eastAsia"/>
+        </w:rPr>
+        <w:t>+</w:t>
+      </w:r>
+      <w:r>
+        <w:rPr>
+          <w:rFonts w:hint="eastAsia"/>
+        </w:rPr>
+        <w:t>集合存储对象数据，指定已存在的某集合空间</w:t>
+      </w:r>
+      <w:r>
+        <w:rPr>
+          <w:rFonts w:hint="eastAsia"/>
+        </w:rPr>
+        <w:t>+</w:t>
+      </w:r>
+      <w:r>
+        <w:rPr>
+          <w:rFonts w:hint="eastAsia"/>
+        </w:rPr>
+        <w:t>集合存储元数据信息。二，自动创建，指定已存在的某个</w:t>
+      </w:r>
+      <w:r>
+        <w:rPr>
+          <w:rFonts w:hint="eastAsia"/>
+        </w:rPr>
+        <w:t>Domain</w:t>
+      </w:r>
+      <w:r>
+        <w:rPr>
+          <w:rFonts w:hint="eastAsia"/>
+        </w:rPr>
+        <w:t>，在此</w:t>
+      </w:r>
+      <w:r>
+        <w:rPr>
+          <w:rFonts w:hint="eastAsia"/>
+        </w:rPr>
+        <w:t>Domain</w:t>
+      </w:r>
+      <w:r>
+        <w:rPr>
+          <w:rFonts w:hint="eastAsia"/>
+        </w:rPr>
+        <w:t>基础上，系统根据配置的</w:t>
+      </w:r>
+      <w:proofErr w:type="spellStart"/>
+      <w:r>
+        <w:rPr>
+          <w:rFonts w:hint="eastAsia"/>
+        </w:rPr>
+        <w:t>ShardingType</w:t>
+      </w:r>
+      <w:proofErr w:type="spellEnd"/>
+      <w:r>
+        <w:rPr>
+          <w:rFonts w:hint="eastAsia"/>
+        </w:rPr>
+        <w:t>结合当前时间创建集合空间</w:t>
+      </w:r>
+      <w:r>
+        <w:rPr>
+          <w:rFonts w:hint="eastAsia"/>
+        </w:rPr>
+        <w:t>+</w:t>
+      </w:r>
+      <w:r>
+        <w:rPr>
+          <w:rFonts w:hint="eastAsia"/>
+        </w:rPr>
+        <w:t>集合分别存储对象数据和元数据。</w:t>
+      </w:r>
+    </w:p>
+    <w:p>
+      <w:pPr>
+        <w:ind w:left="0" w:firstLine="420"/>
+      </w:pPr>
+      <w:r>
+        <w:rPr>
+          <w:rFonts w:hint="eastAsia"/>
+        </w:rPr>
+        <w:t>这两种方式不能同时使用，创建时只能选取一种，并且后续也不能修改为另外一种类型。</w:t>
+      </w:r>
+    </w:p>
+    <w:p>
+      <w:pPr>
+        <w:ind w:left="0" w:firstLine="420"/>
+      </w:pPr>
+      <w:r>
+        <w:rPr>
+          <w:rFonts w:hint="eastAsia"/>
+        </w:rPr>
+        <w:t>修改区域配置只能修改自动创建模式的</w:t>
+      </w:r>
+      <w:proofErr w:type="spellStart"/>
+      <w:r>
+        <w:rPr>
+          <w:rFonts w:hint="eastAsia"/>
+        </w:rPr>
+        <w:t>ShardingType</w:t>
+      </w:r>
+      <w:proofErr w:type="spellEnd"/>
+      <w:r>
+        <w:rPr>
+          <w:rFonts w:hint="eastAsia"/>
+        </w:rPr>
+        <w:t>，不能修改</w:t>
+      </w:r>
+      <w:r>
+        <w:rPr>
+          <w:rFonts w:hint="eastAsia"/>
+        </w:rPr>
+        <w:t>Domain</w:t>
+      </w:r>
+      <w:r>
+        <w:rPr>
+          <w:rFonts w:hint="eastAsia"/>
+        </w:rPr>
+        <w:t>，如果修改时携带的</w:t>
+      </w:r>
+      <w:r>
+        <w:rPr>
+          <w:rFonts w:hint="eastAsia"/>
+        </w:rPr>
+        <w:t>Domain</w:t>
+      </w:r>
+      <w:r>
+        <w:rPr>
+          <w:rFonts w:hint="eastAsia"/>
+        </w:rPr>
+        <w:t>和初始创建时不一致，参数校验失败</w:t>
       </w:r>
       <w:r>
         <w:rPr>
@@ -1621,15 +1851,34 @@
         </w:rPr>
         <w:t>，参考</w:t>
       </w:r>
-      <w:hyperlink w:anchor="_公共头部" w:history="1">
-        <w:r>
-          <w:rPr>
-            <w:rStyle w:val="ad"/>
-            <w:rFonts w:hint="eastAsia"/>
-          </w:rPr>
-          <w:t>公共头部</w:t>
-        </w:r>
-      </w:hyperlink>
+      <w:r>
+        <w:fldChar w:fldCharType="begin"/>
+      </w:r>
+      <w:r>
+        <w:instrText xml:space="preserve"> HYPERLINK \l "_</w:instrText>
+      </w:r>
+      <w:r>
+        <w:instrText>公共头部</w:instrText>
+      </w:r>
+      <w:r>
+        <w:instrText xml:space="preserve">" </w:instrText>
+      </w:r>
+      <w:r>
+        <w:fldChar w:fldCharType="separate"/>
+      </w:r>
+      <w:r>
+        <w:rPr>
+          <w:rStyle w:val="ad"/>
+          <w:rFonts w:hint="eastAsia"/>
+        </w:rPr>
+        <w:t>公共头部</w:t>
+      </w:r>
+      <w:r>
+        <w:rPr>
+          <w:rStyle w:val="ad"/>
+        </w:rPr>
+        <w:fldChar w:fldCharType="end"/>
+      </w:r>
       <w:r>
         <w:rPr>
           <w:rFonts w:hint="eastAsia"/>
@@ -1671,9 +1920,9 @@
         <w:tblLook w:val="04A0" w:firstRow="1" w:lastRow="0" w:firstColumn="1" w:lastColumn="0" w:noHBand="0" w:noVBand="1"/>
       </w:tblPr>
       <w:tblGrid>
-        <w:gridCol w:w="1960"/>
-        <w:gridCol w:w="3406"/>
-        <w:gridCol w:w="2573"/>
+        <w:gridCol w:w="2016"/>
+        <w:gridCol w:w="3380"/>
+        <w:gridCol w:w="2543"/>
       </w:tblGrid>
       <w:tr>
         <w:trPr>
@@ -1681,7 +1930,7 @@
         </w:trPr>
         <w:tc>
           <w:tcPr>
-            <w:tcW w:w="1806" w:type="dxa"/>
+            <w:tcW w:w="2016" w:type="dxa"/>
             <w:shd w:val="clear" w:color="auto" w:fill="DAEEF3" w:themeFill="accent5" w:themeFillTint="33"/>
           </w:tcPr>
           <w:p>
@@ -1702,7 +1951,7 @@
         </w:tc>
         <w:tc>
           <w:tcPr>
-            <w:tcW w:w="3480" w:type="dxa"/>
+            <w:tcW w:w="3380" w:type="dxa"/>
             <w:shd w:val="clear" w:color="auto" w:fill="DAEEF3" w:themeFill="accent5" w:themeFillTint="33"/>
           </w:tcPr>
           <w:p>
@@ -1723,7 +1972,7 @@
         </w:tc>
         <w:tc>
           <w:tcPr>
-            <w:tcW w:w="2653" w:type="dxa"/>
+            <w:tcW w:w="2543" w:type="dxa"/>
             <w:shd w:val="clear" w:color="auto" w:fill="DAEEF3" w:themeFill="accent5" w:themeFillTint="33"/>
           </w:tcPr>
           <w:p>
@@ -1749,7 +1998,7 @@
         </w:trPr>
         <w:tc>
           <w:tcPr>
-            <w:tcW w:w="1806" w:type="dxa"/>
+            <w:tcW w:w="1969" w:type="dxa"/>
           </w:tcPr>
           <w:p>
             <w:pPr>
@@ -1759,6 +2008,7 @@
                 <w:color w:val="000000" w:themeColor="text1"/>
               </w:rPr>
             </w:pPr>
+            <w:proofErr w:type="spellStart"/>
             <w:r>
               <w:rPr>
                 <w:rFonts w:cstheme="minorHAnsi" w:hint="eastAsia"/>
@@ -1773,11 +2023,12 @@
               </w:rPr>
               <w:t>Configuration</w:t>
             </w:r>
-          </w:p>
-        </w:tc>
-        <w:tc>
-          <w:tcPr>
-            <w:tcW w:w="3480" w:type="dxa"/>
+            <w:proofErr w:type="spellEnd"/>
+          </w:p>
+        </w:tc>
+        <w:tc>
+          <w:tcPr>
+            <w:tcW w:w="3402" w:type="dxa"/>
           </w:tcPr>
           <w:p>
             <w:pPr>
@@ -1819,7 +2070,7 @@
         </w:tc>
         <w:tc>
           <w:tcPr>
-            <w:tcW w:w="2653" w:type="dxa"/>
+            <w:tcW w:w="2568" w:type="dxa"/>
           </w:tcPr>
           <w:p>
             <w:pPr>
@@ -1843,7 +2094,7 @@
         </w:trPr>
         <w:tc>
           <w:tcPr>
-            <w:tcW w:w="1806" w:type="dxa"/>
+            <w:tcW w:w="1969" w:type="dxa"/>
           </w:tcPr>
           <w:p>
             <w:pPr>
@@ -1853,19 +2104,56 @@
                 <w:color w:val="000000" w:themeColor="text1"/>
               </w:rPr>
             </w:pPr>
+            <w:proofErr w:type="spellStart"/>
             <w:r>
               <w:rPr>
                 <w:rFonts w:cstheme="minorHAnsi" w:hint="eastAsia"/>
                 <w:color w:val="000000" w:themeColor="text1"/>
               </w:rPr>
-              <w:t>DataCsRate</w:t>
-            </w:r>
-          </w:p>
-        </w:tc>
-        <w:tc>
-          <w:tcPr>
-            <w:tcW w:w="3480" w:type="dxa"/>
-          </w:tcPr>
+              <w:t>DataCSShardingType</w:t>
+            </w:r>
+            <w:proofErr w:type="spellEnd"/>
+          </w:p>
+        </w:tc>
+        <w:tc>
+          <w:tcPr>
+            <w:tcW w:w="3402" w:type="dxa"/>
+          </w:tcPr>
+          <w:p>
+            <w:pPr>
+              <w:ind w:left="0"/>
+              <w:rPr>
+                <w:rFonts w:cstheme="minorHAnsi"/>
+              </w:rPr>
+            </w:pPr>
+            <w:proofErr w:type="spellStart"/>
+            <w:r>
+              <w:rPr>
+                <w:rFonts w:cstheme="minorHAnsi" w:hint="eastAsia"/>
+              </w:rPr>
+              <w:t>ShardingType</w:t>
+            </w:r>
+            <w:proofErr w:type="spellEnd"/>
+            <w:r>
+              <w:rPr>
+                <w:rFonts w:cstheme="minorHAnsi" w:hint="eastAsia"/>
+              </w:rPr>
+              <w:t>模式：对象数据集合空间</w:t>
+            </w:r>
+            <w:r>
+              <w:rPr>
+                <w:rFonts w:cstheme="minorHAnsi" w:hint="eastAsia"/>
+              </w:rPr>
+              <w:t>的范围分区</w:t>
+            </w:r>
+            <w:r>
+              <w:rPr>
+                <w:rFonts w:cstheme="minorHAnsi" w:hint="eastAsia"/>
+                <w:color w:val="000000" w:themeColor="text1"/>
+              </w:rPr>
+              <w:t>方式。</w:t>
+            </w:r>
+          </w:p>
           <w:p>
             <w:pPr>
               <w:ind w:left="0"/>
@@ -1891,12 +2179,18 @@
               </w:rPr>
               <w:t>/quarter/month</w:t>
             </w:r>
-          </w:p>
-          <w:p>
-            <w:pPr>
-              <w:ind w:left="0"/>
-              <w:rPr>
-                <w:rFonts w:cstheme="minorHAnsi" w:hint="eastAsia"/>
+            <w:r>
+              <w:rPr>
+                <w:rFonts w:cstheme="minorHAnsi" w:hint="eastAsia"/>
+              </w:rPr>
+              <w:t>/</w:t>
+            </w:r>
+          </w:p>
+          <w:p>
+            <w:pPr>
+              <w:ind w:left="0"/>
+              <w:rPr>
+                <w:rFonts w:cstheme="minorHAnsi"/>
                 <w:color w:val="000000" w:themeColor="text1"/>
               </w:rPr>
             </w:pPr>
@@ -1916,7 +2210,7 @@
         </w:tc>
         <w:tc>
           <w:tcPr>
-            <w:tcW w:w="2653" w:type="dxa"/>
+            <w:tcW w:w="2568" w:type="dxa"/>
           </w:tcPr>
           <w:p>
             <w:pPr>
@@ -1940,27 +2234,64 @@
         </w:trPr>
         <w:tc>
           <w:tcPr>
-            <w:tcW w:w="1806" w:type="dxa"/>
-          </w:tcPr>
-          <w:p>
-            <w:pPr>
-              <w:ind w:left="0"/>
-              <w:rPr>
-                <w:rFonts w:cstheme="minorHAnsi"/>
-              </w:rPr>
-            </w:pPr>
-            <w:r>
-              <w:rPr>
-                <w:rFonts w:cstheme="minorHAnsi" w:hint="eastAsia"/>
-              </w:rPr>
-              <w:t>DataClRate</w:t>
-            </w:r>
-          </w:p>
-        </w:tc>
-        <w:tc>
-          <w:tcPr>
-            <w:tcW w:w="3480" w:type="dxa"/>
-          </w:tcPr>
+            <w:tcW w:w="1969" w:type="dxa"/>
+          </w:tcPr>
+          <w:p>
+            <w:pPr>
+              <w:ind w:left="0"/>
+              <w:rPr>
+                <w:rFonts w:cstheme="minorHAnsi"/>
+              </w:rPr>
+            </w:pPr>
+            <w:proofErr w:type="spellStart"/>
+            <w:r>
+              <w:rPr>
+                <w:rFonts w:cstheme="minorHAnsi" w:hint="eastAsia"/>
+              </w:rPr>
+              <w:t>DataCLShardingType</w:t>
+            </w:r>
+            <w:proofErr w:type="spellEnd"/>
+          </w:p>
+        </w:tc>
+        <w:tc>
+          <w:tcPr>
+            <w:tcW w:w="3402" w:type="dxa"/>
+          </w:tcPr>
+          <w:p>
+            <w:pPr>
+              <w:ind w:left="0"/>
+              <w:rPr>
+                <w:rFonts w:cstheme="minorHAnsi"/>
+              </w:rPr>
+            </w:pPr>
+            <w:proofErr w:type="spellStart"/>
+            <w:r>
+              <w:rPr>
+                <w:rFonts w:cstheme="minorHAnsi" w:hint="eastAsia"/>
+              </w:rPr>
+              <w:t>ShardingType</w:t>
+            </w:r>
+            <w:proofErr w:type="spellEnd"/>
+            <w:r>
+              <w:rPr>
+                <w:rFonts w:cstheme="minorHAnsi" w:hint="eastAsia"/>
+              </w:rPr>
+              <w:t>模式：对象数据集合</w:t>
+            </w:r>
+            <w:r>
+              <w:rPr>
+                <w:rFonts w:cstheme="minorHAnsi" w:hint="eastAsia"/>
+              </w:rPr>
+              <w:t>的范围分区</w:t>
+            </w:r>
+            <w:r>
+              <w:rPr>
+                <w:rFonts w:cstheme="minorHAnsi" w:hint="eastAsia"/>
+                <w:color w:val="000000" w:themeColor="text1"/>
+              </w:rPr>
+              <w:t>方式。</w:t>
+            </w:r>
+          </w:p>
           <w:p>
             <w:pPr>
               <w:ind w:left="0"/>
@@ -2010,7 +2341,7 @@
         </w:tc>
         <w:tc>
           <w:tcPr>
-            <w:tcW w:w="2653" w:type="dxa"/>
+            <w:tcW w:w="2568" w:type="dxa"/>
           </w:tcPr>
           <w:p>
             <w:pPr>
@@ -2034,83 +2365,698 @@
         </w:trPr>
         <w:tc>
           <w:tcPr>
-            <w:tcW w:w="1806" w:type="dxa"/>
-          </w:tcPr>
-          <w:p>
-            <w:pPr>
-              <w:ind w:left="0"/>
-              <w:rPr>
-                <w:rFonts w:cstheme="minorHAnsi" w:hint="eastAsia"/>
-              </w:rPr>
-            </w:pPr>
-            <w:r>
-              <w:rPr>
-                <w:rFonts w:cstheme="minorHAnsi" w:hint="eastAsia"/>
-              </w:rPr>
-              <w:t>MetaClRate</w:t>
-            </w:r>
-          </w:p>
-        </w:tc>
-        <w:tc>
-          <w:tcPr>
-            <w:tcW w:w="3480" w:type="dxa"/>
-          </w:tcPr>
-          <w:p>
-            <w:pPr>
-              <w:ind w:left="0"/>
-              <w:rPr>
-                <w:rFonts w:cstheme="minorHAnsi"/>
-              </w:rPr>
-            </w:pPr>
-            <w:r>
-              <w:rPr>
-                <w:rFonts w:cstheme="minorHAnsi"/>
-              </w:rPr>
-              <w:t>有效值：</w:t>
-            </w:r>
-            <w:r>
-              <w:rPr>
-                <w:rFonts w:cstheme="minorHAnsi" w:hint="eastAsia"/>
-              </w:rPr>
-              <w:t>year</w:t>
-            </w:r>
-            <w:r>
-              <w:rPr>
-                <w:rFonts w:cstheme="minorHAnsi"/>
-              </w:rPr>
-              <w:t>/quarter/month</w:t>
-            </w:r>
-          </w:p>
-          <w:p>
-            <w:pPr>
-              <w:ind w:left="0"/>
-              <w:rPr>
-                <w:rFonts w:cstheme="minorHAnsi"/>
-              </w:rPr>
-            </w:pPr>
-            <w:r>
-              <w:rPr>
-                <w:rFonts w:cstheme="minorHAnsi"/>
-              </w:rPr>
-              <w:t>默认</w:t>
-            </w:r>
-            <w:r>
-              <w:rPr>
-                <w:rFonts w:cstheme="minorHAnsi"/>
-              </w:rPr>
-              <w:t>:quarter</w:t>
-            </w:r>
-          </w:p>
-        </w:tc>
-        <w:tc>
-          <w:tcPr>
-            <w:tcW w:w="2653" w:type="dxa"/>
-          </w:tcPr>
-          <w:p>
-            <w:pPr>
-              <w:ind w:left="0"/>
-              <w:rPr>
-                <w:rFonts w:cstheme="minorHAnsi"/>
+            <w:tcW w:w="1969" w:type="dxa"/>
+          </w:tcPr>
+          <w:p>
+            <w:pPr>
+              <w:ind w:left="0"/>
+              <w:rPr>
+                <w:rFonts w:cstheme="minorHAnsi"/>
+              </w:rPr>
+            </w:pPr>
+            <w:proofErr w:type="spellStart"/>
+            <w:r>
+              <w:rPr>
+                <w:rFonts w:cstheme="minorHAnsi" w:hint="eastAsia"/>
+              </w:rPr>
+              <w:lastRenderedPageBreak/>
+              <w:t>Data</w:t>
+            </w:r>
+            <w:r>
+              <w:rPr>
+                <w:rFonts w:cstheme="minorHAnsi" w:hint="eastAsia"/>
+              </w:rPr>
+              <w:t>Domain</w:t>
+            </w:r>
+            <w:proofErr w:type="spellEnd"/>
+          </w:p>
+        </w:tc>
+        <w:tc>
+          <w:tcPr>
+            <w:tcW w:w="3402" w:type="dxa"/>
+          </w:tcPr>
+          <w:p>
+            <w:pPr>
+              <w:ind w:left="0"/>
+              <w:rPr>
+                <w:rFonts w:cstheme="minorHAnsi"/>
+              </w:rPr>
+            </w:pPr>
+            <w:proofErr w:type="spellStart"/>
+            <w:r>
+              <w:rPr>
+                <w:rFonts w:cstheme="minorHAnsi" w:hint="eastAsia"/>
+              </w:rPr>
+              <w:t>ShardingType</w:t>
+            </w:r>
+            <w:proofErr w:type="spellEnd"/>
+            <w:r>
+              <w:rPr>
+                <w:rFonts w:cstheme="minorHAnsi" w:hint="eastAsia"/>
+              </w:rPr>
+              <w:t>模式：对象数据集合空间</w:t>
+            </w:r>
+            <w:r>
+              <w:rPr>
+                <w:rFonts w:cstheme="minorHAnsi" w:hint="eastAsia"/>
+              </w:rPr>
+              <w:t>所属</w:t>
+            </w:r>
+            <w:r>
+              <w:rPr>
+                <w:rFonts w:cstheme="minorHAnsi" w:hint="eastAsia"/>
+              </w:rPr>
+              <w:t>域，若不填写，则使用系统域。</w:t>
+            </w:r>
+          </w:p>
+          <w:p>
+            <w:pPr>
+              <w:ind w:left="0"/>
+              <w:rPr>
+                <w:rFonts w:cstheme="minorHAnsi"/>
+              </w:rPr>
+            </w:pPr>
+            <w:commentRangeStart w:id="1"/>
+            <w:r>
+              <w:rPr>
+                <w:rFonts w:cstheme="minorHAnsi" w:hint="eastAsia"/>
+              </w:rPr>
+              <w:t>Type</w:t>
+            </w:r>
+            <w:r>
+              <w:rPr>
+                <w:rFonts w:cstheme="minorHAnsi" w:hint="eastAsia"/>
+              </w:rPr>
+              <w:t>：</w:t>
+            </w:r>
+            <w:r>
+              <w:rPr>
+                <w:rFonts w:cstheme="minorHAnsi" w:hint="eastAsia"/>
+              </w:rPr>
+              <w:t>String</w:t>
+            </w:r>
+          </w:p>
+        </w:tc>
+        <w:tc>
+          <w:tcPr>
+            <w:tcW w:w="2568" w:type="dxa"/>
+          </w:tcPr>
+          <w:p>
+            <w:pPr>
+              <w:ind w:left="0"/>
+              <w:rPr>
+                <w:rFonts w:cstheme="minorHAnsi"/>
+              </w:rPr>
+            </w:pPr>
+            <w:r>
+              <w:rPr>
+                <w:rFonts w:cstheme="minorHAnsi" w:hint="eastAsia"/>
+              </w:rPr>
+              <w:t>No</w:t>
+            </w:r>
+            <w:commentRangeEnd w:id="1"/>
+            <w:r>
+              <w:rPr>
+                <w:rStyle w:val="af"/>
+              </w:rPr>
+              <w:commentReference w:id="1"/>
+            </w:r>
+          </w:p>
+        </w:tc>
+      </w:tr>
+      <w:tr>
+        <w:trPr>
+          <w:trHeight w:val="514"/>
+        </w:trPr>
+        <w:tc>
+          <w:tcPr>
+            <w:tcW w:w="2016" w:type="dxa"/>
+          </w:tcPr>
+          <w:p>
+            <w:pPr>
+              <w:ind w:left="0"/>
+              <w:rPr>
+                <w:rFonts w:cstheme="minorHAnsi"/>
+              </w:rPr>
+            </w:pPr>
+            <w:proofErr w:type="spellStart"/>
+            <w:r>
+              <w:rPr>
+                <w:rFonts w:cstheme="minorHAnsi" w:hint="eastAsia"/>
+              </w:rPr>
+              <w:t>MetaDomain</w:t>
+            </w:r>
+            <w:proofErr w:type="spellEnd"/>
+          </w:p>
+        </w:tc>
+        <w:tc>
+          <w:tcPr>
+            <w:tcW w:w="3380" w:type="dxa"/>
+          </w:tcPr>
+          <w:p>
+            <w:pPr>
+              <w:ind w:left="0"/>
+              <w:rPr>
+                <w:rFonts w:cstheme="minorHAnsi"/>
+              </w:rPr>
+            </w:pPr>
+            <w:proofErr w:type="spellStart"/>
+            <w:r>
+              <w:rPr>
+                <w:rFonts w:cstheme="minorHAnsi" w:hint="eastAsia"/>
+              </w:rPr>
+              <w:t>ShardingType</w:t>
+            </w:r>
+            <w:proofErr w:type="spellEnd"/>
+            <w:r>
+              <w:rPr>
+                <w:rFonts w:cstheme="minorHAnsi" w:hint="eastAsia"/>
+              </w:rPr>
+              <w:t>模式：元数据集合空间</w:t>
+            </w:r>
+            <w:r>
+              <w:rPr>
+                <w:rFonts w:cstheme="minorHAnsi" w:hint="eastAsia"/>
+              </w:rPr>
+              <w:t>所属</w:t>
+            </w:r>
+            <w:r>
+              <w:rPr>
+                <w:rFonts w:cstheme="minorHAnsi" w:hint="eastAsia"/>
+              </w:rPr>
+              <w:t>域，若不填写，则使用系统域</w:t>
+            </w:r>
+          </w:p>
+          <w:p>
+            <w:pPr>
+              <w:ind w:left="0"/>
+              <w:rPr>
+                <w:rFonts w:cstheme="minorHAnsi"/>
+              </w:rPr>
+            </w:pPr>
+            <w:r>
+              <w:rPr>
+                <w:rFonts w:cstheme="minorHAnsi" w:hint="eastAsia"/>
+              </w:rPr>
+              <w:t>Type</w:t>
+            </w:r>
+            <w:r>
+              <w:rPr>
+                <w:rFonts w:cstheme="minorHAnsi" w:hint="eastAsia"/>
+              </w:rPr>
+              <w:t>：</w:t>
+            </w:r>
+            <w:r>
+              <w:rPr>
+                <w:rFonts w:cstheme="minorHAnsi" w:hint="eastAsia"/>
+              </w:rPr>
+              <w:t>String</w:t>
+            </w:r>
+          </w:p>
+        </w:tc>
+        <w:tc>
+          <w:tcPr>
+            <w:tcW w:w="2543" w:type="dxa"/>
+          </w:tcPr>
+          <w:p>
+            <w:pPr>
+              <w:ind w:left="0"/>
+              <w:rPr>
+                <w:rFonts w:cstheme="minorHAnsi"/>
+              </w:rPr>
+            </w:pPr>
+            <w:r>
+              <w:rPr>
+                <w:rFonts w:cstheme="minorHAnsi" w:hint="eastAsia"/>
+              </w:rPr>
+              <w:t>No</w:t>
+            </w:r>
+          </w:p>
+        </w:tc>
+      </w:tr>
+      <w:tr>
+        <w:trPr>
+          <w:trHeight w:val="514"/>
+        </w:trPr>
+        <w:tc>
+          <w:tcPr>
+            <w:tcW w:w="2016" w:type="dxa"/>
+          </w:tcPr>
+          <w:p>
+            <w:pPr>
+              <w:ind w:left="0"/>
+              <w:rPr>
+                <w:rFonts w:cstheme="minorHAnsi"/>
+              </w:rPr>
+            </w:pPr>
+            <w:proofErr w:type="spellStart"/>
+            <w:r>
+              <w:rPr>
+                <w:rFonts w:cstheme="minorHAnsi" w:hint="eastAsia"/>
+              </w:rPr>
+              <w:t>DataLocation</w:t>
+            </w:r>
+            <w:proofErr w:type="spellEnd"/>
+          </w:p>
+        </w:tc>
+        <w:tc>
+          <w:tcPr>
+            <w:tcW w:w="3380" w:type="dxa"/>
+          </w:tcPr>
+          <w:p>
+            <w:pPr>
+              <w:ind w:left="0"/>
+              <w:rPr>
+                <w:rFonts w:cstheme="minorHAnsi"/>
+              </w:rPr>
+            </w:pPr>
+            <w:r>
+              <w:rPr>
+                <w:rFonts w:hint="eastAsia"/>
+              </w:rPr>
+              <w:t>指定</w:t>
+            </w:r>
+            <w:r>
+              <w:rPr>
+                <w:rFonts w:cstheme="minorHAnsi" w:hint="eastAsia"/>
+              </w:rPr>
+              <w:t>模式</w:t>
+            </w:r>
+            <w:r>
+              <w:rPr>
+                <w:rFonts w:cstheme="minorHAnsi" w:hint="eastAsia"/>
+              </w:rPr>
+              <w:t>：对象数据的集合空间</w:t>
+            </w:r>
+            <w:r>
+              <w:rPr>
+                <w:rFonts w:cstheme="minorHAnsi" w:hint="eastAsia"/>
+              </w:rPr>
+              <w:t>+</w:t>
+            </w:r>
+            <w:r>
+              <w:rPr>
+                <w:rFonts w:cstheme="minorHAnsi" w:hint="eastAsia"/>
+              </w:rPr>
+              <w:t>集合</w:t>
+            </w:r>
+            <w:r>
+              <w:rPr>
+                <w:rFonts w:cstheme="minorHAnsi" w:hint="eastAsia"/>
+              </w:rPr>
+              <w:t>名称</w:t>
+            </w:r>
+          </w:p>
+          <w:p>
+            <w:pPr>
+              <w:ind w:left="0"/>
+              <w:rPr>
+                <w:rFonts w:cstheme="minorHAnsi"/>
+              </w:rPr>
+            </w:pPr>
+            <w:r>
+              <w:rPr>
+                <w:rFonts w:cstheme="minorHAnsi" w:hint="eastAsia"/>
+              </w:rPr>
+              <w:t>Type</w:t>
+            </w:r>
+            <w:r>
+              <w:rPr>
+                <w:rFonts w:cstheme="minorHAnsi" w:hint="eastAsia"/>
+              </w:rPr>
+              <w:t>：</w:t>
+            </w:r>
+            <w:r>
+              <w:rPr>
+                <w:rFonts w:cstheme="minorHAnsi" w:hint="eastAsia"/>
+              </w:rPr>
+              <w:t xml:space="preserve">String </w:t>
+            </w:r>
+          </w:p>
+          <w:p>
+            <w:pPr>
+              <w:ind w:left="0"/>
+              <w:rPr>
+                <w:rFonts w:cstheme="minorHAnsi"/>
+              </w:rPr>
+            </w:pPr>
+            <w:r>
+              <w:rPr>
+                <w:rFonts w:cstheme="minorHAnsi"/>
+              </w:rPr>
+              <w:t>E</w:t>
+            </w:r>
+            <w:r>
+              <w:rPr>
+                <w:rFonts w:cstheme="minorHAnsi" w:hint="eastAsia"/>
+              </w:rPr>
+              <w:t>xample</w:t>
+            </w:r>
+            <w:r>
+              <w:rPr>
+                <w:rFonts w:cstheme="minorHAnsi"/>
+              </w:rPr>
+              <w:t xml:space="preserve"> : </w:t>
+            </w:r>
+            <w:r>
+              <w:rPr>
+                <w:rFonts w:cstheme="minorHAnsi" w:hint="eastAsia"/>
+              </w:rPr>
+              <w:t>CS</w:t>
+            </w:r>
+            <w:r>
+              <w:rPr>
+                <w:rFonts w:cstheme="minorHAnsi"/>
+              </w:rPr>
+              <w:t>.</w:t>
+            </w:r>
+            <w:r>
+              <w:rPr>
+                <w:rFonts w:cstheme="minorHAnsi" w:hint="eastAsia"/>
+              </w:rPr>
+              <w:t>CL</w:t>
+            </w:r>
+          </w:p>
+        </w:tc>
+        <w:tc>
+          <w:tcPr>
+            <w:tcW w:w="2543" w:type="dxa"/>
+          </w:tcPr>
+          <w:p>
+            <w:pPr>
+              <w:ind w:left="0"/>
+              <w:rPr>
+                <w:rFonts w:cstheme="minorHAnsi"/>
+              </w:rPr>
+            </w:pPr>
+            <w:r>
+              <w:rPr>
+                <w:rFonts w:cstheme="minorHAnsi" w:hint="eastAsia"/>
+              </w:rPr>
+              <w:t>No</w:t>
+            </w:r>
+          </w:p>
+        </w:tc>
+      </w:tr>
+      <w:tr>
+        <w:trPr>
+          <w:trHeight w:val="514"/>
+        </w:trPr>
+        <w:tc>
+          <w:tcPr>
+            <w:tcW w:w="2016" w:type="dxa"/>
+          </w:tcPr>
+          <w:p>
+            <w:pPr>
+              <w:ind w:left="0"/>
+              <w:rPr>
+                <w:rFonts w:cstheme="minorHAnsi"/>
+              </w:rPr>
+            </w:pPr>
+            <w:proofErr w:type="spellStart"/>
+            <w:r>
+              <w:rPr>
+                <w:rFonts w:cstheme="minorHAnsi" w:hint="eastAsia"/>
+              </w:rPr>
+              <w:t>MetaLocation</w:t>
+            </w:r>
+            <w:proofErr w:type="spellEnd"/>
+          </w:p>
+        </w:tc>
+        <w:tc>
+          <w:tcPr>
+            <w:tcW w:w="3380" w:type="dxa"/>
+          </w:tcPr>
+          <w:p>
+            <w:pPr>
+              <w:ind w:left="0"/>
+              <w:rPr>
+                <w:rFonts w:cstheme="minorHAnsi"/>
+              </w:rPr>
+            </w:pPr>
+            <w:r>
+              <w:rPr>
+                <w:rFonts w:hint="eastAsia"/>
+              </w:rPr>
+              <w:t>指定</w:t>
+            </w:r>
+            <w:r>
+              <w:rPr>
+                <w:rFonts w:cstheme="minorHAnsi" w:hint="eastAsia"/>
+              </w:rPr>
+              <w:t>模式：元数据的集合空间</w:t>
+            </w:r>
+            <w:r>
+              <w:rPr>
+                <w:rFonts w:cstheme="minorHAnsi" w:hint="eastAsia"/>
+              </w:rPr>
+              <w:t>+</w:t>
+            </w:r>
+            <w:r>
+              <w:rPr>
+                <w:rFonts w:cstheme="minorHAnsi" w:hint="eastAsia"/>
+              </w:rPr>
+              <w:t>集合</w:t>
+            </w:r>
+            <w:r>
+              <w:rPr>
+                <w:rFonts w:cstheme="minorHAnsi" w:hint="eastAsia"/>
+              </w:rPr>
+              <w:t>名称</w:t>
+            </w:r>
+          </w:p>
+          <w:p>
+            <w:pPr>
+              <w:ind w:left="0"/>
+              <w:rPr>
+                <w:rFonts w:cstheme="minorHAnsi"/>
+              </w:rPr>
+            </w:pPr>
+            <w:r>
+              <w:rPr>
+                <w:rFonts w:cstheme="minorHAnsi" w:hint="eastAsia"/>
+              </w:rPr>
+              <w:t>Type</w:t>
+            </w:r>
+            <w:r>
+              <w:rPr>
+                <w:rFonts w:cstheme="minorHAnsi" w:hint="eastAsia"/>
+              </w:rPr>
+              <w:t>：</w:t>
+            </w:r>
+            <w:r>
+              <w:rPr>
+                <w:rFonts w:cstheme="minorHAnsi" w:hint="eastAsia"/>
+              </w:rPr>
+              <w:t xml:space="preserve">String </w:t>
+            </w:r>
+          </w:p>
+          <w:p>
+            <w:pPr>
+              <w:ind w:left="0"/>
+              <w:rPr>
+                <w:rFonts w:cstheme="minorHAnsi"/>
+              </w:rPr>
+            </w:pPr>
+            <w:r>
+              <w:rPr>
+                <w:rFonts w:cstheme="minorHAnsi"/>
+              </w:rPr>
+              <w:t>E</w:t>
+            </w:r>
+            <w:r>
+              <w:rPr>
+                <w:rFonts w:cstheme="minorHAnsi" w:hint="eastAsia"/>
+              </w:rPr>
+              <w:t xml:space="preserve">xample </w:t>
+            </w:r>
+            <w:r>
+              <w:rPr>
+                <w:rFonts w:cstheme="minorHAnsi"/>
+              </w:rPr>
+              <w:t xml:space="preserve">: </w:t>
+            </w:r>
+            <w:r>
+              <w:rPr>
+                <w:rFonts w:cstheme="minorHAnsi" w:hint="eastAsia"/>
+              </w:rPr>
+              <w:t>CS</w:t>
+            </w:r>
+            <w:r>
+              <w:rPr>
+                <w:rFonts w:cstheme="minorHAnsi"/>
+              </w:rPr>
+              <w:t>.</w:t>
+            </w:r>
+            <w:r>
+              <w:rPr>
+                <w:rFonts w:cstheme="minorHAnsi" w:hint="eastAsia"/>
+              </w:rPr>
+              <w:t>CL</w:t>
+            </w:r>
+          </w:p>
+        </w:tc>
+        <w:tc>
+          <w:tcPr>
+            <w:tcW w:w="2543" w:type="dxa"/>
+          </w:tcPr>
+          <w:p>
+            <w:pPr>
+              <w:ind w:left="0"/>
+              <w:rPr>
+                <w:rFonts w:cstheme="minorHAnsi"/>
+              </w:rPr>
+            </w:pPr>
+            <w:r>
+              <w:rPr>
+                <w:rFonts w:cstheme="minorHAnsi" w:hint="eastAsia"/>
+              </w:rPr>
+              <w:t>No</w:t>
+            </w:r>
+          </w:p>
+        </w:tc>
+      </w:tr>
+      <w:tr>
+        <w:trPr>
+          <w:trHeight w:val="514"/>
+        </w:trPr>
+        <w:tc>
+          <w:tcPr>
+            <w:tcW w:w="2016" w:type="dxa"/>
+          </w:tcPr>
+          <w:p>
+            <w:pPr>
+              <w:ind w:left="0"/>
+              <w:rPr>
+                <w:rFonts w:cstheme="minorHAnsi" w:hint="eastAsia"/>
+              </w:rPr>
+            </w:pPr>
+            <w:proofErr w:type="spellStart"/>
+            <w:r>
+              <w:rPr>
+                <w:rFonts w:cstheme="minorHAnsi" w:hint="eastAsia"/>
+              </w:rPr>
+              <w:t>MetaHisLocation</w:t>
+            </w:r>
+            <w:proofErr w:type="spellEnd"/>
+          </w:p>
+        </w:tc>
+        <w:tc>
+          <w:tcPr>
+            <w:tcW w:w="3380" w:type="dxa"/>
+          </w:tcPr>
+          <w:p>
+            <w:pPr>
+              <w:ind w:left="0"/>
+              <w:rPr>
+                <w:rFonts w:cstheme="minorHAnsi"/>
+              </w:rPr>
+            </w:pPr>
+            <w:r>
+              <w:rPr>
+                <w:rFonts w:hint="eastAsia"/>
+              </w:rPr>
+              <w:t>指定</w:t>
+            </w:r>
+            <w:r>
+              <w:rPr>
+                <w:rFonts w:cstheme="minorHAnsi" w:hint="eastAsia"/>
+              </w:rPr>
+              <w:t>模式：历史元数据的集合空间</w:t>
+            </w:r>
+            <w:r>
+              <w:rPr>
+                <w:rFonts w:cstheme="minorHAnsi" w:hint="eastAsia"/>
+              </w:rPr>
+              <w:t>+</w:t>
+            </w:r>
+            <w:r>
+              <w:rPr>
+                <w:rFonts w:cstheme="minorHAnsi" w:hint="eastAsia"/>
+              </w:rPr>
+              <w:t>集合名称</w:t>
+            </w:r>
+          </w:p>
+          <w:p>
+            <w:pPr>
+              <w:ind w:left="0"/>
+              <w:rPr>
+                <w:rFonts w:cstheme="minorHAnsi"/>
+              </w:rPr>
+            </w:pPr>
+            <w:r>
+              <w:rPr>
+                <w:rFonts w:cstheme="minorHAnsi" w:hint="eastAsia"/>
+              </w:rPr>
+              <w:t>Type</w:t>
+            </w:r>
+            <w:r>
+              <w:rPr>
+                <w:rFonts w:cstheme="minorHAnsi" w:hint="eastAsia"/>
+              </w:rPr>
+              <w:t>：</w:t>
+            </w:r>
+            <w:r>
+              <w:rPr>
+                <w:rFonts w:cstheme="minorHAnsi" w:hint="eastAsia"/>
+              </w:rPr>
+              <w:t xml:space="preserve">String </w:t>
+            </w:r>
+          </w:p>
+          <w:p>
+            <w:pPr>
+              <w:ind w:left="0"/>
+              <w:rPr>
+                <w:rFonts w:cstheme="minorHAnsi" w:hint="eastAsia"/>
+              </w:rPr>
+            </w:pPr>
+            <w:r>
+              <w:rPr>
+                <w:rFonts w:cstheme="minorHAnsi"/>
+              </w:rPr>
+              <w:t>E</w:t>
+            </w:r>
+            <w:r>
+              <w:rPr>
+                <w:rFonts w:cstheme="minorHAnsi" w:hint="eastAsia"/>
+              </w:rPr>
+              <w:t xml:space="preserve">xample </w:t>
+            </w:r>
+            <w:r>
+              <w:rPr>
+                <w:rFonts w:cstheme="minorHAnsi"/>
+              </w:rPr>
+              <w:t xml:space="preserve">: </w:t>
+            </w:r>
+            <w:r>
+              <w:rPr>
+                <w:rFonts w:cstheme="minorHAnsi" w:hint="eastAsia"/>
+              </w:rPr>
+              <w:t>CS</w:t>
+            </w:r>
+            <w:r>
+              <w:rPr>
+                <w:rFonts w:cstheme="minorHAnsi"/>
+              </w:rPr>
+              <w:t>.</w:t>
+            </w:r>
+            <w:r>
+              <w:rPr>
+                <w:rFonts w:cstheme="minorHAnsi" w:hint="eastAsia"/>
+              </w:rPr>
+              <w:t>CL</w:t>
+            </w:r>
+          </w:p>
+        </w:tc>
+        <w:tc>
+          <w:tcPr>
+            <w:tcW w:w="2543" w:type="dxa"/>
+          </w:tcPr>
+          <w:p>
+            <w:pPr>
+              <w:ind w:left="0"/>
+              <w:rPr>
+                <w:rFonts w:cstheme="minorHAnsi" w:hint="eastAsia"/>
               </w:rPr>
             </w:pPr>
             <w:r>
@@ -2127,7 +3073,7 @@
       <w:pPr>
         <w:ind w:left="0"/>
         <w:rPr>
-          <w:rFonts w:cstheme="minorHAnsi" w:hint="eastAsia"/>
+          <w:rFonts w:cstheme="minorHAnsi"/>
         </w:rPr>
       </w:pPr>
     </w:p>
@@ -2154,6 +3100,26 @@
           <w:rFonts w:cstheme="minorHAnsi"/>
         </w:rPr>
         <w:t>请求样例</w:t>
+      </w:r>
+      <w:r>
+        <w:rPr>
+          <w:rFonts w:cstheme="minorHAnsi" w:hint="eastAsia"/>
+        </w:rPr>
+        <w:t>（</w:t>
+      </w:r>
+      <w:proofErr w:type="spellStart"/>
+      <w:r>
+        <w:rPr>
+          <w:rFonts w:cstheme="minorHAnsi" w:hint="eastAsia"/>
+        </w:rPr>
+        <w:t>ShardingType</w:t>
+      </w:r>
+      <w:proofErr w:type="spellEnd"/>
+      <w:r>
+        <w:rPr>
+          <w:rFonts w:cstheme="minorHAnsi" w:hint="eastAsia"/>
+        </w:rPr>
+        <w:t>模式）</w:t>
       </w:r>
     </w:p>
     <w:tbl>
@@ -2214,6 +3180,7 @@
               </w:rPr>
               <w:t>{</w:t>
             </w:r>
+            <w:proofErr w:type="spellStart"/>
             <w:r>
               <w:rPr>
                 <w:rFonts w:cstheme="minorHAnsi" w:hint="eastAsia"/>
@@ -2221,6 +3188,7 @@
               </w:rPr>
               <w:t>regionname</w:t>
             </w:r>
+            <w:proofErr w:type="spellEnd"/>
             <w:r>
               <w:rPr>
                 <w:rFonts w:cstheme="minorHAnsi" w:hint="eastAsia"/>
@@ -2324,6 +3292,7 @@
               </w:rPr>
               <w:t>&lt;</w:t>
             </w:r>
+            <w:proofErr w:type="spellStart"/>
             <w:r>
               <w:rPr>
                 <w:rFonts w:cstheme="minorHAnsi" w:hint="eastAsia"/>
@@ -2336,7 +3305,15 @@
                 <w:rFonts w:cstheme="minorHAnsi"/>
                 <w:i/>
               </w:rPr>
-              <w:t>Configuration&gt;</w:t>
+              <w:t>Configuration</w:t>
+            </w:r>
+            <w:proofErr w:type="spellEnd"/>
+            <w:r>
+              <w:rPr>
+                <w:rFonts w:cstheme="minorHAnsi"/>
+                <w:i/>
+              </w:rPr>
+              <w:t>&gt;</w:t>
             </w:r>
           </w:p>
           <w:p>
@@ -2354,13 +3331,16 @@
               </w:rPr>
               <w:t xml:space="preserve">   &lt;</w:t>
             </w:r>
-            <w:r>
-              <w:rPr>
-                <w:rFonts w:cstheme="minorHAnsi" w:hint="eastAsia"/>
-                <w:i/>
-              </w:rPr>
-              <w:t xml:space="preserve"> DataCsRate</w:t>
-            </w:r>
+            <w:proofErr w:type="spellStart"/>
+            <w:r>
+              <w:rPr>
+                <w:rFonts w:cstheme="minorHAnsi" w:hint="eastAsia"/>
+                <w:i/>
+                <w:color w:val="000000" w:themeColor="text1"/>
+              </w:rPr>
+              <w:t>DataCSShardingType</w:t>
+            </w:r>
+            <w:proofErr w:type="spellEnd"/>
             <w:r>
               <w:rPr>
                 <w:rFonts w:cstheme="minorHAnsi"/>
@@ -2382,26 +3362,22 @@
               </w:rPr>
               <w:t>&lt;/</w:t>
             </w:r>
-            <w:r>
-              <w:rPr>
-                <w:rFonts w:cstheme="minorHAnsi" w:hint="eastAsia"/>
-                <w:i/>
-              </w:rPr>
-              <w:t>DataCsRate</w:t>
-            </w:r>
-            <w:r>
-              <w:rPr>
-                <w:rFonts w:cstheme="minorHAnsi"/>
-                <w:i/>
-              </w:rPr>
-              <w:t xml:space="preserve"> </w:t>
-            </w:r>
-            <w:r>
-              <w:rPr>
-                <w:rFonts w:cstheme="minorHAnsi"/>
-                <w:i/>
-              </w:rPr>
-              <w:t xml:space="preserve">&gt; </w:t>
+            <w:proofErr w:type="spellStart"/>
+            <w:r>
+              <w:rPr>
+                <w:rFonts w:cstheme="minorHAnsi" w:hint="eastAsia"/>
+                <w:i/>
+                <w:color w:val="000000" w:themeColor="text1"/>
+              </w:rPr>
+              <w:t>DataCSShardingType</w:t>
+            </w:r>
+            <w:proofErr w:type="spellEnd"/>
+            <w:r>
+              <w:rPr>
+                <w:rFonts w:cstheme="minorHAnsi"/>
+                <w:i/>
+              </w:rPr>
+              <w:t>&gt;</w:t>
             </w:r>
           </w:p>
           <w:p>
@@ -2419,13 +3395,31 @@
               </w:rPr>
               <w:t>&lt;</w:t>
             </w:r>
-            <w:r>
-              <w:rPr>
-                <w:rFonts w:cstheme="minorHAnsi" w:hint="eastAsia"/>
-                <w:i/>
-              </w:rPr>
-              <w:t xml:space="preserve"> DataClRate</w:t>
-            </w:r>
+            <w:proofErr w:type="spellStart"/>
+            <w:r>
+              <w:rPr>
+                <w:rFonts w:cstheme="minorHAnsi" w:hint="eastAsia"/>
+                <w:i/>
+              </w:rPr>
+              <w:t>DataCLShardingType</w:t>
+            </w:r>
+            <w:proofErr w:type="spellEnd"/>
+            <w:r>
+              <w:rPr>
+                <w:rFonts w:cstheme="minorHAnsi"/>
+                <w:i/>
+              </w:rPr>
+              <w:t>&gt;month&lt;/</w:t>
+            </w:r>
+            <w:proofErr w:type="spellStart"/>
+            <w:r>
+              <w:rPr>
+                <w:rFonts w:cstheme="minorHAnsi" w:hint="eastAsia"/>
+                <w:i/>
+              </w:rPr>
+              <w:t>DataCLShardingType</w:t>
+            </w:r>
+            <w:proofErr w:type="spellEnd"/>
             <w:r>
               <w:rPr>
                 <w:rFonts w:cstheme="minorHAnsi"/>
@@ -2433,13 +3427,111 @@
               </w:rPr>
               <w:t>&gt;</w:t>
             </w:r>
-            <w:r>
-              <w:rPr>
-                <w:rFonts w:cstheme="minorHAnsi"/>
-                <w:i/>
-              </w:rPr>
-              <w:t>month</w:t>
-            </w:r>
+          </w:p>
+          <w:p>
+            <w:pPr>
+              <w:ind w:left="0" w:firstLineChars="150" w:firstLine="315"/>
+              <w:rPr>
+                <w:rFonts w:cstheme="minorHAnsi"/>
+                <w:i/>
+              </w:rPr>
+            </w:pPr>
+            <w:r>
+              <w:rPr>
+                <w:rFonts w:cstheme="minorHAnsi"/>
+                <w:i/>
+              </w:rPr>
+              <w:t>&lt;</w:t>
+            </w:r>
+            <w:proofErr w:type="spellStart"/>
+            <w:r>
+              <w:rPr>
+                <w:rFonts w:cstheme="minorHAnsi" w:hint="eastAsia"/>
+                <w:i/>
+              </w:rPr>
+              <w:t>DataDomain</w:t>
+            </w:r>
+            <w:proofErr w:type="spellEnd"/>
+            <w:r>
+              <w:rPr>
+                <w:rFonts w:cstheme="minorHAnsi"/>
+                <w:i/>
+              </w:rPr>
+              <w:t>&gt;domain1&lt;/</w:t>
+            </w:r>
+            <w:proofErr w:type="spellStart"/>
+            <w:r>
+              <w:rPr>
+                <w:rFonts w:cstheme="minorHAnsi" w:hint="eastAsia"/>
+                <w:i/>
+              </w:rPr>
+              <w:t>DataDomain</w:t>
+            </w:r>
+            <w:proofErr w:type="spellEnd"/>
+            <w:r>
+              <w:rPr>
+                <w:rFonts w:cstheme="minorHAnsi"/>
+                <w:i/>
+              </w:rPr>
+              <w:t>&gt;</w:t>
+            </w:r>
+          </w:p>
+          <w:p>
+            <w:pPr>
+              <w:ind w:left="0" w:firstLineChars="150" w:firstLine="315"/>
+              <w:rPr>
+                <w:rFonts w:cstheme="minorHAnsi"/>
+                <w:i/>
+              </w:rPr>
+            </w:pPr>
+            <w:r>
+              <w:rPr>
+                <w:rFonts w:cstheme="minorHAnsi"/>
+                <w:i/>
+              </w:rPr>
+              <w:t>&lt;</w:t>
+            </w:r>
+            <w:proofErr w:type="spellStart"/>
+            <w:r>
+              <w:rPr>
+                <w:rFonts w:cstheme="minorHAnsi" w:hint="eastAsia"/>
+                <w:i/>
+              </w:rPr>
+              <w:t>MetaDomain</w:t>
+            </w:r>
+            <w:proofErr w:type="spellEnd"/>
+            <w:r>
+              <w:rPr>
+                <w:rFonts w:cstheme="minorHAnsi"/>
+                <w:i/>
+              </w:rPr>
+              <w:t>&gt;domain2&lt;/</w:t>
+            </w:r>
+            <w:proofErr w:type="spellStart"/>
+            <w:r>
+              <w:rPr>
+                <w:rFonts w:cstheme="minorHAnsi" w:hint="eastAsia"/>
+                <w:i/>
+              </w:rPr>
+              <w:t>MetaDomain</w:t>
+            </w:r>
+            <w:proofErr w:type="spellEnd"/>
+            <w:r>
+              <w:rPr>
+                <w:rFonts w:cstheme="minorHAnsi"/>
+                <w:i/>
+              </w:rPr>
+              <w:t>&gt;</w:t>
+            </w:r>
+          </w:p>
+          <w:p>
+            <w:pPr>
+              <w:ind w:left="0"/>
+              <w:rPr>
+                <w:rFonts w:cstheme="minorHAnsi"/>
+                <w:i/>
+              </w:rPr>
+            </w:pPr>
             <w:r>
               <w:rPr>
                 <w:rFonts w:cstheme="minorHAnsi"/>
@@ -2447,116 +3539,22 @@
               </w:rPr>
               <w:t>&lt;/</w:t>
             </w:r>
-            <w:r>
-              <w:rPr>
-                <w:rFonts w:cstheme="minorHAnsi" w:hint="eastAsia"/>
-                <w:i/>
-              </w:rPr>
-              <w:t>DataClRate</w:t>
-            </w:r>
-            <w:r>
-              <w:rPr>
-                <w:rFonts w:cstheme="minorHAnsi"/>
-                <w:i/>
-              </w:rPr>
-              <w:t xml:space="preserve"> &gt;  </w:t>
-            </w:r>
-          </w:p>
-          <w:p>
-            <w:pPr>
-              <w:ind w:left="0" w:firstLineChars="150" w:firstLine="315"/>
-              <w:rPr>
-                <w:rFonts w:cstheme="minorHAnsi"/>
-                <w:i/>
-              </w:rPr>
-            </w:pPr>
-            <w:r>
-              <w:rPr>
-                <w:rFonts w:cstheme="minorHAnsi"/>
-                <w:i/>
-              </w:rPr>
-              <w:lastRenderedPageBreak/>
-              <w:t>&lt;</w:t>
-            </w:r>
-            <w:r>
-              <w:rPr>
-                <w:rFonts w:cstheme="minorHAnsi" w:hint="eastAsia"/>
-                <w:i/>
-              </w:rPr>
-              <w:t xml:space="preserve"> MetaClRate</w:t>
-            </w:r>
-            <w:r>
-              <w:rPr>
-                <w:rFonts w:cstheme="minorHAnsi"/>
-                <w:i/>
-              </w:rPr>
-              <w:t>&gt;</w:t>
-            </w:r>
-            <w:r>
-              <w:rPr>
-                <w:rFonts w:cstheme="minorHAnsi"/>
-                <w:i/>
-              </w:rPr>
-              <w:t>quarter</w:t>
-            </w:r>
-            <w:r>
-              <w:rPr>
-                <w:rFonts w:cstheme="minorHAnsi"/>
-                <w:i/>
-              </w:rPr>
-              <w:t>&lt;/</w:t>
-            </w:r>
-            <w:r>
-              <w:rPr>
-                <w:rFonts w:cstheme="minorHAnsi" w:hint="eastAsia"/>
-                <w:i/>
-              </w:rPr>
-              <w:t>MetaClRate</w:t>
-            </w:r>
-            <w:r>
-              <w:rPr>
-                <w:rFonts w:cstheme="minorHAnsi"/>
-                <w:i/>
-              </w:rPr>
-              <w:t xml:space="preserve"> &gt;  </w:t>
-            </w:r>
-            <w:r>
-              <w:rPr>
-                <w:rFonts w:cstheme="minorHAnsi"/>
-                <w:i/>
-              </w:rPr>
-              <w:t xml:space="preserve">  </w:t>
-            </w:r>
-          </w:p>
-          <w:p>
-            <w:pPr>
-              <w:ind w:left="0"/>
-              <w:rPr>
-                <w:rFonts w:cstheme="minorHAnsi"/>
-                <w:i/>
-              </w:rPr>
-            </w:pPr>
-            <w:r>
-              <w:rPr>
-                <w:rFonts w:cstheme="minorHAnsi"/>
-                <w:i/>
-              </w:rPr>
-              <w:t>&lt;/</w:t>
-            </w:r>
-            <w:r>
-              <w:rPr>
-                <w:rFonts w:cstheme="minorHAnsi" w:hint="eastAsia"/>
-                <w:i/>
-              </w:rPr>
-              <w:t xml:space="preserve"> Region</w:t>
-            </w:r>
-            <w:r>
-              <w:rPr>
-                <w:rFonts w:cstheme="minorHAnsi"/>
-                <w:i/>
-              </w:rPr>
-              <w:t xml:space="preserve">Configuration </w:t>
-            </w:r>
+            <w:proofErr w:type="spellStart"/>
+            <w:r>
+              <w:rPr>
+                <w:rFonts w:cstheme="minorHAnsi" w:hint="eastAsia"/>
+                <w:i/>
+              </w:rPr>
+              <w:t>Region</w:t>
+            </w:r>
+            <w:r>
+              <w:rPr>
+                <w:rFonts w:cstheme="minorHAnsi"/>
+                <w:i/>
+              </w:rPr>
+              <w:t>Configuration</w:t>
+            </w:r>
+            <w:proofErr w:type="spellEnd"/>
             <w:r>
               <w:rPr>
                 <w:rFonts w:cstheme="minorHAnsi"/>
@@ -2572,6 +3570,520 @@
       <w:pPr>
         <w:rPr>
           <w:rFonts w:cstheme="minorHAnsi"/>
+        </w:rPr>
+      </w:pPr>
+    </w:p>
+    <w:p>
+      <w:pPr>
+        <w:rPr>
+          <w:rFonts w:cstheme="minorHAnsi"/>
+        </w:rPr>
+      </w:pPr>
+      <w:r>
+        <w:rPr>
+          <w:rFonts w:cstheme="minorHAnsi"/>
+        </w:rPr>
+        <w:t xml:space="preserve">PUT </w:t>
+      </w:r>
+      <w:r>
+        <w:rPr>
+          <w:rFonts w:cstheme="minorHAnsi" w:hint="eastAsia"/>
+        </w:rPr>
+        <w:t>Region</w:t>
+      </w:r>
+      <w:r>
+        <w:rPr>
+          <w:rFonts w:cstheme="minorHAnsi"/>
+        </w:rPr>
+        <w:t>请求样例</w:t>
+      </w:r>
+      <w:r>
+        <w:rPr>
+          <w:rFonts w:cstheme="minorHAnsi" w:hint="eastAsia"/>
+        </w:rPr>
+        <w:t>（</w:t>
+      </w:r>
+      <w:r>
+        <w:rPr>
+          <w:rFonts w:hint="eastAsia"/>
+        </w:rPr>
+        <w:t>指定</w:t>
+      </w:r>
+      <w:r>
+        <w:rPr>
+          <w:rFonts w:cstheme="minorHAnsi" w:hint="eastAsia"/>
+        </w:rPr>
+        <w:t>模式）</w:t>
+      </w:r>
+    </w:p>
+    <w:tbl>
+      <w:tblPr>
+        <w:tblStyle w:val="a9"/>
+        <w:tblW w:w="7938" w:type="dxa"/>
+        <w:tblInd w:w="357" w:type="dxa"/>
+        <w:tblLook w:val="04A0" w:firstRow="1" w:lastRow="0" w:firstColumn="1" w:lastColumn="0" w:noHBand="0" w:noVBand="1"/>
+      </w:tblPr>
+      <w:tblGrid>
+        <w:gridCol w:w="7938"/>
+      </w:tblGrid>
+      <w:tr>
+        <w:tc>
+          <w:tcPr>
+            <w:tcW w:w="8522" w:type="dxa"/>
+          </w:tcPr>
+          <w:p>
+            <w:pPr>
+              <w:ind w:left="0"/>
+              <w:rPr>
+                <w:rFonts w:cstheme="minorHAnsi"/>
+                <w:i/>
+              </w:rPr>
+            </w:pPr>
+            <w:r>
+              <w:rPr>
+                <w:rFonts w:cstheme="minorHAnsi"/>
+                <w:i/>
+              </w:rPr>
+              <w:t xml:space="preserve">PUT </w:t>
+            </w:r>
+            <w:r>
+              <w:rPr>
+                <w:rFonts w:cstheme="minorHAnsi" w:hint="eastAsia"/>
+                <w:i/>
+              </w:rPr>
+              <w:t>/region</w:t>
+            </w:r>
+            <w:r>
+              <w:rPr>
+                <w:rFonts w:cstheme="minorHAnsi"/>
+                <w:i/>
+              </w:rPr>
+              <w:t>/</w:t>
+            </w:r>
+            <w:r>
+              <w:rPr>
+                <w:rFonts w:cstheme="minorHAnsi" w:hint="eastAsia"/>
+                <w:i/>
+              </w:rPr>
+              <w:t>{</w:t>
+            </w:r>
+            <w:proofErr w:type="spellStart"/>
+            <w:r>
+              <w:rPr>
+                <w:rFonts w:cstheme="minorHAnsi" w:hint="eastAsia"/>
+                <w:i/>
+              </w:rPr>
+              <w:t>regionname</w:t>
+            </w:r>
+            <w:proofErr w:type="spellEnd"/>
+            <w:r>
+              <w:rPr>
+                <w:rFonts w:cstheme="minorHAnsi" w:hint="eastAsia"/>
+                <w:i/>
+              </w:rPr>
+              <w:t>}</w:t>
+            </w:r>
+            <w:r>
+              <w:rPr>
+                <w:rFonts w:cstheme="minorHAnsi"/>
+                <w:i/>
+              </w:rPr>
+              <w:t xml:space="preserve"> HTTP/1.1 </w:t>
+            </w:r>
+          </w:p>
+          <w:p>
+            <w:pPr>
+              <w:ind w:left="0"/>
+              <w:rPr>
+                <w:rFonts w:cstheme="minorHAnsi"/>
+                <w:i/>
+              </w:rPr>
+            </w:pPr>
+            <w:r>
+              <w:rPr>
+                <w:rFonts w:cstheme="minorHAnsi"/>
+                <w:i/>
+              </w:rPr>
+              <w:t>Host:sequoia.s3.com</w:t>
+            </w:r>
+          </w:p>
+          <w:p>
+            <w:pPr>
+              <w:ind w:left="0"/>
+              <w:rPr>
+                <w:rFonts w:cstheme="minorHAnsi"/>
+                <w:i/>
+              </w:rPr>
+            </w:pPr>
+            <w:r>
+              <w:rPr>
+                <w:rFonts w:cstheme="minorHAnsi"/>
+                <w:i/>
+              </w:rPr>
+              <w:t xml:space="preserve">Content-Length: length </w:t>
+            </w:r>
+          </w:p>
+          <w:p>
+            <w:pPr>
+              <w:ind w:left="0"/>
+              <w:rPr>
+                <w:rFonts w:cstheme="minorHAnsi"/>
+                <w:i/>
+              </w:rPr>
+            </w:pPr>
+            <w:r>
+              <w:rPr>
+                <w:rFonts w:cstheme="minorHAnsi"/>
+                <w:i/>
+              </w:rPr>
+              <w:t xml:space="preserve">Date: date </w:t>
+            </w:r>
+          </w:p>
+          <w:p>
+            <w:pPr>
+              <w:ind w:left="0"/>
+              <w:rPr>
+                <w:rFonts w:cstheme="minorHAnsi"/>
+                <w:i/>
+              </w:rPr>
+            </w:pPr>
+            <w:r>
+              <w:rPr>
+                <w:rFonts w:cstheme="minorHAnsi"/>
+                <w:i/>
+              </w:rPr>
+              <w:t>Authorization: authorization string</w:t>
+            </w:r>
+          </w:p>
+          <w:p>
+            <w:pPr>
+              <w:ind w:left="0"/>
+              <w:rPr>
+                <w:rFonts w:cstheme="minorHAnsi"/>
+                <w:i/>
+              </w:rPr>
+            </w:pPr>
+          </w:p>
+          <w:p>
+            <w:pPr>
+              <w:ind w:left="0"/>
+              <w:rPr>
+                <w:rFonts w:cstheme="minorHAnsi" w:hint="eastAsia"/>
+                <w:i/>
+              </w:rPr>
+            </w:pPr>
+            <w:r>
+              <w:rPr>
+                <w:rFonts w:cstheme="minorHAnsi"/>
+                <w:i/>
+              </w:rPr>
+              <w:t>&lt;</w:t>
+            </w:r>
+            <w:proofErr w:type="spellStart"/>
+            <w:r>
+              <w:rPr>
+                <w:rFonts w:cstheme="minorHAnsi" w:hint="eastAsia"/>
+                <w:i/>
+              </w:rPr>
+              <w:t>Region</w:t>
+            </w:r>
+            <w:r>
+              <w:rPr>
+                <w:rFonts w:cstheme="minorHAnsi"/>
+                <w:i/>
+              </w:rPr>
+              <w:t>Configuration</w:t>
+            </w:r>
+            <w:proofErr w:type="spellEnd"/>
+            <w:r>
+              <w:rPr>
+                <w:rFonts w:cstheme="minorHAnsi"/>
+                <w:i/>
+              </w:rPr>
+              <w:t>&gt;</w:t>
+            </w:r>
+          </w:p>
+          <w:p>
+            <w:pPr>
+              <w:ind w:left="0" w:firstLineChars="150" w:firstLine="315"/>
+              <w:rPr>
+                <w:rFonts w:cstheme="minorHAnsi"/>
+                <w:i/>
+              </w:rPr>
+            </w:pPr>
+            <w:r>
+              <w:rPr>
+                <w:rFonts w:cstheme="minorHAnsi"/>
+                <w:i/>
+              </w:rPr>
+              <w:t>&lt;</w:t>
+            </w:r>
+            <w:proofErr w:type="spellStart"/>
+            <w:r>
+              <w:rPr>
+                <w:rFonts w:cstheme="minorHAnsi" w:hint="eastAsia"/>
+                <w:i/>
+              </w:rPr>
+              <w:t>DataLocation</w:t>
+            </w:r>
+            <w:proofErr w:type="spellEnd"/>
+            <w:r>
+              <w:rPr>
+                <w:rFonts w:cstheme="minorHAnsi"/>
+                <w:i/>
+              </w:rPr>
+              <w:t>&gt;</w:t>
+            </w:r>
+            <w:proofErr w:type="spellStart"/>
+            <w:r>
+              <w:rPr>
+                <w:rFonts w:cstheme="minorHAnsi"/>
+                <w:i/>
+              </w:rPr>
+              <w:t>csdata.cldata</w:t>
+            </w:r>
+            <w:proofErr w:type="spellEnd"/>
+            <w:r>
+              <w:rPr>
+                <w:rFonts w:cstheme="minorHAnsi"/>
+                <w:i/>
+              </w:rPr>
+              <w:t>&lt;/</w:t>
+            </w:r>
+            <w:proofErr w:type="spellStart"/>
+            <w:r>
+              <w:rPr>
+                <w:rFonts w:cstheme="minorHAnsi" w:hint="eastAsia"/>
+                <w:i/>
+              </w:rPr>
+              <w:t>DataLocation</w:t>
+            </w:r>
+            <w:proofErr w:type="spellEnd"/>
+            <w:r>
+              <w:rPr>
+                <w:rFonts w:cstheme="minorHAnsi"/>
+                <w:i/>
+              </w:rPr>
+              <w:t>&gt;</w:t>
+            </w:r>
+          </w:p>
+          <w:p>
+            <w:pPr>
+              <w:ind w:left="0" w:firstLineChars="150" w:firstLine="315"/>
+              <w:rPr>
+                <w:rFonts w:cstheme="minorHAnsi"/>
+                <w:i/>
+              </w:rPr>
+            </w:pPr>
+            <w:r>
+              <w:rPr>
+                <w:rFonts w:cstheme="minorHAnsi"/>
+                <w:i/>
+              </w:rPr>
+              <w:lastRenderedPageBreak/>
+              <w:t>&lt;</w:t>
+            </w:r>
+            <w:proofErr w:type="spellStart"/>
+            <w:r>
+              <w:rPr>
+                <w:rFonts w:cstheme="minorHAnsi" w:hint="eastAsia"/>
+                <w:i/>
+              </w:rPr>
+              <w:t>MetaLocation</w:t>
+            </w:r>
+            <w:proofErr w:type="spellEnd"/>
+            <w:r>
+              <w:rPr>
+                <w:rFonts w:cstheme="minorHAnsi"/>
+                <w:i/>
+              </w:rPr>
+              <w:t>&gt;</w:t>
+            </w:r>
+            <w:proofErr w:type="spellStart"/>
+            <w:r>
+              <w:rPr>
+                <w:rFonts w:cstheme="minorHAnsi"/>
+                <w:i/>
+              </w:rPr>
+              <w:t>csmeta.clmeta</w:t>
+            </w:r>
+            <w:proofErr w:type="spellEnd"/>
+            <w:r>
+              <w:rPr>
+                <w:rFonts w:cstheme="minorHAnsi"/>
+                <w:i/>
+              </w:rPr>
+              <w:t>&lt;/</w:t>
+            </w:r>
+            <w:proofErr w:type="spellStart"/>
+            <w:r>
+              <w:rPr>
+                <w:rFonts w:cstheme="minorHAnsi"/>
+                <w:i/>
+              </w:rPr>
+              <w:t>Me</w:t>
+            </w:r>
+            <w:r>
+              <w:rPr>
+                <w:rFonts w:cstheme="minorHAnsi" w:hint="eastAsia"/>
+                <w:i/>
+              </w:rPr>
+              <w:t>taLocation</w:t>
+            </w:r>
+            <w:proofErr w:type="spellEnd"/>
+            <w:r>
+              <w:rPr>
+                <w:rFonts w:cstheme="minorHAnsi"/>
+                <w:i/>
+              </w:rPr>
+              <w:t>&gt;</w:t>
+            </w:r>
+          </w:p>
+          <w:p>
+            <w:pPr>
+              <w:ind w:left="0" w:firstLineChars="150" w:firstLine="315"/>
+              <w:rPr>
+                <w:rFonts w:cstheme="minorHAnsi" w:hint="eastAsia"/>
+                <w:i/>
+              </w:rPr>
+            </w:pPr>
+            <w:r>
+              <w:rPr>
+                <w:rFonts w:cstheme="minorHAnsi"/>
+                <w:i/>
+              </w:rPr>
+              <w:t>&lt;</w:t>
+            </w:r>
+            <w:proofErr w:type="spellStart"/>
+            <w:r>
+              <w:rPr>
+                <w:rFonts w:cstheme="minorHAnsi" w:hint="eastAsia"/>
+                <w:i/>
+              </w:rPr>
+              <w:t>Meta</w:t>
+            </w:r>
+            <w:r>
+              <w:rPr>
+                <w:rFonts w:cstheme="minorHAnsi"/>
+                <w:i/>
+              </w:rPr>
+              <w:t>His</w:t>
+            </w:r>
+            <w:r>
+              <w:rPr>
+                <w:rFonts w:cstheme="minorHAnsi" w:hint="eastAsia"/>
+                <w:i/>
+              </w:rPr>
+              <w:t>Location</w:t>
+            </w:r>
+            <w:proofErr w:type="spellEnd"/>
+            <w:r>
+              <w:rPr>
+                <w:rFonts w:cstheme="minorHAnsi"/>
+                <w:i/>
+              </w:rPr>
+              <w:t>&gt;</w:t>
+            </w:r>
+            <w:proofErr w:type="spellStart"/>
+            <w:r>
+              <w:rPr>
+                <w:rFonts w:cstheme="minorHAnsi"/>
+                <w:i/>
+              </w:rPr>
+              <w:t>csmeta.clmeta</w:t>
+            </w:r>
+            <w:proofErr w:type="spellEnd"/>
+            <w:r>
+              <w:rPr>
+                <w:rFonts w:cstheme="minorHAnsi"/>
+                <w:i/>
+              </w:rPr>
+              <w:t>&lt;/</w:t>
+            </w:r>
+            <w:proofErr w:type="spellStart"/>
+            <w:r>
+              <w:rPr>
+                <w:rFonts w:cstheme="minorHAnsi"/>
+                <w:i/>
+              </w:rPr>
+              <w:t>Me</w:t>
+            </w:r>
+            <w:r>
+              <w:rPr>
+                <w:rFonts w:cstheme="minorHAnsi" w:hint="eastAsia"/>
+                <w:i/>
+              </w:rPr>
+              <w:t>ta</w:t>
+            </w:r>
+            <w:r>
+              <w:rPr>
+                <w:rFonts w:cstheme="minorHAnsi"/>
+                <w:i/>
+              </w:rPr>
+              <w:t>His</w:t>
+            </w:r>
+            <w:r>
+              <w:rPr>
+                <w:rFonts w:cstheme="minorHAnsi" w:hint="eastAsia"/>
+                <w:i/>
+              </w:rPr>
+              <w:t>Location</w:t>
+            </w:r>
+            <w:proofErr w:type="spellEnd"/>
+            <w:r>
+              <w:rPr>
+                <w:rFonts w:cstheme="minorHAnsi"/>
+                <w:i/>
+              </w:rPr>
+              <w:t>&gt;</w:t>
+            </w:r>
+          </w:p>
+          <w:p>
+            <w:pPr>
+              <w:ind w:left="0"/>
+              <w:rPr>
+                <w:rFonts w:cstheme="minorHAnsi"/>
+                <w:i/>
+              </w:rPr>
+            </w:pPr>
+            <w:r>
+              <w:rPr>
+                <w:rFonts w:cstheme="minorHAnsi"/>
+                <w:i/>
+              </w:rPr>
+              <w:t>&lt;/</w:t>
+            </w:r>
+            <w:proofErr w:type="spellStart"/>
+            <w:r>
+              <w:rPr>
+                <w:rFonts w:cstheme="minorHAnsi" w:hint="eastAsia"/>
+                <w:i/>
+              </w:rPr>
+              <w:t>Region</w:t>
+            </w:r>
+            <w:r>
+              <w:rPr>
+                <w:rFonts w:cstheme="minorHAnsi"/>
+                <w:i/>
+              </w:rPr>
+              <w:t>Configuration</w:t>
+            </w:r>
+            <w:proofErr w:type="spellEnd"/>
+            <w:r>
+              <w:rPr>
+                <w:rFonts w:cstheme="minorHAnsi"/>
+                <w:i/>
+              </w:rPr>
+              <w:t>&gt;</w:t>
+            </w:r>
+          </w:p>
+        </w:tc>
+      </w:tr>
+    </w:tbl>
+    <w:p>
+      <w:pPr>
+        <w:rPr>
+          <w:rFonts w:cstheme="minorHAnsi" w:hint="eastAsia"/>
         </w:rPr>
       </w:pPr>
     </w:p>
@@ -2635,23 +4147,39 @@
             <w:pPr>
               <w:ind w:left="0"/>
               <w:rPr>
-                <w:rFonts w:cstheme="minorHAnsi" w:hint="eastAsia"/>
-                <w:i/>
-              </w:rPr>
-            </w:pPr>
-            <w:r>
-              <w:rPr>
-                <w:rFonts w:cstheme="minorHAnsi"/>
-                <w:i/>
-              </w:rPr>
-              <w:t>Date: Wed, 01 Mar  2006 12:00:00 GMT</w:t>
-            </w:r>
-          </w:p>
-          <w:p>
-            <w:pPr>
-              <w:ind w:left="0"/>
-              <w:rPr>
-                <w:rFonts w:cstheme="minorHAnsi" w:hint="eastAsia"/>
+                <w:rFonts w:cstheme="minorHAnsi"/>
+                <w:i/>
+              </w:rPr>
+            </w:pPr>
+            <w:r>
+              <w:rPr>
+                <w:rFonts w:cstheme="minorHAnsi"/>
+                <w:i/>
+              </w:rPr>
+              <w:t xml:space="preserve">Date: Wed, 01 </w:t>
+            </w:r>
+            <w:proofErr w:type="gramStart"/>
+            <w:r>
+              <w:rPr>
+                <w:rFonts w:cstheme="minorHAnsi"/>
+                <w:i/>
+              </w:rPr>
+              <w:t>Mar  2006</w:t>
+            </w:r>
+            <w:proofErr w:type="gramEnd"/>
+            <w:r>
+              <w:rPr>
+                <w:rFonts w:cstheme="minorHAnsi"/>
+                <w:i/>
+              </w:rPr>
+              <w:t xml:space="preserve"> 12:00:00 GMT</w:t>
+            </w:r>
+          </w:p>
+          <w:p>
+            <w:pPr>
+              <w:ind w:left="0"/>
+              <w:rPr>
+                <w:rFonts w:cstheme="minorHAnsi"/>
                 <w:i/>
               </w:rPr>
             </w:pPr>
@@ -2671,8 +4199,8 @@
         <w:pStyle w:val="3"/>
         <w:ind w:left="210"/>
       </w:pPr>
-      <w:bookmarkStart w:id="0" w:name="_DELETE_Bucket"/>
-      <w:bookmarkEnd w:id="0"/>
+      <w:bookmarkStart w:id="2" w:name="_DELETE_Bucket"/>
+      <w:bookmarkEnd w:id="2"/>
       <w:r>
         <w:t xml:space="preserve">DELETE </w:t>
       </w:r>
@@ -2700,7 +4228,27 @@
         <w:rPr>
           <w:rFonts w:cstheme="minorHAnsi" w:hint="eastAsia"/>
         </w:rPr>
-        <w:t>，只有</w:t>
+        <w:t>，</w:t>
+      </w:r>
+      <w:r>
+        <w:rPr>
+          <w:rFonts w:cstheme="minorHAnsi" w:hint="eastAsia"/>
+        </w:rPr>
+        <w:t>只有管理员用户才可以删除区域。</w:t>
+      </w:r>
+    </w:p>
+    <w:p>
+      <w:pPr>
+        <w:ind w:left="0" w:firstLineChars="200" w:firstLine="420"/>
+        <w:rPr>
+          <w:rFonts w:cstheme="minorHAnsi"/>
+        </w:rPr>
+      </w:pPr>
+      <w:r>
+        <w:rPr>
+          <w:rFonts w:cstheme="minorHAnsi" w:hint="eastAsia"/>
+        </w:rPr>
+        <w:t>只有</w:t>
       </w:r>
       <w:r>
         <w:rPr>
@@ -2843,6 +4391,7 @@
               </w:rPr>
               <w:t>{</w:t>
             </w:r>
+            <w:proofErr w:type="spellStart"/>
             <w:r>
               <w:rPr>
                 <w:rFonts w:cstheme="minorHAnsi" w:hint="eastAsia"/>
@@ -2850,6 +4399,7 @@
               </w:rPr>
               <w:t>regionname</w:t>
             </w:r>
+            <w:proofErr w:type="spellEnd"/>
             <w:r>
               <w:rPr>
                 <w:rFonts w:cstheme="minorHAnsi" w:hint="eastAsia"/>
@@ -2987,8 +4537,8 @@
       </w:tr>
     </w:tbl>
     <w:p>
-      <w:bookmarkStart w:id="1" w:name="_公共头部"/>
-      <w:bookmarkEnd w:id="1"/>
+      <w:bookmarkStart w:id="3" w:name="_公共头部"/>
+      <w:bookmarkEnd w:id="3"/>
     </w:p>
     <w:p>
       <w:pPr>
@@ -3016,6 +4566,12 @@
         <w:rPr>
           <w:rFonts w:hint="eastAsia"/>
         </w:rPr>
+        <w:t>，管理员用户才可以获取区域配置</w:t>
+      </w:r>
+      <w:r>
+        <w:rPr>
+          <w:rFonts w:hint="eastAsia"/>
+        </w:rPr>
         <w:t>。</w:t>
       </w:r>
     </w:p>
@@ -3041,15 +4597,34 @@
         </w:rPr>
         <w:t>，参考</w:t>
       </w:r>
-      <w:hyperlink w:anchor="_公共头部" w:history="1">
-        <w:r>
-          <w:rPr>
-            <w:rStyle w:val="ad"/>
-            <w:rFonts w:hint="eastAsia"/>
-          </w:rPr>
-          <w:t>公共头部</w:t>
-        </w:r>
-      </w:hyperlink>
+      <w:r>
+        <w:fldChar w:fldCharType="begin"/>
+      </w:r>
+      <w:r>
+        <w:instrText xml:space="preserve"> HYPERLINK \l "_</w:instrText>
+      </w:r>
+      <w:r>
+        <w:instrText>公共头部</w:instrText>
+      </w:r>
+      <w:r>
+        <w:instrText xml:space="preserve">" </w:instrText>
+      </w:r>
+      <w:r>
+        <w:fldChar w:fldCharType="separate"/>
+      </w:r>
+      <w:r>
+        <w:rPr>
+          <w:rStyle w:val="ad"/>
+          <w:rFonts w:hint="eastAsia"/>
+        </w:rPr>
+        <w:t>公共头部</w:t>
+      </w:r>
+      <w:r>
+        <w:rPr>
+          <w:rStyle w:val="ad"/>
+        </w:rPr>
+        <w:fldChar w:fldCharType="end"/>
+      </w:r>
       <w:r>
         <w:rPr>
           <w:rFonts w:hint="eastAsia"/>
@@ -3059,11 +4634,6 @@
     </w:p>
     <w:p/>
     <w:p>
-      <w:pPr>
-        <w:rPr>
-          <w:rFonts w:hint="eastAsia"/>
-        </w:rPr>
-      </w:pPr>
       <w:r>
         <w:rPr>
           <w:rFonts w:hint="eastAsia"/>
@@ -3178,6 +4748,7 @@
                 <w:color w:val="000000" w:themeColor="text1"/>
               </w:rPr>
             </w:pPr>
+            <w:proofErr w:type="spellStart"/>
             <w:r>
               <w:rPr>
                 <w:rFonts w:cstheme="minorHAnsi" w:hint="eastAsia"/>
@@ -3192,6 +4763,7 @@
               </w:rPr>
               <w:t>Configuration</w:t>
             </w:r>
+            <w:proofErr w:type="spellEnd"/>
           </w:p>
         </w:tc>
         <w:tc>
@@ -3208,86 +4780,145 @@
             </w:pPr>
             <w:r>
               <w:rPr>
-                <w:rFonts w:cstheme="minorHAnsi"/>
+                <w:rFonts w:cstheme="minorHAnsi" w:hint="eastAsia"/>
                 <w:color w:val="000000" w:themeColor="text1"/>
               </w:rPr>
-              <w:t xml:space="preserve">Container for the </w:t>
-            </w:r>
-            <w:r>
-              <w:rPr>
-                <w:rFonts w:cstheme="minorHAnsi" w:hint="eastAsia"/>
+              <w:t>区域配置</w:t>
+            </w:r>
+          </w:p>
+          <w:p>
+            <w:pPr>
+              <w:ind w:left="0"/>
+              <w:rPr>
+                <w:rFonts w:cstheme="minorHAnsi"/>
                 <w:color w:val="000000" w:themeColor="text1"/>
               </w:rPr>
-              <w:t>Region</w:t>
-            </w:r>
-            <w:r>
-              <w:rPr>
-                <w:rFonts w:cstheme="minorHAnsi"/>
+            </w:pPr>
+            <w:r>
+              <w:rPr>
+                <w:rFonts w:cstheme="minorHAnsi" w:hint="eastAsia"/>
                 <w:color w:val="000000" w:themeColor="text1"/>
               </w:rPr>
-              <w:t>.</w:t>
-            </w:r>
-          </w:p>
-          <w:p>
-            <w:pPr>
-              <w:ind w:left="0"/>
-              <w:rPr>
-                <w:rFonts w:cstheme="minorHAnsi"/>
+              <w:t>包含：</w:t>
+            </w:r>
+            <w:proofErr w:type="spellStart"/>
+            <w:r>
+              <w:rPr>
+                <w:rFonts w:cstheme="minorHAnsi" w:hint="eastAsia"/>
                 <w:color w:val="000000" w:themeColor="text1"/>
               </w:rPr>
-            </w:pPr>
-            <w:r>
-              <w:rPr>
-                <w:rFonts w:cstheme="minorHAnsi"/>
+              <w:t>DataCSShardingType</w:t>
+            </w:r>
+            <w:proofErr w:type="spellEnd"/>
+            <w:r>
+              <w:rPr>
+                <w:rFonts w:cstheme="minorHAnsi" w:hint="eastAsia"/>
                 <w:color w:val="000000" w:themeColor="text1"/>
               </w:rPr>
-              <w:t>Type: Container</w:t>
-            </w:r>
-          </w:p>
-          <w:p>
-            <w:pPr>
-              <w:ind w:left="0"/>
-              <w:rPr>
-                <w:rFonts w:cstheme="minorHAnsi"/>
+              <w:t>，</w:t>
+            </w:r>
+            <w:proofErr w:type="spellStart"/>
+            <w:r>
+              <w:rPr>
+                <w:rFonts w:cstheme="minorHAnsi" w:hint="eastAsia"/>
+              </w:rPr>
+              <w:t>DataCLShardingType</w:t>
+            </w:r>
+            <w:proofErr w:type="spellEnd"/>
+            <w:r>
+              <w:rPr>
+                <w:rFonts w:cstheme="minorHAnsi" w:hint="eastAsia"/>
+              </w:rPr>
+              <w:t>，</w:t>
+            </w:r>
+            <w:proofErr w:type="spellStart"/>
+            <w:r>
+              <w:rPr>
+                <w:rFonts w:cstheme="minorHAnsi" w:hint="eastAsia"/>
+              </w:rPr>
+              <w:t>Meta</w:t>
+            </w:r>
+            <w:r>
+              <w:rPr>
+                <w:rFonts w:cstheme="minorHAnsi"/>
+              </w:rPr>
+              <w:t>CL</w:t>
+            </w:r>
+            <w:r>
+              <w:rPr>
+                <w:rFonts w:cstheme="minorHAnsi" w:hint="eastAsia"/>
+              </w:rPr>
+              <w:t>ShardingType</w:t>
+            </w:r>
+            <w:proofErr w:type="spellEnd"/>
+            <w:r>
+              <w:rPr>
+                <w:rFonts w:cstheme="minorHAnsi" w:hint="eastAsia"/>
+              </w:rPr>
+              <w:t>，</w:t>
+            </w:r>
+            <w:proofErr w:type="spellStart"/>
+            <w:r>
+              <w:rPr>
+                <w:rFonts w:cstheme="minorHAnsi" w:hint="eastAsia"/>
+              </w:rPr>
+              <w:t>DataDomain</w:t>
+            </w:r>
+            <w:proofErr w:type="spellEnd"/>
+            <w:r>
+              <w:rPr>
+                <w:rFonts w:cstheme="minorHAnsi" w:hint="eastAsia"/>
+              </w:rPr>
+              <w:t>，</w:t>
+            </w:r>
+            <w:proofErr w:type="spellStart"/>
+            <w:r>
+              <w:rPr>
+                <w:rFonts w:cstheme="minorHAnsi" w:hint="eastAsia"/>
+              </w:rPr>
+              <w:t>MetaDomain</w:t>
+            </w:r>
+            <w:proofErr w:type="spellEnd"/>
+            <w:r>
+              <w:rPr>
+                <w:rFonts w:cstheme="minorHAnsi" w:hint="eastAsia"/>
+              </w:rPr>
+              <w:t>，</w:t>
+            </w:r>
+            <w:proofErr w:type="spellStart"/>
+            <w:r>
+              <w:rPr>
+                <w:rFonts w:cstheme="minorHAnsi" w:hint="eastAsia"/>
+              </w:rPr>
+              <w:t>DataLocation</w:t>
+            </w:r>
+            <w:proofErr w:type="spellEnd"/>
+            <w:r>
+              <w:rPr>
+                <w:rFonts w:cstheme="minorHAnsi" w:hint="eastAsia"/>
+              </w:rPr>
+              <w:t>，</w:t>
+            </w:r>
+            <w:proofErr w:type="spellStart"/>
+            <w:r>
+              <w:rPr>
+                <w:rFonts w:cstheme="minorHAnsi" w:hint="eastAsia"/>
+              </w:rPr>
+              <w:t>MetaLocation</w:t>
+            </w:r>
+            <w:proofErr w:type="spellEnd"/>
+            <w:r>
+              <w:rPr>
+                <w:rFonts w:cstheme="minorHAnsi" w:hint="eastAsia"/>
+              </w:rPr>
+              <w:t>，</w:t>
+            </w:r>
+            <w:r>
+              <w:rPr>
+                <w:rFonts w:cstheme="minorHAnsi" w:hint="eastAsia"/>
                 <w:color w:val="000000" w:themeColor="text1"/>
               </w:rPr>
-            </w:pPr>
-            <w:r>
-              <w:rPr>
-                <w:rFonts w:cstheme="minorHAnsi"/>
-                <w:color w:val="000000" w:themeColor="text1"/>
-              </w:rPr>
-              <w:t xml:space="preserve">Children: </w:t>
-            </w:r>
-            <w:r>
-              <w:rPr>
-                <w:rFonts w:cstheme="minorHAnsi" w:hint="eastAsia"/>
-                <w:color w:val="000000" w:themeColor="text1"/>
-              </w:rPr>
-              <w:t xml:space="preserve">DataCsRate, </w:t>
-            </w:r>
-            <w:r>
-              <w:rPr>
-                <w:rFonts w:cstheme="minorHAnsi" w:hint="eastAsia"/>
-                <w:color w:val="000000" w:themeColor="text1"/>
-              </w:rPr>
-              <w:t>DataClRate, MetaClRate</w:t>
-            </w:r>
-          </w:p>
-          <w:p>
-            <w:pPr>
-              <w:ind w:left="0"/>
-              <w:rPr>
-                <w:rFonts w:cstheme="minorHAnsi"/>
-                <w:color w:val="000000" w:themeColor="text1"/>
-              </w:rPr>
-            </w:pPr>
-            <w:r>
-              <w:rPr>
-                <w:rFonts w:cstheme="minorHAnsi"/>
-                <w:color w:val="000000" w:themeColor="text1"/>
-              </w:rPr>
-              <w:t>Ancestor: None</w:t>
+              <w:t>Buckets</w:t>
             </w:r>
           </w:p>
         </w:tc>
@@ -3308,13 +4939,15 @@
                 <w:color w:val="000000" w:themeColor="text1"/>
               </w:rPr>
             </w:pPr>
+            <w:proofErr w:type="spellStart"/>
             <w:r>
               <w:rPr>
                 <w:rFonts w:cstheme="minorHAnsi" w:hint="eastAsia"/>
                 <w:color w:val="000000" w:themeColor="text1"/>
               </w:rPr>
-              <w:t>DataCsRate</w:t>
-            </w:r>
+              <w:t>DataCSShardingType</w:t>
+            </w:r>
+            <w:proofErr w:type="spellEnd"/>
           </w:p>
         </w:tc>
         <w:tc>
@@ -3331,17 +4964,17 @@
             </w:pPr>
             <w:r>
               <w:rPr>
-                <w:rFonts w:cstheme="minorHAnsi"/>
+                <w:rFonts w:cstheme="minorHAnsi" w:hint="eastAsia"/>
                 <w:color w:val="000000" w:themeColor="text1"/>
               </w:rPr>
-              <w:t>Create data CS rate</w:t>
-            </w:r>
-            <w:r>
-              <w:rPr>
-                <w:rFonts w:cstheme="minorHAnsi"/>
+              <w:t>对象集合空间</w:t>
+            </w:r>
+            <w:r>
+              <w:rPr>
+                <w:rFonts w:cstheme="minorHAnsi" w:hint="eastAsia"/>
                 <w:color w:val="000000" w:themeColor="text1"/>
               </w:rPr>
-              <w:t xml:space="preserve">. </w:t>
+              <w:t>的范围分区方式。</w:t>
             </w:r>
           </w:p>
           <w:p>
@@ -3354,16 +4987,23 @@
             </w:pPr>
             <w:r>
               <w:rPr>
-                <w:rFonts w:cstheme="minorHAnsi"/>
+                <w:rFonts w:cstheme="minorHAnsi" w:hint="eastAsia"/>
                 <w:color w:val="000000" w:themeColor="text1"/>
               </w:rPr>
-              <w:t xml:space="preserve">Type: </w:t>
-            </w:r>
-            <w:r>
-              <w:rPr>
-                <w:rFonts w:cstheme="minorHAnsi" w:hint="eastAsia"/>
+              <w:t>取值类型</w:t>
+            </w:r>
+            <w:r>
+              <w:rPr>
+                <w:rFonts w:cstheme="minorHAnsi"/>
                 <w:color w:val="000000" w:themeColor="text1"/>
               </w:rPr>
+              <w:t xml:space="preserve">: </w:t>
+            </w:r>
+            <w:r>
+              <w:rPr>
+                <w:rFonts w:cstheme="minorHAnsi" w:hint="eastAsia"/>
+                <w:color w:val="000000" w:themeColor="text1"/>
+              </w:rPr>
               <w:t>year</w:t>
             </w:r>
             <w:r>
@@ -3372,36 +5012,6 @@
                 <w:color w:val="000000" w:themeColor="text1"/>
               </w:rPr>
               <w:t>/quarter/month</w:t>
-            </w:r>
-          </w:p>
-          <w:p>
-            <w:pPr>
-              <w:ind w:left="0"/>
-              <w:rPr>
-                <w:rFonts w:cstheme="minorHAnsi"/>
-                <w:color w:val="000000" w:themeColor="text1"/>
-              </w:rPr>
-            </w:pPr>
-            <w:r>
-              <w:rPr>
-                <w:rFonts w:cstheme="minorHAnsi"/>
-                <w:color w:val="000000" w:themeColor="text1"/>
-              </w:rPr>
-              <w:t xml:space="preserve">Ancestor: </w:t>
-            </w:r>
-            <w:r>
-              <w:rPr>
-                <w:rFonts w:cstheme="minorHAnsi" w:hint="eastAsia"/>
-                <w:color w:val="000000" w:themeColor="text1"/>
-              </w:rPr>
-              <w:t>Region</w:t>
-            </w:r>
-            <w:r>
-              <w:rPr>
-                <w:rFonts w:cstheme="minorHAnsi"/>
-                <w:color w:val="000000" w:themeColor="text1"/>
-              </w:rPr>
-              <w:t>Configuration</w:t>
             </w:r>
           </w:p>
         </w:tc>
@@ -3418,60 +5028,68 @@
             <w:pPr>
               <w:ind w:left="0"/>
               <w:rPr>
-                <w:rFonts w:cstheme="minorHAnsi" w:hint="eastAsia"/>
+                <w:rFonts w:cstheme="minorHAnsi"/>
                 <w:color w:val="000000" w:themeColor="text1"/>
               </w:rPr>
             </w:pPr>
-            <w:r>
-              <w:rPr>
-                <w:rFonts w:cstheme="minorHAnsi" w:hint="eastAsia"/>
+            <w:proofErr w:type="spellStart"/>
+            <w:r>
+              <w:rPr>
+                <w:rFonts w:cstheme="minorHAnsi" w:hint="eastAsia"/>
+              </w:rPr>
+              <w:t>DataCLShardingType</w:t>
+            </w:r>
+            <w:proofErr w:type="spellEnd"/>
+          </w:p>
+        </w:tc>
+        <w:tc>
+          <w:tcPr>
+            <w:tcW w:w="5412" w:type="dxa"/>
+          </w:tcPr>
+          <w:p>
+            <w:pPr>
+              <w:ind w:left="0"/>
+              <w:rPr>
+                <w:rFonts w:cstheme="minorHAnsi"/>
                 <w:color w:val="000000" w:themeColor="text1"/>
               </w:rPr>
-              <w:t>DataClRate</w:t>
-            </w:r>
-          </w:p>
-        </w:tc>
-        <w:tc>
-          <w:tcPr>
-            <w:tcW w:w="5412" w:type="dxa"/>
-          </w:tcPr>
-          <w:p>
-            <w:pPr>
-              <w:ind w:left="0"/>
-              <w:rPr>
-                <w:rFonts w:cstheme="minorHAnsi"/>
+            </w:pPr>
+            <w:r>
+              <w:rPr>
+                <w:rFonts w:cstheme="minorHAnsi" w:hint="eastAsia"/>
                 <w:color w:val="000000" w:themeColor="text1"/>
               </w:rPr>
-            </w:pPr>
-            <w:r>
-              <w:rPr>
-                <w:rFonts w:cstheme="minorHAnsi"/>
+              <w:t>对象</w:t>
+            </w:r>
+            <w:r>
+              <w:rPr>
+                <w:rFonts w:cstheme="minorHAnsi" w:hint="eastAsia"/>
                 <w:color w:val="000000" w:themeColor="text1"/>
               </w:rPr>
-              <w:t>Create data CL rate</w:t>
-            </w:r>
-            <w:r>
+              <w:t>集合的范围分区方式。</w:t>
+            </w:r>
+          </w:p>
+          <w:p>
+            <w:pPr>
+              <w:ind w:left="0"/>
               <w:rPr>
                 <w:rFonts w:cstheme="minorHAnsi"/>
                 <w:color w:val="000000" w:themeColor="text1"/>
               </w:rPr>
-              <w:t xml:space="preserve">. </w:t>
-            </w:r>
-          </w:p>
-          <w:p>
-            <w:pPr>
-              <w:ind w:left="0"/>
-              <w:rPr>
-                <w:rFonts w:cstheme="minorHAnsi"/>
+            </w:pPr>
+            <w:r>
+              <w:rPr>
+                <w:rFonts w:cstheme="minorHAnsi" w:hint="eastAsia"/>
                 <w:color w:val="000000" w:themeColor="text1"/>
               </w:rPr>
-            </w:pPr>
+              <w:t>取值类型</w:t>
+            </w:r>
             <w:r>
               <w:rPr>
                 <w:rFonts w:cstheme="minorHAnsi"/>
                 <w:color w:val="000000" w:themeColor="text1"/>
               </w:rPr>
-              <w:t xml:space="preserve">Type: </w:t>
+              <w:t xml:space="preserve">: </w:t>
             </w:r>
             <w:r>
               <w:rPr>
@@ -3485,37 +5103,7 @@
                 <w:rFonts w:cstheme="minorHAnsi"/>
                 <w:color w:val="000000" w:themeColor="text1"/>
               </w:rPr>
-              <w:t>/quarter/month</w:t>
-            </w:r>
-          </w:p>
-          <w:p>
-            <w:pPr>
-              <w:ind w:left="0"/>
-              <w:rPr>
-                <w:rFonts w:cstheme="minorHAnsi"/>
-                <w:color w:val="000000" w:themeColor="text1"/>
-              </w:rPr>
-            </w:pPr>
-            <w:r>
-              <w:rPr>
-                <w:rFonts w:cstheme="minorHAnsi"/>
-                <w:color w:val="000000" w:themeColor="text1"/>
-              </w:rPr>
-              <w:t xml:space="preserve">Ancestor: </w:t>
-            </w:r>
-            <w:r>
-              <w:rPr>
-                <w:rFonts w:cstheme="minorHAnsi" w:hint="eastAsia"/>
-                <w:color w:val="000000" w:themeColor="text1"/>
-              </w:rPr>
-              <w:t>Region</w:t>
-            </w:r>
-            <w:r>
-              <w:rPr>
-                <w:rFonts w:cstheme="minorHAnsi"/>
-                <w:color w:val="000000" w:themeColor="text1"/>
-              </w:rPr>
-              <w:t>Configuration</w:t>
+              <w:t xml:space="preserve">/quarter/month </w:t>
             </w:r>
           </w:p>
         </w:tc>
@@ -3532,7 +5120,28 @@
             <w:pPr>
               <w:ind w:left="0"/>
               <w:rPr>
-                <w:rFonts w:cstheme="minorHAnsi" w:hint="eastAsia"/>
+                <w:rFonts w:cstheme="minorHAnsi"/>
+              </w:rPr>
+            </w:pPr>
+            <w:proofErr w:type="spellStart"/>
+            <w:r>
+              <w:rPr>
+                <w:rFonts w:cstheme="minorHAnsi" w:hint="eastAsia"/>
+              </w:rPr>
+              <w:t>DataDomain</w:t>
+            </w:r>
+            <w:proofErr w:type="spellEnd"/>
+          </w:p>
+        </w:tc>
+        <w:tc>
+          <w:tcPr>
+            <w:tcW w:w="5412" w:type="dxa"/>
+          </w:tcPr>
+          <w:p>
+            <w:pPr>
+              <w:ind w:left="0"/>
+              <w:rPr>
+                <w:rFonts w:cstheme="minorHAnsi"/>
                 <w:color w:val="000000" w:themeColor="text1"/>
               </w:rPr>
             </w:pPr>
@@ -3541,14 +5150,9 @@
                 <w:rFonts w:cstheme="minorHAnsi" w:hint="eastAsia"/>
                 <w:color w:val="000000" w:themeColor="text1"/>
               </w:rPr>
-              <w:t>MetaClRate</w:t>
-            </w:r>
-          </w:p>
-        </w:tc>
-        <w:tc>
-          <w:tcPr>
-            <w:tcW w:w="5412" w:type="dxa"/>
-          </w:tcPr>
+              <w:t>对象集合空间的所属域。</w:t>
+            </w:r>
+          </w:p>
           <w:p>
             <w:pPr>
               <w:ind w:left="0"/>
@@ -3559,78 +5163,17 @@
             </w:pPr>
             <w:r>
               <w:rPr>
-                <w:rFonts w:cstheme="minorHAnsi"/>
+                <w:rFonts w:cstheme="minorHAnsi" w:hint="eastAsia"/>
                 <w:color w:val="000000" w:themeColor="text1"/>
               </w:rPr>
-              <w:t>Create meta CL rate</w:t>
-            </w:r>
-            <w:r>
-              <w:rPr>
-                <w:rFonts w:cstheme="minorHAnsi"/>
+              <w:t>取值类型：</w:t>
+            </w:r>
+            <w:r>
+              <w:rPr>
+                <w:rFonts w:cstheme="minorHAnsi" w:hint="eastAsia"/>
                 <w:color w:val="000000" w:themeColor="text1"/>
               </w:rPr>
-              <w:t xml:space="preserve">. </w:t>
-            </w:r>
-          </w:p>
-          <w:p>
-            <w:pPr>
-              <w:ind w:left="0"/>
-              <w:rPr>
-                <w:rFonts w:cstheme="minorHAnsi"/>
-                <w:color w:val="000000" w:themeColor="text1"/>
-              </w:rPr>
-            </w:pPr>
-            <w:r>
-              <w:rPr>
-                <w:rFonts w:cstheme="minorHAnsi"/>
-                <w:color w:val="000000" w:themeColor="text1"/>
-              </w:rPr>
-              <w:t xml:space="preserve">Type: </w:t>
-            </w:r>
-            <w:r>
-              <w:rPr>
-                <w:rFonts w:cstheme="minorHAnsi" w:hint="eastAsia"/>
-                <w:color w:val="000000" w:themeColor="text1"/>
-              </w:rPr>
-              <w:t>year</w:t>
-            </w:r>
-            <w:r>
-              <w:rPr>
-                <w:rFonts w:cstheme="minorHAnsi"/>
-                <w:color w:val="000000" w:themeColor="text1"/>
-              </w:rPr>
-              <w:t>/quarter/month</w:t>
-            </w:r>
-          </w:p>
-          <w:p>
-            <w:pPr>
-              <w:ind w:left="0"/>
-              <w:rPr>
-                <w:rFonts w:cstheme="minorHAnsi"/>
-                <w:color w:val="000000" w:themeColor="text1"/>
-              </w:rPr>
-            </w:pPr>
-            <w:r>
-              <w:rPr>
-                <w:rFonts w:cstheme="minorHAnsi"/>
-                <w:color w:val="000000" w:themeColor="text1"/>
-              </w:rPr>
-              <w:lastRenderedPageBreak/>
-              <w:t xml:space="preserve">Ancestor: </w:t>
-            </w:r>
-            <w:r>
-              <w:rPr>
-                <w:rFonts w:cstheme="minorHAnsi" w:hint="eastAsia"/>
-                <w:color w:val="000000" w:themeColor="text1"/>
-              </w:rPr>
-              <w:t>Region</w:t>
-            </w:r>
-            <w:r>
-              <w:rPr>
-                <w:rFonts w:cstheme="minorHAnsi"/>
-                <w:color w:val="000000" w:themeColor="text1"/>
-              </w:rPr>
-              <w:t>Configuration</w:t>
+              <w:t>String</w:t>
             </w:r>
           </w:p>
         </w:tc>
@@ -3647,7 +5190,29 @@
             <w:pPr>
               <w:ind w:left="0"/>
               <w:rPr>
-                <w:rFonts w:cstheme="minorHAnsi" w:hint="eastAsia"/>
+                <w:rFonts w:cstheme="minorHAnsi"/>
+              </w:rPr>
+            </w:pPr>
+            <w:proofErr w:type="spellStart"/>
+            <w:r>
+              <w:rPr>
+                <w:rFonts w:cstheme="minorHAnsi" w:hint="eastAsia"/>
+              </w:rPr>
+              <w:lastRenderedPageBreak/>
+              <w:t>MetaDomain</w:t>
+            </w:r>
+            <w:proofErr w:type="spellEnd"/>
+          </w:p>
+        </w:tc>
+        <w:tc>
+          <w:tcPr>
+            <w:tcW w:w="5412" w:type="dxa"/>
+          </w:tcPr>
+          <w:p>
+            <w:pPr>
+              <w:ind w:left="0"/>
+              <w:rPr>
+                <w:rFonts w:cstheme="minorHAnsi"/>
                 <w:color w:val="000000" w:themeColor="text1"/>
               </w:rPr>
             </w:pPr>
@@ -3656,15 +5221,9 @@
                 <w:rFonts w:cstheme="minorHAnsi" w:hint="eastAsia"/>
                 <w:color w:val="000000" w:themeColor="text1"/>
               </w:rPr>
-              <w:lastRenderedPageBreak/>
-              <w:t>Buckets</w:t>
-            </w:r>
-          </w:p>
-        </w:tc>
-        <w:tc>
-          <w:tcPr>
-            <w:tcW w:w="5412" w:type="dxa"/>
-          </w:tcPr>
+              <w:t>元数据集合空间的所属域</w:t>
+            </w:r>
+          </w:p>
           <w:p>
             <w:pPr>
               <w:ind w:left="0"/>
@@ -3675,149 +5234,17 @@
             </w:pPr>
             <w:r>
               <w:rPr>
-                <w:rFonts w:cstheme="minorHAnsi"/>
+                <w:rFonts w:cstheme="minorHAnsi" w:hint="eastAsia"/>
                 <w:color w:val="000000" w:themeColor="text1"/>
               </w:rPr>
-              <w:t xml:space="preserve">Container for the </w:t>
+              <w:t>取值类型：</w:t>
             </w:r>
             <w:r>
               <w:rPr>
                 <w:rFonts w:cstheme="minorHAnsi" w:hint="eastAsia"/>
                 <w:color w:val="000000" w:themeColor="text1"/>
               </w:rPr>
-              <w:t>bucket</w:t>
-            </w:r>
-            <w:r>
-              <w:rPr>
-                <w:rFonts w:cstheme="minorHAnsi" w:hint="eastAsia"/>
-                <w:color w:val="000000" w:themeColor="text1"/>
-              </w:rPr>
-              <w:t>s</w:t>
-            </w:r>
-            <w:r>
-              <w:rPr>
-                <w:rFonts w:cstheme="minorHAnsi"/>
-                <w:color w:val="000000" w:themeColor="text1"/>
-              </w:rPr>
-              <w:t xml:space="preserve"> </w:t>
-            </w:r>
-            <w:r>
-              <w:rPr>
-                <w:rFonts w:cstheme="minorHAnsi" w:hint="eastAsia"/>
-                <w:color w:val="000000" w:themeColor="text1"/>
-              </w:rPr>
-              <w:t>in</w:t>
-            </w:r>
-            <w:r>
-              <w:rPr>
-                <w:rFonts w:cstheme="minorHAnsi"/>
-                <w:color w:val="000000" w:themeColor="text1"/>
-              </w:rPr>
-              <w:t xml:space="preserve"> </w:t>
-            </w:r>
-            <w:r>
-              <w:rPr>
-                <w:rFonts w:cstheme="minorHAnsi" w:hint="eastAsia"/>
-                <w:color w:val="000000" w:themeColor="text1"/>
-              </w:rPr>
-              <w:t>the</w:t>
-            </w:r>
-            <w:r>
-              <w:rPr>
-                <w:rFonts w:cstheme="minorHAnsi"/>
-                <w:color w:val="000000" w:themeColor="text1"/>
-              </w:rPr>
-              <w:t xml:space="preserve"> </w:t>
-            </w:r>
-            <w:r>
-              <w:rPr>
-                <w:rFonts w:cstheme="minorHAnsi" w:hint="eastAsia"/>
-                <w:color w:val="000000" w:themeColor="text1"/>
-              </w:rPr>
-              <w:t>region</w:t>
-            </w:r>
-            <w:r>
-              <w:rPr>
-                <w:rFonts w:cstheme="minorHAnsi"/>
-                <w:color w:val="000000" w:themeColor="text1"/>
-              </w:rPr>
-              <w:t>.</w:t>
-            </w:r>
-          </w:p>
-          <w:p>
-            <w:pPr>
-              <w:ind w:left="0"/>
-              <w:rPr>
-                <w:rFonts w:cstheme="minorHAnsi"/>
-                <w:color w:val="000000" w:themeColor="text1"/>
-              </w:rPr>
-            </w:pPr>
-            <w:r>
-              <w:rPr>
-                <w:rFonts w:cstheme="minorHAnsi"/>
-                <w:color w:val="000000" w:themeColor="text1"/>
-              </w:rPr>
-              <w:t>Type: Container</w:t>
-            </w:r>
-          </w:p>
-          <w:p>
-            <w:pPr>
-              <w:ind w:left="0"/>
-              <w:rPr>
-                <w:rFonts w:cstheme="minorHAnsi"/>
-                <w:color w:val="000000" w:themeColor="text1"/>
-              </w:rPr>
-            </w:pPr>
-            <w:r>
-              <w:rPr>
-                <w:rFonts w:cstheme="minorHAnsi"/>
-                <w:color w:val="000000" w:themeColor="text1"/>
-              </w:rPr>
-              <w:t xml:space="preserve">Children: </w:t>
-            </w:r>
-            <w:r>
-              <w:rPr>
-                <w:rFonts w:cstheme="minorHAnsi" w:hint="eastAsia"/>
-                <w:color w:val="000000" w:themeColor="text1"/>
-              </w:rPr>
-              <w:t xml:space="preserve">DataCsRate, </w:t>
-            </w:r>
-            <w:r>
-              <w:rPr>
-                <w:rFonts w:cstheme="minorHAnsi" w:hint="eastAsia"/>
-                <w:color w:val="000000" w:themeColor="text1"/>
-              </w:rPr>
-              <w:t>DataClRate, MetaClRate</w:t>
-            </w:r>
-          </w:p>
-          <w:p>
-            <w:pPr>
-              <w:ind w:left="0"/>
-              <w:rPr>
-                <w:rFonts w:cstheme="minorHAnsi"/>
-                <w:color w:val="000000" w:themeColor="text1"/>
-              </w:rPr>
-            </w:pPr>
-            <w:r>
-              <w:rPr>
-                <w:rFonts w:cstheme="minorHAnsi"/>
-                <w:color w:val="000000" w:themeColor="text1"/>
-              </w:rPr>
-              <w:t xml:space="preserve">Ancestor: </w:t>
-            </w:r>
-            <w:r>
-              <w:rPr>
-                <w:rFonts w:cstheme="minorHAnsi" w:hint="eastAsia"/>
-                <w:color w:val="000000" w:themeColor="text1"/>
-              </w:rPr>
-              <w:t>Region</w:t>
-            </w:r>
-            <w:r>
-              <w:rPr>
-                <w:rFonts w:cstheme="minorHAnsi"/>
-                <w:color w:val="000000" w:themeColor="text1"/>
-              </w:rPr>
-              <w:t>Configuration</w:t>
+              <w:t>String</w:t>
             </w:r>
           </w:p>
         </w:tc>
@@ -3834,7 +5261,28 @@
             <w:pPr>
               <w:ind w:left="0"/>
               <w:rPr>
-                <w:rFonts w:cstheme="minorHAnsi" w:hint="eastAsia"/>
+                <w:rFonts w:cstheme="minorHAnsi"/>
+              </w:rPr>
+            </w:pPr>
+            <w:proofErr w:type="spellStart"/>
+            <w:r>
+              <w:rPr>
+                <w:rFonts w:cstheme="minorHAnsi" w:hint="eastAsia"/>
+              </w:rPr>
+              <w:t>DataLocation</w:t>
+            </w:r>
+            <w:proofErr w:type="spellEnd"/>
+          </w:p>
+        </w:tc>
+        <w:tc>
+          <w:tcPr>
+            <w:tcW w:w="5412" w:type="dxa"/>
+          </w:tcPr>
+          <w:p>
+            <w:pPr>
+              <w:ind w:left="0"/>
+              <w:rPr>
+                <w:rFonts w:cstheme="minorHAnsi"/>
                 <w:color w:val="000000" w:themeColor="text1"/>
               </w:rPr>
             </w:pPr>
@@ -3843,10 +5291,324 @@
                 <w:rFonts w:cstheme="minorHAnsi" w:hint="eastAsia"/>
                 <w:color w:val="000000" w:themeColor="text1"/>
               </w:rPr>
+              <w:t>对象集合空间</w:t>
+            </w:r>
+            <w:r>
+              <w:rPr>
+                <w:rFonts w:cstheme="minorHAnsi" w:hint="eastAsia"/>
+                <w:color w:val="000000" w:themeColor="text1"/>
+              </w:rPr>
+              <w:t>+</w:t>
+            </w:r>
+            <w:r>
+              <w:rPr>
+                <w:rFonts w:cstheme="minorHAnsi" w:hint="eastAsia"/>
+                <w:color w:val="000000" w:themeColor="text1"/>
+              </w:rPr>
+              <w:t>集合。</w:t>
+            </w:r>
+          </w:p>
+          <w:p>
+            <w:pPr>
+              <w:ind w:left="0"/>
+              <w:rPr>
+                <w:rFonts w:cstheme="minorHAnsi"/>
+                <w:color w:val="000000" w:themeColor="text1"/>
+              </w:rPr>
+            </w:pPr>
+            <w:r>
+              <w:rPr>
+                <w:rFonts w:cstheme="minorHAnsi" w:hint="eastAsia"/>
+                <w:color w:val="000000" w:themeColor="text1"/>
+              </w:rPr>
+              <w:t>取值类型：</w:t>
+            </w:r>
+            <w:r>
+              <w:rPr>
+                <w:rFonts w:cstheme="minorHAnsi" w:hint="eastAsia"/>
+                <w:color w:val="000000" w:themeColor="text1"/>
+              </w:rPr>
+              <w:t>String</w:t>
+            </w:r>
+          </w:p>
+        </w:tc>
+      </w:tr>
+      <w:tr>
+        <w:trPr>
+          <w:trHeight w:val="391"/>
+        </w:trPr>
+        <w:tc>
+          <w:tcPr>
+            <w:tcW w:w="2526" w:type="dxa"/>
+          </w:tcPr>
+          <w:p>
+            <w:pPr>
+              <w:ind w:left="0"/>
+              <w:rPr>
+                <w:rFonts w:cstheme="minorHAnsi"/>
+              </w:rPr>
+            </w:pPr>
+            <w:proofErr w:type="spellStart"/>
+            <w:r>
+              <w:rPr>
+                <w:rFonts w:cstheme="minorHAnsi" w:hint="eastAsia"/>
+              </w:rPr>
+              <w:t>MetaLocation</w:t>
+            </w:r>
+            <w:proofErr w:type="spellEnd"/>
+          </w:p>
+        </w:tc>
+        <w:tc>
+          <w:tcPr>
+            <w:tcW w:w="5412" w:type="dxa"/>
+          </w:tcPr>
+          <w:p>
+            <w:pPr>
+              <w:ind w:left="0"/>
+              <w:rPr>
+                <w:rFonts w:cstheme="minorHAnsi"/>
+                <w:color w:val="000000" w:themeColor="text1"/>
+              </w:rPr>
+            </w:pPr>
+            <w:r>
+              <w:rPr>
+                <w:rFonts w:cstheme="minorHAnsi" w:hint="eastAsia"/>
+                <w:color w:val="000000" w:themeColor="text1"/>
+              </w:rPr>
+              <w:t>元数据结合空间</w:t>
+            </w:r>
+            <w:r>
+              <w:rPr>
+                <w:rFonts w:cstheme="minorHAnsi" w:hint="eastAsia"/>
+                <w:color w:val="000000" w:themeColor="text1"/>
+              </w:rPr>
+              <w:t>+</w:t>
+            </w:r>
+            <w:r>
+              <w:rPr>
+                <w:rFonts w:cstheme="minorHAnsi" w:hint="eastAsia"/>
+                <w:color w:val="000000" w:themeColor="text1"/>
+              </w:rPr>
+              <w:t>集合。</w:t>
+            </w:r>
+          </w:p>
+          <w:p>
+            <w:pPr>
+              <w:ind w:left="0"/>
+              <w:rPr>
+                <w:rFonts w:cstheme="minorHAnsi"/>
+                <w:color w:val="000000" w:themeColor="text1"/>
+              </w:rPr>
+            </w:pPr>
+            <w:r>
+              <w:rPr>
+                <w:rFonts w:cstheme="minorHAnsi" w:hint="eastAsia"/>
+                <w:color w:val="000000" w:themeColor="text1"/>
+              </w:rPr>
+              <w:t>取值类型：</w:t>
+            </w:r>
+            <w:r>
+              <w:rPr>
+                <w:rFonts w:cstheme="minorHAnsi" w:hint="eastAsia"/>
+                <w:color w:val="000000" w:themeColor="text1"/>
+              </w:rPr>
+              <w:t>String</w:t>
+            </w:r>
+          </w:p>
+        </w:tc>
+      </w:tr>
+      <w:tr>
+        <w:trPr>
+          <w:trHeight w:val="391"/>
+        </w:trPr>
+        <w:tc>
+          <w:tcPr>
+            <w:tcW w:w="2526" w:type="dxa"/>
+          </w:tcPr>
+          <w:p>
+            <w:pPr>
+              <w:ind w:left="0"/>
+              <w:rPr>
+                <w:rFonts w:cstheme="minorHAnsi" w:hint="eastAsia"/>
+              </w:rPr>
+            </w:pPr>
+            <w:proofErr w:type="spellStart"/>
+            <w:r>
+              <w:rPr>
+                <w:rFonts w:cstheme="minorHAnsi" w:hint="eastAsia"/>
+              </w:rPr>
+              <w:t>MetaHisLocation</w:t>
+            </w:r>
+            <w:proofErr w:type="spellEnd"/>
+          </w:p>
+        </w:tc>
+        <w:tc>
+          <w:tcPr>
+            <w:tcW w:w="5412" w:type="dxa"/>
+          </w:tcPr>
+          <w:p>
+            <w:pPr>
+              <w:ind w:left="0"/>
+              <w:rPr>
+                <w:rFonts w:cstheme="minorHAnsi"/>
+              </w:rPr>
+            </w:pPr>
+            <w:r>
+              <w:rPr>
+                <w:rFonts w:cstheme="minorHAnsi" w:hint="eastAsia"/>
+              </w:rPr>
+              <w:t>历史元数据的集合空间</w:t>
+            </w:r>
+            <w:r>
+              <w:rPr>
+                <w:rFonts w:cstheme="minorHAnsi" w:hint="eastAsia"/>
+              </w:rPr>
+              <w:t>+</w:t>
+            </w:r>
+            <w:r>
+              <w:rPr>
+                <w:rFonts w:cstheme="minorHAnsi" w:hint="eastAsia"/>
+              </w:rPr>
+              <w:t>集合名称</w:t>
+            </w:r>
+          </w:p>
+          <w:p>
+            <w:pPr>
+              <w:ind w:left="0"/>
+              <w:rPr>
+                <w:rFonts w:cstheme="minorHAnsi" w:hint="eastAsia"/>
+              </w:rPr>
+            </w:pPr>
+            <w:r>
+              <w:rPr>
+                <w:rFonts w:cstheme="minorHAnsi" w:hint="eastAsia"/>
+              </w:rPr>
+              <w:t>Type</w:t>
+            </w:r>
+            <w:r>
+              <w:rPr>
+                <w:rFonts w:cstheme="minorHAnsi" w:hint="eastAsia"/>
+              </w:rPr>
+              <w:t>：</w:t>
+            </w:r>
+            <w:r>
+              <w:rPr>
+                <w:rFonts w:cstheme="minorHAnsi" w:hint="eastAsia"/>
+              </w:rPr>
+              <w:t xml:space="preserve">String </w:t>
+            </w:r>
+          </w:p>
+        </w:tc>
+      </w:tr>
+      <w:tr>
+        <w:trPr>
+          <w:trHeight w:val="391"/>
+        </w:trPr>
+        <w:tc>
+          <w:tcPr>
+            <w:tcW w:w="2526" w:type="dxa"/>
+          </w:tcPr>
+          <w:p>
+            <w:pPr>
+              <w:ind w:left="0"/>
+              <w:rPr>
+                <w:rFonts w:cstheme="minorHAnsi"/>
+                <w:color w:val="000000" w:themeColor="text1"/>
+              </w:rPr>
+            </w:pPr>
+            <w:r>
+              <w:rPr>
+                <w:rFonts w:cstheme="minorHAnsi" w:hint="eastAsia"/>
+                <w:color w:val="000000" w:themeColor="text1"/>
+              </w:rPr>
+              <w:t>Buckets</w:t>
+            </w:r>
+          </w:p>
+        </w:tc>
+        <w:tc>
+          <w:tcPr>
+            <w:tcW w:w="5412" w:type="dxa"/>
+          </w:tcPr>
+          <w:p>
+            <w:pPr>
+              <w:ind w:left="0"/>
+              <w:rPr>
+                <w:rFonts w:cstheme="minorHAnsi"/>
+                <w:color w:val="000000" w:themeColor="text1"/>
+              </w:rPr>
+            </w:pPr>
+            <w:r>
+              <w:rPr>
+                <w:rFonts w:cstheme="minorHAnsi" w:hint="eastAsia"/>
+                <w:color w:val="000000" w:themeColor="text1"/>
+              </w:rPr>
+              <w:t>桶列表。</w:t>
+            </w:r>
+            <w:r>
+              <w:rPr>
+                <w:rFonts w:cstheme="minorHAnsi"/>
+                <w:color w:val="000000" w:themeColor="text1"/>
+              </w:rPr>
+              <w:t xml:space="preserve"> </w:t>
+            </w:r>
+          </w:p>
+          <w:p>
+            <w:pPr>
+              <w:ind w:left="0"/>
+              <w:rPr>
+                <w:rFonts w:cstheme="minorHAnsi"/>
+                <w:color w:val="000000" w:themeColor="text1"/>
+              </w:rPr>
+            </w:pPr>
+            <w:r>
+              <w:rPr>
+                <w:rFonts w:cstheme="minorHAnsi" w:hint="eastAsia"/>
+                <w:color w:val="000000" w:themeColor="text1"/>
+              </w:rPr>
+              <w:t>包含</w:t>
+            </w:r>
+            <w:r>
+              <w:rPr>
+                <w:rFonts w:cstheme="minorHAnsi"/>
+                <w:color w:val="000000" w:themeColor="text1"/>
+              </w:rPr>
+              <w:t xml:space="preserve">: </w:t>
+            </w:r>
+            <w:r>
+              <w:rPr>
+                <w:rFonts w:cstheme="minorHAnsi" w:hint="eastAsia"/>
+                <w:color w:val="000000" w:themeColor="text1"/>
+              </w:rPr>
               <w:t>Bucket</w:t>
             </w:r>
           </w:p>
         </w:tc>
+      </w:tr>
+      <w:tr>
+        <w:trPr>
+          <w:trHeight w:val="391"/>
+        </w:trPr>
+        <w:tc>
+          <w:tcPr>
+            <w:tcW w:w="2526" w:type="dxa"/>
+          </w:tcPr>
+          <w:p>
+            <w:pPr>
+              <w:ind w:left="0"/>
+              <w:rPr>
+                <w:rFonts w:cstheme="minorHAnsi"/>
+                <w:color w:val="000000" w:themeColor="text1"/>
+              </w:rPr>
+            </w:pPr>
+            <w:r>
+              <w:rPr>
+                <w:rFonts w:cstheme="minorHAnsi" w:hint="eastAsia"/>
+                <w:color w:val="000000" w:themeColor="text1"/>
+              </w:rPr>
+              <w:t>Bucket</w:t>
+            </w:r>
+          </w:p>
+        </w:tc>
         <w:tc>
           <w:tcPr>
             <w:tcW w:w="5412" w:type="dxa"/>
@@ -3864,67 +5626,30 @@
                 <w:rFonts w:cstheme="minorHAnsi" w:hint="eastAsia"/>
                 <w:color w:val="000000" w:themeColor="text1"/>
               </w:rPr>
-              <w:t>Bucket</w:t>
-            </w:r>
-            <w:r>
+              <w:t>桶名称</w:t>
+            </w:r>
+          </w:p>
+          <w:p>
+            <w:pPr>
+              <w:ind w:left="0"/>
               <w:rPr>
                 <w:rFonts w:cstheme="minorHAnsi"/>
                 <w:color w:val="000000" w:themeColor="text1"/>
               </w:rPr>
-              <w:t xml:space="preserve"> </w:t>
-            </w:r>
+            </w:pPr>
             <w:r>
               <w:rPr>
                 <w:rFonts w:cstheme="minorHAnsi" w:hint="eastAsia"/>
                 <w:color w:val="000000" w:themeColor="text1"/>
               </w:rPr>
-              <w:t>name</w:t>
-            </w:r>
-          </w:p>
-          <w:p>
-            <w:pPr>
-              <w:ind w:left="0"/>
+              <w:t>取值类型</w:t>
+            </w:r>
+            <w:r>
               <w:rPr>
                 <w:rFonts w:cstheme="minorHAnsi" w:hint="eastAsia"/>
                 <w:color w:val="000000" w:themeColor="text1"/>
               </w:rPr>
-            </w:pPr>
-            <w:r>
-              <w:rPr>
-                <w:rFonts w:cstheme="minorHAnsi" w:hint="eastAsia"/>
-                <w:color w:val="000000" w:themeColor="text1"/>
-              </w:rPr>
-              <w:t xml:space="preserve">Type: String </w:t>
-            </w:r>
-          </w:p>
-          <w:p>
-            <w:pPr>
-              <w:ind w:left="0"/>
-              <w:rPr>
-                <w:rFonts w:cstheme="minorHAnsi" w:hint="eastAsia"/>
-                <w:color w:val="000000" w:themeColor="text1"/>
-              </w:rPr>
-            </w:pPr>
-            <w:r>
-              <w:rPr>
-                <w:rFonts w:cstheme="minorHAnsi"/>
-                <w:color w:val="000000" w:themeColor="text1"/>
-              </w:rPr>
-              <w:t>Ancestor</w:t>
-            </w:r>
-            <w:r>
-              <w:rPr>
-                <w:rFonts w:cstheme="minorHAnsi"/>
-                <w:color w:val="000000" w:themeColor="text1"/>
-              </w:rPr>
-              <w:t xml:space="preserve">: </w:t>
-            </w:r>
-            <w:r>
-              <w:rPr>
-                <w:rFonts w:cstheme="minorHAnsi" w:hint="eastAsia"/>
-                <w:color w:val="000000" w:themeColor="text1"/>
-              </w:rPr>
-              <w:t>Buckets</w:t>
+              <w:t xml:space="preserve">: String </w:t>
             </w:r>
           </w:p>
         </w:tc>
@@ -3933,9 +5658,6 @@
     <w:p>
       <w:pPr>
         <w:ind w:left="0"/>
-        <w:rPr>
-          <w:rFonts w:hint="eastAsia"/>
-        </w:rPr>
       </w:pPr>
     </w:p>
     <w:p>
@@ -3993,6 +5715,7 @@
               </w:rPr>
               <w:t>{</w:t>
             </w:r>
+            <w:proofErr w:type="spellStart"/>
             <w:r>
               <w:rPr>
                 <w:rFonts w:cstheme="minorHAnsi"/>
@@ -4000,6 +5723,7 @@
               </w:rPr>
               <w:t>regionname</w:t>
             </w:r>
+            <w:proofErr w:type="spellEnd"/>
             <w:r>
               <w:rPr>
                 <w:rFonts w:cstheme="minorHAnsi" w:hint="eastAsia"/>
@@ -4065,7 +5789,6 @@
             <w:pPr>
               <w:ind w:left="0"/>
               <w:rPr>
-                <w:rFonts w:hint="eastAsia"/>
                 <w:i/>
               </w:rPr>
             </w:pPr>
@@ -4107,7 +5830,7 @@
       <w:tr>
         <w:tc>
           <w:tcPr>
-            <w:tcW w:w="8296" w:type="dxa"/>
+            <w:tcW w:w="7956" w:type="dxa"/>
           </w:tcPr>
           <w:p>
             <w:pPr>
@@ -4124,6 +5847,7 @@
               </w:rPr>
               <w:t>&lt;</w:t>
             </w:r>
+            <w:proofErr w:type="spellStart"/>
             <w:r>
               <w:rPr>
                 <w:rFonts w:cstheme="minorHAnsi" w:hint="eastAsia"/>
@@ -4136,7 +5860,15 @@
                 <w:rFonts w:cstheme="minorHAnsi"/>
                 <w:i/>
               </w:rPr>
-              <w:t>Configuration&gt;</w:t>
+              <w:t>Configuration</w:t>
+            </w:r>
+            <w:proofErr w:type="spellEnd"/>
+            <w:r>
+              <w:rPr>
+                <w:rFonts w:cstheme="minorHAnsi"/>
+                <w:i/>
+              </w:rPr>
+              <w:t>&gt;</w:t>
             </w:r>
           </w:p>
           <w:p>
@@ -4154,6 +5886,7 @@
               </w:rPr>
               <w:t xml:space="preserve">   &lt;</w:t>
             </w:r>
+            <w:proofErr w:type="spellStart"/>
             <w:r>
               <w:rPr>
                 <w:rFonts w:cstheme="minorHAnsi" w:hint="eastAsia"/>
@@ -4161,6 +5894,7 @@
               </w:rPr>
               <w:t>DataCsRate</w:t>
             </w:r>
+            <w:proofErr w:type="spellEnd"/>
             <w:r>
               <w:rPr>
                 <w:rFonts w:cstheme="minorHAnsi"/>
@@ -4182,6 +5916,7 @@
               </w:rPr>
               <w:t>&lt;/</w:t>
             </w:r>
+            <w:proofErr w:type="spellStart"/>
             <w:r>
               <w:rPr>
                 <w:rFonts w:cstheme="minorHAnsi" w:hint="eastAsia"/>
@@ -4189,6 +5924,7 @@
               </w:rPr>
               <w:t>DataCsRate</w:t>
             </w:r>
+            <w:proofErr w:type="spellEnd"/>
             <w:r>
               <w:rPr>
                 <w:rFonts w:cstheme="minorHAnsi"/>
@@ -4212,6 +5948,7 @@
               </w:rPr>
               <w:t>&lt;</w:t>
             </w:r>
+            <w:proofErr w:type="spellStart"/>
             <w:r>
               <w:rPr>
                 <w:rFonts w:cstheme="minorHAnsi" w:hint="eastAsia"/>
@@ -4219,6 +5956,7 @@
               </w:rPr>
               <w:t>DataClRate</w:t>
             </w:r>
+            <w:proofErr w:type="spellEnd"/>
             <w:r>
               <w:rPr>
                 <w:rFonts w:cstheme="minorHAnsi"/>
@@ -4240,6 +5978,7 @@
               </w:rPr>
               <w:t>&lt;/</w:t>
             </w:r>
+            <w:proofErr w:type="spellStart"/>
             <w:r>
               <w:rPr>
                 <w:rFonts w:cstheme="minorHAnsi" w:hint="eastAsia"/>
@@ -4254,6 +5993,7 @@
               </w:rPr>
               <w:t>e</w:t>
             </w:r>
+            <w:proofErr w:type="spellEnd"/>
             <w:r>
               <w:rPr>
                 <w:rFonts w:cstheme="minorHAnsi"/>
@@ -4277,13 +6017,15 @@
               </w:rPr>
               <w:t>&lt;</w:t>
             </w:r>
-            <w:r>
-              <w:rPr>
-                <w:rFonts w:cstheme="minorHAnsi" w:hint="eastAsia"/>
+            <w:proofErr w:type="spellStart"/>
+            <w:r>
+              <w:rPr>
+                <w:rFonts w:cstheme="minorHAnsi"/>
                 <w:color w:val="000000" w:themeColor="text1"/>
               </w:rPr>
-              <w:t>MetaClRate</w:t>
-            </w:r>
+              <w:t>DataDomain</w:t>
+            </w:r>
+            <w:proofErr w:type="spellEnd"/>
             <w:r>
               <w:rPr>
                 <w:rFonts w:cstheme="minorHAnsi"/>
@@ -4293,10 +6035,17 @@
             </w:r>
             <w:r>
               <w:rPr>
-                <w:rFonts w:cstheme="minorHAnsi"/>
-                <w:i/>
-              </w:rPr>
-              <w:t>quarter</w:t>
+                <w:rFonts w:cstheme="minorHAnsi" w:hint="eastAsia"/>
+                <w:i/>
+              </w:rPr>
+              <w:t>domain</w:t>
+            </w:r>
+            <w:r>
+              <w:rPr>
+                <w:rFonts w:cstheme="minorHAnsi"/>
+                <w:i/>
+              </w:rPr>
+              <w:t>1</w:t>
             </w:r>
             <w:r>
               <w:rPr>
@@ -4305,13 +6054,15 @@
               </w:rPr>
               <w:t>&lt;/</w:t>
             </w:r>
-            <w:r>
-              <w:rPr>
-                <w:rFonts w:cstheme="minorHAnsi" w:hint="eastAsia"/>
+            <w:proofErr w:type="spellStart"/>
+            <w:r>
+              <w:rPr>
+                <w:rFonts w:cstheme="minorHAnsi"/>
                 <w:color w:val="000000" w:themeColor="text1"/>
               </w:rPr>
-              <w:t>MetaClRate</w:t>
-            </w:r>
+              <w:t>DataDomain</w:t>
+            </w:r>
+            <w:proofErr w:type="spellEnd"/>
             <w:r>
               <w:rPr>
                 <w:rFonts w:cstheme="minorHAnsi"/>
@@ -4335,11 +6086,211 @@
               </w:rPr>
               <w:t>&lt;</w:t>
             </w:r>
+            <w:proofErr w:type="spellStart"/>
             <w:r>
               <w:rPr>
                 <w:rFonts w:cstheme="minorHAnsi" w:hint="eastAsia"/>
                 <w:color w:val="000000" w:themeColor="text1"/>
               </w:rPr>
+              <w:t>Me</w:t>
+            </w:r>
+            <w:r>
+              <w:rPr>
+                <w:rFonts w:cstheme="minorHAnsi"/>
+                <w:color w:val="000000" w:themeColor="text1"/>
+              </w:rPr>
+              <w:t>taDomain</w:t>
+            </w:r>
+            <w:proofErr w:type="spellEnd"/>
+            <w:r>
+              <w:rPr>
+                <w:rFonts w:cstheme="minorHAnsi"/>
+                <w:i/>
+              </w:rPr>
+              <w:t>&gt;</w:t>
+            </w:r>
+            <w:r>
+              <w:rPr>
+                <w:rFonts w:cstheme="minorHAnsi" w:hint="eastAsia"/>
+                <w:i/>
+              </w:rPr>
+              <w:t>domain</w:t>
+            </w:r>
+            <w:r>
+              <w:rPr>
+                <w:rFonts w:cstheme="minorHAnsi"/>
+                <w:i/>
+              </w:rPr>
+              <w:t>1</w:t>
+            </w:r>
+            <w:r>
+              <w:rPr>
+                <w:rFonts w:cstheme="minorHAnsi"/>
+                <w:i/>
+              </w:rPr>
+              <w:t>&lt;/</w:t>
+            </w:r>
+            <w:proofErr w:type="spellStart"/>
+            <w:r>
+              <w:rPr>
+                <w:rFonts w:cstheme="minorHAnsi" w:hint="eastAsia"/>
+                <w:color w:val="000000" w:themeColor="text1"/>
+              </w:rPr>
+              <w:t>Me</w:t>
+            </w:r>
+            <w:r>
+              <w:rPr>
+                <w:rFonts w:cstheme="minorHAnsi"/>
+                <w:color w:val="000000" w:themeColor="text1"/>
+              </w:rPr>
+              <w:t>taDomain</w:t>
+            </w:r>
+            <w:proofErr w:type="spellEnd"/>
+            <w:r>
+              <w:rPr>
+                <w:rFonts w:cstheme="minorHAnsi"/>
+                <w:i/>
+              </w:rPr>
+              <w:t>&gt;</w:t>
+            </w:r>
+          </w:p>
+          <w:p>
+            <w:pPr>
+              <w:ind w:left="0" w:firstLineChars="150" w:firstLine="315"/>
+              <w:rPr>
+                <w:rFonts w:cstheme="minorHAnsi"/>
+                <w:i/>
+              </w:rPr>
+            </w:pPr>
+            <w:r>
+              <w:rPr>
+                <w:rFonts w:cstheme="minorHAnsi"/>
+                <w:i/>
+              </w:rPr>
+              <w:t>&lt;</w:t>
+            </w:r>
+            <w:proofErr w:type="spellStart"/>
+            <w:r>
+              <w:rPr>
+                <w:rFonts w:cstheme="minorHAnsi"/>
+                <w:color w:val="000000" w:themeColor="text1"/>
+              </w:rPr>
+              <w:t>DataLocation</w:t>
+            </w:r>
+            <w:proofErr w:type="spellEnd"/>
+            <w:r>
+              <w:rPr>
+                <w:rFonts w:cstheme="minorHAnsi" w:hint="eastAsia"/>
+                <w:color w:val="000000" w:themeColor="text1"/>
+              </w:rPr>
+              <w:t>/</w:t>
+            </w:r>
+            <w:r>
+              <w:rPr>
+                <w:rFonts w:cstheme="minorHAnsi"/>
+                <w:i/>
+              </w:rPr>
+              <w:t>&gt;</w:t>
+            </w:r>
+          </w:p>
+          <w:p>
+            <w:pPr>
+              <w:ind w:left="0" w:firstLineChars="150" w:firstLine="315"/>
+              <w:rPr>
+                <w:rFonts w:cstheme="minorHAnsi"/>
+                <w:i/>
+              </w:rPr>
+            </w:pPr>
+            <w:r>
+              <w:rPr>
+                <w:rFonts w:cstheme="minorHAnsi"/>
+                <w:i/>
+              </w:rPr>
+              <w:t>&lt;</w:t>
+            </w:r>
+            <w:proofErr w:type="spellStart"/>
+            <w:r>
+              <w:rPr>
+                <w:rFonts w:cstheme="minorHAnsi"/>
+                <w:color w:val="000000" w:themeColor="text1"/>
+              </w:rPr>
+              <w:t>MetaLocation</w:t>
+            </w:r>
+            <w:proofErr w:type="spellEnd"/>
+            <w:r>
+              <w:rPr>
+                <w:rFonts w:cstheme="minorHAnsi"/>
+                <w:color w:val="000000" w:themeColor="text1"/>
+              </w:rPr>
+              <w:t>/</w:t>
+            </w:r>
+            <w:r>
+              <w:rPr>
+                <w:rFonts w:cstheme="minorHAnsi"/>
+                <w:i/>
+              </w:rPr>
+              <w:t>&gt;</w:t>
+            </w:r>
+          </w:p>
+          <w:p>
+            <w:pPr>
+              <w:ind w:left="0" w:firstLineChars="150" w:firstLine="315"/>
+              <w:rPr>
+                <w:rFonts w:cstheme="minorHAnsi" w:hint="eastAsia"/>
+                <w:i/>
+              </w:rPr>
+            </w:pPr>
+            <w:r>
+              <w:rPr>
+                <w:rFonts w:cstheme="minorHAnsi"/>
+                <w:i/>
+              </w:rPr>
+              <w:t>&lt;</w:t>
+            </w:r>
+            <w:proofErr w:type="spellStart"/>
+            <w:r>
+              <w:rPr>
+                <w:rFonts w:cstheme="minorHAnsi"/>
+                <w:color w:val="000000" w:themeColor="text1"/>
+              </w:rPr>
+              <w:t>MetaHisLocation</w:t>
+            </w:r>
+            <w:proofErr w:type="spellEnd"/>
+            <w:r>
+              <w:rPr>
+                <w:rFonts w:cstheme="minorHAnsi"/>
+                <w:color w:val="000000" w:themeColor="text1"/>
+              </w:rPr>
+              <w:t>/</w:t>
+            </w:r>
+            <w:r>
+              <w:rPr>
+                <w:rFonts w:cstheme="minorHAnsi"/>
+                <w:i/>
+              </w:rPr>
+              <w:t>&gt;</w:t>
+            </w:r>
+          </w:p>
+          <w:p>
+            <w:pPr>
+              <w:ind w:left="0" w:firstLineChars="150" w:firstLine="315"/>
+              <w:rPr>
+                <w:rFonts w:cstheme="minorHAnsi"/>
+                <w:i/>
+              </w:rPr>
+            </w:pPr>
+            <w:r>
+              <w:rPr>
+                <w:rFonts w:cstheme="minorHAnsi"/>
+                <w:i/>
+              </w:rPr>
+              <w:t>&lt;</w:t>
+            </w:r>
+            <w:r>
+              <w:rPr>
+                <w:rFonts w:cstheme="minorHAnsi" w:hint="eastAsia"/>
+                <w:color w:val="000000" w:themeColor="text1"/>
+              </w:rPr>
               <w:t>Bucket</w:t>
             </w:r>
             <w:r>
@@ -4542,19 +6493,28 @@
               </w:rPr>
               <w:t>&lt;/</w:t>
             </w:r>
-            <w:r>
-              <w:rPr>
-                <w:rFonts w:cstheme="minorHAnsi" w:hint="eastAsia"/>
-                <w:i/>
-              </w:rPr>
-              <w:t xml:space="preserve"> Region</w:t>
-            </w:r>
-            <w:r>
-              <w:rPr>
-                <w:rFonts w:cstheme="minorHAnsi"/>
-                <w:i/>
-              </w:rPr>
-              <w:t>Configuration &gt;</w:t>
+            <w:proofErr w:type="spellStart"/>
+            <w:r>
+              <w:rPr>
+                <w:rFonts w:cstheme="minorHAnsi" w:hint="eastAsia"/>
+                <w:i/>
+              </w:rPr>
+              <w:t>Region</w:t>
+            </w:r>
+            <w:r>
+              <w:rPr>
+                <w:rFonts w:cstheme="minorHAnsi"/>
+                <w:i/>
+              </w:rPr>
+              <w:t>Configuration</w:t>
+            </w:r>
+            <w:proofErr w:type="spellEnd"/>
+            <w:r>
+              <w:rPr>
+                <w:rFonts w:cstheme="minorHAnsi"/>
+                <w:i/>
+              </w:rPr>
+              <w:t>&gt;</w:t>
             </w:r>
           </w:p>
         </w:tc>
@@ -4562,50 +6522,312 @@
     </w:tbl>
     <w:p>
       <w:pPr>
-        <w:pStyle w:val="10"/>
-      </w:pPr>
-      <w:r>
-        <w:rPr>
-          <w:rFonts w:hint="eastAsia"/>
-        </w:rPr>
-        <w:t>Story</w:t>
-      </w:r>
-      <w:r>
-        <w:rPr>
-          <w:rFonts w:hint="eastAsia"/>
-        </w:rPr>
-        <w:t>约束和依赖</w:t>
+        <w:pStyle w:val="3"/>
+        <w:ind w:left="210"/>
+      </w:pPr>
+      <w:r>
+        <w:rPr>
+          <w:rFonts w:hint="eastAsia"/>
+        </w:rPr>
+        <w:t>HEAD</w:t>
+      </w:r>
+      <w:r>
+        <w:t xml:space="preserve"> </w:t>
+      </w:r>
+      <w:r>
+        <w:rPr>
+          <w:rFonts w:hint="eastAsia"/>
+        </w:rPr>
+        <w:t>Region</w:t>
       </w:r>
     </w:p>
     <w:p>
-      <w:pPr>
-        <w:rPr>
-          <w:color w:val="00B0F0"/>
-        </w:rPr>
-      </w:pPr>
-      <w:r>
-        <w:rPr>
-          <w:rFonts w:hint="eastAsia"/>
-          <w:color w:val="00B0F0"/>
-        </w:rPr>
-        <w:t>说明：简单描述</w:t>
-      </w:r>
-      <w:r>
-        <w:rPr>
-          <w:rFonts w:hint="eastAsia"/>
-          <w:color w:val="00B0F0"/>
-        </w:rPr>
-        <w:t>Story</w:t>
-      </w:r>
-      <w:r>
-        <w:rPr>
-          <w:rFonts w:hint="eastAsia"/>
-          <w:color w:val="00B0F0"/>
-        </w:rPr>
-        <w:t>对其它功能的约束，以及对某些功能的依赖</w:t>
+      <w:r>
+        <w:rPr>
+          <w:rFonts w:hint="eastAsia"/>
+        </w:rPr>
+        <w:t>检查区域是否存在。</w:t>
       </w:r>
     </w:p>
     <w:p>
+      <w:r>
+        <w:t>Request Headers</w:t>
+      </w:r>
+      <w:r>
+        <w:rPr>
+          <w:rFonts w:hint="eastAsia"/>
+        </w:rPr>
+        <w:t>：无特殊</w:t>
+      </w:r>
+      <w:r>
+        <w:rPr>
+          <w:rFonts w:hint="eastAsia"/>
+        </w:rPr>
+        <w:t>Header</w:t>
+      </w:r>
+      <w:r>
+        <w:rPr>
+          <w:rFonts w:hint="eastAsia"/>
+        </w:rPr>
+        <w:t>，参考</w:t>
+      </w:r>
+      <w:r>
+        <w:fldChar w:fldCharType="begin"/>
+      </w:r>
+      <w:r>
+        <w:instrText xml:space="preserve"> HYPERLINK \l "_</w:instrText>
+      </w:r>
+      <w:r>
+        <w:instrText>公共头部</w:instrText>
+      </w:r>
+      <w:r>
+        <w:instrText xml:space="preserve">" </w:instrText>
+      </w:r>
+      <w:r>
+        <w:fldChar w:fldCharType="separate"/>
+      </w:r>
+      <w:r>
+        <w:rPr>
+          <w:rStyle w:val="ad"/>
+          <w:rFonts w:hint="eastAsia"/>
+        </w:rPr>
+        <w:t>公共头部</w:t>
+      </w:r>
+      <w:r>
+        <w:rPr>
+          <w:rStyle w:val="ad"/>
+        </w:rPr>
+        <w:fldChar w:fldCharType="end"/>
+      </w:r>
+      <w:r>
+        <w:rPr>
+          <w:rFonts w:hint="eastAsia"/>
+        </w:rPr>
+        <w:t>。</w:t>
+      </w:r>
+    </w:p>
+    <w:p/>
+    <w:p>
+      <w:r>
+        <w:rPr>
+          <w:rFonts w:hint="eastAsia"/>
+        </w:rPr>
+        <w:t>请求样例：</w:t>
+      </w:r>
+    </w:p>
+    <w:tbl>
+      <w:tblPr>
+        <w:tblStyle w:val="a9"/>
+        <w:tblW w:w="0" w:type="auto"/>
+        <w:tblInd w:w="340" w:type="dxa"/>
+        <w:tblLook w:val="04A0" w:firstRow="1" w:lastRow="0" w:firstColumn="1" w:lastColumn="0" w:noHBand="0" w:noVBand="1"/>
+      </w:tblPr>
+      <w:tblGrid>
+        <w:gridCol w:w="7956"/>
+      </w:tblGrid>
+      <w:tr>
+        <w:tc>
+          <w:tcPr>
+            <w:tcW w:w="8296" w:type="dxa"/>
+          </w:tcPr>
+          <w:p>
+            <w:pPr>
+              <w:ind w:left="0"/>
+              <w:rPr>
+                <w:i/>
+              </w:rPr>
+            </w:pPr>
+            <w:r>
+              <w:rPr>
+                <w:rFonts w:hint="eastAsia"/>
+                <w:i/>
+              </w:rPr>
+              <w:t>HEAD</w:t>
+            </w:r>
+            <w:r>
+              <w:rPr>
+                <w:i/>
+              </w:rPr>
+              <w:t xml:space="preserve"> </w:t>
+            </w:r>
+            <w:r>
+              <w:rPr>
+                <w:i/>
+              </w:rPr>
+              <w:t>/</w:t>
+            </w:r>
+            <w:r>
+              <w:rPr>
+                <w:i/>
+              </w:rPr>
+              <w:t>region/</w:t>
+            </w:r>
+            <w:r>
+              <w:rPr>
+                <w:rFonts w:cstheme="minorHAnsi" w:hint="eastAsia"/>
+                <w:i/>
+              </w:rPr>
+              <w:t>{</w:t>
+            </w:r>
+            <w:proofErr w:type="spellStart"/>
+            <w:r>
+              <w:rPr>
+                <w:rFonts w:cstheme="minorHAnsi"/>
+                <w:i/>
+              </w:rPr>
+              <w:t>regionname</w:t>
+            </w:r>
+            <w:proofErr w:type="spellEnd"/>
+            <w:r>
+              <w:rPr>
+                <w:rFonts w:cstheme="minorHAnsi" w:hint="eastAsia"/>
+                <w:i/>
+              </w:rPr>
+              <w:t>}</w:t>
+            </w:r>
+            <w:r>
+              <w:rPr>
+                <w:i/>
+              </w:rPr>
+              <w:t xml:space="preserve"> HTTP/1.1 </w:t>
+            </w:r>
+          </w:p>
+          <w:p>
+            <w:pPr>
+              <w:ind w:left="0"/>
+              <w:rPr>
+                <w:i/>
+              </w:rPr>
+            </w:pPr>
+            <w:r>
+              <w:rPr>
+                <w:i/>
+              </w:rPr>
+              <w:t xml:space="preserve">Host: </w:t>
+            </w:r>
+            <w:r>
+              <w:rPr>
+                <w:rFonts w:hint="eastAsia"/>
+                <w:i/>
+              </w:rPr>
+              <w:t>sequoia.</w:t>
+            </w:r>
+            <w:r>
+              <w:rPr>
+                <w:i/>
+              </w:rPr>
+              <w:t>s3.com</w:t>
+            </w:r>
+            <w:r>
+              <w:rPr>
+                <w:i/>
+              </w:rPr>
+              <w:t xml:space="preserve"> </w:t>
+            </w:r>
+          </w:p>
+          <w:p>
+            <w:pPr>
+              <w:ind w:left="0"/>
+              <w:rPr>
+                <w:i/>
+              </w:rPr>
+            </w:pPr>
+            <w:r>
+              <w:rPr>
+                <w:i/>
+              </w:rPr>
+              <w:t xml:space="preserve">Date: Wed, 12 Oct 2009 17:50:00 GMT </w:t>
+            </w:r>
+          </w:p>
+          <w:p>
+            <w:pPr>
+              <w:ind w:left="0"/>
+              <w:rPr>
+                <w:i/>
+              </w:rPr>
+            </w:pPr>
+            <w:r>
+              <w:rPr>
+                <w:i/>
+              </w:rPr>
+              <w:lastRenderedPageBreak/>
+              <w:t xml:space="preserve">Authorization: authorization string </w:t>
+            </w:r>
+          </w:p>
+        </w:tc>
+      </w:tr>
+    </w:tbl>
+    <w:p/>
+    <w:p>
+      <w:r>
+        <w:rPr>
+          <w:rFonts w:hint="eastAsia"/>
+        </w:rPr>
+        <w:t>响应样例：</w:t>
+      </w:r>
+    </w:p>
+    <w:tbl>
+      <w:tblPr>
+        <w:tblStyle w:val="a9"/>
+        <w:tblW w:w="0" w:type="auto"/>
+        <w:tblInd w:w="340" w:type="dxa"/>
+        <w:tblLook w:val="04A0" w:firstRow="1" w:lastRow="0" w:firstColumn="1" w:lastColumn="0" w:noHBand="0" w:noVBand="1"/>
+      </w:tblPr>
+      <w:tblGrid>
+        <w:gridCol w:w="7956"/>
+      </w:tblGrid>
+      <w:tr>
+        <w:tc>
+          <w:tcPr>
+            <w:tcW w:w="8296" w:type="dxa"/>
+          </w:tcPr>
+          <w:p>
+            <w:pPr>
+              <w:ind w:left="0"/>
+              <w:rPr>
+                <w:rFonts w:cstheme="minorHAnsi"/>
+                <w:i/>
+              </w:rPr>
+            </w:pPr>
+            <w:r>
+              <w:rPr>
+                <w:rFonts w:cstheme="minorHAnsi"/>
+                <w:i/>
+              </w:rPr>
+              <w:t>HTTP/1.1 20</w:t>
+            </w:r>
+            <w:r>
+              <w:rPr>
+                <w:rFonts w:cstheme="minorHAnsi"/>
+                <w:i/>
+              </w:rPr>
+              <w:t xml:space="preserve">0 </w:t>
+            </w:r>
+            <w:r>
+              <w:rPr>
+                <w:rFonts w:cstheme="minorHAnsi" w:hint="eastAsia"/>
+                <w:i/>
+              </w:rPr>
+              <w:t>OK</w:t>
+            </w:r>
+          </w:p>
+          <w:p>
+            <w:pPr>
+              <w:ind w:left="0"/>
+            </w:pPr>
+            <w:r>
+              <w:rPr>
+                <w:rFonts w:cstheme="minorHAnsi"/>
+                <w:i/>
+              </w:rPr>
+              <w:t>Date: Wed, 01 Mar  2006 12:00:00 GMT</w:t>
+            </w:r>
+          </w:p>
+        </w:tc>
+      </w:tr>
+    </w:tbl>
+    <w:p/>
+    <w:p>
       <w:pPr>
         <w:pStyle w:val="10"/>
       </w:pPr>
@@ -4613,17 +6835,62 @@
         <w:rPr>
           <w:rFonts w:hint="eastAsia"/>
         </w:rPr>
-        <w:t xml:space="preserve">Story </w:t>
-      </w:r>
-      <w:r>
-        <w:rPr>
-          <w:rFonts w:hint="eastAsia"/>
-        </w:rPr>
-        <w:t>简单设计</w:t>
+        <w:t>Story</w:t>
+      </w:r>
+      <w:r>
+        <w:rPr>
+          <w:rFonts w:hint="eastAsia"/>
+        </w:rPr>
+        <w:t>约束和依赖</w:t>
       </w:r>
     </w:p>
     <w:p>
       <w:pPr>
+        <w:rPr>
+          <w:color w:val="00B0F0"/>
+        </w:rPr>
+      </w:pPr>
+      <w:r>
+        <w:rPr>
+          <w:rFonts w:hint="eastAsia"/>
+          <w:color w:val="00B0F0"/>
+        </w:rPr>
+        <w:t>说明：简单描述</w:t>
+      </w:r>
+      <w:r>
+        <w:rPr>
+          <w:rFonts w:hint="eastAsia"/>
+          <w:color w:val="00B0F0"/>
+        </w:rPr>
+        <w:t>Story</w:t>
+      </w:r>
+      <w:r>
+        <w:rPr>
+          <w:rFonts w:hint="eastAsia"/>
+          <w:color w:val="00B0F0"/>
+        </w:rPr>
+        <w:t>对其它功能的约束，以及对某些功能的依赖</w:t>
+      </w:r>
+    </w:p>
+    <w:p>
+      <w:pPr>
+        <w:pStyle w:val="10"/>
+      </w:pPr>
+      <w:r>
+        <w:rPr>
+          <w:rFonts w:hint="eastAsia"/>
+        </w:rPr>
+        <w:t xml:space="preserve">Story </w:t>
+      </w:r>
+      <w:r>
+        <w:rPr>
+          <w:rFonts w:hint="eastAsia"/>
+        </w:rPr>
+        <w:t>简单设计</w:t>
+      </w:r>
+    </w:p>
+    <w:p>
+      <w:pPr>
         <w:pStyle w:val="2"/>
         <w:ind w:left="210"/>
       </w:pPr>
@@ -4666,11 +6933,19 @@
         </w:rPr>
         <w:t>—</w:t>
       </w:r>
+      <w:proofErr w:type="spellStart"/>
       <w:r>
         <w:rPr>
           <w:rFonts w:asciiTheme="minorEastAsia" w:hAnsiTheme="minorEastAsia" w:hint="eastAsia"/>
         </w:rPr>
-        <w:t>SequoiaDB兼容Amazon</w:t>
+        <w:t>SequoiaDB</w:t>
+      </w:r>
+      <w:proofErr w:type="spellEnd"/>
+      <w:r>
+        <w:rPr>
+          <w:rFonts w:asciiTheme="minorEastAsia" w:hAnsiTheme="minorEastAsia" w:hint="eastAsia"/>
+        </w:rPr>
+        <w:t>兼容Amazon</w:t>
       </w:r>
       <w:r>
         <w:rPr>
@@ -4694,7 +6969,21 @@
         <w:rPr>
           <w:rFonts w:asciiTheme="minorEastAsia" w:hAnsiTheme="minorEastAsia" w:hint="eastAsia"/>
         </w:rPr>
-        <w:t>接口.docx》。</w:t>
+        <w:t>接口.</w:t>
+      </w:r>
+      <w:proofErr w:type="spellStart"/>
+      <w:r>
+        <w:rPr>
+          <w:rFonts w:asciiTheme="minorEastAsia" w:hAnsiTheme="minorEastAsia" w:hint="eastAsia"/>
+        </w:rPr>
+        <w:t>docx</w:t>
+      </w:r>
+      <w:proofErr w:type="spellEnd"/>
+      <w:r>
+        <w:rPr>
+          <w:rFonts w:asciiTheme="minorEastAsia" w:hAnsiTheme="minorEastAsia" w:hint="eastAsia"/>
+        </w:rPr>
+        <w:t>》。</w:t>
       </w:r>
     </w:p>
     <w:p>
@@ -4706,7 +6995,6 @@
         <w:rPr>
           <w:rFonts w:hint="eastAsia"/>
         </w:rPr>
-        <w:lastRenderedPageBreak/>
         <w:t>数据库表设计结构</w:t>
       </w:r>
     </w:p>
@@ -4779,7 +7067,23 @@
           <w:rFonts w:hint="eastAsia"/>
           <w:color w:val="00B0F0"/>
         </w:rPr>
-        <w:t>使用时序图或者活动图</w:t>
+        <w:t>使用时序</w:t>
+      </w:r>
+      <w:proofErr w:type="gramStart"/>
+      <w:r>
+        <w:rPr>
+          <w:rFonts w:hint="eastAsia"/>
+          <w:color w:val="00B0F0"/>
+        </w:rPr>
+        <w:t>图或者</w:t>
+      </w:r>
+      <w:proofErr w:type="gramEnd"/>
+      <w:r>
+        <w:rPr>
+          <w:rFonts w:hint="eastAsia"/>
+          <w:color w:val="00B0F0"/>
+        </w:rPr>
+        <w:t>活动图</w:t>
       </w:r>
       <w:r>
         <w:rPr>
@@ -4990,9 +7294,6 @@
           <w:p>
             <w:pPr>
               <w:ind w:left="0"/>
-              <w:rPr>
-                <w:rFonts w:hint="eastAsia"/>
-              </w:rPr>
             </w:pPr>
             <w:r>
               <w:rPr>
@@ -5053,52 +7354,51 @@
           <w:p>
             <w:pPr>
               <w:ind w:left="0"/>
+            </w:pPr>
+            <w:r>
               <w:rPr>
                 <w:rFonts w:hint="eastAsia"/>
               </w:rPr>
+              <w:t>PUT</w:t>
+            </w:r>
+          </w:p>
+        </w:tc>
+        <w:tc>
+          <w:tcPr>
+            <w:tcW w:w="1973" w:type="dxa"/>
+          </w:tcPr>
+          <w:p>
+            <w:pPr>
+              <w:ind w:left="0"/>
             </w:pPr>
             <w:r>
               <w:rPr>
                 <w:rFonts w:hint="eastAsia"/>
               </w:rPr>
-              <w:t>PUT</w:t>
-            </w:r>
-          </w:p>
-        </w:tc>
-        <w:tc>
-          <w:tcPr>
-            <w:tcW w:w="1973" w:type="dxa"/>
-          </w:tcPr>
-          <w:p>
-            <w:pPr>
-              <w:ind w:left="0"/>
+              <w:t>/region/</w:t>
+            </w:r>
+            <w:proofErr w:type="spellStart"/>
+            <w:r>
               <w:rPr>
                 <w:rFonts w:hint="eastAsia"/>
               </w:rPr>
+              <w:t>regionName</w:t>
+            </w:r>
+            <w:proofErr w:type="spellEnd"/>
+          </w:p>
+        </w:tc>
+        <w:tc>
+          <w:tcPr>
+            <w:tcW w:w="1651" w:type="dxa"/>
+          </w:tcPr>
+          <w:p>
+            <w:pPr>
+              <w:ind w:left="0"/>
             </w:pPr>
             <w:r>
               <w:rPr>
                 <w:rFonts w:hint="eastAsia"/>
               </w:rPr>
-              <w:t>/region/regionName</w:t>
-            </w:r>
-          </w:p>
-        </w:tc>
-        <w:tc>
-          <w:tcPr>
-            <w:tcW w:w="1651" w:type="dxa"/>
-          </w:tcPr>
-          <w:p>
-            <w:pPr>
-              <w:ind w:left="0"/>
-              <w:rPr>
-                <w:rFonts w:hint="eastAsia"/>
-              </w:rPr>
-            </w:pPr>
-            <w:r>
-              <w:rPr>
-                <w:rFonts w:hint="eastAsia"/>
-              </w:rPr>
               <w:t>无</w:t>
             </w:r>
           </w:p>
@@ -5110,9 +7410,6 @@
           <w:p>
             <w:pPr>
               <w:ind w:left="0"/>
-              <w:rPr>
-                <w:rFonts w:hint="eastAsia"/>
-              </w:rPr>
             </w:pPr>
             <w:r>
               <w:t>PUT Region</w:t>
@@ -5164,12 +7461,14 @@
             <w:r>
               <w:t>/</w:t>
             </w:r>
+            <w:proofErr w:type="spellStart"/>
             <w:r>
               <w:rPr>
                 <w:rFonts w:hint="eastAsia"/>
               </w:rPr>
               <w:t>regionName</w:t>
             </w:r>
+            <w:proofErr w:type="spellEnd"/>
           </w:p>
         </w:tc>
         <w:tc>
@@ -5250,23 +7549,109 @@
               <w:rPr>
                 <w:rFonts w:hint="eastAsia"/>
               </w:rPr>
+              <w:t>/region</w:t>
+            </w:r>
+            <w:r>
               <w:t>/</w:t>
             </w:r>
+            <w:proofErr w:type="spellStart"/>
             <w:r>
               <w:rPr>
                 <w:rFonts w:hint="eastAsia"/>
               </w:rPr>
-              <w:t>region</w:t>
-            </w:r>
-            <w:r>
-              <w:t>/</w:t>
-            </w:r>
+              <w:t>regionName</w:t>
+            </w:r>
+            <w:proofErr w:type="spellEnd"/>
+          </w:p>
+        </w:tc>
+        <w:tc>
+          <w:tcPr>
+            <w:tcW w:w="1651" w:type="dxa"/>
+          </w:tcPr>
+          <w:p>
+            <w:pPr>
+              <w:ind w:left="0"/>
+            </w:pPr>
             <w:r>
               <w:rPr>
                 <w:rFonts w:hint="eastAsia"/>
               </w:rPr>
+              <w:t>无</w:t>
+            </w:r>
+          </w:p>
+        </w:tc>
+        <w:tc>
+          <w:tcPr>
+            <w:tcW w:w="2006" w:type="dxa"/>
+          </w:tcPr>
+          <w:p>
+            <w:pPr>
+              <w:ind w:left="0"/>
+            </w:pPr>
+            <w:r>
+              <w:rPr>
+                <w:rFonts w:hint="eastAsia"/>
+              </w:rPr>
+              <w:t xml:space="preserve">GET </w:t>
+            </w:r>
+            <w:r>
+              <w:t>Region</w:t>
+            </w:r>
+          </w:p>
+        </w:tc>
+        <w:tc>
+          <w:tcPr>
+            <w:tcW w:w="797" w:type="dxa"/>
+          </w:tcPr>
+          <w:p>
+            <w:pPr>
+              <w:ind w:left="0"/>
+            </w:pPr>
+          </w:p>
+        </w:tc>
+      </w:tr>
+      <w:tr>
+        <w:trPr>
+          <w:trHeight w:val="390"/>
+        </w:trPr>
+        <w:tc>
+          <w:tcPr>
+            <w:tcW w:w="1021" w:type="dxa"/>
+          </w:tcPr>
+          <w:p>
+            <w:pPr>
+              <w:ind w:left="0"/>
+            </w:pPr>
+            <w:r>
+              <w:rPr>
+                <w:rFonts w:hint="eastAsia"/>
+              </w:rPr>
+              <w:t>HEAD</w:t>
+            </w:r>
+          </w:p>
+        </w:tc>
+        <w:tc>
+          <w:tcPr>
+            <w:tcW w:w="1973" w:type="dxa"/>
+          </w:tcPr>
+          <w:p>
+            <w:pPr>
+              <w:ind w:left="0"/>
+            </w:pPr>
+            <w:r>
+              <w:rPr>
+                <w:rFonts w:hint="eastAsia"/>
+              </w:rPr>
+              <w:t>/region/</w:t>
+            </w:r>
+            <w:proofErr w:type="spellStart"/>
+            <w:r>
+              <w:rPr>
+                <w:rFonts w:hint="eastAsia"/>
+              </w:rPr>
               <w:t>regionName</w:t>
             </w:r>
+            <w:proofErr w:type="spellEnd"/>
           </w:p>
         </w:tc>
         <w:tc>
@@ -5297,15 +7682,15 @@
               <w:rPr>
                 <w:rFonts w:hint="eastAsia"/>
               </w:rPr>
-              <w:t>GET</w:t>
+              <w:t>HEAD</w:t>
+            </w:r>
+            <w:r>
+              <w:t xml:space="preserve"> </w:t>
             </w:r>
             <w:r>
               <w:rPr>
                 <w:rFonts w:hint="eastAsia"/>
               </w:rPr>
-              <w:t xml:space="preserve"> </w:t>
-            </w:r>
-            <w:r>
               <w:t>Region</w:t>
             </w:r>
           </w:p>
@@ -5328,17 +7713,18 @@
         <w:pStyle w:val="3"/>
         <w:ind w:left="210"/>
       </w:pPr>
-      <w:bookmarkStart w:id="2" w:name="_获取桶列表（GET_Service）"/>
-      <w:bookmarkStart w:id="3" w:name="_权限校验流程"/>
-      <w:bookmarkStart w:id="4" w:name="_创建用户（PUT_User）"/>
-      <w:bookmarkStart w:id="5" w:name="_Ref517361379"/>
-      <w:bookmarkEnd w:id="2"/>
-      <w:bookmarkEnd w:id="3"/>
+      <w:bookmarkStart w:id="4" w:name="_获取桶列表（GET_Service）"/>
+      <w:bookmarkStart w:id="5" w:name="_权限校验流程"/>
+      <w:bookmarkStart w:id="6" w:name="_创建用户（PUT_User）"/>
+      <w:bookmarkStart w:id="7" w:name="_Ref517361379"/>
       <w:bookmarkEnd w:id="4"/>
-      <w:r>
-        <w:rPr>
-          <w:rFonts w:hint="eastAsia"/>
-        </w:rPr>
+      <w:bookmarkEnd w:id="5"/>
+      <w:bookmarkEnd w:id="6"/>
+      <w:r>
+        <w:rPr>
+          <w:rFonts w:hint="eastAsia"/>
+        </w:rPr>
+        <w:lastRenderedPageBreak/>
         <w:t>获取区域</w:t>
       </w:r>
       <w:r>
@@ -5364,8 +7750,8 @@
       <w:pPr>
         <w:ind w:left="0"/>
       </w:pPr>
-      <w:bookmarkStart w:id="6" w:name="_创建桶（PUT_Bucket）"/>
-      <w:bookmarkEnd w:id="6"/>
+      <w:bookmarkStart w:id="8" w:name="_创建桶（PUT_Bucket）"/>
+      <w:bookmarkEnd w:id="8"/>
       <w:r>
         <w:rPr>
           <w:rFonts w:hint="eastAsia"/>
@@ -5427,7 +7813,7 @@
                     </pic:cNvPicPr>
                   </pic:nvPicPr>
                   <pic:blipFill>
-                    <a:blip r:embed="rId8">
+                    <a:blip r:embed="rId10">
                       <a:extLst>
                         <a:ext uri="{28A0092B-C50C-407E-A947-70E740481C1C}">
                           <a14:useLocalDpi xmlns:a14="http://schemas.microsoft.com/office/drawing/2010/main" val="0"/>
@@ -5473,7 +7859,13 @@
         <w:rPr>
           <w:rFonts w:hint="eastAsia"/>
         </w:rPr>
-        <w:t>创建区域</w:t>
+        <w:t>增加</w:t>
+      </w:r>
+      <w:r>
+        <w:rPr>
+          <w:rFonts w:hint="eastAsia"/>
+        </w:rPr>
+        <w:t>区域</w:t>
       </w:r>
       <w:r>
         <w:rPr>
@@ -5499,7 +7891,7 @@
     </w:p>
     <w:p>
       <w:pPr>
-        <w:ind w:left="0"/>
+        <w:ind w:left="0" w:firstLineChars="200" w:firstLine="420"/>
       </w:pPr>
       <w:r>
         <w:rPr>
@@ -5512,6 +7904,12 @@
           <w:rFonts w:hint="eastAsia"/>
         </w:rPr>
         <w:t>区域</w:t>
+      </w:r>
+      <w:r>
+        <w:rPr>
+          <w:rFonts w:hint="eastAsia"/>
+        </w:rPr>
+        <w:t>或更新区域配置</w:t>
       </w:r>
       <w:r>
         <w:rPr>
@@ -5528,237 +7926,674 @@
     </w:p>
     <w:p>
       <w:pPr>
-        <w:ind w:left="0"/>
-      </w:pPr>
-      <w:r>
-        <w:rPr>
-          <w:rFonts w:hint="eastAsia"/>
-        </w:rPr>
-        <w:lastRenderedPageBreak/>
-        <w:t>创建区域时携带</w:t>
-      </w:r>
-      <w:r>
-        <w:rPr>
-          <w:rFonts w:hint="eastAsia"/>
-        </w:rPr>
-        <w:t>DataCsRate</w:t>
-      </w:r>
-      <w:r>
-        <w:rPr>
-          <w:rFonts w:hint="eastAsia"/>
-        </w:rPr>
-        <w:t>，</w:t>
-      </w:r>
-      <w:r>
-        <w:rPr>
-          <w:rFonts w:hint="eastAsia"/>
-        </w:rPr>
-        <w:t>DataClRate</w:t>
-      </w:r>
-      <w:r>
-        <w:rPr>
-          <w:rFonts w:hint="eastAsia"/>
-        </w:rPr>
-        <w:t>，</w:t>
-      </w:r>
-      <w:r>
-        <w:rPr>
-          <w:rFonts w:hint="eastAsia"/>
-        </w:rPr>
-        <w:t>MetaClRate</w:t>
-      </w:r>
-      <w:r>
-        <w:rPr>
-          <w:rFonts w:hint="eastAsia"/>
-        </w:rPr>
-        <w:t>参数，分别为区域内存储对象的集合空间和集合的分区周期，</w:t>
-      </w:r>
-      <w:r>
-        <w:rPr>
-          <w:rFonts w:hint="eastAsia"/>
-        </w:rPr>
-        <w:t>DataCsRate</w:t>
-      </w:r>
-      <w:r>
-        <w:rPr>
-          <w:rFonts w:hint="eastAsia"/>
-        </w:rPr>
-        <w:t>为对象存储的集合空间创建周期，如果配置为</w:t>
-      </w:r>
-      <w:r>
-        <w:rPr>
-          <w:rFonts w:hint="eastAsia"/>
-        </w:rPr>
-        <w:t>year</w:t>
-      </w:r>
-      <w:r>
-        <w:rPr>
-          <w:rFonts w:hint="eastAsia"/>
-        </w:rPr>
-        <w:t>，则每年该区域创建一个集合空间存储</w:t>
-      </w:r>
-      <w:r>
-        <w:rPr>
-          <w:rFonts w:hint="eastAsia"/>
-        </w:rPr>
-        <w:t>Lob</w:t>
-      </w:r>
-      <w:r>
-        <w:rPr>
-          <w:rFonts w:hint="eastAsia"/>
-        </w:rPr>
-        <w:t>数据，</w:t>
-      </w:r>
-      <w:r>
-        <w:rPr>
-          <w:rFonts w:hint="eastAsia"/>
-        </w:rPr>
-        <w:t>DataClRate</w:t>
-      </w:r>
-      <w:r>
-        <w:rPr>
-          <w:rFonts w:hint="eastAsia"/>
-        </w:rPr>
-        <w:t>为对象存储的集合创建周期，如果配置为</w:t>
-      </w:r>
-      <w:r>
-        <w:rPr>
-          <w:rFonts w:hint="eastAsia"/>
-        </w:rPr>
-        <w:t>quarter</w:t>
-      </w:r>
-      <w:r>
-        <w:rPr>
-          <w:rFonts w:hint="eastAsia"/>
-        </w:rPr>
-        <w:t>，则每季度在当前集合空间中创建一个集合存储</w:t>
-      </w:r>
-      <w:r>
-        <w:rPr>
-          <w:rFonts w:hint="eastAsia"/>
-        </w:rPr>
-        <w:t>Lob</w:t>
-      </w:r>
-      <w:r>
-        <w:rPr>
-          <w:rFonts w:hint="eastAsia"/>
-        </w:rPr>
-        <w:t>数据，</w:t>
-      </w:r>
-      <w:r>
-        <w:rPr>
-          <w:rFonts w:hint="eastAsia"/>
-        </w:rPr>
-        <w:t>MetaClRate</w:t>
-      </w:r>
-      <w:r>
-        <w:rPr>
-          <w:rFonts w:hint="eastAsia"/>
-        </w:rPr>
-        <w:t>为元数据存储的。</w:t>
+        <w:ind w:left="0" w:firstLineChars="200" w:firstLine="420"/>
+      </w:pPr>
+      <w:r>
+        <w:rPr>
+          <w:rFonts w:hint="eastAsia"/>
+        </w:rPr>
+        <w:t>区域名称在</w:t>
+      </w:r>
+      <w:proofErr w:type="spellStart"/>
+      <w:r>
+        <w:rPr>
+          <w:rFonts w:hint="eastAsia"/>
+        </w:rPr>
+        <w:t>RegionList</w:t>
+      </w:r>
+      <w:proofErr w:type="spellEnd"/>
+      <w:r>
+        <w:rPr>
+          <w:rFonts w:hint="eastAsia"/>
+        </w:rPr>
+        <w:t>中</w:t>
+      </w:r>
+      <w:proofErr w:type="gramStart"/>
+      <w:r>
+        <w:rPr>
+          <w:rFonts w:hint="eastAsia"/>
+        </w:rPr>
+        <w:t>建唯一</w:t>
+      </w:r>
+      <w:proofErr w:type="gramEnd"/>
+      <w:r>
+        <w:rPr>
+          <w:rFonts w:hint="eastAsia"/>
+        </w:rPr>
+        <w:t>索引</w:t>
       </w:r>
     </w:p>
     <w:p>
       <w:pPr>
-        <w:ind w:left="0"/>
-        <w:rPr>
-          <w:rFonts w:hint="eastAsia"/>
-        </w:rPr>
-      </w:pPr>
-      <w:r>
-        <w:rPr>
-          <w:rFonts w:hint="eastAsia"/>
-        </w:rPr>
-        <w:t>区域名称在</w:t>
-      </w:r>
-      <w:r>
-        <w:rPr>
-          <w:rFonts w:hint="eastAsia"/>
-        </w:rPr>
-        <w:t>RegionList</w:t>
-      </w:r>
-      <w:r>
-        <w:rPr>
-          <w:rFonts w:hint="eastAsia"/>
-        </w:rPr>
-        <w:t>中建唯一索引</w:t>
+        <w:ind w:left="0" w:firstLineChars="200" w:firstLine="420"/>
+      </w:pPr>
+      <w:r>
+        <w:rPr>
+          <w:rFonts w:hint="eastAsia"/>
+        </w:rPr>
+        <w:t>插入区域前先查询是否已经有同名区域记录，如果有则更新区域信息，如果没有则写入新的区域信息。</w:t>
       </w:r>
     </w:p>
     <w:p>
       <w:pPr>
-        <w:ind w:left="0"/>
-        <w:rPr>
-          <w:rFonts w:hint="eastAsia"/>
-        </w:rPr>
-      </w:pPr>
-      <w:r>
-        <w:rPr>
-          <w:rFonts w:hint="eastAsia"/>
-        </w:rPr>
-        <w:t>插入区域前先查询是否已经有同名区域记录，如果有则返回</w:t>
-      </w:r>
-      <w:r>
-        <w:rPr>
-          <w:rFonts w:hint="eastAsia"/>
-        </w:rPr>
-        <w:t>409</w:t>
-      </w:r>
-      <w:r>
-        <w:t xml:space="preserve"> </w:t>
-      </w:r>
-      <w:r>
-        <w:rPr>
-          <w:rFonts w:hint="eastAsia"/>
-        </w:rPr>
-        <w:t>Region</w:t>
-      </w:r>
-      <w:r>
-        <w:t>AlreadyExists</w:t>
-      </w:r>
-      <w:r>
-        <w:rPr>
-          <w:rFonts w:hint="eastAsia"/>
-        </w:rPr>
-        <w:t>。</w:t>
-      </w:r>
+        <w:ind w:left="0" w:firstLineChars="200" w:firstLine="420"/>
+      </w:pPr>
     </w:p>
     <w:p>
       <w:pPr>
-        <w:ind w:left="0"/>
-        <w:rPr>
-          <w:rFonts w:hint="eastAsia"/>
-        </w:rPr>
-      </w:pPr>
-      <w:r>
-        <w:rPr>
-          <w:rFonts w:hint="eastAsia"/>
-        </w:rPr>
-        <w:t>当插入区域信息时发现记录冲突，返回</w:t>
-      </w:r>
-      <w:r>
-        <w:rPr>
-          <w:rFonts w:hint="eastAsia"/>
-        </w:rPr>
-        <w:t>409</w:t>
-      </w:r>
-      <w:r>
-        <w:t xml:space="preserve"> </w:t>
-      </w:r>
-      <w:r>
-        <w:rPr>
-          <w:rFonts w:hint="eastAsia"/>
-        </w:rPr>
-        <w:t>Region</w:t>
-      </w:r>
-      <w:r>
-        <w:t>AlreadyExists</w:t>
-      </w:r>
+        <w:ind w:left="0" w:firstLineChars="200" w:firstLine="420"/>
+      </w:pPr>
+      <w:r>
+        <w:rPr>
+          <w:rFonts w:hint="eastAsia"/>
+        </w:rPr>
+        <w:t>创建区域</w:t>
+      </w:r>
+      <w:r>
+        <w:rPr>
+          <w:rFonts w:hint="eastAsia"/>
+        </w:rPr>
+        <w:t>可以指定固定集合空间和集合，也可以指定</w:t>
+      </w:r>
+      <w:proofErr w:type="spellStart"/>
+      <w:r>
+        <w:rPr>
+          <w:rFonts w:hint="eastAsia"/>
+        </w:rPr>
+        <w:t>ShardingType</w:t>
+      </w:r>
+      <w:proofErr w:type="spellEnd"/>
+      <w:r>
+        <w:rPr>
+          <w:rFonts w:hint="eastAsia"/>
+        </w:rPr>
+        <w:t>规则按照时间创建集合空间</w:t>
+      </w:r>
+      <w:r>
+        <w:rPr>
+          <w:rFonts w:hint="eastAsia"/>
+        </w:rPr>
+        <w:t>+</w:t>
+      </w:r>
+      <w:r>
+        <w:rPr>
+          <w:rFonts w:hint="eastAsia"/>
+        </w:rPr>
+        <w:t>集合。</w:t>
+      </w:r>
+    </w:p>
+    <w:p>
+      <w:pPr>
+        <w:ind w:left="0" w:firstLineChars="200" w:firstLine="420"/>
+      </w:pPr>
+      <w:r>
+        <w:rPr>
+          <w:rFonts w:hint="eastAsia"/>
+        </w:rPr>
+        <w:t>当请求</w:t>
+      </w:r>
+      <w:r>
+        <w:rPr>
+          <w:rFonts w:hint="eastAsia"/>
+        </w:rPr>
+        <w:t>携带</w:t>
+      </w:r>
+      <w:proofErr w:type="spellStart"/>
+      <w:r>
+        <w:rPr>
+          <w:rFonts w:cstheme="minorHAnsi" w:hint="eastAsia"/>
+          <w:color w:val="000000" w:themeColor="text1"/>
+        </w:rPr>
+        <w:t>DataCSShardingType</w:t>
+      </w:r>
+      <w:proofErr w:type="spellEnd"/>
+      <w:r>
+        <w:rPr>
+          <w:rFonts w:hint="eastAsia"/>
+        </w:rPr>
+        <w:t>，</w:t>
+      </w:r>
+      <w:proofErr w:type="spellStart"/>
+      <w:r>
+        <w:rPr>
+          <w:rFonts w:cstheme="minorHAnsi" w:hint="eastAsia"/>
+          <w:color w:val="000000" w:themeColor="text1"/>
+        </w:rPr>
+        <w:t>DataCLShardingType</w:t>
+      </w:r>
+      <w:proofErr w:type="spellEnd"/>
+      <w:r>
+        <w:rPr>
+          <w:rFonts w:hint="eastAsia"/>
+        </w:rPr>
+        <w:t>，分别为区域内存储对象的集合空间和集合的分区周期，</w:t>
+      </w:r>
+      <w:proofErr w:type="spellStart"/>
+      <w:r>
+        <w:rPr>
+          <w:rFonts w:cstheme="minorHAnsi" w:hint="eastAsia"/>
+          <w:color w:val="000000" w:themeColor="text1"/>
+        </w:rPr>
+        <w:t>DataCSShardingType</w:t>
+      </w:r>
+      <w:proofErr w:type="spellEnd"/>
+      <w:r>
+        <w:rPr>
+          <w:rFonts w:hint="eastAsia"/>
+        </w:rPr>
+        <w:t>为对象存储的集合空间创建周期，如果配置为</w:t>
+      </w:r>
+      <w:r>
+        <w:rPr>
+          <w:rFonts w:hint="eastAsia"/>
+        </w:rPr>
+        <w:t>year</w:t>
+      </w:r>
+      <w:r>
+        <w:rPr>
+          <w:rFonts w:hint="eastAsia"/>
+        </w:rPr>
+        <w:t>，则每年该区域创建一个集合空间存储</w:t>
+      </w:r>
+      <w:r>
+        <w:rPr>
+          <w:rFonts w:hint="eastAsia"/>
+        </w:rPr>
+        <w:t>Lob</w:t>
+      </w:r>
+      <w:r>
+        <w:rPr>
+          <w:rFonts w:hint="eastAsia"/>
+        </w:rPr>
+        <w:t>数据，</w:t>
+      </w:r>
+      <w:proofErr w:type="spellStart"/>
+      <w:r>
+        <w:rPr>
+          <w:rFonts w:cstheme="minorHAnsi" w:hint="eastAsia"/>
+          <w:color w:val="000000" w:themeColor="text1"/>
+        </w:rPr>
+        <w:t>DataCLShardingType</w:t>
+      </w:r>
+      <w:proofErr w:type="spellEnd"/>
+      <w:r>
+        <w:rPr>
+          <w:rFonts w:hint="eastAsia"/>
+        </w:rPr>
+        <w:t>为对象存储的集合创建周期，如果配置为</w:t>
+      </w:r>
+      <w:r>
+        <w:rPr>
+          <w:rFonts w:hint="eastAsia"/>
+        </w:rPr>
+        <w:t>quarter</w:t>
+      </w:r>
+      <w:r>
+        <w:rPr>
+          <w:rFonts w:hint="eastAsia"/>
+        </w:rPr>
+        <w:t>，则每季度在当前集合空间中创建一个集合存储</w:t>
+      </w:r>
+      <w:r>
+        <w:rPr>
+          <w:rFonts w:hint="eastAsia"/>
+        </w:rPr>
+        <w:t>Lob</w:t>
+      </w:r>
+      <w:r>
+        <w:rPr>
+          <w:rFonts w:hint="eastAsia"/>
+        </w:rPr>
+        <w:t>对象</w:t>
+      </w:r>
+      <w:r>
+        <w:rPr>
+          <w:rFonts w:hint="eastAsia"/>
+        </w:rPr>
+        <w:t>数据。</w:t>
+      </w:r>
+    </w:p>
+    <w:p>
+      <w:pPr>
+        <w:ind w:left="0" w:firstLineChars="200" w:firstLine="420"/>
+      </w:pPr>
+      <w:r>
+        <w:rPr>
+          <w:rFonts w:hint="eastAsia"/>
+        </w:rPr>
+        <w:t>当请求中携带</w:t>
+      </w:r>
+      <w:proofErr w:type="spellStart"/>
+      <w:r>
+        <w:rPr>
+          <w:rFonts w:hint="eastAsia"/>
+        </w:rPr>
+        <w:t>DataDomain</w:t>
+      </w:r>
+      <w:proofErr w:type="spellEnd"/>
+      <w:r>
+        <w:rPr>
+          <w:rFonts w:hint="eastAsia"/>
+        </w:rPr>
+        <w:t>，则创建集合空间</w:t>
+      </w:r>
+      <w:r>
+        <w:rPr>
+          <w:rFonts w:hint="eastAsia"/>
+        </w:rPr>
+        <w:t>时</w:t>
+      </w:r>
+      <w:r>
+        <w:rPr>
+          <w:rFonts w:hint="eastAsia"/>
+        </w:rPr>
+        <w:t>需要创建在该</w:t>
+      </w:r>
+      <w:r>
+        <w:rPr>
+          <w:rFonts w:hint="eastAsia"/>
+        </w:rPr>
+        <w:t>Domain</w:t>
+      </w:r>
+      <w:r>
+        <w:rPr>
+          <w:rFonts w:hint="eastAsia"/>
+        </w:rPr>
+        <w:t>上。</w:t>
+      </w:r>
+    </w:p>
+    <w:p>
+      <w:pPr>
+        <w:ind w:left="0" w:firstLineChars="200" w:firstLine="420"/>
+        <w:rPr>
+          <w:rFonts w:hint="eastAsia"/>
+        </w:rPr>
+      </w:pPr>
+    </w:p>
+    <w:p>
+      <w:pPr>
+        <w:ind w:left="0" w:firstLineChars="200" w:firstLine="420"/>
+        <w:rPr>
+          <w:rFonts w:hint="eastAsia"/>
+        </w:rPr>
+      </w:pPr>
+      <w:r>
+        <w:rPr>
+          <w:rFonts w:hint="eastAsia"/>
+        </w:rPr>
+        <w:t>元数据集合空间每个区域固定一个，命名方式为</w:t>
+      </w:r>
+      <w:proofErr w:type="spellStart"/>
+      <w:r>
+        <w:rPr>
+          <w:rFonts w:hint="eastAsia"/>
+        </w:rPr>
+        <w:t>RegionName</w:t>
+      </w:r>
+      <w:r>
+        <w:t>_</w:t>
+      </w:r>
+      <w:r>
+        <w:rPr>
+          <w:rFonts w:hint="eastAsia"/>
+        </w:rPr>
+        <w:t>MetaCS</w:t>
+      </w:r>
+      <w:proofErr w:type="spellEnd"/>
       <w:r>
         <w:rPr>
           <w:rFonts w:hint="eastAsia"/>
         </w:rPr>
         <w:t>。</w:t>
       </w:r>
+    </w:p>
+    <w:p>
+      <w:pPr>
+        <w:ind w:left="0" w:firstLineChars="200" w:firstLine="420"/>
+      </w:pPr>
+      <w:r>
+        <w:rPr>
+          <w:rFonts w:hint="eastAsia"/>
+        </w:rPr>
+        <w:t>当请求中携带</w:t>
+      </w:r>
+      <w:proofErr w:type="spellStart"/>
+      <w:r>
+        <w:rPr>
+          <w:rFonts w:hint="eastAsia"/>
+        </w:rPr>
+        <w:t>MetaDomain</w:t>
+      </w:r>
+      <w:proofErr w:type="spellEnd"/>
+      <w:r>
+        <w:rPr>
+          <w:rFonts w:hint="eastAsia"/>
+        </w:rPr>
+        <w:t>，则元数据的集合空间创建在该</w:t>
+      </w:r>
+      <w:r>
+        <w:rPr>
+          <w:rFonts w:hint="eastAsia"/>
+        </w:rPr>
+        <w:t>Domain</w:t>
+      </w:r>
+      <w:r>
+        <w:rPr>
+          <w:rFonts w:hint="eastAsia"/>
+        </w:rPr>
+        <w:t>上。</w:t>
+      </w:r>
+    </w:p>
+    <w:p>
+      <w:pPr>
+        <w:ind w:left="0" w:firstLineChars="200" w:firstLine="420"/>
+      </w:pPr>
+    </w:p>
+    <w:p>
+      <w:pPr>
+        <w:ind w:left="0" w:firstLineChars="200" w:firstLine="420"/>
+        <w:rPr>
+          <w:rFonts w:hint="eastAsia"/>
+        </w:rPr>
+      </w:pPr>
+      <w:r>
+        <w:rPr>
+          <w:rFonts w:hint="eastAsia"/>
+        </w:rPr>
+        <w:t>当使用</w:t>
+      </w:r>
+      <w:proofErr w:type="spellStart"/>
+      <w:r>
+        <w:rPr>
+          <w:rFonts w:hint="eastAsia"/>
+        </w:rPr>
+        <w:t>ShardingType</w:t>
+      </w:r>
+      <w:proofErr w:type="spellEnd"/>
+      <w:r>
+        <w:rPr>
+          <w:rFonts w:hint="eastAsia"/>
+        </w:rPr>
+        <w:t>方式时，初次创建区域时可以指定</w:t>
+      </w:r>
+      <w:proofErr w:type="spellStart"/>
+      <w:r>
+        <w:rPr>
+          <w:rFonts w:hint="eastAsia"/>
+        </w:rPr>
+        <w:t>DataDomain</w:t>
+      </w:r>
+      <w:proofErr w:type="spellEnd"/>
+      <w:r>
+        <w:rPr>
+          <w:rFonts w:hint="eastAsia"/>
+        </w:rPr>
+        <w:t>和</w:t>
+      </w:r>
+      <w:proofErr w:type="spellStart"/>
+      <w:r>
+        <w:rPr>
+          <w:rFonts w:hint="eastAsia"/>
+        </w:rPr>
+        <w:t>MetaDomain</w:t>
+      </w:r>
+      <w:proofErr w:type="spellEnd"/>
+      <w:r>
+        <w:rPr>
+          <w:rFonts w:hint="eastAsia"/>
+        </w:rPr>
+        <w:t>，修改时</w:t>
+      </w:r>
+      <w:r>
+        <w:rPr>
+          <w:rFonts w:hint="eastAsia"/>
+        </w:rPr>
+        <w:t>不可以</w:t>
+      </w:r>
+      <w:r>
+        <w:rPr>
+          <w:rFonts w:hint="eastAsia"/>
+        </w:rPr>
+        <w:t>修改</w:t>
+      </w:r>
+      <w:r>
+        <w:rPr>
+          <w:rFonts w:hint="eastAsia"/>
+        </w:rPr>
+        <w:t>Domain</w:t>
+      </w:r>
+      <w:r>
+        <w:rPr>
+          <w:rFonts w:hint="eastAsia"/>
+        </w:rPr>
+        <w:t>配置，即不可从无改为有，也不可以在请求中携带和初次创建时不一致的配置</w:t>
+      </w:r>
+      <w:r>
+        <w:rPr>
+          <w:rFonts w:hint="eastAsia"/>
+        </w:rPr>
+        <w:t>。</w:t>
+      </w:r>
+    </w:p>
+    <w:p>
+      <w:pPr>
+        <w:ind w:left="0" w:firstLineChars="200" w:firstLine="420"/>
+      </w:pPr>
+      <w:r>
+        <w:rPr>
+          <w:rFonts w:hint="eastAsia"/>
+        </w:rPr>
+        <w:t>创建区域时如果指定</w:t>
+      </w:r>
+      <w:proofErr w:type="spellStart"/>
+      <w:r>
+        <w:rPr>
+          <w:rFonts w:hint="eastAsia"/>
+        </w:rPr>
+        <w:t>DataDomain</w:t>
+      </w:r>
+      <w:proofErr w:type="spellEnd"/>
+      <w:r>
+        <w:rPr>
+          <w:rFonts w:hint="eastAsia"/>
+        </w:rPr>
+        <w:t>和</w:t>
+      </w:r>
+      <w:proofErr w:type="spellStart"/>
+      <w:r>
+        <w:rPr>
+          <w:rFonts w:hint="eastAsia"/>
+        </w:rPr>
+        <w:t>MetaDomain</w:t>
+      </w:r>
+      <w:proofErr w:type="spellEnd"/>
+      <w:r>
+        <w:rPr>
+          <w:rFonts w:hint="eastAsia"/>
+        </w:rPr>
+        <w:t>，需要先检测系统中是否已经存在指定的域。</w:t>
+      </w:r>
+    </w:p>
+    <w:p>
+      <w:pPr>
+        <w:ind w:left="0" w:firstLineChars="200" w:firstLine="420"/>
+      </w:pPr>
+    </w:p>
+    <w:p>
+      <w:pPr>
+        <w:ind w:left="0" w:firstLineChars="200" w:firstLine="420"/>
+      </w:pPr>
+      <w:r>
+        <w:rPr>
+          <w:rFonts w:hint="eastAsia"/>
+        </w:rPr>
+        <w:t>指定模式</w:t>
+      </w:r>
+      <w:r>
+        <w:rPr>
+          <w:rFonts w:hint="eastAsia"/>
+        </w:rPr>
+        <w:t>配置不能和</w:t>
+      </w:r>
+      <w:proofErr w:type="spellStart"/>
+      <w:r>
+        <w:rPr>
+          <w:rFonts w:hint="eastAsia"/>
+        </w:rPr>
+        <w:t>ShardingType</w:t>
+      </w:r>
+      <w:proofErr w:type="spellEnd"/>
+      <w:r>
+        <w:rPr>
+          <w:rFonts w:hint="eastAsia"/>
+        </w:rPr>
+        <w:t>配置同时指定，也不能从一种配置更改为另外一种配置。</w:t>
+      </w:r>
+      <w:r>
+        <w:rPr>
+          <w:rFonts w:hint="eastAsia"/>
+        </w:rPr>
+        <w:t>如果同时配置，</w:t>
+      </w:r>
+      <w:r>
+        <w:rPr>
+          <w:rFonts w:hint="eastAsia"/>
+        </w:rPr>
+        <w:t>PUT</w:t>
+      </w:r>
+      <w:r>
+        <w:rPr>
+          <w:rFonts w:hint="eastAsia"/>
+        </w:rPr>
+        <w:t>失败，返回错误。</w:t>
+      </w:r>
+    </w:p>
+    <w:p>
+      <w:pPr>
+        <w:ind w:left="0" w:firstLineChars="200" w:firstLine="420"/>
+      </w:pPr>
+      <w:r>
+        <w:rPr>
+          <w:rFonts w:hint="eastAsia"/>
+        </w:rPr>
+        <w:t>当使用</w:t>
+      </w:r>
+      <w:r>
+        <w:rPr>
+          <w:rFonts w:hint="eastAsia"/>
+        </w:rPr>
+        <w:t>指定模式</w:t>
+      </w:r>
+      <w:r>
+        <w:rPr>
+          <w:rFonts w:hint="eastAsia"/>
+        </w:rPr>
+        <w:t>配置时，</w:t>
+      </w:r>
+      <w:proofErr w:type="spellStart"/>
+      <w:r>
+        <w:rPr>
+          <w:rFonts w:hint="eastAsia"/>
+        </w:rPr>
+        <w:t>DataLocation</w:t>
+      </w:r>
+      <w:proofErr w:type="spellEnd"/>
+      <w:r>
+        <w:rPr>
+          <w:rFonts w:hint="eastAsia"/>
+        </w:rPr>
+        <w:t>，</w:t>
+      </w:r>
+      <w:proofErr w:type="spellStart"/>
+      <w:r>
+        <w:rPr>
+          <w:rFonts w:hint="eastAsia"/>
+        </w:rPr>
+        <w:t>MetaLocation</w:t>
+      </w:r>
+      <w:proofErr w:type="spellEnd"/>
+      <w:r>
+        <w:rPr>
+          <w:rFonts w:hint="eastAsia"/>
+        </w:rPr>
+        <w:t>和</w:t>
+      </w:r>
+      <w:proofErr w:type="spellStart"/>
+      <w:r>
+        <w:rPr>
+          <w:rFonts w:hint="eastAsia"/>
+        </w:rPr>
+        <w:t>MetaHisLocation</w:t>
+      </w:r>
+      <w:proofErr w:type="spellEnd"/>
+      <w:r>
+        <w:rPr>
+          <w:rFonts w:hint="eastAsia"/>
+        </w:rPr>
+        <w:t>需要同时指定，并</w:t>
+      </w:r>
+      <w:r>
+        <w:rPr>
+          <w:rFonts w:hint="eastAsia"/>
+        </w:rPr>
+        <w:t>需要检测系统中是否已经有指定的集合空间和集合</w:t>
+      </w:r>
+      <w:r>
+        <w:rPr>
+          <w:rFonts w:hint="eastAsia"/>
+        </w:rPr>
+        <w:t>，如果有缺少的</w:t>
+      </w:r>
+      <w:r>
+        <w:rPr>
+          <w:rFonts w:hint="eastAsia"/>
+        </w:rPr>
+        <w:t>Location</w:t>
+      </w:r>
+      <w:r>
+        <w:rPr>
+          <w:rFonts w:hint="eastAsia"/>
+        </w:rPr>
+        <w:t>，或者</w:t>
+      </w:r>
+      <w:r>
+        <w:rPr>
+          <w:rFonts w:hint="eastAsia"/>
+        </w:rPr>
+        <w:t>Location</w:t>
+      </w:r>
+      <w:r>
+        <w:rPr>
+          <w:rFonts w:hint="eastAsia"/>
+        </w:rPr>
+        <w:t>指定的集合空间或者集合不存在，</w:t>
+      </w:r>
+      <w:r>
+        <w:rPr>
+          <w:rFonts w:hint="eastAsia"/>
+        </w:rPr>
+        <w:t>PUT</w:t>
+      </w:r>
+      <w:r>
+        <w:rPr>
+          <w:rFonts w:hint="eastAsia"/>
+        </w:rPr>
+        <w:t>失败，返回错误</w:t>
+      </w:r>
+      <w:r>
+        <w:rPr>
+          <w:rFonts w:hint="eastAsia"/>
+        </w:rPr>
+        <w:t>。</w:t>
+      </w:r>
+    </w:p>
+    <w:p>
+      <w:pPr>
+        <w:ind w:left="0" w:firstLineChars="200" w:firstLine="420"/>
+        <w:rPr>
+          <w:rFonts w:hint="eastAsia"/>
+        </w:rPr>
+      </w:pPr>
     </w:p>
     <w:p>
       <w:pPr>
@@ -5803,7 +8638,7 @@
                     </pic:cNvPicPr>
                   </pic:nvPicPr>
                   <pic:blipFill>
-                    <a:blip r:embed="rId9">
+                    <a:blip r:embed="rId11">
                       <a:extLst>
                         <a:ext uri="{28A0092B-C50C-407E-A947-70E740481C1C}">
                           <a14:useLocalDpi xmlns:a14="http://schemas.microsoft.com/office/drawing/2010/main" val="0"/>
@@ -5928,6 +8763,7 @@
         </w:rPr>
         <w:t>，返回</w:t>
       </w:r>
+      <w:proofErr w:type="spellStart"/>
       <w:r>
         <w:t>Invalid</w:t>
       </w:r>
@@ -5940,6 +8776,7 @@
       <w:r>
         <w:t>Name</w:t>
       </w:r>
+      <w:proofErr w:type="spellEnd"/>
       <w:r>
         <w:rPr>
           <w:rFonts w:hint="eastAsia"/>
@@ -5961,7 +8798,13 @@
         <w:rPr>
           <w:rFonts w:hint="eastAsia"/>
         </w:rPr>
-        <w:t>区域已经存在</w:t>
+        <w:t>区域</w:t>
+      </w:r>
+      <w:r>
+        <w:rPr>
+          <w:rFonts w:hint="eastAsia"/>
+        </w:rPr>
+        <w:t>参数冲突</w:t>
       </w:r>
       <w:r>
         <w:rPr>
@@ -5969,15 +8812,14 @@
         </w:rPr>
         <w:t>，返回</w:t>
       </w:r>
-      <w:r>
-        <w:rPr>
-          <w:rFonts w:hint="eastAsia"/>
-        </w:rPr>
-        <w:t>Region</w:t>
-      </w:r>
-      <w:r>
-        <w:t>AlreadyExists</w:t>
-      </w:r>
+      <w:proofErr w:type="spellStart"/>
+      <w:r>
+        <w:rPr>
+          <w:rFonts w:hint="eastAsia"/>
+        </w:rPr>
+        <w:t>RegionParameterConfict</w:t>
+      </w:r>
+      <w:proofErr w:type="spellEnd"/>
       <w:r>
         <w:rPr>
           <w:rFonts w:hint="eastAsia"/>
@@ -5987,6 +8829,74 @@
     </w:p>
     <w:p>
       <w:pPr>
+        <w:pStyle w:val="aa"/>
+        <w:numPr>
+          <w:ilvl w:val="0"/>
+          <w:numId w:val="22"/>
+        </w:numPr>
+        <w:spacing w:beforeLines="50" w:before="156" w:afterLines="50" w:after="156"/>
+        <w:ind w:firstLineChars="0"/>
+      </w:pPr>
+      <w:r>
+        <w:rPr>
+          <w:rFonts w:hint="eastAsia"/>
+        </w:rPr>
+        <w:t>不允许修改</w:t>
+      </w:r>
+      <w:r>
+        <w:rPr>
+          <w:rFonts w:hint="eastAsia"/>
+        </w:rPr>
+        <w:t>Domain</w:t>
+      </w:r>
+      <w:r>
+        <w:rPr>
+          <w:rFonts w:hint="eastAsia"/>
+        </w:rPr>
+        <w:t>，返回</w:t>
+      </w:r>
+      <w:proofErr w:type="spellStart"/>
+      <w:r>
+        <w:rPr>
+          <w:rFonts w:hint="eastAsia"/>
+        </w:rPr>
+        <w:t>DomainCannotModified</w:t>
+      </w:r>
+      <w:proofErr w:type="spellEnd"/>
+    </w:p>
+    <w:p>
+      <w:pPr>
+        <w:pStyle w:val="aa"/>
+        <w:numPr>
+          <w:ilvl w:val="0"/>
+          <w:numId w:val="22"/>
+        </w:numPr>
+        <w:spacing w:beforeLines="50" w:before="156" w:afterLines="50" w:after="156"/>
+        <w:ind w:firstLineChars="0"/>
+      </w:pPr>
+      <w:r>
+        <w:rPr>
+          <w:rFonts w:hint="eastAsia"/>
+        </w:rPr>
+        <w:t>不允许修改配置类型，返回</w:t>
+      </w:r>
+      <w:proofErr w:type="spellStart"/>
+      <w:r>
+        <w:rPr>
+          <w:rFonts w:hint="eastAsia"/>
+        </w:rPr>
+        <w:t>CannotModifiedConfigType</w:t>
+      </w:r>
+      <w:proofErr w:type="spellEnd"/>
+      <w:r>
+        <w:rPr>
+          <w:rFonts w:hint="eastAsia"/>
+        </w:rPr>
+        <w:t>。</w:t>
+      </w:r>
+    </w:p>
+    <w:p>
+      <w:pPr>
         <w:pStyle w:val="3"/>
         <w:ind w:leftChars="47" w:left="99" w:firstLineChars="100" w:firstLine="321"/>
       </w:pPr>
@@ -6021,9 +8931,6 @@
     <w:p>
       <w:pPr>
         <w:ind w:left="0" w:firstLineChars="200" w:firstLine="420"/>
-        <w:rPr>
-          <w:rFonts w:hint="eastAsia"/>
-        </w:rPr>
       </w:pPr>
       <w:r>
         <w:rPr>
@@ -6040,6 +8947,7 @@
         <w:rPr>
           <w:rFonts w:hint="eastAsia"/>
         </w:rPr>
+        <w:lastRenderedPageBreak/>
         <w:t>删除</w:t>
       </w:r>
       <w:r>
@@ -6077,25 +8985,6 @@
           <w:rFonts w:hint="eastAsia"/>
         </w:rPr>
         <w:t>。</w:t>
-      </w:r>
-      <w:r>
-        <w:rPr>
-          <w:rFonts w:hint="eastAsia"/>
-        </w:rPr>
-        <w:t>检查是否有桶在使用该区域时使用双重查询方法保证不会有桶还在使用该区域，第一次检查，先查询是否还有桶在使用该区域，如果没</w:t>
-      </w:r>
-      <w:r>
-        <w:rPr>
-          <w:rFonts w:hint="eastAsia"/>
-        </w:rPr>
-        <w:lastRenderedPageBreak/>
-        <w:t>有正在使用的桶，则先将区域进行置为禁用状态（禁用状态下，创建桶时不允许引用该区域，避免并发创建桶引用了待删除的区域），然后进行第二次检查，如果还是没有使用该区域的桶，则可以将区域信息删除，否则将区域设置为启动状态，返回</w:t>
-      </w:r>
-      <w:r>
-        <w:rPr>
-          <w:rFonts w:hint="eastAsia"/>
-        </w:rPr>
-        <w:t>409.</w:t>
       </w:r>
     </w:p>
     <w:p>
@@ -6124,6 +9013,40 @@
         <w:rPr>
           <w:rFonts w:hint="eastAsia"/>
         </w:rPr>
+        <w:t>（指定的固定集合空间不清理，</w:t>
+      </w:r>
+      <w:proofErr w:type="gramStart"/>
+      <w:r>
+        <w:rPr>
+          <w:rFonts w:hint="eastAsia"/>
+        </w:rPr>
+        <w:t>只清理由</w:t>
+      </w:r>
+      <w:proofErr w:type="gramEnd"/>
+      <w:r>
+        <w:rPr>
+          <w:rFonts w:hint="eastAsia"/>
+        </w:rPr>
+        <w:t>系统根据</w:t>
+      </w:r>
+      <w:proofErr w:type="spellStart"/>
+      <w:r>
+        <w:rPr>
+          <w:rFonts w:hint="eastAsia"/>
+        </w:rPr>
+        <w:t>ShardingType</w:t>
+      </w:r>
+      <w:proofErr w:type="spellEnd"/>
+      <w:r>
+        <w:rPr>
+          <w:rFonts w:hint="eastAsia"/>
+        </w:rPr>
+        <w:t>自动创建的集合空间）</w:t>
+      </w:r>
+      <w:r>
+        <w:rPr>
+          <w:rFonts w:hint="eastAsia"/>
+        </w:rPr>
         <w:t>。</w:t>
       </w:r>
     </w:p>
@@ -6141,6 +9064,12 @@
         <w:rPr>
           <w:rFonts w:hint="eastAsia"/>
         </w:rPr>
+        <w:t>主</w:t>
+      </w:r>
+      <w:r>
+        <w:rPr>
+          <w:rFonts w:hint="eastAsia"/>
+        </w:rPr>
         <w:t>元数据</w:t>
       </w:r>
       <w:r>
@@ -6153,26 +9082,46 @@
         <w:rPr>
           <w:rFonts w:hint="eastAsia"/>
         </w:rPr>
+        <w:t>子元数据集合空间和</w:t>
+      </w:r>
+      <w:r>
+        <w:rPr>
+          <w:rFonts w:hint="eastAsia"/>
+        </w:rPr>
         <w:t>对象数据</w:t>
       </w:r>
       <w:r>
         <w:rPr>
           <w:rFonts w:hint="eastAsia"/>
         </w:rPr>
-        <w:t>集合空间，</w:t>
-      </w:r>
-      <w:r>
-        <w:rPr>
-          <w:rFonts w:hint="eastAsia"/>
-        </w:rPr>
-        <w:t>对象数据集合空间可能不止一个（有可能按照周期创建了多个集合空间），需要先从</w:t>
-      </w:r>
-      <w:r>
-        <w:rPr>
-          <w:rFonts w:hint="eastAsia"/>
-        </w:rPr>
-        <w:t>RegionDataSpace</w:t>
-      </w:r>
+        <w:t>集合空间</w:t>
+      </w:r>
+      <w:r>
+        <w:rPr>
+          <w:rFonts w:hint="eastAsia"/>
+        </w:rPr>
+        <w:t>，需要先从</w:t>
+      </w:r>
+      <w:proofErr w:type="spellStart"/>
+      <w:r>
+        <w:rPr>
+          <w:rFonts w:hint="eastAsia"/>
+        </w:rPr>
+        <w:t>Region</w:t>
+      </w:r>
+      <w:r>
+        <w:rPr>
+          <w:rFonts w:hint="eastAsia"/>
+        </w:rPr>
+        <w:t>Space</w:t>
+      </w:r>
+      <w:r>
+        <w:rPr>
+          <w:rFonts w:hint="eastAsia"/>
+        </w:rPr>
+        <w:t>List</w:t>
+      </w:r>
+      <w:proofErr w:type="spellEnd"/>
       <w:r>
         <w:rPr>
           <w:rFonts w:hint="eastAsia"/>
@@ -6186,7 +9135,7 @@
         <w:t>Region</w:t>
       </w:r>
       <w:r>
-        <w:t>_Data</w:t>
+        <w:t>_</w:t>
       </w:r>
       <w:r>
         <w:rPr>
@@ -6223,24 +9172,7 @@
         </w:rPr>
         <w:t>删除完所有集合空间之后，将</w:t>
       </w:r>
-      <w:r>
-        <w:rPr>
-          <w:rFonts w:hint="eastAsia"/>
-        </w:rPr>
-        <w:t>RegionDataSpace</w:t>
-      </w:r>
-      <w:r>
-        <w:rPr>
-          <w:rFonts w:hint="eastAsia"/>
-        </w:rPr>
-        <w:t>表格</w:t>
-      </w:r>
-      <w:r>
-        <w:rPr>
-          <w:rFonts w:hint="eastAsia"/>
-        </w:rPr>
-        <w:t>中具有</w:t>
-      </w:r>
+      <w:proofErr w:type="spellStart"/>
       <w:r>
         <w:rPr>
           <w:rFonts w:hint="eastAsia"/>
@@ -6248,7 +9180,26 @@
         <w:t>Region</w:t>
       </w:r>
       <w:r>
-        <w:t>_Data</w:t>
+        <w:rPr>
+          <w:rFonts w:hint="eastAsia"/>
+        </w:rPr>
+        <w:t>Space</w:t>
+      </w:r>
+      <w:proofErr w:type="spellEnd"/>
+      <w:r>
+        <w:rPr>
+          <w:rFonts w:hint="eastAsia"/>
+        </w:rPr>
+        <w:t>表格中具有</w:t>
+      </w:r>
+      <w:r>
+        <w:rPr>
+          <w:rFonts w:hint="eastAsia"/>
+        </w:rPr>
+        <w:t>Region</w:t>
+      </w:r>
+      <w:r>
+        <w:t>_</w:t>
       </w:r>
       <w:r>
         <w:rPr>
@@ -6271,9 +9222,6 @@
     <w:p>
       <w:pPr>
         <w:ind w:left="0" w:firstLineChars="200" w:firstLine="420"/>
-        <w:rPr>
-          <w:rFonts w:hint="eastAsia"/>
-        </w:rPr>
       </w:pPr>
     </w:p>
     <w:p>
@@ -6290,7 +9238,13 @@
         <w:rPr>
           <w:rFonts w:hint="eastAsia"/>
         </w:rPr>
-        <w:t>时序图如下</w:t>
+        <w:t>流程</w:t>
+      </w:r>
+      <w:r>
+        <w:rPr>
+          <w:rFonts w:hint="eastAsia"/>
+        </w:rPr>
+        <w:t>图如下</w:t>
       </w:r>
       <w:r>
         <w:rPr>
@@ -6309,10 +9263,10 @@
         </w:rPr>
         <w:lastRenderedPageBreak/>
         <w:drawing>
-          <wp:inline distT="0" distB="0" distL="0" distR="0" wp14:anchorId="46F3BF12" wp14:editId="045B9CCE">
-            <wp:extent cx="4519930" cy="8600440"/>
+          <wp:inline distT="0" distB="0" distL="0" distR="0" wp14:anchorId="1CC31AF7" wp14:editId="087FB067">
+            <wp:extent cx="4520565" cy="7475855"/>
             <wp:effectExtent l="0" t="0" r="0" b="0"/>
-            <wp:docPr id="10" name="图片 10"/>
+            <wp:docPr id="1" name="图片 1"/>
             <wp:cNvGraphicFramePr>
               <a:graphicFrameLocks xmlns:a="http://schemas.openxmlformats.org/drawingml/2006/main" noChangeAspect="1"/>
             </wp:cNvGraphicFramePr>
@@ -6320,13 +9274,13 @@
               <a:graphicData uri="http://schemas.openxmlformats.org/drawingml/2006/picture">
                 <pic:pic xmlns:pic="http://schemas.openxmlformats.org/drawingml/2006/picture">
                   <pic:nvPicPr>
-                    <pic:cNvPr id="0" name="Picture 8"/>
+                    <pic:cNvPr id="0" name="Picture 1"/>
                     <pic:cNvPicPr>
                       <a:picLocks noChangeAspect="1" noChangeArrowheads="1"/>
                     </pic:cNvPicPr>
                   </pic:nvPicPr>
                   <pic:blipFill>
-                    <a:blip r:embed="rId10">
+                    <a:blip r:embed="rId12">
                       <a:extLst>
                         <a:ext uri="{28A0092B-C50C-407E-A947-70E740481C1C}">
                           <a14:useLocalDpi xmlns:a14="http://schemas.microsoft.com/office/drawing/2010/main" val="0"/>
@@ -6341,7 +9295,7 @@
                   <pic:spPr bwMode="auto">
                     <a:xfrm>
                       <a:off x="0" y="0"/>
-                      <a:ext cx="4519930" cy="8600440"/>
+                      <a:ext cx="4520565" cy="7475855"/>
                     </a:xfrm>
                     <a:prstGeom prst="rect">
                       <a:avLst/>
@@ -6357,6 +9311,8 @@
           </wp:inline>
         </w:drawing>
       </w:r>
+      <w:bookmarkStart w:id="9" w:name="_GoBack"/>
+      <w:bookmarkEnd w:id="9"/>
     </w:p>
     <w:p>
       <w:pPr>
@@ -6423,6 +9379,7 @@
         <w:rPr>
           <w:rFonts w:hint="eastAsia"/>
         </w:rPr>
+        <w:lastRenderedPageBreak/>
         <w:t>区域</w:t>
       </w:r>
       <w:r>
@@ -6431,6 +9388,7 @@
         </w:rPr>
         <w:t>不存在，返回</w:t>
       </w:r>
+      <w:proofErr w:type="spellStart"/>
       <w:r>
         <w:t>NoSuch</w:t>
       </w:r>
@@ -6440,6 +9398,7 @@
         </w:rPr>
         <w:t>Region</w:t>
       </w:r>
+      <w:proofErr w:type="spellEnd"/>
       <w:r>
         <w:rPr>
           <w:rFonts w:hint="eastAsia"/>
@@ -6469,6 +9428,7 @@
         </w:rPr>
         <w:t>，返回</w:t>
       </w:r>
+      <w:proofErr w:type="spellStart"/>
       <w:r>
         <w:rPr>
           <w:rFonts w:hint="eastAsia"/>
@@ -6478,13 +9438,14 @@
       <w:r>
         <w:t>NotEmpty</w:t>
       </w:r>
+      <w:proofErr w:type="spellEnd"/>
       <w:r>
         <w:rPr>
           <w:rFonts w:hint="eastAsia"/>
         </w:rPr>
         <w:t>。</w:t>
       </w:r>
-      <w:bookmarkEnd w:id="5"/>
+      <w:bookmarkEnd w:id="7"/>
     </w:p>
     <w:p>
       <w:pPr>
@@ -6502,17 +9463,19 @@
         </w:rPr>
         <w:t>用户不是管理员身份，返回</w:t>
       </w:r>
+      <w:proofErr w:type="spellStart"/>
       <w:r>
         <w:t>AccessDenied</w:t>
       </w:r>
+      <w:proofErr w:type="spellEnd"/>
     </w:p>
     <w:p>
       <w:pPr>
         <w:pStyle w:val="3"/>
         <w:ind w:left="210"/>
       </w:pPr>
-      <w:bookmarkStart w:id="7" w:name="_获取版本控制配置（GET_Bucket_versioning）"/>
-      <w:bookmarkEnd w:id="7"/>
+      <w:bookmarkStart w:id="10" w:name="_获取版本控制配置（GET_Bucket_versioning）"/>
+      <w:bookmarkEnd w:id="10"/>
       <w:r>
         <w:rPr>
           <w:rFonts w:hint="eastAsia"/>
@@ -6558,33 +9521,48 @@
         <w:rPr>
           <w:rFonts w:hint="eastAsia"/>
         </w:rPr>
+        <w:t>获取区域</w:t>
+      </w:r>
+      <w:proofErr w:type="gramStart"/>
+      <w:r>
+        <w:rPr>
+          <w:rFonts w:hint="eastAsia"/>
+        </w:rPr>
+        <w:t>配置及桶列表</w:t>
+      </w:r>
+      <w:proofErr w:type="gramEnd"/>
+      <w:r>
+        <w:rPr>
+          <w:rFonts w:hint="eastAsia"/>
+        </w:rPr>
+        <w:t>，</w:t>
+      </w:r>
+      <w:r>
+        <w:rPr>
+          <w:rFonts w:hint="eastAsia"/>
+        </w:rPr>
         <w:t>管理员用户才能执行此操作。</w:t>
+      </w:r>
+    </w:p>
+    <w:p/>
+    <w:p>
+      <w:r>
+        <w:rPr>
+          <w:rFonts w:hint="eastAsia"/>
+        </w:rPr>
+        <w:t>获取区域配置</w:t>
+      </w:r>
+      <w:r>
+        <w:rPr>
+          <w:rFonts w:hint="eastAsia"/>
+        </w:rPr>
+        <w:t>流程：</w:t>
       </w:r>
     </w:p>
     <w:p>
-      <w:r>
-        <w:rPr>
-          <w:rFonts w:hint="eastAsia"/>
-        </w:rPr>
-        <w:t>获取区域配置</w:t>
-      </w:r>
-      <w:r>
-        <w:rPr>
-          <w:rFonts w:hint="eastAsia"/>
-        </w:rPr>
-        <w:t>流程：</w:t>
-      </w:r>
-    </w:p>
-    <w:p>
       <w:pPr>
         <w:ind w:left="420" w:hangingChars="200" w:hanging="420"/>
       </w:pPr>
-      <w:r>
-        <w:rPr>
-          <w:rFonts w:hint="eastAsia"/>
-        </w:rPr>
-        <w:t xml:space="preserve">  </w:t>
-      </w:r>
       <w:r>
         <w:rPr>
           <w:rFonts w:hint="eastAsia"/>
@@ -6608,7 +9586,7 @@
                     </pic:cNvPicPr>
                   </pic:nvPicPr>
                   <pic:blipFill>
-                    <a:blip r:embed="rId11">
+                    <a:blip r:embed="rId13">
                       <a:extLst>
                         <a:ext uri="{28A0092B-C50C-407E-A947-70E740481C1C}">
                           <a14:useLocalDpi xmlns:a14="http://schemas.microsoft.com/office/drawing/2010/main" val="0"/>
@@ -6681,8 +9659,6 @@
         </w:rPr>
         <w:t>。</w:t>
       </w:r>
-      <w:bookmarkStart w:id="8" w:name="_GoBack"/>
-      <w:bookmarkEnd w:id="8"/>
     </w:p>
     <w:p>
       <w:pPr>
@@ -6724,9 +9700,11 @@
         </w:rPr>
         <w:t>不存在，返回</w:t>
       </w:r>
+      <w:proofErr w:type="spellStart"/>
       <w:r>
         <w:t>NoSuchRegion</w:t>
       </w:r>
+      <w:proofErr w:type="spellEnd"/>
       <w:r>
         <w:rPr>
           <w:rFonts w:hint="eastAsia"/>
@@ -6756,9 +9734,11 @@
         </w:rPr>
         <w:t>，返回</w:t>
       </w:r>
+      <w:proofErr w:type="spellStart"/>
       <w:r>
         <w:t>AccessDenied</w:t>
       </w:r>
+      <w:proofErr w:type="spellEnd"/>
       <w:r>
         <w:rPr>
           <w:rFonts w:hint="eastAsia"/>
@@ -6768,11 +9748,264 @@
     </w:p>
     <w:p>
       <w:pPr>
+        <w:pStyle w:val="3"/>
+        <w:ind w:left="210"/>
+      </w:pPr>
+      <w:r>
+        <w:rPr>
+          <w:rFonts w:hint="eastAsia"/>
+        </w:rPr>
+        <w:t>HEAD</w:t>
+      </w:r>
+      <w:r>
+        <w:rPr>
+          <w:rFonts w:hint="eastAsia"/>
+        </w:rPr>
+        <w:t>区域（</w:t>
+      </w:r>
+      <w:r>
+        <w:rPr>
+          <w:rFonts w:hint="eastAsia"/>
+        </w:rPr>
+        <w:t>HEAD</w:t>
+      </w:r>
+      <w:r>
+        <w:t xml:space="preserve"> </w:t>
+      </w:r>
+      <w:r>
+        <w:rPr>
+          <w:rFonts w:hint="eastAsia"/>
+        </w:rPr>
+        <w:t>Region</w:t>
+      </w:r>
+      <w:r>
+        <w:rPr>
+          <w:rFonts w:hint="eastAsia"/>
+        </w:rPr>
+        <w:t>）</w:t>
+      </w:r>
+    </w:p>
+    <w:p>
+      <w:r>
+        <w:rPr>
+          <w:rFonts w:hint="eastAsia"/>
+        </w:rPr>
+        <w:t>获取区域是否存在的信息，管理员用户才能执行此操作。</w:t>
+      </w:r>
+    </w:p>
+    <w:p/>
+    <w:p>
+      <w:r>
+        <w:rPr>
+          <w:rFonts w:hint="eastAsia"/>
+        </w:rPr>
+        <w:lastRenderedPageBreak/>
+        <w:t>获取区域是否存在流程：</w:t>
+      </w:r>
+    </w:p>
+    <w:p>
+      <w:pPr>
+        <w:ind w:left="420" w:hangingChars="200" w:hanging="420"/>
+      </w:pPr>
+      <w:r>
+        <w:rPr>
+          <w:noProof/>
+        </w:rPr>
+        <w:drawing>
+          <wp:inline distT="0" distB="0" distL="0" distR="0" wp14:anchorId="4F969285" wp14:editId="571EE985">
+            <wp:extent cx="5274310" cy="3265049"/>
+            <wp:effectExtent l="0" t="0" r="2540" b="0"/>
+            <wp:docPr id="2" name="图片 2"/>
+            <wp:cNvGraphicFramePr>
+              <a:graphicFrameLocks xmlns:a="http://schemas.openxmlformats.org/drawingml/2006/main" noChangeAspect="1"/>
+            </wp:cNvGraphicFramePr>
+            <a:graphic xmlns:a="http://schemas.openxmlformats.org/drawingml/2006/main">
+              <a:graphicData uri="http://schemas.openxmlformats.org/drawingml/2006/picture">
+                <pic:pic xmlns:pic="http://schemas.openxmlformats.org/drawingml/2006/picture">
+                  <pic:nvPicPr>
+                    <pic:cNvPr id="0" name="Picture 1"/>
+                    <pic:cNvPicPr>
+                      <a:picLocks noChangeAspect="1" noChangeArrowheads="1"/>
+                    </pic:cNvPicPr>
+                  </pic:nvPicPr>
+                  <pic:blipFill>
+                    <a:blip r:embed="rId14">
+                      <a:extLst>
+                        <a:ext uri="{28A0092B-C50C-407E-A947-70E740481C1C}">
+                          <a14:useLocalDpi xmlns:a14="http://schemas.microsoft.com/office/drawing/2010/main" val="0"/>
+                        </a:ext>
+                      </a:extLst>
+                    </a:blip>
+                    <a:srcRect/>
+                    <a:stretch>
+                      <a:fillRect/>
+                    </a:stretch>
+                  </pic:blipFill>
+                  <pic:spPr bwMode="auto">
+                    <a:xfrm>
+                      <a:off x="0" y="0"/>
+                      <a:ext cx="5274310" cy="3265049"/>
+                    </a:xfrm>
+                    <a:prstGeom prst="rect">
+                      <a:avLst/>
+                    </a:prstGeom>
+                    <a:noFill/>
+                    <a:ln>
+                      <a:noFill/>
+                    </a:ln>
+                  </pic:spPr>
+                </pic:pic>
+              </a:graphicData>
+            </a:graphic>
+          </wp:inline>
+        </w:drawing>
+      </w:r>
+    </w:p>
+    <w:p>
+      <w:pPr>
+        <w:spacing w:beforeLines="50" w:before="156" w:afterLines="50" w:after="156"/>
+      </w:pPr>
+      <w:r>
+        <w:rPr>
+          <w:rFonts w:hint="eastAsia"/>
+        </w:rPr>
+        <w:t>正常场景：</w:t>
+      </w:r>
+    </w:p>
+    <w:p>
+      <w:pPr>
+        <w:pStyle w:val="aa"/>
+        <w:spacing w:beforeLines="50" w:before="156" w:afterLines="50" w:after="156"/>
+        <w:ind w:left="717" w:firstLineChars="0" w:firstLine="0"/>
+      </w:pPr>
+      <w:r>
+        <w:rPr>
+          <w:rFonts w:hint="eastAsia"/>
+        </w:rPr>
+        <w:t>查询成功，返回</w:t>
+      </w:r>
+      <w:r>
+        <w:rPr>
+          <w:rFonts w:hint="eastAsia"/>
+        </w:rPr>
+        <w:t>2</w:t>
+      </w:r>
+      <w:r>
+        <w:t xml:space="preserve">00 </w:t>
+      </w:r>
+      <w:r>
+        <w:rPr>
+          <w:rFonts w:hint="eastAsia"/>
+        </w:rPr>
+        <w:t>OK</w:t>
+      </w:r>
+      <w:r>
+        <w:rPr>
+          <w:rFonts w:hint="eastAsia"/>
+        </w:rPr>
+        <w:t>。</w:t>
+      </w:r>
+    </w:p>
+    <w:p>
+      <w:pPr>
+        <w:pStyle w:val="aa"/>
+        <w:spacing w:beforeLines="50" w:before="156" w:afterLines="50" w:after="156"/>
+        <w:ind w:left="717" w:firstLineChars="0" w:firstLine="0"/>
+      </w:pPr>
+    </w:p>
+    <w:p>
+      <w:pPr>
+        <w:spacing w:beforeLines="50" w:before="156" w:afterLines="50" w:after="156"/>
+      </w:pPr>
+      <w:r>
+        <w:rPr>
+          <w:rFonts w:hint="eastAsia"/>
+        </w:rPr>
+        <w:t>异常场景：</w:t>
+      </w:r>
+    </w:p>
+    <w:p>
+      <w:pPr>
+        <w:pStyle w:val="aa"/>
+        <w:numPr>
+          <w:ilvl w:val="0"/>
+          <w:numId w:val="46"/>
+        </w:numPr>
+        <w:spacing w:beforeLines="50" w:before="156" w:afterLines="50" w:after="156"/>
+        <w:ind w:firstLineChars="0"/>
+      </w:pPr>
+      <w:r>
+        <w:rPr>
+          <w:rFonts w:hint="eastAsia"/>
+        </w:rPr>
+        <w:t>区域不存在，返回</w:t>
+      </w:r>
+      <w:r>
+        <w:t xml:space="preserve">404 </w:t>
+      </w:r>
+      <w:r>
+        <w:rPr>
+          <w:rFonts w:hint="eastAsia"/>
+        </w:rPr>
+        <w:t>Not</w:t>
+      </w:r>
+      <w:r>
+        <w:t xml:space="preserve"> </w:t>
+      </w:r>
+      <w:r>
+        <w:rPr>
+          <w:rFonts w:hint="eastAsia"/>
+        </w:rPr>
+        <w:t>Found</w:t>
+      </w:r>
+      <w:r>
+        <w:rPr>
+          <w:rFonts w:hint="eastAsia"/>
+        </w:rPr>
+        <w:t>。</w:t>
+      </w:r>
+    </w:p>
+    <w:p>
+      <w:pPr>
+        <w:pStyle w:val="aa"/>
+        <w:numPr>
+          <w:ilvl w:val="0"/>
+          <w:numId w:val="46"/>
+        </w:numPr>
+        <w:spacing w:beforeLines="50" w:before="156" w:afterLines="50" w:after="156"/>
+        <w:ind w:firstLineChars="0"/>
+      </w:pPr>
+      <w:r>
+        <w:rPr>
+          <w:rFonts w:hint="eastAsia"/>
+        </w:rPr>
+        <w:t>用户不是管理员身份，返回</w:t>
+      </w:r>
+      <w:r>
+        <w:t xml:space="preserve">403 </w:t>
+      </w:r>
+      <w:r>
+        <w:rPr>
+          <w:rFonts w:hint="eastAsia"/>
+        </w:rPr>
+        <w:t>Forbidden</w:t>
+      </w:r>
+      <w:r>
+        <w:rPr>
+          <w:rFonts w:hint="eastAsia"/>
+        </w:rPr>
+        <w:t>。</w:t>
+      </w:r>
+    </w:p>
+    <w:p>
+      <w:pPr>
+        <w:spacing w:beforeLines="50" w:before="156" w:afterLines="50" w:after="156"/>
+      </w:pPr>
+    </w:p>
+    <w:p>
+      <w:pPr>
         <w:spacing w:beforeLines="50" w:before="156" w:afterLines="50" w:after="156"/>
         <w:ind w:left="357"/>
-        <w:rPr>
-          <w:rFonts w:hint="eastAsia"/>
-        </w:rPr>
       </w:pPr>
     </w:p>
     <w:p>
@@ -8126,7 +11359,6 @@
         <w:rPr>
           <w:rFonts w:hint="eastAsia"/>
         </w:rPr>
-        <w:lastRenderedPageBreak/>
         <w:t>Checklist</w:t>
       </w:r>
     </w:p>
@@ -8550,11 +11782,19 @@
             <w:pPr>
               <w:ind w:left="0"/>
             </w:pPr>
+            <w:proofErr w:type="spellStart"/>
             <w:r>
               <w:rPr>
                 <w:rFonts w:hint="eastAsia"/>
               </w:rPr>
-              <w:t>sdb shell</w:t>
+              <w:t>sdb</w:t>
+            </w:r>
+            <w:proofErr w:type="spellEnd"/>
+            <w:r>
+              <w:rPr>
+                <w:rFonts w:hint="eastAsia"/>
+              </w:rPr>
+              <w:t xml:space="preserve"> shell</w:t>
             </w:r>
             <w:r>
               <w:rPr>
@@ -8588,7 +11828,7 @@
     </w:tbl>
     <w:p/>
     <w:sectPr>
-      <w:footerReference w:type="default" r:id="rId12"/>
+      <w:footerReference w:type="default" r:id="rId15"/>
       <w:pgSz w:w="11906" w:h="16838"/>
       <w:pgMar w:top="1440" w:right="1800" w:bottom="1440" w:left="1800" w:header="851" w:footer="992" w:gutter="0"/>
       <w:cols w:space="425"/>
@@ -8596,6 +11836,97 @@
     </w:sectPr>
   </w:body>
 </w:document>
+</file>
+
+<file path=word/comments.xml><?xml version="1.0" encoding="utf-8"?>
+<w:comments xmlns:wpc="http://schemas.microsoft.com/office/word/2010/wordprocessingCanvas" xmlns:cx="http://schemas.microsoft.com/office/drawing/2014/chartex" xmlns:mc="http://schemas.openxmlformats.org/markup-compatibility/2006" xmlns:o="urn:schemas-microsoft-com:office:office" xmlns:r="http://schemas.openxmlformats.org/officeDocument/2006/relationships" xmlns:m="http://schemas.openxmlformats.org/officeDocument/2006/math" xmlns:v="urn:schemas-microsoft-com:vml" xmlns:wp14="http://schemas.microsoft.com/office/word/2010/wordprocessingDrawing" xmlns:wp="http://schemas.openxmlformats.org/drawingml/2006/wordprocessingDrawing" xmlns:w10="urn:schemas-microsoft-com:office:word" xmlns:w="http://schemas.openxmlformats.org/wordprocessingml/2006/main" xmlns:w14="http://schemas.microsoft.com/office/word/2010/wordml" xmlns:w15="http://schemas.microsoft.com/office/word/2012/wordml" xmlns:w16se="http://schemas.microsoft.com/office/word/2015/wordml/symex" xmlns:wpg="http://schemas.microsoft.com/office/word/2010/wordprocessingGroup" xmlns:wpi="http://schemas.microsoft.com/office/word/2010/wordprocessingInk" xmlns:wne="http://schemas.microsoft.com/office/word/2006/wordml" xmlns:wps="http://schemas.microsoft.com/office/word/2010/wordprocessingShape" mc:Ignorable="w14 w15 w16se wp14">
+  <w:comment w:id="0" w:author="zhaoyujing" w:date="2018-12-21T14:39:00Z" w:initials="z">
+    <w:p>
+      <w:pPr>
+        <w:pStyle w:val="af0"/>
+      </w:pPr>
+      <w:r>
+        <w:rPr>
+          <w:rStyle w:val="af"/>
+        </w:rPr>
+        <w:annotationRef/>
+      </w:r>
+      <w:r>
+        <w:rPr>
+          <w:rFonts w:hint="eastAsia"/>
+        </w:rPr>
+        <w:t>关于区域名称的规范，参考</w:t>
+      </w:r>
+      <w:r>
+        <w:rPr>
+          <w:rFonts w:hint="eastAsia"/>
+        </w:rPr>
+        <w:t>s</w:t>
+      </w:r>
+      <w:r>
+        <w:t>3</w:t>
+      </w:r>
+      <w:r>
+        <w:rPr>
+          <w:rFonts w:hint="eastAsia"/>
+        </w:rPr>
+        <w:t>文档</w:t>
+      </w:r>
+    </w:p>
+  </w:comment>
+  <w:comment w:id="1" w:author="zhaoyujing" w:date="2018-12-21T15:35:00Z" w:initials="z">
+    <w:p>
+      <w:pPr>
+        <w:pStyle w:val="af0"/>
+      </w:pPr>
+      <w:r>
+        <w:rPr>
+          <w:rStyle w:val="af"/>
+        </w:rPr>
+        <w:annotationRef/>
+      </w:r>
+      <w:r>
+        <w:rPr>
+          <w:rFonts w:hint="eastAsia"/>
+        </w:rPr>
+        <w:t>更新时，如果带了新的</w:t>
+      </w:r>
+      <w:r>
+        <w:rPr>
+          <w:rFonts w:hint="eastAsia"/>
+        </w:rPr>
+        <w:t>domain</w:t>
+      </w:r>
+      <w:r>
+        <w:rPr>
+          <w:rFonts w:hint="eastAsia"/>
+        </w:rPr>
+        <w:t>参数，要</w:t>
+      </w:r>
+      <w:proofErr w:type="gramStart"/>
+      <w:r>
+        <w:rPr>
+          <w:rFonts w:hint="eastAsia"/>
+        </w:rPr>
+        <w:t>和之前</w:t>
+      </w:r>
+      <w:proofErr w:type="gramEnd"/>
+      <w:r>
+        <w:rPr>
+          <w:rFonts w:hint="eastAsia"/>
+        </w:rPr>
+        <w:t>的比较，如果不一致，报错</w:t>
+      </w:r>
+    </w:p>
+  </w:comment>
+</w:comments>
+</file>
+
+<file path=word/commentsExtended.xml><?xml version="1.0" encoding="utf-8"?>
+<w15:commentsEx xmlns:wpc="http://schemas.microsoft.com/office/word/2010/wordprocessingCanvas" xmlns:cx="http://schemas.microsoft.com/office/drawing/2014/chartex" xmlns:mc="http://schemas.openxmlformats.org/markup-compatibility/2006" xmlns:o="urn:schemas-microsoft-com:office:office" xmlns:r="http://schemas.openxmlformats.org/officeDocument/2006/relationships" xmlns:m="http://schemas.openxmlformats.org/officeDocument/2006/math" xmlns:v="urn:schemas-microsoft-com:vml" xmlns:wp14="http://schemas.microsoft.com/office/word/2010/wordprocessingDrawing" xmlns:wp="http://schemas.openxmlformats.org/drawingml/2006/wordprocessingDrawing" xmlns:w10="urn:schemas-microsoft-com:office:word" xmlns:w="http://schemas.openxmlformats.org/wordprocessingml/2006/main" xmlns:w14="http://schemas.microsoft.com/office/word/2010/wordml" xmlns:w15="http://schemas.microsoft.com/office/word/2012/wordml" xmlns:w16se="http://schemas.microsoft.com/office/word/2015/wordml/symex" xmlns:wpg="http://schemas.microsoft.com/office/word/2010/wordprocessingGroup" xmlns:wpi="http://schemas.microsoft.com/office/word/2010/wordprocessingInk" xmlns:wne="http://schemas.microsoft.com/office/word/2006/wordml" xmlns:wps="http://schemas.microsoft.com/office/word/2010/wordprocessingShape" mc:Ignorable="w14 w15 w16se wp14">
+  <w15:commentEx w15:paraId="366FFCF8" w15:done="0"/>
+  <w15:commentEx w15:paraId="0111D668" w15:done="0"/>
+</w15:commentsEx>
 </file>
 
 <file path=word/endnotes.xml><?xml version="1.0" encoding="utf-8"?>
@@ -10733,6 +14064,95 @@
     </w:lvl>
   </w:abstractNum>
   <w:abstractNum w:abstractNumId="23" w15:restartNumberingAfterBreak="0">
+    <w:nsid w:val="3A063AC4"/>
+    <w:multiLevelType w:val="hybridMultilevel"/>
+    <w:tmpl w:val="CB5659F4"/>
+    <w:lvl w:ilvl="0" w:tplc="A178E572">
+      <w:start w:val="1"/>
+      <w:numFmt w:val="decimal"/>
+      <w:lvlText w:val="%1."/>
+      <w:lvlJc w:val="left"/>
+      <w:pPr>
+        <w:ind w:left="717" w:hanging="360"/>
+      </w:pPr>
+      <w:rPr>
+        <w:rFonts w:hint="default"/>
+      </w:rPr>
+    </w:lvl>
+    <w:lvl w:ilvl="1" w:tplc="04090019" w:tentative="1">
+      <w:start w:val="1"/>
+      <w:numFmt w:val="lowerLetter"/>
+      <w:lvlText w:val="%2)"/>
+      <w:lvlJc w:val="left"/>
+      <w:pPr>
+        <w:ind w:left="1197" w:hanging="420"/>
+      </w:pPr>
+    </w:lvl>
+    <w:lvl w:ilvl="2" w:tplc="0409001B" w:tentative="1">
+      <w:start w:val="1"/>
+      <w:numFmt w:val="lowerRoman"/>
+      <w:lvlText w:val="%3."/>
+      <w:lvlJc w:val="right"/>
+      <w:pPr>
+        <w:ind w:left="1617" w:hanging="420"/>
+      </w:pPr>
+    </w:lvl>
+    <w:lvl w:ilvl="3" w:tplc="0409000F" w:tentative="1">
+      <w:start w:val="1"/>
+      <w:numFmt w:val="decimal"/>
+      <w:lvlText w:val="%4."/>
+      <w:lvlJc w:val="left"/>
+      <w:pPr>
+        <w:ind w:left="2037" w:hanging="420"/>
+      </w:pPr>
+    </w:lvl>
+    <w:lvl w:ilvl="4" w:tplc="04090019" w:tentative="1">
+      <w:start w:val="1"/>
+      <w:numFmt w:val="lowerLetter"/>
+      <w:lvlText w:val="%5)"/>
+      <w:lvlJc w:val="left"/>
+      <w:pPr>
+        <w:ind w:left="2457" w:hanging="420"/>
+      </w:pPr>
+    </w:lvl>
+    <w:lvl w:ilvl="5" w:tplc="0409001B" w:tentative="1">
+      <w:start w:val="1"/>
+      <w:numFmt w:val="lowerRoman"/>
+      <w:lvlText w:val="%6."/>
+      <w:lvlJc w:val="right"/>
+      <w:pPr>
+        <w:ind w:left="2877" w:hanging="420"/>
+      </w:pPr>
+    </w:lvl>
+    <w:lvl w:ilvl="6" w:tplc="0409000F" w:tentative="1">
+      <w:start w:val="1"/>
+      <w:numFmt w:val="decimal"/>
+      <w:lvlText w:val="%7."/>
+      <w:lvlJc w:val="left"/>
+      <w:pPr>
+        <w:ind w:left="3297" w:hanging="420"/>
+      </w:pPr>
+    </w:lvl>
+    <w:lvl w:ilvl="7" w:tplc="04090019" w:tentative="1">
+      <w:start w:val="1"/>
+      <w:numFmt w:val="lowerLetter"/>
+      <w:lvlText w:val="%8)"/>
+      <w:lvlJc w:val="left"/>
+      <w:pPr>
+        <w:ind w:left="3717" w:hanging="420"/>
+      </w:pPr>
+    </w:lvl>
+    <w:lvl w:ilvl="8" w:tplc="0409001B" w:tentative="1">
+      <w:start w:val="1"/>
+      <w:numFmt w:val="lowerRoman"/>
+      <w:lvlText w:val="%9."/>
+      <w:lvlJc w:val="right"/>
+      <w:pPr>
+        <w:ind w:left="4137" w:hanging="420"/>
+      </w:pPr>
+    </w:lvl>
+  </w:abstractNum>
+  <w:abstractNum w:abstractNumId="24" w15:restartNumberingAfterBreak="0">
     <w:nsid w:val="3CF6617E"/>
     <w:multiLevelType w:val="hybridMultilevel"/>
     <w:tmpl w:val="8BD28E34"/>
@@ -10821,7 +14241,7 @@
       </w:pPr>
     </w:lvl>
   </w:abstractNum>
-  <w:abstractNum w:abstractNumId="24" w15:restartNumberingAfterBreak="0">
+  <w:abstractNum w:abstractNumId="25" w15:restartNumberingAfterBreak="0">
     <w:nsid w:val="3F096B6D"/>
     <w:multiLevelType w:val="hybridMultilevel"/>
     <w:tmpl w:val="5B5417C4"/>
@@ -10910,7 +14330,7 @@
       </w:pPr>
     </w:lvl>
   </w:abstractNum>
-  <w:abstractNum w:abstractNumId="25" w15:restartNumberingAfterBreak="0">
+  <w:abstractNum w:abstractNumId="26" w15:restartNumberingAfterBreak="0">
     <w:nsid w:val="44D7394E"/>
     <w:multiLevelType w:val="hybridMultilevel"/>
     <w:tmpl w:val="CB5659F4"/>
@@ -10999,7 +14419,7 @@
       </w:pPr>
     </w:lvl>
   </w:abstractNum>
-  <w:abstractNum w:abstractNumId="26" w15:restartNumberingAfterBreak="0">
+  <w:abstractNum w:abstractNumId="27" w15:restartNumberingAfterBreak="0">
     <w:nsid w:val="452D028C"/>
     <w:multiLevelType w:val="hybridMultilevel"/>
     <w:tmpl w:val="822EA47C"/>
@@ -11088,7 +14508,7 @@
       </w:pPr>
     </w:lvl>
   </w:abstractNum>
-  <w:abstractNum w:abstractNumId="27" w15:restartNumberingAfterBreak="0">
+  <w:abstractNum w:abstractNumId="28" w15:restartNumberingAfterBreak="0">
     <w:nsid w:val="464510BE"/>
     <w:multiLevelType w:val="hybridMultilevel"/>
     <w:tmpl w:val="62ACBB32"/>
@@ -11177,7 +14597,7 @@
       </w:pPr>
     </w:lvl>
   </w:abstractNum>
-  <w:abstractNum w:abstractNumId="28" w15:restartNumberingAfterBreak="0">
+  <w:abstractNum w:abstractNumId="29" w15:restartNumberingAfterBreak="0">
     <w:nsid w:val="4F6B10EB"/>
     <w:multiLevelType w:val="hybridMultilevel"/>
     <w:tmpl w:val="AF8C0AF4"/>
@@ -11266,7 +14686,7 @@
       </w:pPr>
     </w:lvl>
   </w:abstractNum>
-  <w:abstractNum w:abstractNumId="29" w15:restartNumberingAfterBreak="0">
+  <w:abstractNum w:abstractNumId="30" w15:restartNumberingAfterBreak="0">
     <w:nsid w:val="59AE26EE"/>
     <w:multiLevelType w:val="hybridMultilevel"/>
     <w:tmpl w:val="6CEC1ACC"/>
@@ -11353,7 +14773,7 @@
       </w:pPr>
     </w:lvl>
   </w:abstractNum>
-  <w:abstractNum w:abstractNumId="30" w15:restartNumberingAfterBreak="0">
+  <w:abstractNum w:abstractNumId="31" w15:restartNumberingAfterBreak="0">
     <w:nsid w:val="5D792553"/>
     <w:multiLevelType w:val="hybridMultilevel"/>
     <w:tmpl w:val="0A28E32A"/>
@@ -11442,7 +14862,7 @@
       </w:pPr>
     </w:lvl>
   </w:abstractNum>
-  <w:abstractNum w:abstractNumId="31" w15:restartNumberingAfterBreak="0">
+  <w:abstractNum w:abstractNumId="32" w15:restartNumberingAfterBreak="0">
     <w:nsid w:val="5E355B9E"/>
     <w:multiLevelType w:val="hybridMultilevel"/>
     <w:tmpl w:val="6902D0FE"/>
@@ -11531,7 +14951,7 @@
       </w:pPr>
     </w:lvl>
   </w:abstractNum>
-  <w:abstractNum w:abstractNumId="32" w15:restartNumberingAfterBreak="0">
+  <w:abstractNum w:abstractNumId="33" w15:restartNumberingAfterBreak="0">
     <w:nsid w:val="5EB475DE"/>
     <w:multiLevelType w:val="hybridMultilevel"/>
     <w:tmpl w:val="0F74492C"/>
@@ -11620,7 +15040,7 @@
       </w:pPr>
     </w:lvl>
   </w:abstractNum>
-  <w:abstractNum w:abstractNumId="33" w15:restartNumberingAfterBreak="0">
+  <w:abstractNum w:abstractNumId="34" w15:restartNumberingAfterBreak="0">
     <w:nsid w:val="62632C9D"/>
     <w:multiLevelType w:val="hybridMultilevel"/>
     <w:tmpl w:val="35B02AC4"/>
@@ -11709,7 +15129,7 @@
       </w:pPr>
     </w:lvl>
   </w:abstractNum>
-  <w:abstractNum w:abstractNumId="34" w15:restartNumberingAfterBreak="0">
+  <w:abstractNum w:abstractNumId="35" w15:restartNumberingAfterBreak="0">
     <w:nsid w:val="64D91826"/>
     <w:multiLevelType w:val="hybridMultilevel"/>
     <w:tmpl w:val="5746A49C"/>
@@ -11798,7 +15218,7 @@
       </w:pPr>
     </w:lvl>
   </w:abstractNum>
-  <w:abstractNum w:abstractNumId="35" w15:restartNumberingAfterBreak="0">
+  <w:abstractNum w:abstractNumId="36" w15:restartNumberingAfterBreak="0">
     <w:nsid w:val="66F05DE4"/>
     <w:multiLevelType w:val="hybridMultilevel"/>
     <w:tmpl w:val="85EAEE8E"/>
@@ -11887,7 +15307,7 @@
       </w:pPr>
     </w:lvl>
   </w:abstractNum>
-  <w:abstractNum w:abstractNumId="36" w15:restartNumberingAfterBreak="0">
+  <w:abstractNum w:abstractNumId="37" w15:restartNumberingAfterBreak="0">
     <w:nsid w:val="670D2294"/>
     <w:multiLevelType w:val="hybridMultilevel"/>
     <w:tmpl w:val="2F923D9C"/>
@@ -11976,7 +15396,7 @@
       </w:pPr>
     </w:lvl>
   </w:abstractNum>
-  <w:abstractNum w:abstractNumId="37" w15:restartNumberingAfterBreak="0">
+  <w:abstractNum w:abstractNumId="38" w15:restartNumberingAfterBreak="0">
     <w:nsid w:val="680A1874"/>
     <w:multiLevelType w:val="hybridMultilevel"/>
     <w:tmpl w:val="76E013A6"/>
@@ -12065,7 +15485,7 @@
       </w:pPr>
     </w:lvl>
   </w:abstractNum>
-  <w:abstractNum w:abstractNumId="38" w15:restartNumberingAfterBreak="0">
+  <w:abstractNum w:abstractNumId="39" w15:restartNumberingAfterBreak="0">
     <w:nsid w:val="69B75F92"/>
     <w:multiLevelType w:val="hybridMultilevel"/>
     <w:tmpl w:val="CB5659F4"/>
@@ -12154,7 +15574,7 @@
       </w:pPr>
     </w:lvl>
   </w:abstractNum>
-  <w:abstractNum w:abstractNumId="39" w15:restartNumberingAfterBreak="0">
+  <w:abstractNum w:abstractNumId="40" w15:restartNumberingAfterBreak="0">
     <w:nsid w:val="6CB82A48"/>
     <w:multiLevelType w:val="hybridMultilevel"/>
     <w:tmpl w:val="1A744C2E"/>
@@ -12243,7 +15663,7 @@
       </w:pPr>
     </w:lvl>
   </w:abstractNum>
-  <w:abstractNum w:abstractNumId="40" w15:restartNumberingAfterBreak="0">
+  <w:abstractNum w:abstractNumId="41" w15:restartNumberingAfterBreak="0">
     <w:nsid w:val="75EA651F"/>
     <w:multiLevelType w:val="multilevel"/>
     <w:tmpl w:val="970E6EAA"/>
@@ -12334,7 +15754,7 @@
       </w:pPr>
     </w:lvl>
   </w:abstractNum>
-  <w:abstractNum w:abstractNumId="41" w15:restartNumberingAfterBreak="0">
+  <w:abstractNum w:abstractNumId="42" w15:restartNumberingAfterBreak="0">
     <w:nsid w:val="768D4C0C"/>
     <w:multiLevelType w:val="hybridMultilevel"/>
     <w:tmpl w:val="268656B0"/>
@@ -12424,7 +15844,7 @@
       </w:pPr>
     </w:lvl>
   </w:abstractNum>
-  <w:abstractNum w:abstractNumId="42" w15:restartNumberingAfterBreak="0">
+  <w:abstractNum w:abstractNumId="43" w15:restartNumberingAfterBreak="0">
     <w:nsid w:val="7A195257"/>
     <w:multiLevelType w:val="multilevel"/>
     <w:tmpl w:val="AB30E2CA"/>
@@ -12538,7 +15958,7 @@
       </w:rPr>
     </w:lvl>
   </w:abstractNum>
-  <w:abstractNum w:abstractNumId="43" w15:restartNumberingAfterBreak="0">
+  <w:abstractNum w:abstractNumId="44" w15:restartNumberingAfterBreak="0">
     <w:nsid w:val="7D916D62"/>
     <w:multiLevelType w:val="hybridMultilevel"/>
     <w:tmpl w:val="62ACBB32"/>
@@ -12631,22 +16051,22 @@
     <w:abstractNumId w:val="17"/>
   </w:num>
   <w:num w:numId="2">
-    <w:abstractNumId w:val="40"/>
+    <w:abstractNumId w:val="41"/>
   </w:num>
   <w:num w:numId="3">
     <w:abstractNumId w:val="20"/>
   </w:num>
   <w:num w:numId="4">
-    <w:abstractNumId w:val="29"/>
+    <w:abstractNumId w:val="30"/>
   </w:num>
   <w:num w:numId="5">
-    <w:abstractNumId w:val="42"/>
+    <w:abstractNumId w:val="43"/>
   </w:num>
   <w:num w:numId="6">
     <w:abstractNumId w:val="14"/>
   </w:num>
   <w:num w:numId="7">
-    <w:abstractNumId w:val="31"/>
+    <w:abstractNumId w:val="32"/>
   </w:num>
   <w:num w:numId="8">
     <w:abstractNumId w:val="10"/>
@@ -12664,16 +16084,16 @@
     <w:abstractNumId w:val="7"/>
   </w:num>
   <w:num w:numId="13">
-    <w:abstractNumId w:val="37"/>
+    <w:abstractNumId w:val="38"/>
   </w:num>
   <w:num w:numId="14">
-    <w:abstractNumId w:val="23"/>
+    <w:abstractNumId w:val="24"/>
   </w:num>
   <w:num w:numId="15">
-    <w:abstractNumId w:val="34"/>
+    <w:abstractNumId w:val="35"/>
   </w:num>
   <w:num w:numId="16">
-    <w:abstractNumId w:val="35"/>
+    <w:abstractNumId w:val="36"/>
   </w:num>
   <w:num w:numId="17">
     <w:abstractNumId w:val="19"/>
@@ -12685,7 +16105,7 @@
     <w:abstractNumId w:val="9"/>
   </w:num>
   <w:num w:numId="20">
-    <w:abstractNumId w:val="26"/>
+    <w:abstractNumId w:val="27"/>
   </w:num>
   <w:num w:numId="21">
     <w:abstractNumId w:val="12"/>
@@ -12697,13 +16117,13 @@
     <w:abstractNumId w:val="13"/>
   </w:num>
   <w:num w:numId="24">
-    <w:abstractNumId w:val="28"/>
+    <w:abstractNumId w:val="29"/>
   </w:num>
   <w:num w:numId="25">
-    <w:abstractNumId w:val="32"/>
+    <w:abstractNumId w:val="33"/>
   </w:num>
   <w:num w:numId="26">
-    <w:abstractNumId w:val="36"/>
+    <w:abstractNumId w:val="37"/>
   </w:num>
   <w:num w:numId="27">
     <w:abstractNumId w:val="18"/>
@@ -12712,43 +16132,43 @@
     <w:abstractNumId w:val="21"/>
   </w:num>
   <w:num w:numId="29">
+    <w:abstractNumId w:val="26"/>
+  </w:num>
+  <w:num w:numId="30">
     <w:abstractNumId w:val="25"/>
   </w:num>
-  <w:num w:numId="30">
-    <w:abstractNumId w:val="24"/>
-  </w:num>
   <w:num w:numId="31">
-    <w:abstractNumId w:val="27"/>
+    <w:abstractNumId w:val="28"/>
   </w:num>
   <w:num w:numId="32">
     <w:abstractNumId w:val="5"/>
   </w:num>
   <w:num w:numId="33">
-    <w:abstractNumId w:val="43"/>
+    <w:abstractNumId w:val="44"/>
   </w:num>
   <w:num w:numId="34">
     <w:abstractNumId w:val="4"/>
   </w:num>
   <w:num w:numId="35">
-    <w:abstractNumId w:val="38"/>
+    <w:abstractNumId w:val="39"/>
   </w:num>
   <w:num w:numId="36">
     <w:abstractNumId w:val="15"/>
   </w:num>
   <w:num w:numId="37">
-    <w:abstractNumId w:val="39"/>
+    <w:abstractNumId w:val="40"/>
   </w:num>
   <w:num w:numId="38">
-    <w:abstractNumId w:val="41"/>
+    <w:abstractNumId w:val="42"/>
   </w:num>
   <w:num w:numId="39">
     <w:abstractNumId w:val="16"/>
   </w:num>
   <w:num w:numId="40">
-    <w:abstractNumId w:val="30"/>
+    <w:abstractNumId w:val="31"/>
   </w:num>
   <w:num w:numId="41">
-    <w:abstractNumId w:val="33"/>
+    <w:abstractNumId w:val="34"/>
   </w:num>
   <w:num w:numId="42">
     <w:abstractNumId w:val="3"/>
@@ -12765,8 +16185,19 @@
       <w:startOverride w:val="1"/>
     </w:lvlOverride>
   </w:num>
+  <w:num w:numId="46">
+    <w:abstractNumId w:val="23"/>
+  </w:num>
   <w:numIdMacAtCleanup w:val="21"/>
 </w:numbering>
+</file>
+
+<file path=word/people.xml><?xml version="1.0" encoding="utf-8"?>
+<w15:people xmlns:wpc="http://schemas.microsoft.com/office/word/2010/wordprocessingCanvas" xmlns:cx="http://schemas.microsoft.com/office/drawing/2014/chartex" xmlns:mc="http://schemas.openxmlformats.org/markup-compatibility/2006" xmlns:o="urn:schemas-microsoft-com:office:office" xmlns:r="http://schemas.openxmlformats.org/officeDocument/2006/relationships" xmlns:m="http://schemas.openxmlformats.org/officeDocument/2006/math" xmlns:v="urn:schemas-microsoft-com:vml" xmlns:wp14="http://schemas.microsoft.com/office/word/2010/wordprocessingDrawing" xmlns:wp="http://schemas.openxmlformats.org/drawingml/2006/wordprocessingDrawing" xmlns:w10="urn:schemas-microsoft-com:office:word" xmlns:w="http://schemas.openxmlformats.org/wordprocessingml/2006/main" xmlns:w14="http://schemas.microsoft.com/office/word/2010/wordml" xmlns:w15="http://schemas.microsoft.com/office/word/2012/wordml" xmlns:w16se="http://schemas.microsoft.com/office/word/2015/wordml/symex" xmlns:wpg="http://schemas.microsoft.com/office/word/2010/wordprocessingGroup" xmlns:wpi="http://schemas.microsoft.com/office/word/2010/wordprocessingInk" xmlns:wne="http://schemas.microsoft.com/office/word/2006/wordml" xmlns:wps="http://schemas.microsoft.com/office/word/2010/wordprocessingShape" mc:Ignorable="w14 w15 w16se wp14">
+  <w15:person w15:author="zhaoyujing">
+    <w15:presenceInfo w15:providerId="None" w15:userId="zhaoyujing"/>
+  </w15:person>
+</w15:people>
 </file>
 
 <file path=word/styles.xml><?xml version="1.0" encoding="utf-8"?>
@@ -14220,7 +17651,7 @@
 </file>
 
 <file path=customXml/itemProps1.xml><?xml version="1.0" encoding="utf-8"?>
-<ds:datastoreItem xmlns:ds="http://schemas.openxmlformats.org/officeDocument/2006/customXml" ds:itemID="{874E1591-AD42-489A-9773-9AA74C730B90}">
+<ds:datastoreItem xmlns:ds="http://schemas.openxmlformats.org/officeDocument/2006/customXml" ds:itemID="{154D03AE-AE2F-45EC-91E3-8D376B73CB82}">
   <ds:schemaRefs>
     <ds:schemaRef ds:uri="http://schemas.openxmlformats.org/officeDocument/2006/bibliography"/>
   </ds:schemaRefs>

--- a/internal_doc/03.开发设计/Amazon S3接口兼容/Story--SequoiaDB兼容Amazon S3接口 -区域管理.docx
+++ b/internal_doc/03.开发设计/Amazon S3接口兼容/Story--SequoiaDB兼容Amazon S3接口 -区域管理.docx
@@ -576,7 +576,7 @@
         <w:rPr>
           <w:rFonts w:hint="eastAsia"/>
         </w:rPr>
-        <w:t>List</w:t>
+        <w:t>LIST</w:t>
       </w:r>
       <w:r>
         <w:t xml:space="preserve"> </w:t>
@@ -1477,6 +1477,8 @@
         </w:rPr>
         <w:t>Region</w:t>
       </w:r>
+      <w:bookmarkStart w:id="0" w:name="_GoBack"/>
+      <w:bookmarkEnd w:id="0"/>
     </w:p>
     <w:p>
       <w:pPr>
@@ -1510,7 +1512,21 @@
         <w:rPr>
           <w:rFonts w:hint="eastAsia"/>
         </w:rPr>
-        <w:t>，只有管理员用户可以创建新的区域。</w:t>
+        <w:t>，只有</w:t>
+      </w:r>
+      <w:commentRangeStart w:id="1"/>
+      <w:r>
+        <w:rPr>
+          <w:rFonts w:hint="eastAsia"/>
+        </w:rPr>
+        <w:t>管理员用户可以创建新的区域。</w:t>
+      </w:r>
+      <w:commentRangeEnd w:id="1"/>
+      <w:r>
+        <w:rPr>
+          <w:rStyle w:val="af"/>
+        </w:rPr>
+        <w:commentReference w:id="1"/>
       </w:r>
     </w:p>
     <w:p>
@@ -1569,7 +1585,7 @@
         </w:rPr>
         <w:t>名称的长度至少</w:t>
       </w:r>
-      <w:commentRangeStart w:id="0"/>
+      <w:commentRangeStart w:id="2"/>
       <w:r>
         <w:rPr>
           <w:rFonts w:hint="eastAsia"/>
@@ -1600,12 +1616,12 @@
         </w:rPr>
         <w:t>字符。</w:t>
       </w:r>
-      <w:commentRangeEnd w:id="0"/>
+      <w:commentRangeEnd w:id="2"/>
       <w:r>
         <w:rPr>
           <w:rStyle w:val="af"/>
         </w:rPr>
-        <w:commentReference w:id="0"/>
+        <w:commentReference w:id="2"/>
       </w:r>
     </w:p>
     <w:p>
@@ -1664,122 +1680,194 @@
         </w:rPr>
         <w:t>域时可对区域内数据存储位置进行配置，目前有两种方式：</w:t>
       </w:r>
-      <w:proofErr w:type="gramStart"/>
-      <w:r>
-        <w:rPr>
-          <w:rFonts w:hint="eastAsia"/>
-        </w:rPr>
-        <w:t>一</w:t>
-      </w:r>
-      <w:proofErr w:type="gramEnd"/>
-      <w:r>
-        <w:rPr>
-          <w:rFonts w:hint="eastAsia"/>
-        </w:rPr>
-        <w:t>，指定模式</w:t>
-      </w:r>
-      <w:r>
-        <w:rPr>
-          <w:rFonts w:hint="eastAsia"/>
-        </w:rPr>
-        <w:t>，指定已存在的某集合空间</w:t>
-      </w:r>
-      <w:r>
-        <w:rPr>
-          <w:rFonts w:hint="eastAsia"/>
-        </w:rPr>
-        <w:t>+</w:t>
-      </w:r>
-      <w:r>
-        <w:rPr>
-          <w:rFonts w:hint="eastAsia"/>
-        </w:rPr>
-        <w:t>集合存储对象数据，指定已存在的某集合空间</w:t>
-      </w:r>
-      <w:r>
-        <w:rPr>
-          <w:rFonts w:hint="eastAsia"/>
-        </w:rPr>
-        <w:t>+</w:t>
-      </w:r>
-      <w:r>
-        <w:rPr>
-          <w:rFonts w:hint="eastAsia"/>
-        </w:rPr>
-        <w:t>集合存储元数据信息。二，自动创建，指定已存在的某个</w:t>
-      </w:r>
-      <w:r>
-        <w:rPr>
-          <w:rFonts w:hint="eastAsia"/>
-        </w:rPr>
-        <w:t>Domain</w:t>
-      </w:r>
-      <w:r>
-        <w:rPr>
-          <w:rFonts w:hint="eastAsia"/>
-        </w:rPr>
-        <w:t>，在此</w:t>
-      </w:r>
-      <w:r>
-        <w:rPr>
-          <w:rFonts w:hint="eastAsia"/>
-        </w:rPr>
-        <w:t>Domain</w:t>
-      </w:r>
-      <w:r>
-        <w:rPr>
-          <w:rFonts w:hint="eastAsia"/>
-        </w:rPr>
-        <w:t>基础上，系统根据配置的</w:t>
-      </w:r>
-      <w:proofErr w:type="spellStart"/>
-      <w:r>
-        <w:rPr>
-          <w:rFonts w:hint="eastAsia"/>
-        </w:rPr>
-        <w:t>ShardingType</w:t>
-      </w:r>
-      <w:proofErr w:type="spellEnd"/>
-      <w:r>
-        <w:rPr>
-          <w:rFonts w:hint="eastAsia"/>
-        </w:rPr>
-        <w:t>结合当前时间创建集合空间</w:t>
-      </w:r>
-      <w:r>
-        <w:rPr>
-          <w:rFonts w:hint="eastAsia"/>
-        </w:rPr>
-        <w:t>+</w:t>
-      </w:r>
-      <w:r>
-        <w:rPr>
-          <w:rFonts w:hint="eastAsia"/>
-        </w:rPr>
-        <w:t>集合分别存储对象数据和元数据。</w:t>
-      </w:r>
     </w:p>
     <w:p>
       <w:pPr>
-        <w:ind w:left="0" w:firstLine="420"/>
-      </w:pPr>
-      <w:r>
-        <w:rPr>
-          <w:rFonts w:hint="eastAsia"/>
-        </w:rPr>
-        <w:t>这两种方式不能同时使用，创建时只能选取一种，并且后续也不能修改为另外一种类型。</w:t>
+        <w:pStyle w:val="aa"/>
+        <w:numPr>
+          <w:ilvl w:val="0"/>
+          <w:numId w:val="47"/>
+        </w:numPr>
+        <w:ind w:firstLineChars="0"/>
+      </w:pPr>
+      <w:r>
+        <w:rPr>
+          <w:rFonts w:hint="eastAsia"/>
+        </w:rPr>
+        <w:t>指定模式</w:t>
+      </w:r>
+      <w:r>
+        <w:rPr>
+          <w:rFonts w:hint="eastAsia"/>
+        </w:rPr>
+        <w:t>，指定已存在的</w:t>
+      </w:r>
+      <w:r>
+        <w:rPr>
+          <w:rFonts w:hint="eastAsia"/>
+        </w:rPr>
+        <w:t>集合空间</w:t>
+      </w:r>
+      <w:r>
+        <w:rPr>
+          <w:rFonts w:hint="eastAsia"/>
+        </w:rPr>
+        <w:t>+</w:t>
+      </w:r>
+      <w:r>
+        <w:rPr>
+          <w:rFonts w:hint="eastAsia"/>
+        </w:rPr>
+        <w:t>集合存储对象数据，元数据</w:t>
+      </w:r>
+      <w:r>
+        <w:rPr>
+          <w:rFonts w:hint="eastAsia"/>
+        </w:rPr>
+        <w:t>，历史元数据</w:t>
+      </w:r>
+      <w:r>
+        <w:rPr>
+          <w:rFonts w:hint="eastAsia"/>
+        </w:rPr>
+        <w:t>信息。</w:t>
+      </w:r>
+      <w:r>
+        <w:rPr>
+          <w:rFonts w:hint="eastAsia"/>
+        </w:rPr>
+        <w:t>当使用指定模式时，三组集合空间</w:t>
+      </w:r>
+      <w:r>
+        <w:rPr>
+          <w:rFonts w:hint="eastAsia"/>
+        </w:rPr>
+        <w:t>+</w:t>
+      </w:r>
+      <w:r>
+        <w:rPr>
+          <w:rFonts w:hint="eastAsia"/>
+        </w:rPr>
+        <w:t>集合的配置必须全部配置，不能只配置其中一个或者两个。</w:t>
       </w:r>
     </w:p>
     <w:p>
       <w:pPr>
+        <w:pStyle w:val="aa"/>
+        <w:numPr>
+          <w:ilvl w:val="0"/>
+          <w:numId w:val="47"/>
+        </w:numPr>
+        <w:ind w:firstLineChars="0"/>
+      </w:pPr>
+      <w:proofErr w:type="spellStart"/>
+      <w:r>
+        <w:rPr>
+          <w:rFonts w:hint="eastAsia"/>
+        </w:rPr>
+        <w:t>ShardingType</w:t>
+      </w:r>
+      <w:proofErr w:type="spellEnd"/>
+      <w:r>
+        <w:rPr>
+          <w:rFonts w:hint="eastAsia"/>
+        </w:rPr>
+        <w:t>模式，即自动创建模式</w:t>
+      </w:r>
+      <w:r>
+        <w:rPr>
+          <w:rFonts w:hint="eastAsia"/>
+        </w:rPr>
+        <w:t>，指定已存在的某个</w:t>
+      </w:r>
+      <w:r>
+        <w:rPr>
+          <w:rFonts w:hint="eastAsia"/>
+        </w:rPr>
+        <w:t>Domain</w:t>
+      </w:r>
+      <w:r>
+        <w:rPr>
+          <w:rFonts w:hint="eastAsia"/>
+        </w:rPr>
+        <w:t>，在此</w:t>
+      </w:r>
+      <w:r>
+        <w:rPr>
+          <w:rFonts w:hint="eastAsia"/>
+        </w:rPr>
+        <w:t>Domain</w:t>
+      </w:r>
+      <w:r>
+        <w:rPr>
+          <w:rFonts w:hint="eastAsia"/>
+        </w:rPr>
+        <w:t>基础上，系统根据配置的</w:t>
+      </w:r>
+      <w:proofErr w:type="spellStart"/>
+      <w:r>
+        <w:rPr>
+          <w:rFonts w:hint="eastAsia"/>
+        </w:rPr>
+        <w:t>ShardingType</w:t>
+      </w:r>
+      <w:proofErr w:type="spellEnd"/>
+      <w:r>
+        <w:rPr>
+          <w:rFonts w:hint="eastAsia"/>
+        </w:rPr>
+        <w:t>结合当前时间创建集合空间</w:t>
+      </w:r>
+      <w:r>
+        <w:rPr>
+          <w:rFonts w:hint="eastAsia"/>
+        </w:rPr>
+        <w:t>+</w:t>
+      </w:r>
+      <w:r>
+        <w:rPr>
+          <w:rFonts w:hint="eastAsia"/>
+        </w:rPr>
+        <w:t>集合分别存储对象数据和元数据。</w:t>
+      </w:r>
+    </w:p>
+    <w:p>
+      <w:pPr>
+        <w:ind w:left="420"/>
+        <w:rPr>
+          <w:rFonts w:hint="eastAsia"/>
+        </w:rPr>
+      </w:pPr>
+    </w:p>
+    <w:p>
+      <w:pPr>
         <w:ind w:left="0" w:firstLine="420"/>
       </w:pPr>
       <w:r>
         <w:rPr>
           <w:rFonts w:hint="eastAsia"/>
         </w:rPr>
-        <w:t>修改区域配置只能修改自动创建模式的</w:t>
-      </w:r>
+        <w:t>这两种方式不能同时使用，创建时只能选取一种，并且后续也不能修改为另外一种类型。</w:t>
+      </w:r>
+    </w:p>
+    <w:p>
+      <w:pPr>
+        <w:ind w:left="0" w:firstLine="420"/>
+        <w:rPr>
+          <w:rFonts w:hint="eastAsia"/>
+        </w:rPr>
+      </w:pPr>
+      <w:r>
+        <w:rPr>
+          <w:rFonts w:hint="eastAsia"/>
+        </w:rPr>
+        <w:t>指定模式的配置一旦创建不能修改。</w:t>
+      </w:r>
+    </w:p>
+    <w:p>
+      <w:pPr>
+        <w:ind w:left="0" w:firstLine="420"/>
+      </w:pPr>
       <w:proofErr w:type="spellStart"/>
       <w:r>
         <w:rPr>
@@ -1792,7 +1880,40 @@
         <w:rPr>
           <w:rFonts w:hint="eastAsia"/>
         </w:rPr>
-        <w:t>，不能修改</w:t>
+        <w:t>模式的</w:t>
+      </w:r>
+      <w:r>
+        <w:rPr>
+          <w:rFonts w:hint="eastAsia"/>
+        </w:rPr>
+        <w:t>配置只能修改</w:t>
+      </w:r>
+      <w:proofErr w:type="spellStart"/>
+      <w:r>
+        <w:rPr>
+          <w:rFonts w:hint="eastAsia"/>
+        </w:rPr>
+        <w:t>ShardingType</w:t>
+      </w:r>
+      <w:proofErr w:type="spellEnd"/>
+      <w:r>
+        <w:rPr>
+          <w:rFonts w:hint="eastAsia"/>
+        </w:rPr>
+        <w:t>配置</w:t>
+      </w:r>
+      <w:r>
+        <w:rPr>
+          <w:rFonts w:hint="eastAsia"/>
+        </w:rPr>
+        <w:t>，</w:t>
+      </w:r>
+      <w:commentRangeStart w:id="3"/>
+      <w:r>
+        <w:rPr>
+          <w:rFonts w:hint="eastAsia"/>
+        </w:rPr>
+        <w:t>不能修改</w:t>
       </w:r>
       <w:r>
         <w:rPr>
@@ -1804,7 +1925,26 @@
         <w:rPr>
           <w:rFonts w:hint="eastAsia"/>
         </w:rPr>
-        <w:t>，如果修改时携带的</w:t>
+        <w:t>配置</w:t>
+      </w:r>
+      <w:r>
+        <w:rPr>
+          <w:rFonts w:hint="eastAsia"/>
+        </w:rPr>
+        <w:t>，</w:t>
+      </w:r>
+      <w:commentRangeEnd w:id="3"/>
+      <w:r>
+        <w:rPr>
+          <w:rStyle w:val="af"/>
+        </w:rPr>
+        <w:commentReference w:id="3"/>
+      </w:r>
+      <w:r>
+        <w:rPr>
+          <w:rFonts w:hint="eastAsia"/>
+        </w:rPr>
+        <w:t>如果修改时携带的</w:t>
       </w:r>
       <w:r>
         <w:rPr>
@@ -2248,6 +2388,7 @@
               <w:rPr>
                 <w:rFonts w:cstheme="minorHAnsi" w:hint="eastAsia"/>
               </w:rPr>
+              <w:lastRenderedPageBreak/>
               <w:t>DataCLShardingType</w:t>
             </w:r>
             <w:proofErr w:type="spellEnd"/>
@@ -2379,7 +2520,6 @@
               <w:rPr>
                 <w:rFonts w:cstheme="minorHAnsi" w:hint="eastAsia"/>
               </w:rPr>
-              <w:lastRenderedPageBreak/>
               <w:t>Data</w:t>
             </w:r>
             <w:r>
@@ -2436,7 +2576,7 @@
                 <w:rFonts w:cstheme="minorHAnsi"/>
               </w:rPr>
             </w:pPr>
-            <w:commentRangeStart w:id="1"/>
+            <w:commentRangeStart w:id="4"/>
             <w:r>
               <w:rPr>
                 <w:rFonts w:cstheme="minorHAnsi" w:hint="eastAsia"/>
@@ -2474,12 +2614,12 @@
               </w:rPr>
               <w:t>No</w:t>
             </w:r>
-            <w:commentRangeEnd w:id="1"/>
+            <w:commentRangeEnd w:id="4"/>
             <w:r>
               <w:rPr>
                 <w:rStyle w:val="af"/>
               </w:rPr>
-              <w:commentReference w:id="1"/>
+              <w:commentReference w:id="4"/>
             </w:r>
           </w:p>
         </w:tc>
@@ -2642,6 +2782,7 @@
               </w:rPr>
               <w:t>模式</w:t>
             </w:r>
+            <w:commentRangeStart w:id="5"/>
             <w:r>
               <w:rPr>
                 <w:rFonts w:cstheme="minorHAnsi" w:hint="eastAsia"/>
@@ -2658,7 +2799,20 @@
               <w:rPr>
                 <w:rFonts w:cstheme="minorHAnsi" w:hint="eastAsia"/>
               </w:rPr>
-              <w:t>集合</w:t>
+              <w:t>集</w:t>
+            </w:r>
+            <w:commentRangeEnd w:id="5"/>
+            <w:r>
+              <w:rPr>
+                <w:rStyle w:val="af"/>
+              </w:rPr>
+              <w:commentReference w:id="5"/>
+            </w:r>
+            <w:r>
+              <w:rPr>
+                <w:rFonts w:cstheme="minorHAnsi" w:hint="eastAsia"/>
+              </w:rPr>
+              <w:t>合</w:t>
             </w:r>
             <w:r>
               <w:rPr>
@@ -2928,7 +3082,7 @@
             <w:pPr>
               <w:ind w:left="0"/>
               <w:rPr>
-                <w:rFonts w:cstheme="minorHAnsi" w:hint="eastAsia"/>
+                <w:rFonts w:cstheme="minorHAnsi"/>
               </w:rPr>
             </w:pPr>
             <w:proofErr w:type="spellStart"/>
@@ -3007,7 +3161,7 @@
             <w:pPr>
               <w:ind w:left="0"/>
               <w:rPr>
-                <w:rFonts w:cstheme="minorHAnsi" w:hint="eastAsia"/>
+                <w:rFonts w:cstheme="minorHAnsi"/>
               </w:rPr>
             </w:pPr>
             <w:r>
@@ -3056,7 +3210,7 @@
             <w:pPr>
               <w:ind w:left="0"/>
               <w:rPr>
-                <w:rFonts w:cstheme="minorHAnsi" w:hint="eastAsia"/>
+                <w:rFonts w:cstheme="minorHAnsi"/>
               </w:rPr>
             </w:pPr>
             <w:r>
@@ -3752,6 +3906,7 @@
                 <w:rFonts w:cstheme="minorHAnsi"/>
                 <w:i/>
               </w:rPr>
+              <w:lastRenderedPageBreak/>
               <w:t>Authorization: authorization string</w:t>
             </w:r>
           </w:p>
@@ -3768,7 +3923,7 @@
             <w:pPr>
               <w:ind w:left="0"/>
               <w:rPr>
-                <w:rFonts w:cstheme="minorHAnsi" w:hint="eastAsia"/>
+                <w:rFonts w:cstheme="minorHAnsi"/>
                 <w:i/>
               </w:rPr>
             </w:pPr>
@@ -3880,7 +4035,6 @@
                 <w:rFonts w:cstheme="minorHAnsi"/>
                 <w:i/>
               </w:rPr>
-              <w:lastRenderedPageBreak/>
               <w:t>&lt;</w:t>
             </w:r>
             <w:proofErr w:type="spellStart"/>
@@ -3943,7 +4097,7 @@
             <w:pPr>
               <w:ind w:left="0" w:firstLineChars="150" w:firstLine="315"/>
               <w:rPr>
-                <w:rFonts w:cstheme="minorHAnsi" w:hint="eastAsia"/>
+                <w:rFonts w:cstheme="minorHAnsi"/>
                 <w:i/>
               </w:rPr>
             </w:pPr>
@@ -3990,7 +4144,21 @@
                 <w:rFonts w:cstheme="minorHAnsi"/>
                 <w:i/>
               </w:rPr>
-              <w:t>csmeta.clmeta</w:t>
+              <w:t>csmeta.</w:t>
+            </w:r>
+            <w:r>
+              <w:rPr>
+                <w:rFonts w:cstheme="minorHAnsi" w:hint="eastAsia"/>
+                <w:i/>
+              </w:rPr>
+              <w:t>his</w:t>
+            </w:r>
+            <w:r>
+              <w:rPr>
+                <w:rFonts w:cstheme="minorHAnsi"/>
+                <w:i/>
+              </w:rPr>
+              <w:t>clmeta</w:t>
             </w:r>
             <w:proofErr w:type="spellEnd"/>
             <w:r>
@@ -4083,7 +4251,7 @@
     <w:p>
       <w:pPr>
         <w:rPr>
-          <w:rFonts w:cstheme="minorHAnsi" w:hint="eastAsia"/>
+          <w:rFonts w:cstheme="minorHAnsi"/>
         </w:rPr>
       </w:pPr>
     </w:p>
@@ -4199,8 +4367,8 @@
         <w:pStyle w:val="3"/>
         <w:ind w:left="210"/>
       </w:pPr>
-      <w:bookmarkStart w:id="2" w:name="_DELETE_Bucket"/>
-      <w:bookmarkEnd w:id="2"/>
+      <w:bookmarkStart w:id="6" w:name="_DELETE_Bucket"/>
+      <w:bookmarkEnd w:id="6"/>
       <w:r>
         <w:t xml:space="preserve">DELETE </w:t>
       </w:r>
@@ -4537,8 +4705,8 @@
       </w:tr>
     </w:tbl>
     <w:p>
-      <w:bookmarkStart w:id="3" w:name="_公共头部"/>
-      <w:bookmarkEnd w:id="3"/>
+      <w:bookmarkStart w:id="7" w:name="_公共头部"/>
+      <w:bookmarkEnd w:id="7"/>
     </w:p>
     <w:p>
       <w:pPr>
@@ -4836,19 +5004,7 @@
               <w:rPr>
                 <w:rFonts w:cstheme="minorHAnsi" w:hint="eastAsia"/>
               </w:rPr>
-              <w:t>Meta</w:t>
-            </w:r>
-            <w:r>
-              <w:rPr>
-                <w:rFonts w:cstheme="minorHAnsi"/>
-              </w:rPr>
-              <w:t>CL</w:t>
-            </w:r>
-            <w:r>
-              <w:rPr>
-                <w:rFonts w:cstheme="minorHAnsi" w:hint="eastAsia"/>
-              </w:rPr>
-              <w:t>ShardingType</w:t>
+              <w:t>DataDomain</w:t>
             </w:r>
             <w:proofErr w:type="spellEnd"/>
             <w:r>
@@ -4862,7 +5018,7 @@
               <w:rPr>
                 <w:rFonts w:cstheme="minorHAnsi" w:hint="eastAsia"/>
               </w:rPr>
-              <w:t>DataDomain</w:t>
+              <w:t>MetaDomain</w:t>
             </w:r>
             <w:proofErr w:type="spellEnd"/>
             <w:r>
@@ -4876,7 +5032,7 @@
               <w:rPr>
                 <w:rFonts w:cstheme="minorHAnsi" w:hint="eastAsia"/>
               </w:rPr>
-              <w:t>MetaDomain</w:t>
+              <w:t>DataLocation</w:t>
             </w:r>
             <w:proofErr w:type="spellEnd"/>
             <w:r>
@@ -4890,7 +5046,7 @@
               <w:rPr>
                 <w:rFonts w:cstheme="minorHAnsi" w:hint="eastAsia"/>
               </w:rPr>
-              <w:t>DataLocation</w:t>
+              <w:t>MetaLocation</w:t>
             </w:r>
             <w:proofErr w:type="spellEnd"/>
             <w:r>
@@ -4904,7 +5060,7 @@
               <w:rPr>
                 <w:rFonts w:cstheme="minorHAnsi" w:hint="eastAsia"/>
               </w:rPr>
-              <w:t>MetaLocation</w:t>
+              <w:t>MetaHisLocation</w:t>
             </w:r>
             <w:proofErr w:type="spellEnd"/>
             <w:r>
@@ -4913,12 +5069,20 @@
               </w:rPr>
               <w:t>，</w:t>
             </w:r>
+            <w:commentRangeStart w:id="8"/>
             <w:r>
               <w:rPr>
                 <w:rFonts w:cstheme="minorHAnsi" w:hint="eastAsia"/>
                 <w:color w:val="000000" w:themeColor="text1"/>
               </w:rPr>
               <w:t>Buckets</w:t>
+            </w:r>
+            <w:commentRangeEnd w:id="8"/>
+            <w:r>
+              <w:rPr>
+                <w:rStyle w:val="af"/>
+              </w:rPr>
+              <w:commentReference w:id="8"/>
             </w:r>
           </w:p>
         </w:tc>
@@ -4935,19 +5099,17 @@
             <w:pPr>
               <w:ind w:left="0"/>
               <w:rPr>
-                <w:rFonts w:cstheme="minorHAnsi"/>
+                <w:rFonts w:cstheme="minorHAnsi" w:hint="eastAsia"/>
                 <w:color w:val="000000" w:themeColor="text1"/>
               </w:rPr>
             </w:pPr>
-            <w:proofErr w:type="spellStart"/>
             <w:r>
               <w:rPr>
                 <w:rFonts w:cstheme="minorHAnsi" w:hint="eastAsia"/>
                 <w:color w:val="000000" w:themeColor="text1"/>
               </w:rPr>
-              <w:t>DataCSShardingType</w:t>
-            </w:r>
-            <w:proofErr w:type="spellEnd"/>
+              <w:t>Name</w:t>
+            </w:r>
           </w:p>
         </w:tc>
         <w:tc>
@@ -4967,51 +5129,30 @@
                 <w:rFonts w:cstheme="minorHAnsi" w:hint="eastAsia"/>
                 <w:color w:val="000000" w:themeColor="text1"/>
               </w:rPr>
-              <w:t>对象集合空间</w:t>
-            </w:r>
-            <w:r>
+              <w:t>区域名称</w:t>
+            </w:r>
+          </w:p>
+          <w:p>
+            <w:pPr>
+              <w:ind w:left="0"/>
               <w:rPr>
                 <w:rFonts w:cstheme="minorHAnsi" w:hint="eastAsia"/>
                 <w:color w:val="000000" w:themeColor="text1"/>
               </w:rPr>
-              <w:t>的范围分区方式。</w:t>
-            </w:r>
-          </w:p>
-          <w:p>
-            <w:pPr>
-              <w:ind w:left="0"/>
-              <w:rPr>
-                <w:rFonts w:cstheme="minorHAnsi"/>
+            </w:pPr>
+            <w:r>
+              <w:rPr>
+                <w:rFonts w:cstheme="minorHAnsi" w:hint="eastAsia"/>
                 <w:color w:val="000000" w:themeColor="text1"/>
               </w:rPr>
-            </w:pPr>
+              <w:t>取值类型：</w:t>
+            </w:r>
             <w:r>
               <w:rPr>
                 <w:rFonts w:cstheme="minorHAnsi" w:hint="eastAsia"/>
                 <w:color w:val="000000" w:themeColor="text1"/>
               </w:rPr>
-              <w:t>取值类型</w:t>
-            </w:r>
-            <w:r>
-              <w:rPr>
-                <w:rFonts w:cstheme="minorHAnsi"/>
-                <w:color w:val="000000" w:themeColor="text1"/>
-              </w:rPr>
-              <w:t xml:space="preserve">: </w:t>
-            </w:r>
-            <w:r>
-              <w:rPr>
-                <w:rFonts w:cstheme="minorHAnsi" w:hint="eastAsia"/>
-                <w:color w:val="000000" w:themeColor="text1"/>
-              </w:rPr>
-              <w:t>year</w:t>
-            </w:r>
-            <w:r>
-              <w:rPr>
-                <w:rFonts w:cstheme="minorHAnsi"/>
-                <w:color w:val="000000" w:themeColor="text1"/>
-              </w:rPr>
-              <w:t>/quarter/month</w:t>
+              <w:t>String</w:t>
             </w:r>
           </w:p>
         </w:tc>
@@ -5036,8 +5177,10 @@
             <w:r>
               <w:rPr>
                 <w:rFonts w:cstheme="minorHAnsi" w:hint="eastAsia"/>
-              </w:rPr>
-              <w:t>DataCLShardingType</w:t>
+                <w:color w:val="000000" w:themeColor="text1"/>
+              </w:rPr>
+              <w:lastRenderedPageBreak/>
+              <w:t>DataCSShardingType</w:t>
             </w:r>
             <w:proofErr w:type="spellEnd"/>
           </w:p>
@@ -5059,14 +5202,14 @@
                 <w:rFonts w:cstheme="minorHAnsi" w:hint="eastAsia"/>
                 <w:color w:val="000000" w:themeColor="text1"/>
               </w:rPr>
-              <w:t>对象</w:t>
+              <w:t>对象集合空间</w:t>
             </w:r>
             <w:r>
               <w:rPr>
                 <w:rFonts w:cstheme="minorHAnsi" w:hint="eastAsia"/>
                 <w:color w:val="000000" w:themeColor="text1"/>
               </w:rPr>
-              <w:t>集合的范围分区方式。</w:t>
+              <w:t>的范围分区方式。</w:t>
             </w:r>
           </w:p>
           <w:p>
@@ -5103,7 +5246,7 @@
                 <w:rFonts w:cstheme="minorHAnsi"/>
                 <w:color w:val="000000" w:themeColor="text1"/>
               </w:rPr>
-              <w:t xml:space="preserve">/quarter/month </w:t>
+              <w:t>/quarter/month</w:t>
             </w:r>
           </w:p>
         </w:tc>
@@ -5121,6 +5264,7 @@
               <w:ind w:left="0"/>
               <w:rPr>
                 <w:rFonts w:cstheme="minorHAnsi"/>
+                <w:color w:val="000000" w:themeColor="text1"/>
               </w:rPr>
             </w:pPr>
             <w:proofErr w:type="spellStart"/>
@@ -5128,7 +5272,7 @@
               <w:rPr>
                 <w:rFonts w:cstheme="minorHAnsi" w:hint="eastAsia"/>
               </w:rPr>
-              <w:t>DataDomain</w:t>
+              <w:t>DataCLShardingType</w:t>
             </w:r>
             <w:proofErr w:type="spellEnd"/>
           </w:p>
@@ -5150,30 +5294,51 @@
                 <w:rFonts w:cstheme="minorHAnsi" w:hint="eastAsia"/>
                 <w:color w:val="000000" w:themeColor="text1"/>
               </w:rPr>
-              <w:t>对象集合空间的所属域。</w:t>
-            </w:r>
-          </w:p>
-          <w:p>
-            <w:pPr>
-              <w:ind w:left="0"/>
-              <w:rPr>
-                <w:rFonts w:cstheme="minorHAnsi"/>
+              <w:t>对象</w:t>
+            </w:r>
+            <w:r>
+              <w:rPr>
+                <w:rFonts w:cstheme="minorHAnsi" w:hint="eastAsia"/>
                 <w:color w:val="000000" w:themeColor="text1"/>
               </w:rPr>
-            </w:pPr>
-            <w:r>
-              <w:rPr>
-                <w:rFonts w:cstheme="minorHAnsi" w:hint="eastAsia"/>
+              <w:t>集合的范围分区方式。</w:t>
+            </w:r>
+          </w:p>
+          <w:p>
+            <w:pPr>
+              <w:ind w:left="0"/>
+              <w:rPr>
+                <w:rFonts w:cstheme="minorHAnsi"/>
                 <w:color w:val="000000" w:themeColor="text1"/>
               </w:rPr>
-              <w:t>取值类型：</w:t>
-            </w:r>
+            </w:pPr>
             <w:r>
               <w:rPr>
                 <w:rFonts w:cstheme="minorHAnsi" w:hint="eastAsia"/>
                 <w:color w:val="000000" w:themeColor="text1"/>
               </w:rPr>
-              <w:t>String</w:t>
+              <w:t>取值类型</w:t>
+            </w:r>
+            <w:r>
+              <w:rPr>
+                <w:rFonts w:cstheme="minorHAnsi"/>
+                <w:color w:val="000000" w:themeColor="text1"/>
+              </w:rPr>
+              <w:t xml:space="preserve">: </w:t>
+            </w:r>
+            <w:r>
+              <w:rPr>
+                <w:rFonts w:cstheme="minorHAnsi" w:hint="eastAsia"/>
+                <w:color w:val="000000" w:themeColor="text1"/>
+              </w:rPr>
+              <w:t>year</w:t>
+            </w:r>
+            <w:r>
+              <w:rPr>
+                <w:rFonts w:cstheme="minorHAnsi"/>
+                <w:color w:val="000000" w:themeColor="text1"/>
+              </w:rPr>
+              <w:t xml:space="preserve">/quarter/month </w:t>
             </w:r>
           </w:p>
         </w:tc>
@@ -5198,8 +5363,7 @@
               <w:rPr>
                 <w:rFonts w:cstheme="minorHAnsi" w:hint="eastAsia"/>
               </w:rPr>
-              <w:lastRenderedPageBreak/>
-              <w:t>MetaDomain</w:t>
+              <w:t>DataDomain</w:t>
             </w:r>
             <w:proofErr w:type="spellEnd"/>
           </w:p>
@@ -5221,7 +5385,7 @@
                 <w:rFonts w:cstheme="minorHAnsi" w:hint="eastAsia"/>
                 <w:color w:val="000000" w:themeColor="text1"/>
               </w:rPr>
-              <w:t>元数据集合空间的所属域</w:t>
+              <w:t>对象集合空间的所属域。</w:t>
             </w:r>
           </w:p>
           <w:p>
@@ -5269,7 +5433,7 @@
               <w:rPr>
                 <w:rFonts w:cstheme="minorHAnsi" w:hint="eastAsia"/>
               </w:rPr>
-              <w:t>DataLocation</w:t>
+              <w:t>MetaDomain</w:t>
             </w:r>
             <w:proofErr w:type="spellEnd"/>
           </w:p>
@@ -5291,21 +5455,7 @@
                 <w:rFonts w:cstheme="minorHAnsi" w:hint="eastAsia"/>
                 <w:color w:val="000000" w:themeColor="text1"/>
               </w:rPr>
-              <w:t>对象集合空间</w:t>
-            </w:r>
-            <w:r>
-              <w:rPr>
-                <w:rFonts w:cstheme="minorHAnsi" w:hint="eastAsia"/>
-                <w:color w:val="000000" w:themeColor="text1"/>
-              </w:rPr>
-              <w:t>+</w:t>
-            </w:r>
-            <w:r>
-              <w:rPr>
-                <w:rFonts w:cstheme="minorHAnsi" w:hint="eastAsia"/>
-                <w:color w:val="000000" w:themeColor="text1"/>
-              </w:rPr>
-              <w:t>集合。</w:t>
+              <w:t>元数据集合空间的所属域</w:t>
             </w:r>
           </w:p>
           <w:p>
@@ -5353,7 +5503,7 @@
               <w:rPr>
                 <w:rFonts w:cstheme="minorHAnsi" w:hint="eastAsia"/>
               </w:rPr>
-              <w:t>MetaLocation</w:t>
+              <w:t>DataLocation</w:t>
             </w:r>
             <w:proofErr w:type="spellEnd"/>
           </w:p>
@@ -5375,7 +5525,7 @@
                 <w:rFonts w:cstheme="minorHAnsi" w:hint="eastAsia"/>
                 <w:color w:val="000000" w:themeColor="text1"/>
               </w:rPr>
-              <w:t>元数据结合空间</w:t>
+              <w:t>对象集合空间</w:t>
             </w:r>
             <w:r>
               <w:rPr>
@@ -5429,7 +5579,7 @@
             <w:pPr>
               <w:ind w:left="0"/>
               <w:rPr>
-                <w:rFonts w:cstheme="minorHAnsi" w:hint="eastAsia"/>
+                <w:rFonts w:cstheme="minorHAnsi"/>
               </w:rPr>
             </w:pPr>
             <w:proofErr w:type="spellStart"/>
@@ -5437,6 +5587,90 @@
               <w:rPr>
                 <w:rFonts w:cstheme="minorHAnsi" w:hint="eastAsia"/>
               </w:rPr>
+              <w:t>MetaLocation</w:t>
+            </w:r>
+            <w:proofErr w:type="spellEnd"/>
+          </w:p>
+        </w:tc>
+        <w:tc>
+          <w:tcPr>
+            <w:tcW w:w="5412" w:type="dxa"/>
+          </w:tcPr>
+          <w:p>
+            <w:pPr>
+              <w:ind w:left="0"/>
+              <w:rPr>
+                <w:rFonts w:cstheme="minorHAnsi"/>
+                <w:color w:val="000000" w:themeColor="text1"/>
+              </w:rPr>
+            </w:pPr>
+            <w:r>
+              <w:rPr>
+                <w:rFonts w:cstheme="minorHAnsi" w:hint="eastAsia"/>
+                <w:color w:val="000000" w:themeColor="text1"/>
+              </w:rPr>
+              <w:t>元数据结合空间</w:t>
+            </w:r>
+            <w:r>
+              <w:rPr>
+                <w:rFonts w:cstheme="minorHAnsi" w:hint="eastAsia"/>
+                <w:color w:val="000000" w:themeColor="text1"/>
+              </w:rPr>
+              <w:t>+</w:t>
+            </w:r>
+            <w:r>
+              <w:rPr>
+                <w:rFonts w:cstheme="minorHAnsi" w:hint="eastAsia"/>
+                <w:color w:val="000000" w:themeColor="text1"/>
+              </w:rPr>
+              <w:t>集合。</w:t>
+            </w:r>
+          </w:p>
+          <w:p>
+            <w:pPr>
+              <w:ind w:left="0"/>
+              <w:rPr>
+                <w:rFonts w:cstheme="minorHAnsi"/>
+                <w:color w:val="000000" w:themeColor="text1"/>
+              </w:rPr>
+            </w:pPr>
+            <w:r>
+              <w:rPr>
+                <w:rFonts w:cstheme="minorHAnsi" w:hint="eastAsia"/>
+                <w:color w:val="000000" w:themeColor="text1"/>
+              </w:rPr>
+              <w:t>取值类型：</w:t>
+            </w:r>
+            <w:r>
+              <w:rPr>
+                <w:rFonts w:cstheme="minorHAnsi" w:hint="eastAsia"/>
+                <w:color w:val="000000" w:themeColor="text1"/>
+              </w:rPr>
+              <w:t>String</w:t>
+            </w:r>
+          </w:p>
+        </w:tc>
+      </w:tr>
+      <w:tr>
+        <w:trPr>
+          <w:trHeight w:val="391"/>
+        </w:trPr>
+        <w:tc>
+          <w:tcPr>
+            <w:tcW w:w="2526" w:type="dxa"/>
+          </w:tcPr>
+          <w:p>
+            <w:pPr>
+              <w:ind w:left="0"/>
+              <w:rPr>
+                <w:rFonts w:cstheme="minorHAnsi"/>
+              </w:rPr>
+            </w:pPr>
+            <w:proofErr w:type="spellStart"/>
+            <w:r>
+              <w:rPr>
+                <w:rFonts w:cstheme="minorHAnsi" w:hint="eastAsia"/>
+              </w:rPr>
               <w:t>MetaHisLocation</w:t>
             </w:r>
             <w:proofErr w:type="spellEnd"/>
@@ -5476,7 +5710,7 @@
             <w:pPr>
               <w:ind w:left="0"/>
               <w:rPr>
-                <w:rFonts w:cstheme="minorHAnsi" w:hint="eastAsia"/>
+                <w:rFonts w:cstheme="minorHAnsi"/>
               </w:rPr>
             </w:pPr>
             <w:r>
@@ -6236,7 +6470,7 @@
             <w:pPr>
               <w:ind w:left="0" w:firstLineChars="150" w:firstLine="315"/>
               <w:rPr>
-                <w:rFonts w:cstheme="minorHAnsi" w:hint="eastAsia"/>
+                <w:rFonts w:cstheme="minorHAnsi"/>
                 <w:i/>
               </w:rPr>
             </w:pPr>
@@ -6551,6 +6785,7 @@
     </w:p>
     <w:p>
       <w:r>
+        <w:lastRenderedPageBreak/>
         <w:t>Request Headers</w:t>
       </w:r>
       <w:r>
@@ -6750,7 +6985,6 @@
               <w:rPr>
                 <w:i/>
               </w:rPr>
-              <w:lastRenderedPageBreak/>
               <w:t xml:space="preserve">Authorization: authorization string </w:t>
             </w:r>
           </w:p>
@@ -7325,7 +7559,16 @@
               <w:ind w:left="0"/>
             </w:pPr>
             <w:r>
-              <w:t>List Region</w:t>
+              <w:rPr>
+                <w:rFonts w:hint="eastAsia"/>
+              </w:rPr>
+              <w:t>LIST</w:t>
+            </w:r>
+            <w:r>
+              <w:t xml:space="preserve"> </w:t>
+            </w:r>
+            <w:r>
+              <w:t>Region</w:t>
             </w:r>
             <w:r>
               <w:t>s</w:t>
@@ -7533,6 +7776,7 @@
               <w:rPr>
                 <w:rFonts w:hint="eastAsia"/>
               </w:rPr>
+              <w:lastRenderedPageBreak/>
               <w:t>GET</w:t>
             </w:r>
           </w:p>
@@ -7713,18 +7957,17 @@
         <w:pStyle w:val="3"/>
         <w:ind w:left="210"/>
       </w:pPr>
-      <w:bookmarkStart w:id="4" w:name="_获取桶列表（GET_Service）"/>
-      <w:bookmarkStart w:id="5" w:name="_权限校验流程"/>
-      <w:bookmarkStart w:id="6" w:name="_创建用户（PUT_User）"/>
-      <w:bookmarkStart w:id="7" w:name="_Ref517361379"/>
-      <w:bookmarkEnd w:id="4"/>
-      <w:bookmarkEnd w:id="5"/>
-      <w:bookmarkEnd w:id="6"/>
-      <w:r>
-        <w:rPr>
-          <w:rFonts w:hint="eastAsia"/>
-        </w:rPr>
-        <w:lastRenderedPageBreak/>
+      <w:bookmarkStart w:id="9" w:name="_获取桶列表（GET_Service）"/>
+      <w:bookmarkStart w:id="10" w:name="_权限校验流程"/>
+      <w:bookmarkStart w:id="11" w:name="_创建用户（PUT_User）"/>
+      <w:bookmarkStart w:id="12" w:name="_Ref517361379"/>
+      <w:bookmarkEnd w:id="9"/>
+      <w:bookmarkEnd w:id="10"/>
+      <w:bookmarkEnd w:id="11"/>
+      <w:r>
+        <w:rPr>
+          <w:rFonts w:hint="eastAsia"/>
+        </w:rPr>
         <w:t>获取区域</w:t>
       </w:r>
       <w:r>
@@ -7734,7 +7977,16 @@
         <w:t>列表（</w:t>
       </w:r>
       <w:r>
-        <w:t xml:space="preserve">List </w:t>
+        <w:t>L</w:t>
+      </w:r>
+      <w:r>
+        <w:rPr>
+          <w:rFonts w:hint="eastAsia"/>
+        </w:rPr>
+        <w:t>IST</w:t>
+      </w:r>
+      <w:r>
+        <w:t xml:space="preserve"> </w:t>
       </w:r>
       <w:r>
         <w:t>Regions</w:t>
@@ -7750,8 +8002,8 @@
       <w:pPr>
         <w:ind w:left="0"/>
       </w:pPr>
-      <w:bookmarkStart w:id="8" w:name="_创建桶（PUT_Bucket）"/>
-      <w:bookmarkEnd w:id="8"/>
+      <w:bookmarkStart w:id="13" w:name="_创建桶（PUT_Bucket）"/>
+      <w:bookmarkEnd w:id="13"/>
       <w:r>
         <w:rPr>
           <w:rFonts w:hint="eastAsia"/>
@@ -7934,14 +8186,12 @@
         </w:rPr>
         <w:t>区域名称在</w:t>
       </w:r>
-      <w:proofErr w:type="spellStart"/>
       <w:r>
         <w:rPr>
           <w:rFonts w:hint="eastAsia"/>
         </w:rPr>
         <w:t>RegionList</w:t>
       </w:r>
-      <w:proofErr w:type="spellEnd"/>
       <w:r>
         <w:rPr>
           <w:rFonts w:hint="eastAsia"/>
@@ -8066,7 +8316,27 @@
         <w:rPr>
           <w:rFonts w:hint="eastAsia"/>
         </w:rPr>
-        <w:t>，分别为区域内存储对象的集合空间和集合的分区周期，</w:t>
+        <w:t>，分</w:t>
+      </w:r>
+      <w:commentRangeStart w:id="14"/>
+      <w:r>
+        <w:rPr>
+          <w:rFonts w:hint="eastAsia"/>
+        </w:rPr>
+        <w:t>别为区域内存储对象的集合空</w:t>
+      </w:r>
+      <w:commentRangeEnd w:id="14"/>
+      <w:r>
+        <w:rPr>
+          <w:rStyle w:val="af"/>
+        </w:rPr>
+        <w:commentReference w:id="14"/>
+      </w:r>
+      <w:r>
+        <w:rPr>
+          <w:rFonts w:hint="eastAsia"/>
+        </w:rPr>
+        <w:t>间和集合的分区周期，</w:t>
       </w:r>
       <w:proofErr w:type="spellStart"/>
       <w:r>
@@ -8107,6 +8377,43 @@
         </w:rPr>
         <w:t>数据，</w:t>
       </w:r>
+      <w:r>
+        <w:rPr>
+          <w:rFonts w:hint="eastAsia"/>
+        </w:rPr>
+        <w:t>集合空间命名为“</w:t>
+      </w:r>
+      <w:proofErr w:type="spellStart"/>
+      <w:r>
+        <w:rPr>
+          <w:rFonts w:hint="eastAsia"/>
+        </w:rPr>
+        <w:t>region</w:t>
+      </w:r>
+      <w:r>
+        <w:t>_DataCS_yyyy</w:t>
+      </w:r>
+      <w:proofErr w:type="spellEnd"/>
+      <w:r>
+        <w:rPr>
+          <w:rFonts w:hint="eastAsia"/>
+        </w:rPr>
+        <w:t>”，其中“</w:t>
+      </w:r>
+      <w:proofErr w:type="spellStart"/>
+      <w:r>
+        <w:rPr>
+          <w:rFonts w:hint="eastAsia"/>
+        </w:rPr>
+        <w:t>yyyy</w:t>
+      </w:r>
+      <w:proofErr w:type="spellEnd"/>
+      <w:r>
+        <w:rPr>
+          <w:rFonts w:hint="eastAsia"/>
+        </w:rPr>
+        <w:t>”为年。</w:t>
+      </w:r>
       <w:proofErr w:type="spellStart"/>
       <w:r>
         <w:rPr>
@@ -8205,17 +8512,11 @@
     <w:p>
       <w:pPr>
         <w:ind w:left="0" w:firstLineChars="200" w:firstLine="420"/>
-        <w:rPr>
-          <w:rFonts w:hint="eastAsia"/>
-        </w:rPr>
       </w:pPr>
     </w:p>
     <w:p>
       <w:pPr>
         <w:ind w:left="0" w:firstLineChars="200" w:firstLine="420"/>
-        <w:rPr>
-          <w:rFonts w:hint="eastAsia"/>
-        </w:rPr>
       </w:pPr>
       <w:r>
         <w:rPr>
@@ -8292,9 +8593,6 @@
     <w:p>
       <w:pPr>
         <w:ind w:left="0" w:firstLineChars="200" w:firstLine="420"/>
-        <w:rPr>
-          <w:rFonts w:hint="eastAsia"/>
-        </w:rPr>
       </w:pPr>
       <w:r>
         <w:rPr>
@@ -8590,9 +8888,6 @@
     <w:p>
       <w:pPr>
         <w:ind w:left="0" w:firstLineChars="200" w:firstLine="420"/>
-        <w:rPr>
-          <w:rFonts w:hint="eastAsia"/>
-        </w:rPr>
       </w:pPr>
     </w:p>
     <w:p>
@@ -8878,6 +9173,7 @@
         <w:rPr>
           <w:rFonts w:hint="eastAsia"/>
         </w:rPr>
+        <w:lastRenderedPageBreak/>
         <w:t>不允许修改配置类型，返回</w:t>
       </w:r>
       <w:proofErr w:type="spellStart"/>
@@ -8947,7 +9243,6 @@
         <w:rPr>
           <w:rFonts w:hint="eastAsia"/>
         </w:rPr>
-        <w:lastRenderedPageBreak/>
         <w:t>删除</w:t>
       </w:r>
       <w:r>
@@ -9102,7 +9397,6 @@
         </w:rPr>
         <w:t>，需要先从</w:t>
       </w:r>
-      <w:proofErr w:type="spellStart"/>
       <w:r>
         <w:rPr>
           <w:rFonts w:hint="eastAsia"/>
@@ -9121,7 +9415,6 @@
         </w:rPr>
         <w:t>List</w:t>
       </w:r>
-      <w:proofErr w:type="spellEnd"/>
       <w:r>
         <w:rPr>
           <w:rFonts w:hint="eastAsia"/>
@@ -9311,8 +9604,6 @@
           </wp:inline>
         </w:drawing>
       </w:r>
-      <w:bookmarkStart w:id="9" w:name="_GoBack"/>
-      <w:bookmarkEnd w:id="9"/>
     </w:p>
     <w:p>
       <w:pPr>
@@ -9445,7 +9736,7 @@
         </w:rPr>
         <w:t>。</w:t>
       </w:r>
-      <w:bookmarkEnd w:id="7"/>
+      <w:bookmarkEnd w:id="12"/>
     </w:p>
     <w:p>
       <w:pPr>
@@ -9474,8 +9765,8 @@
         <w:pStyle w:val="3"/>
         <w:ind w:left="210"/>
       </w:pPr>
-      <w:bookmarkStart w:id="10" w:name="_获取版本控制配置（GET_Bucket_versioning）"/>
-      <w:bookmarkEnd w:id="10"/>
+      <w:bookmarkStart w:id="15" w:name="_获取版本控制配置（GET_Bucket_versioning）"/>
+      <w:bookmarkEnd w:id="15"/>
       <w:r>
         <w:rPr>
           <w:rFonts w:hint="eastAsia"/>
@@ -11840,7 +12131,7 @@
 
 <file path=word/comments.xml><?xml version="1.0" encoding="utf-8"?>
 <w:comments xmlns:wpc="http://schemas.microsoft.com/office/word/2010/wordprocessingCanvas" xmlns:cx="http://schemas.microsoft.com/office/drawing/2014/chartex" xmlns:mc="http://schemas.openxmlformats.org/markup-compatibility/2006" xmlns:o="urn:schemas-microsoft-com:office:office" xmlns:r="http://schemas.openxmlformats.org/officeDocument/2006/relationships" xmlns:m="http://schemas.openxmlformats.org/officeDocument/2006/math" xmlns:v="urn:schemas-microsoft-com:vml" xmlns:wp14="http://schemas.microsoft.com/office/word/2010/wordprocessingDrawing" xmlns:wp="http://schemas.openxmlformats.org/drawingml/2006/wordprocessingDrawing" xmlns:w10="urn:schemas-microsoft-com:office:word" xmlns:w="http://schemas.openxmlformats.org/wordprocessingml/2006/main" xmlns:w14="http://schemas.microsoft.com/office/word/2010/wordml" xmlns:w15="http://schemas.microsoft.com/office/word/2012/wordml" xmlns:w16se="http://schemas.microsoft.com/office/word/2015/wordml/symex" xmlns:wpg="http://schemas.microsoft.com/office/word/2010/wordprocessingGroup" xmlns:wpi="http://schemas.microsoft.com/office/word/2010/wordprocessingInk" xmlns:wne="http://schemas.microsoft.com/office/word/2006/wordml" xmlns:wps="http://schemas.microsoft.com/office/word/2010/wordprocessingShape" mc:Ignorable="w14 w15 w16se wp14">
-  <w:comment w:id="0" w:author="zhaoyujing" w:date="2018-12-21T14:39:00Z" w:initials="z">
+  <w:comment w:id="1" w:author="zhaoyujing" w:date="2019-01-08T15:15:00Z" w:initials="z">
     <w:p>
       <w:pPr>
         <w:pStyle w:val="af0"/>
@@ -11855,26 +12146,28 @@
         <w:rPr>
           <w:rFonts w:hint="eastAsia"/>
         </w:rPr>
-        <w:t>关于区域名称的规范，参考</w:t>
-      </w:r>
-      <w:r>
-        <w:rPr>
-          <w:rFonts w:hint="eastAsia"/>
-        </w:rPr>
-        <w:t>s</w:t>
-      </w:r>
-      <w:r>
-        <w:t>3</w:t>
-      </w:r>
-      <w:r>
-        <w:rPr>
-          <w:rFonts w:hint="eastAsia"/>
-        </w:rPr>
-        <w:t>文档</w:t>
-      </w:r>
+        <w:t>是否提供</w:t>
+      </w:r>
+      <w:r>
+        <w:rPr>
+          <w:rFonts w:hint="eastAsia"/>
+        </w:rPr>
+        <w:t>java</w:t>
+      </w:r>
+      <w:r>
+        <w:t xml:space="preserve"> </w:t>
+      </w:r>
+      <w:proofErr w:type="spellStart"/>
+      <w:r>
+        <w:rPr>
+          <w:rFonts w:hint="eastAsia"/>
+        </w:rPr>
+        <w:t>api</w:t>
+      </w:r>
+      <w:proofErr w:type="spellEnd"/>
     </w:p>
   </w:comment>
-  <w:comment w:id="1" w:author="zhaoyujing" w:date="2018-12-21T15:35:00Z" w:initials="z">
+  <w:comment w:id="2" w:author="zhaoyujing" w:date="2018-12-21T14:39:00Z" w:initials="z">
     <w:p>
       <w:pPr>
         <w:pStyle w:val="af0"/>
@@ -11889,6 +12182,59 @@
         <w:rPr>
           <w:rFonts w:hint="eastAsia"/>
         </w:rPr>
+        <w:t>关于区域名称的规范，参考</w:t>
+      </w:r>
+      <w:r>
+        <w:rPr>
+          <w:rFonts w:hint="eastAsia"/>
+        </w:rPr>
+        <w:t>s</w:t>
+      </w:r>
+      <w:r>
+        <w:t>3</w:t>
+      </w:r>
+      <w:r>
+        <w:rPr>
+          <w:rFonts w:hint="eastAsia"/>
+        </w:rPr>
+        <w:t>文档</w:t>
+      </w:r>
+    </w:p>
+  </w:comment>
+  <w:comment w:id="3" w:author="zhaoyujing" w:date="2019-01-08T15:14:00Z" w:initials="z">
+    <w:p>
+      <w:pPr>
+        <w:pStyle w:val="af0"/>
+      </w:pPr>
+      <w:r>
+        <w:rPr>
+          <w:rStyle w:val="af"/>
+        </w:rPr>
+        <w:annotationRef/>
+      </w:r>
+      <w:r>
+        <w:rPr>
+          <w:rFonts w:hint="eastAsia"/>
+        </w:rPr>
+        <w:t>不能修改的场景是否直接报错，还是检查是否一致</w:t>
+      </w:r>
+    </w:p>
+  </w:comment>
+  <w:comment w:id="4" w:author="zhaoyujing" w:date="2018-12-21T15:35:00Z" w:initials="z">
+    <w:p>
+      <w:pPr>
+        <w:pStyle w:val="af0"/>
+      </w:pPr>
+      <w:r>
+        <w:rPr>
+          <w:rStyle w:val="af"/>
+        </w:rPr>
+        <w:annotationRef/>
+      </w:r>
+      <w:r>
+        <w:rPr>
+          <w:rFonts w:hint="eastAsia"/>
+        </w:rPr>
         <w:t>更新时，如果带了新的</w:t>
       </w:r>
       <w:r>
@@ -11916,6 +12262,105 @@
           <w:rFonts w:hint="eastAsia"/>
         </w:rPr>
         <w:t>的比较，如果不一致，报错</w:t>
+      </w:r>
+    </w:p>
+  </w:comment>
+  <w:comment w:id="5" w:author="zhaoyujing" w:date="2019-01-08T14:40:00Z" w:initials="z">
+    <w:p>
+      <w:pPr>
+        <w:pStyle w:val="af0"/>
+      </w:pPr>
+      <w:r>
+        <w:rPr>
+          <w:rStyle w:val="af"/>
+        </w:rPr>
+        <w:annotationRef/>
+      </w:r>
+      <w:r>
+        <w:rPr>
+          <w:rFonts w:hint="eastAsia"/>
+        </w:rPr>
+        <w:t>这三个</w:t>
+      </w:r>
+      <w:r>
+        <w:rPr>
+          <w:rFonts w:hint="eastAsia"/>
+        </w:rPr>
+        <w:t>Location</w:t>
+      </w:r>
+      <w:r>
+        <w:rPr>
+          <w:rFonts w:hint="eastAsia"/>
+        </w:rPr>
+        <w:t>一个存在则必须都存在，参数检查方式加以描述</w:t>
+      </w:r>
+    </w:p>
+  </w:comment>
+  <w:comment w:id="8" w:author="zhaoyujing" w:date="2019-01-08T15:40:00Z" w:initials="z">
+    <w:p>
+      <w:pPr>
+        <w:pStyle w:val="af0"/>
+      </w:pPr>
+      <w:r>
+        <w:rPr>
+          <w:rStyle w:val="af"/>
+        </w:rPr>
+        <w:annotationRef/>
+      </w:r>
+      <w:r>
+        <w:rPr>
+          <w:rFonts w:hint="eastAsia"/>
+        </w:rPr>
+        <w:t>返回结果中增加</w:t>
+      </w:r>
+      <w:r>
+        <w:rPr>
+          <w:rFonts w:hint="eastAsia"/>
+        </w:rPr>
+        <w:t>Name</w:t>
+      </w:r>
+    </w:p>
+  </w:comment>
+  <w:comment w:id="14" w:author="zhaoyujing" w:date="2019-01-08T14:49:00Z" w:initials="z">
+    <w:p>
+      <w:pPr>
+        <w:pStyle w:val="af0"/>
+      </w:pPr>
+      <w:r>
+        <w:rPr>
+          <w:rStyle w:val="af"/>
+        </w:rPr>
+        <w:annotationRef/>
+      </w:r>
+      <w:r>
+        <w:rPr>
+          <w:rFonts w:hint="eastAsia"/>
+        </w:rPr>
+        <w:t>补充</w:t>
+      </w:r>
+      <w:r>
+        <w:rPr>
+          <w:rFonts w:hint="eastAsia"/>
+        </w:rPr>
+        <w:t>Data</w:t>
+      </w:r>
+      <w:r>
+        <w:rPr>
+          <w:rFonts w:hint="eastAsia"/>
+        </w:rPr>
+        <w:t>数据</w:t>
+      </w:r>
+      <w:r>
+        <w:rPr>
+          <w:rFonts w:hint="eastAsia"/>
+        </w:rPr>
+        <w:t>CS</w:t>
+      </w:r>
+      <w:r>
+        <w:rPr>
+          <w:rFonts w:hint="eastAsia"/>
+        </w:rPr>
+        <w:t>名称规则</w:t>
       </w:r>
     </w:p>
   </w:comment>
@@ -11924,8 +12369,13 @@
 
 <file path=word/commentsExtended.xml><?xml version="1.0" encoding="utf-8"?>
 <w15:commentsEx xmlns:wpc="http://schemas.microsoft.com/office/word/2010/wordprocessingCanvas" xmlns:cx="http://schemas.microsoft.com/office/drawing/2014/chartex" xmlns:mc="http://schemas.openxmlformats.org/markup-compatibility/2006" xmlns:o="urn:schemas-microsoft-com:office:office" xmlns:r="http://schemas.openxmlformats.org/officeDocument/2006/relationships" xmlns:m="http://schemas.openxmlformats.org/officeDocument/2006/math" xmlns:v="urn:schemas-microsoft-com:vml" xmlns:wp14="http://schemas.microsoft.com/office/word/2010/wordprocessingDrawing" xmlns:wp="http://schemas.openxmlformats.org/drawingml/2006/wordprocessingDrawing" xmlns:w10="urn:schemas-microsoft-com:office:word" xmlns:w="http://schemas.openxmlformats.org/wordprocessingml/2006/main" xmlns:w14="http://schemas.microsoft.com/office/word/2010/wordml" xmlns:w15="http://schemas.microsoft.com/office/word/2012/wordml" xmlns:w16se="http://schemas.microsoft.com/office/word/2015/wordml/symex" xmlns:wpg="http://schemas.microsoft.com/office/word/2010/wordprocessingGroup" xmlns:wpi="http://schemas.microsoft.com/office/word/2010/wordprocessingInk" xmlns:wne="http://schemas.microsoft.com/office/word/2006/wordml" xmlns:wps="http://schemas.microsoft.com/office/word/2010/wordprocessingShape" mc:Ignorable="w14 w15 w16se wp14">
+  <w15:commentEx w15:paraId="78B31BC4" w15:done="0"/>
   <w15:commentEx w15:paraId="366FFCF8" w15:done="0"/>
+  <w15:commentEx w15:paraId="6582469C" w15:done="0"/>
   <w15:commentEx w15:paraId="0111D668" w15:done="0"/>
+  <w15:commentEx w15:paraId="4FFE9118" w15:done="0"/>
+  <w15:commentEx w15:paraId="23E6696D" w15:done="0"/>
+  <w15:commentEx w15:paraId="79B568BC" w15:done="0"/>
 </w15:commentsEx>
 </file>
 
@@ -11978,7 +12428,7 @@
             <w:noProof/>
             <w:lang w:val="zh-CN"/>
           </w:rPr>
-          <w:t>10</w:t>
+          <w:t>14</w:t>
         </w:r>
         <w:r>
           <w:fldChar w:fldCharType="end"/>
@@ -14598,6 +15048,95 @@
     </w:lvl>
   </w:abstractNum>
   <w:abstractNum w:abstractNumId="29" w15:restartNumberingAfterBreak="0">
+    <w:nsid w:val="4A851517"/>
+    <w:multiLevelType w:val="hybridMultilevel"/>
+    <w:tmpl w:val="EFBCC28A"/>
+    <w:lvl w:ilvl="0" w:tplc="5636E104">
+      <w:start w:val="1"/>
+      <w:numFmt w:val="japaneseCounting"/>
+      <w:lvlText w:val="%1，"/>
+      <w:lvlJc w:val="left"/>
+      <w:pPr>
+        <w:ind w:left="840" w:hanging="420"/>
+      </w:pPr>
+      <w:rPr>
+        <w:rFonts w:hint="default"/>
+      </w:rPr>
+    </w:lvl>
+    <w:lvl w:ilvl="1" w:tplc="04090019" w:tentative="1">
+      <w:start w:val="1"/>
+      <w:numFmt w:val="lowerLetter"/>
+      <w:lvlText w:val="%2)"/>
+      <w:lvlJc w:val="left"/>
+      <w:pPr>
+        <w:ind w:left="1260" w:hanging="420"/>
+      </w:pPr>
+    </w:lvl>
+    <w:lvl w:ilvl="2" w:tplc="0409001B" w:tentative="1">
+      <w:start w:val="1"/>
+      <w:numFmt w:val="lowerRoman"/>
+      <w:lvlText w:val="%3."/>
+      <w:lvlJc w:val="right"/>
+      <w:pPr>
+        <w:ind w:left="1680" w:hanging="420"/>
+      </w:pPr>
+    </w:lvl>
+    <w:lvl w:ilvl="3" w:tplc="0409000F" w:tentative="1">
+      <w:start w:val="1"/>
+      <w:numFmt w:val="decimal"/>
+      <w:lvlText w:val="%4."/>
+      <w:lvlJc w:val="left"/>
+      <w:pPr>
+        <w:ind w:left="2100" w:hanging="420"/>
+      </w:pPr>
+    </w:lvl>
+    <w:lvl w:ilvl="4" w:tplc="04090019" w:tentative="1">
+      <w:start w:val="1"/>
+      <w:numFmt w:val="lowerLetter"/>
+      <w:lvlText w:val="%5)"/>
+      <w:lvlJc w:val="left"/>
+      <w:pPr>
+        <w:ind w:left="2520" w:hanging="420"/>
+      </w:pPr>
+    </w:lvl>
+    <w:lvl w:ilvl="5" w:tplc="0409001B" w:tentative="1">
+      <w:start w:val="1"/>
+      <w:numFmt w:val="lowerRoman"/>
+      <w:lvlText w:val="%6."/>
+      <w:lvlJc w:val="right"/>
+      <w:pPr>
+        <w:ind w:left="2940" w:hanging="420"/>
+      </w:pPr>
+    </w:lvl>
+    <w:lvl w:ilvl="6" w:tplc="0409000F" w:tentative="1">
+      <w:start w:val="1"/>
+      <w:numFmt w:val="decimal"/>
+      <w:lvlText w:val="%7."/>
+      <w:lvlJc w:val="left"/>
+      <w:pPr>
+        <w:ind w:left="3360" w:hanging="420"/>
+      </w:pPr>
+    </w:lvl>
+    <w:lvl w:ilvl="7" w:tplc="04090019" w:tentative="1">
+      <w:start w:val="1"/>
+      <w:numFmt w:val="lowerLetter"/>
+      <w:lvlText w:val="%8)"/>
+      <w:lvlJc w:val="left"/>
+      <w:pPr>
+        <w:ind w:left="3780" w:hanging="420"/>
+      </w:pPr>
+    </w:lvl>
+    <w:lvl w:ilvl="8" w:tplc="0409001B" w:tentative="1">
+      <w:start w:val="1"/>
+      <w:numFmt w:val="lowerRoman"/>
+      <w:lvlText w:val="%9."/>
+      <w:lvlJc w:val="right"/>
+      <w:pPr>
+        <w:ind w:left="4200" w:hanging="420"/>
+      </w:pPr>
+    </w:lvl>
+  </w:abstractNum>
+  <w:abstractNum w:abstractNumId="30" w15:restartNumberingAfterBreak="0">
     <w:nsid w:val="4F6B10EB"/>
     <w:multiLevelType w:val="hybridMultilevel"/>
     <w:tmpl w:val="AF8C0AF4"/>
@@ -14686,7 +15225,7 @@
       </w:pPr>
     </w:lvl>
   </w:abstractNum>
-  <w:abstractNum w:abstractNumId="30" w15:restartNumberingAfterBreak="0">
+  <w:abstractNum w:abstractNumId="31" w15:restartNumberingAfterBreak="0">
     <w:nsid w:val="59AE26EE"/>
     <w:multiLevelType w:val="hybridMultilevel"/>
     <w:tmpl w:val="6CEC1ACC"/>
@@ -14773,7 +15312,7 @@
       </w:pPr>
     </w:lvl>
   </w:abstractNum>
-  <w:abstractNum w:abstractNumId="31" w15:restartNumberingAfterBreak="0">
+  <w:abstractNum w:abstractNumId="32" w15:restartNumberingAfterBreak="0">
     <w:nsid w:val="5D792553"/>
     <w:multiLevelType w:val="hybridMultilevel"/>
     <w:tmpl w:val="0A28E32A"/>
@@ -14862,7 +15401,7 @@
       </w:pPr>
     </w:lvl>
   </w:abstractNum>
-  <w:abstractNum w:abstractNumId="32" w15:restartNumberingAfterBreak="0">
+  <w:abstractNum w:abstractNumId="33" w15:restartNumberingAfterBreak="0">
     <w:nsid w:val="5E355B9E"/>
     <w:multiLevelType w:val="hybridMultilevel"/>
     <w:tmpl w:val="6902D0FE"/>
@@ -14951,7 +15490,7 @@
       </w:pPr>
     </w:lvl>
   </w:abstractNum>
-  <w:abstractNum w:abstractNumId="33" w15:restartNumberingAfterBreak="0">
+  <w:abstractNum w:abstractNumId="34" w15:restartNumberingAfterBreak="0">
     <w:nsid w:val="5EB475DE"/>
     <w:multiLevelType w:val="hybridMultilevel"/>
     <w:tmpl w:val="0F74492C"/>
@@ -15040,7 +15579,7 @@
       </w:pPr>
     </w:lvl>
   </w:abstractNum>
-  <w:abstractNum w:abstractNumId="34" w15:restartNumberingAfterBreak="0">
+  <w:abstractNum w:abstractNumId="35" w15:restartNumberingAfterBreak="0">
     <w:nsid w:val="62632C9D"/>
     <w:multiLevelType w:val="hybridMultilevel"/>
     <w:tmpl w:val="35B02AC4"/>
@@ -15129,7 +15668,7 @@
       </w:pPr>
     </w:lvl>
   </w:abstractNum>
-  <w:abstractNum w:abstractNumId="35" w15:restartNumberingAfterBreak="0">
+  <w:abstractNum w:abstractNumId="36" w15:restartNumberingAfterBreak="0">
     <w:nsid w:val="64D91826"/>
     <w:multiLevelType w:val="hybridMultilevel"/>
     <w:tmpl w:val="5746A49C"/>
@@ -15218,7 +15757,7 @@
       </w:pPr>
     </w:lvl>
   </w:abstractNum>
-  <w:abstractNum w:abstractNumId="36" w15:restartNumberingAfterBreak="0">
+  <w:abstractNum w:abstractNumId="37" w15:restartNumberingAfterBreak="0">
     <w:nsid w:val="66F05DE4"/>
     <w:multiLevelType w:val="hybridMultilevel"/>
     <w:tmpl w:val="85EAEE8E"/>
@@ -15307,7 +15846,7 @@
       </w:pPr>
     </w:lvl>
   </w:abstractNum>
-  <w:abstractNum w:abstractNumId="37" w15:restartNumberingAfterBreak="0">
+  <w:abstractNum w:abstractNumId="38" w15:restartNumberingAfterBreak="0">
     <w:nsid w:val="670D2294"/>
     <w:multiLevelType w:val="hybridMultilevel"/>
     <w:tmpl w:val="2F923D9C"/>
@@ -15396,7 +15935,7 @@
       </w:pPr>
     </w:lvl>
   </w:abstractNum>
-  <w:abstractNum w:abstractNumId="38" w15:restartNumberingAfterBreak="0">
+  <w:abstractNum w:abstractNumId="39" w15:restartNumberingAfterBreak="0">
     <w:nsid w:val="680A1874"/>
     <w:multiLevelType w:val="hybridMultilevel"/>
     <w:tmpl w:val="76E013A6"/>
@@ -15485,7 +16024,7 @@
       </w:pPr>
     </w:lvl>
   </w:abstractNum>
-  <w:abstractNum w:abstractNumId="39" w15:restartNumberingAfterBreak="0">
+  <w:abstractNum w:abstractNumId="40" w15:restartNumberingAfterBreak="0">
     <w:nsid w:val="69B75F92"/>
     <w:multiLevelType w:val="hybridMultilevel"/>
     <w:tmpl w:val="CB5659F4"/>
@@ -15574,7 +16113,7 @@
       </w:pPr>
     </w:lvl>
   </w:abstractNum>
-  <w:abstractNum w:abstractNumId="40" w15:restartNumberingAfterBreak="0">
+  <w:abstractNum w:abstractNumId="41" w15:restartNumberingAfterBreak="0">
     <w:nsid w:val="6CB82A48"/>
     <w:multiLevelType w:val="hybridMultilevel"/>
     <w:tmpl w:val="1A744C2E"/>
@@ -15663,7 +16202,7 @@
       </w:pPr>
     </w:lvl>
   </w:abstractNum>
-  <w:abstractNum w:abstractNumId="41" w15:restartNumberingAfterBreak="0">
+  <w:abstractNum w:abstractNumId="42" w15:restartNumberingAfterBreak="0">
     <w:nsid w:val="75EA651F"/>
     <w:multiLevelType w:val="multilevel"/>
     <w:tmpl w:val="970E6EAA"/>
@@ -15754,7 +16293,7 @@
       </w:pPr>
     </w:lvl>
   </w:abstractNum>
-  <w:abstractNum w:abstractNumId="42" w15:restartNumberingAfterBreak="0">
+  <w:abstractNum w:abstractNumId="43" w15:restartNumberingAfterBreak="0">
     <w:nsid w:val="768D4C0C"/>
     <w:multiLevelType w:val="hybridMultilevel"/>
     <w:tmpl w:val="268656B0"/>
@@ -15844,7 +16383,7 @@
       </w:pPr>
     </w:lvl>
   </w:abstractNum>
-  <w:abstractNum w:abstractNumId="43" w15:restartNumberingAfterBreak="0">
+  <w:abstractNum w:abstractNumId="44" w15:restartNumberingAfterBreak="0">
     <w:nsid w:val="7A195257"/>
     <w:multiLevelType w:val="multilevel"/>
     <w:tmpl w:val="AB30E2CA"/>
@@ -15958,7 +16497,7 @@
       </w:rPr>
     </w:lvl>
   </w:abstractNum>
-  <w:abstractNum w:abstractNumId="44" w15:restartNumberingAfterBreak="0">
+  <w:abstractNum w:abstractNumId="45" w15:restartNumberingAfterBreak="0">
     <w:nsid w:val="7D916D62"/>
     <w:multiLevelType w:val="hybridMultilevel"/>
     <w:tmpl w:val="62ACBB32"/>
@@ -16051,22 +16590,22 @@
     <w:abstractNumId w:val="17"/>
   </w:num>
   <w:num w:numId="2">
-    <w:abstractNumId w:val="41"/>
+    <w:abstractNumId w:val="42"/>
   </w:num>
   <w:num w:numId="3">
     <w:abstractNumId w:val="20"/>
   </w:num>
   <w:num w:numId="4">
-    <w:abstractNumId w:val="30"/>
+    <w:abstractNumId w:val="31"/>
   </w:num>
   <w:num w:numId="5">
-    <w:abstractNumId w:val="43"/>
+    <w:abstractNumId w:val="44"/>
   </w:num>
   <w:num w:numId="6">
     <w:abstractNumId w:val="14"/>
   </w:num>
   <w:num w:numId="7">
-    <w:abstractNumId w:val="32"/>
+    <w:abstractNumId w:val="33"/>
   </w:num>
   <w:num w:numId="8">
     <w:abstractNumId w:val="10"/>
@@ -16084,16 +16623,16 @@
     <w:abstractNumId w:val="7"/>
   </w:num>
   <w:num w:numId="13">
-    <w:abstractNumId w:val="38"/>
+    <w:abstractNumId w:val="39"/>
   </w:num>
   <w:num w:numId="14">
     <w:abstractNumId w:val="24"/>
   </w:num>
   <w:num w:numId="15">
-    <w:abstractNumId w:val="35"/>
+    <w:abstractNumId w:val="36"/>
   </w:num>
   <w:num w:numId="16">
-    <w:abstractNumId w:val="36"/>
+    <w:abstractNumId w:val="37"/>
   </w:num>
   <w:num w:numId="17">
     <w:abstractNumId w:val="19"/>
@@ -16117,13 +16656,13 @@
     <w:abstractNumId w:val="13"/>
   </w:num>
   <w:num w:numId="24">
-    <w:abstractNumId w:val="29"/>
+    <w:abstractNumId w:val="30"/>
   </w:num>
   <w:num w:numId="25">
-    <w:abstractNumId w:val="33"/>
+    <w:abstractNumId w:val="34"/>
   </w:num>
   <w:num w:numId="26">
-    <w:abstractNumId w:val="37"/>
+    <w:abstractNumId w:val="38"/>
   </w:num>
   <w:num w:numId="27">
     <w:abstractNumId w:val="18"/>
@@ -16144,31 +16683,31 @@
     <w:abstractNumId w:val="5"/>
   </w:num>
   <w:num w:numId="33">
-    <w:abstractNumId w:val="44"/>
+    <w:abstractNumId w:val="45"/>
   </w:num>
   <w:num w:numId="34">
     <w:abstractNumId w:val="4"/>
   </w:num>
   <w:num w:numId="35">
-    <w:abstractNumId w:val="39"/>
+    <w:abstractNumId w:val="40"/>
   </w:num>
   <w:num w:numId="36">
     <w:abstractNumId w:val="15"/>
   </w:num>
   <w:num w:numId="37">
-    <w:abstractNumId w:val="40"/>
+    <w:abstractNumId w:val="41"/>
   </w:num>
   <w:num w:numId="38">
-    <w:abstractNumId w:val="42"/>
+    <w:abstractNumId w:val="43"/>
   </w:num>
   <w:num w:numId="39">
     <w:abstractNumId w:val="16"/>
   </w:num>
   <w:num w:numId="40">
-    <w:abstractNumId w:val="31"/>
+    <w:abstractNumId w:val="32"/>
   </w:num>
   <w:num w:numId="41">
-    <w:abstractNumId w:val="34"/>
+    <w:abstractNumId w:val="35"/>
   </w:num>
   <w:num w:numId="42">
     <w:abstractNumId w:val="3"/>
@@ -16187,6 +16726,9 @@
   </w:num>
   <w:num w:numId="46">
     <w:abstractNumId w:val="23"/>
+  </w:num>
+  <w:num w:numId="47">
+    <w:abstractNumId w:val="29"/>
   </w:num>
   <w:numIdMacAtCleanup w:val="21"/>
 </w:numbering>
@@ -17651,7 +18193,7 @@
 </file>
 
 <file path=customXml/itemProps1.xml><?xml version="1.0" encoding="utf-8"?>
-<ds:datastoreItem xmlns:ds="http://schemas.openxmlformats.org/officeDocument/2006/customXml" ds:itemID="{154D03AE-AE2F-45EC-91E3-8D376B73CB82}">
+<ds:datastoreItem xmlns:ds="http://schemas.openxmlformats.org/officeDocument/2006/customXml" ds:itemID="{A9BDF4E7-3927-4D87-8C6B-2CC88B66DA2E}">
   <ds:schemaRefs>
     <ds:schemaRef ds:uri="http://schemas.openxmlformats.org/officeDocument/2006/bibliography"/>
   </ds:schemaRefs>

--- a/internal_doc/03.开发设计/Amazon S3接口兼容/Story--SequoiaDB兼容Amazon S3接口 -区域管理.docx
+++ b/internal_doc/03.开发设计/Amazon S3接口兼容/Story--SequoiaDB兼容Amazon S3接口 -区域管理.docx
@@ -121,14 +121,12 @@
               </w:rPr>
               <w:t xml:space="preserve"> </w:t>
             </w:r>
-            <w:proofErr w:type="gramStart"/>
             <w:r>
               <w:rPr>
                 <w:rFonts w:hint="eastAsia"/>
               </w:rPr>
               <w:t>赵玉静</w:t>
             </w:r>
-            <w:proofErr w:type="gramEnd"/>
           </w:p>
         </w:tc>
         <w:tc>
@@ -1477,8 +1475,6 @@
         </w:rPr>
         <w:t>Region</w:t>
       </w:r>
-      <w:bookmarkStart w:id="0" w:name="_GoBack"/>
-      <w:bookmarkEnd w:id="0"/>
     </w:p>
     <w:p>
       <w:pPr>
@@ -1514,12 +1510,26 @@
         </w:rPr>
         <w:t>，只有</w:t>
       </w:r>
+      <w:commentRangeStart w:id="0"/>
+      <w:r>
+        <w:rPr>
+          <w:rFonts w:hint="eastAsia"/>
+        </w:rPr>
+        <w:t>管理员用户可以创</w:t>
+      </w:r>
       <w:commentRangeStart w:id="1"/>
       <w:r>
         <w:rPr>
           <w:rFonts w:hint="eastAsia"/>
         </w:rPr>
-        <w:t>管理员用户可以创建新的区域。</w:t>
+        <w:t>建新的区域。</w:t>
+      </w:r>
+      <w:commentRangeEnd w:id="0"/>
+      <w:r>
+        <w:rPr>
+          <w:rStyle w:val="af"/>
+        </w:rPr>
+        <w:commentReference w:id="0"/>
       </w:r>
       <w:commentRangeEnd w:id="1"/>
       <w:r>
@@ -1623,6 +1633,8 @@
         </w:rPr>
         <w:commentReference w:id="2"/>
       </w:r>
+      <w:bookmarkStart w:id="3" w:name="_GoBack"/>
+      <w:bookmarkEnd w:id="3"/>
     </w:p>
     <w:p>
       <w:pPr>
@@ -1834,9 +1846,6 @@
     <w:p>
       <w:pPr>
         <w:ind w:left="420"/>
-        <w:rPr>
-          <w:rFonts w:hint="eastAsia"/>
-        </w:rPr>
       </w:pPr>
     </w:p>
     <w:p>
@@ -1853,9 +1862,6 @@
     <w:p>
       <w:pPr>
         <w:ind w:left="0" w:firstLine="420"/>
-        <w:rPr>
-          <w:rFonts w:hint="eastAsia"/>
-        </w:rPr>
       </w:pPr>
       <w:r>
         <w:rPr>
@@ -1908,7 +1914,7 @@
         </w:rPr>
         <w:t>，</w:t>
       </w:r>
-      <w:commentRangeStart w:id="3"/>
+      <w:commentRangeStart w:id="4"/>
       <w:r>
         <w:rPr>
           <w:rFonts w:hint="eastAsia"/>
@@ -1933,12 +1939,12 @@
         </w:rPr>
         <w:t>，</w:t>
       </w:r>
-      <w:commentRangeEnd w:id="3"/>
+      <w:commentRangeEnd w:id="4"/>
       <w:r>
         <w:rPr>
           <w:rStyle w:val="af"/>
         </w:rPr>
-        <w:commentReference w:id="3"/>
+        <w:commentReference w:id="4"/>
       </w:r>
       <w:r>
         <w:rPr>
@@ -2576,7 +2582,7 @@
                 <w:rFonts w:cstheme="minorHAnsi"/>
               </w:rPr>
             </w:pPr>
-            <w:commentRangeStart w:id="4"/>
+            <w:commentRangeStart w:id="5"/>
             <w:r>
               <w:rPr>
                 <w:rFonts w:cstheme="minorHAnsi" w:hint="eastAsia"/>
@@ -2614,12 +2620,12 @@
               </w:rPr>
               <w:t>No</w:t>
             </w:r>
-            <w:commentRangeEnd w:id="4"/>
+            <w:commentRangeEnd w:id="5"/>
             <w:r>
               <w:rPr>
                 <w:rStyle w:val="af"/>
               </w:rPr>
-              <w:commentReference w:id="4"/>
+              <w:commentReference w:id="5"/>
             </w:r>
           </w:p>
         </w:tc>
@@ -2782,7 +2788,7 @@
               </w:rPr>
               <w:t>模式</w:t>
             </w:r>
-            <w:commentRangeStart w:id="5"/>
+            <w:commentRangeStart w:id="6"/>
             <w:r>
               <w:rPr>
                 <w:rFonts w:cstheme="minorHAnsi" w:hint="eastAsia"/>
@@ -2801,12 +2807,12 @@
               </w:rPr>
               <w:t>集</w:t>
             </w:r>
-            <w:commentRangeEnd w:id="5"/>
+            <w:commentRangeEnd w:id="6"/>
             <w:r>
               <w:rPr>
                 <w:rStyle w:val="af"/>
               </w:rPr>
-              <w:commentReference w:id="5"/>
+              <w:commentReference w:id="6"/>
             </w:r>
             <w:r>
               <w:rPr>
@@ -4367,8 +4373,8 @@
         <w:pStyle w:val="3"/>
         <w:ind w:left="210"/>
       </w:pPr>
-      <w:bookmarkStart w:id="6" w:name="_DELETE_Bucket"/>
-      <w:bookmarkEnd w:id="6"/>
+      <w:bookmarkStart w:id="7" w:name="_DELETE_Bucket"/>
+      <w:bookmarkEnd w:id="7"/>
       <w:r>
         <w:t xml:space="preserve">DELETE </w:t>
       </w:r>
@@ -4705,8 +4711,8 @@
       </w:tr>
     </w:tbl>
     <w:p>
-      <w:bookmarkStart w:id="7" w:name="_公共头部"/>
-      <w:bookmarkEnd w:id="7"/>
+      <w:bookmarkStart w:id="8" w:name="_公共头部"/>
+      <w:bookmarkEnd w:id="8"/>
     </w:p>
     <w:p>
       <w:pPr>
@@ -5069,7 +5075,7 @@
               </w:rPr>
               <w:t>，</w:t>
             </w:r>
-            <w:commentRangeStart w:id="8"/>
+            <w:commentRangeStart w:id="9"/>
             <w:r>
               <w:rPr>
                 <w:rFonts w:cstheme="minorHAnsi" w:hint="eastAsia"/>
@@ -5077,12 +5083,12 @@
               </w:rPr>
               <w:t>Buckets</w:t>
             </w:r>
-            <w:commentRangeEnd w:id="8"/>
+            <w:commentRangeEnd w:id="9"/>
             <w:r>
               <w:rPr>
                 <w:rStyle w:val="af"/>
               </w:rPr>
-              <w:commentReference w:id="8"/>
+              <w:commentReference w:id="9"/>
             </w:r>
           </w:p>
         </w:tc>
@@ -5099,7 +5105,7 @@
             <w:pPr>
               <w:ind w:left="0"/>
               <w:rPr>
-                <w:rFonts w:cstheme="minorHAnsi" w:hint="eastAsia"/>
+                <w:rFonts w:cstheme="minorHAnsi"/>
                 <w:color w:val="000000" w:themeColor="text1"/>
               </w:rPr>
             </w:pPr>
@@ -5136,7 +5142,7 @@
             <w:pPr>
               <w:ind w:left="0"/>
               <w:rPr>
-                <w:rFonts w:cstheme="minorHAnsi" w:hint="eastAsia"/>
+                <w:rFonts w:cstheme="minorHAnsi"/>
                 <w:color w:val="000000" w:themeColor="text1"/>
               </w:rPr>
             </w:pPr>
@@ -7957,13 +7963,13 @@
         <w:pStyle w:val="3"/>
         <w:ind w:left="210"/>
       </w:pPr>
-      <w:bookmarkStart w:id="9" w:name="_获取桶列表（GET_Service）"/>
-      <w:bookmarkStart w:id="10" w:name="_权限校验流程"/>
-      <w:bookmarkStart w:id="11" w:name="_创建用户（PUT_User）"/>
-      <w:bookmarkStart w:id="12" w:name="_Ref517361379"/>
-      <w:bookmarkEnd w:id="9"/>
+      <w:bookmarkStart w:id="10" w:name="_获取桶列表（GET_Service）"/>
+      <w:bookmarkStart w:id="11" w:name="_权限校验流程"/>
+      <w:bookmarkStart w:id="12" w:name="_创建用户（PUT_User）"/>
+      <w:bookmarkStart w:id="13" w:name="_Ref517361379"/>
       <w:bookmarkEnd w:id="10"/>
       <w:bookmarkEnd w:id="11"/>
+      <w:bookmarkEnd w:id="12"/>
       <w:r>
         <w:rPr>
           <w:rFonts w:hint="eastAsia"/>
@@ -8002,8 +8008,8 @@
       <w:pPr>
         <w:ind w:left="0"/>
       </w:pPr>
-      <w:bookmarkStart w:id="13" w:name="_创建桶（PUT_Bucket）"/>
-      <w:bookmarkEnd w:id="13"/>
+      <w:bookmarkStart w:id="14" w:name="_创建桶（PUT_Bucket）"/>
+      <w:bookmarkEnd w:id="14"/>
       <w:r>
         <w:rPr>
           <w:rFonts w:hint="eastAsia"/>
@@ -8186,12 +8192,14 @@
         </w:rPr>
         <w:t>区域名称在</w:t>
       </w:r>
+      <w:proofErr w:type="spellStart"/>
       <w:r>
         <w:rPr>
           <w:rFonts w:hint="eastAsia"/>
         </w:rPr>
         <w:t>RegionList</w:t>
       </w:r>
+      <w:proofErr w:type="spellEnd"/>
       <w:r>
         <w:rPr>
           <w:rFonts w:hint="eastAsia"/>
@@ -8318,19 +8326,19 @@
         </w:rPr>
         <w:t>，分</w:t>
       </w:r>
-      <w:commentRangeStart w:id="14"/>
+      <w:commentRangeStart w:id="15"/>
       <w:r>
         <w:rPr>
           <w:rFonts w:hint="eastAsia"/>
         </w:rPr>
         <w:t>别为区域内存储对象的集合空</w:t>
       </w:r>
-      <w:commentRangeEnd w:id="14"/>
+      <w:commentRangeEnd w:id="15"/>
       <w:r>
         <w:rPr>
           <w:rStyle w:val="af"/>
         </w:rPr>
-        <w:commentReference w:id="14"/>
+        <w:commentReference w:id="15"/>
       </w:r>
       <w:r>
         <w:rPr>
@@ -8892,34 +8900,64 @@
     </w:p>
     <w:p>
       <w:pPr>
-        <w:ind w:left="0"/>
-      </w:pPr>
-      <w:r>
-        <w:rPr>
-          <w:rFonts w:hint="eastAsia"/>
-        </w:rPr>
-        <w:t>创建区域</w:t>
-      </w:r>
-      <w:r>
-        <w:rPr>
-          <w:rFonts w:hint="eastAsia"/>
-        </w:rPr>
-        <w:t>时序图：</w:t>
+        <w:ind w:left="0" w:firstLineChars="200" w:firstLine="420"/>
+      </w:pPr>
+      <w:r>
+        <w:rPr>
+          <w:rFonts w:hint="eastAsia"/>
+        </w:rPr>
+        <w:t>对非指定模式配置的区域，在写入区域信息后，根据区域配置创建元数据集合空间，并创建元数据集合，历史元数据集合。</w:t>
       </w:r>
     </w:p>
     <w:p>
       <w:pPr>
+        <w:ind w:left="0" w:firstLineChars="200" w:firstLine="420"/>
+        <w:rPr>
+          <w:rFonts w:hint="eastAsia"/>
+        </w:rPr>
+      </w:pPr>
+      <w:r>
+        <w:rPr>
+          <w:rFonts w:hint="eastAsia"/>
+        </w:rPr>
+        <w:t>对所有区域，在创建（已有）元数据集合空间后，都要创建目录管理集合。</w:t>
+      </w:r>
+    </w:p>
+    <w:p>
+      <w:pPr>
+        <w:ind w:left="0" w:firstLineChars="200" w:firstLine="420"/>
+      </w:pPr>
+    </w:p>
+    <w:p>
+      <w:pPr>
         <w:ind w:left="0"/>
       </w:pPr>
       <w:r>
         <w:rPr>
+          <w:rFonts w:hint="eastAsia"/>
+        </w:rPr>
+        <w:t>创建区域</w:t>
+      </w:r>
+      <w:r>
+        <w:rPr>
+          <w:rFonts w:hint="eastAsia"/>
+        </w:rPr>
+        <w:t>时序图：</w:t>
+      </w:r>
+    </w:p>
+    <w:p>
+      <w:pPr>
+        <w:ind w:left="0"/>
+      </w:pPr>
+      <w:r>
+        <w:rPr>
           <w:noProof/>
         </w:rPr>
         <w:drawing>
-          <wp:inline distT="0" distB="0" distL="0" distR="0" wp14:anchorId="42C387EE" wp14:editId="62A94233">
-            <wp:extent cx="5274310" cy="3739375"/>
+          <wp:inline distT="0" distB="0" distL="0" distR="0" wp14:anchorId="3A48C06A" wp14:editId="1E2E1D72">
+            <wp:extent cx="5274310" cy="4238446"/>
             <wp:effectExtent l="0" t="0" r="2540" b="0"/>
-            <wp:docPr id="7" name="图片 7"/>
+            <wp:docPr id="1" name="图片 1"/>
             <wp:cNvGraphicFramePr>
               <a:graphicFrameLocks xmlns:a="http://schemas.openxmlformats.org/drawingml/2006/main" noChangeAspect="1"/>
             </wp:cNvGraphicFramePr>
@@ -8927,7 +8965,7 @@
               <a:graphicData uri="http://schemas.openxmlformats.org/drawingml/2006/picture">
                 <pic:pic xmlns:pic="http://schemas.openxmlformats.org/drawingml/2006/picture">
                   <pic:nvPicPr>
-                    <pic:cNvPr id="0" name="Picture 5"/>
+                    <pic:cNvPr id="0" name="Picture 1"/>
                     <pic:cNvPicPr>
                       <a:picLocks noChangeAspect="1" noChangeArrowheads="1"/>
                     </pic:cNvPicPr>
@@ -8948,7 +8986,7 @@
                   <pic:spPr bwMode="auto">
                     <a:xfrm>
                       <a:off x="0" y="0"/>
-                      <a:ext cx="5274310" cy="3739375"/>
+                      <a:ext cx="5274310" cy="4238446"/>
                     </a:xfrm>
                     <a:prstGeom prst="rect">
                       <a:avLst/>
@@ -9027,6 +9065,7 @@
         <w:rPr>
           <w:rFonts w:hint="eastAsia"/>
         </w:rPr>
+        <w:lastRenderedPageBreak/>
         <w:t>异常场景：</w:t>
       </w:r>
     </w:p>
@@ -9173,7 +9212,6 @@
         <w:rPr>
           <w:rFonts w:hint="eastAsia"/>
         </w:rPr>
-        <w:lastRenderedPageBreak/>
         <w:t>不允许修改配置类型，返回</w:t>
       </w:r>
       <w:proofErr w:type="spellStart"/>
@@ -9353,50 +9391,9 @@
         <w:rPr>
           <w:rFonts w:hint="eastAsia"/>
         </w:rPr>
-        <w:t>首先删除</w:t>
-      </w:r>
-      <w:r>
-        <w:rPr>
-          <w:rFonts w:hint="eastAsia"/>
-        </w:rPr>
-        <w:t>主</w:t>
-      </w:r>
-      <w:r>
-        <w:rPr>
-          <w:rFonts w:hint="eastAsia"/>
-        </w:rPr>
-        <w:t>元数据</w:t>
-      </w:r>
-      <w:r>
-        <w:rPr>
-          <w:rFonts w:hint="eastAsia"/>
-        </w:rPr>
-        <w:t>集合空间，然后删除</w:t>
-      </w:r>
-      <w:r>
-        <w:rPr>
-          <w:rFonts w:hint="eastAsia"/>
-        </w:rPr>
-        <w:t>子元数据集合空间和</w:t>
-      </w:r>
-      <w:r>
-        <w:rPr>
-          <w:rFonts w:hint="eastAsia"/>
-        </w:rPr>
-        <w:t>对象数据</w:t>
-      </w:r>
-      <w:r>
-        <w:rPr>
-          <w:rFonts w:hint="eastAsia"/>
-        </w:rPr>
-        <w:t>集合空间</w:t>
-      </w:r>
-      <w:r>
-        <w:rPr>
-          <w:rFonts w:hint="eastAsia"/>
-        </w:rPr>
-        <w:t>，需要先从</w:t>
-      </w:r>
+        <w:t>在</w:t>
+      </w:r>
+      <w:proofErr w:type="spellStart"/>
       <w:r>
         <w:rPr>
           <w:rFonts w:hint="eastAsia"/>
@@ -9415,6 +9412,7 @@
         </w:rPr>
         <w:t>List</w:t>
       </w:r>
+      <w:proofErr w:type="spellEnd"/>
       <w:r>
         <w:rPr>
           <w:rFonts w:hint="eastAsia"/>
@@ -9428,13 +9426,16 @@
         <w:t>Region</w:t>
       </w:r>
       <w:r>
-        <w:t>_</w:t>
-      </w:r>
-      <w:r>
-        <w:rPr>
-          <w:rFonts w:hint="eastAsia"/>
-        </w:rPr>
-        <w:t>为前缀查询获得该区域的对象数据集合空间列表，然后逐个</w:t>
+        <w:rPr>
+          <w:rFonts w:hint="eastAsia"/>
+        </w:rPr>
+        <w:t>名称查询该区域的</w:t>
+      </w:r>
+      <w:r>
+        <w:rPr>
+          <w:rFonts w:hint="eastAsia"/>
+        </w:rPr>
+        <w:t>集合空间列表，然后逐个</w:t>
       </w:r>
       <w:r>
         <w:rPr>
@@ -9446,13 +9447,39 @@
         <w:rPr>
           <w:rFonts w:hint="eastAsia"/>
         </w:rPr>
-        <w:t>。</w:t>
-      </w:r>
-      <w:r>
-        <w:rPr>
-          <w:rFonts w:hint="eastAsia"/>
-        </w:rPr>
-        <w:t xml:space="preserve"> </w:t>
+        <w:t>。删除完所有集合空间之后，将</w:t>
+      </w:r>
+      <w:proofErr w:type="spellStart"/>
+      <w:r>
+        <w:rPr>
+          <w:rFonts w:hint="eastAsia"/>
+        </w:rPr>
+        <w:t>RegionSpaceList</w:t>
+      </w:r>
+      <w:proofErr w:type="spellEnd"/>
+      <w:r>
+        <w:rPr>
+          <w:rFonts w:hint="eastAsia"/>
+        </w:rPr>
+        <w:t>表格中</w:t>
+      </w:r>
+      <w:r>
+        <w:rPr>
+          <w:rFonts w:hint="eastAsia"/>
+        </w:rPr>
+        <w:t>Region</w:t>
+      </w:r>
+      <w:r>
+        <w:rPr>
+          <w:rFonts w:hint="eastAsia"/>
+        </w:rPr>
+        <w:t>相关</w:t>
+      </w:r>
+      <w:r>
+        <w:rPr>
+          <w:rFonts w:hint="eastAsia"/>
+        </w:rPr>
+        <w:t>的记录删除。</w:t>
       </w:r>
     </w:p>
     <w:p>
@@ -9463,91 +9490,45 @@
         <w:rPr>
           <w:rFonts w:hint="eastAsia"/>
         </w:rPr>
-        <w:t>删除完所有集合空间之后，将</w:t>
-      </w:r>
-      <w:proofErr w:type="spellStart"/>
-      <w:r>
-        <w:rPr>
-          <w:rFonts w:hint="eastAsia"/>
-        </w:rPr>
-        <w:t>Region</w:t>
-      </w:r>
-      <w:r>
-        <w:rPr>
-          <w:rFonts w:hint="eastAsia"/>
-        </w:rPr>
-        <w:t>Space</w:t>
-      </w:r>
-      <w:proofErr w:type="spellEnd"/>
-      <w:r>
-        <w:rPr>
-          <w:rFonts w:hint="eastAsia"/>
-        </w:rPr>
-        <w:t>表格中具有</w:t>
-      </w:r>
-      <w:r>
-        <w:rPr>
-          <w:rFonts w:hint="eastAsia"/>
-        </w:rPr>
-        <w:t>Region</w:t>
-      </w:r>
-      <w:r>
-        <w:t>_</w:t>
-      </w:r>
-      <w:r>
-        <w:rPr>
-          <w:rFonts w:hint="eastAsia"/>
-        </w:rPr>
-        <w:t>前缀的记录删除。</w:t>
+        <w:t>再将区域信息从区域信息表中删除。</w:t>
       </w:r>
     </w:p>
     <w:p>
       <w:pPr>
         <w:ind w:left="0" w:firstLineChars="200" w:firstLine="420"/>
       </w:pPr>
-      <w:r>
-        <w:rPr>
-          <w:rFonts w:hint="eastAsia"/>
-        </w:rPr>
-        <w:t>再将区域信息从区域信息表中删除。</w:t>
-      </w:r>
     </w:p>
     <w:p>
       <w:pPr>
         <w:ind w:left="0" w:firstLineChars="200" w:firstLine="420"/>
       </w:pPr>
+      <w:r>
+        <w:rPr>
+          <w:rFonts w:hint="eastAsia"/>
+        </w:rPr>
+        <w:t>删除区域</w:t>
+      </w:r>
+      <w:r>
+        <w:rPr>
+          <w:rFonts w:hint="eastAsia"/>
+        </w:rPr>
+        <w:t>流程</w:t>
+      </w:r>
+      <w:r>
+        <w:rPr>
+          <w:rFonts w:hint="eastAsia"/>
+        </w:rPr>
+        <w:t>图如下</w:t>
+      </w:r>
+      <w:r>
+        <w:rPr>
+          <w:rFonts w:hint="eastAsia"/>
+        </w:rPr>
+        <w:t>：</w:t>
+      </w:r>
     </w:p>
     <w:p>
       <w:pPr>
-        <w:ind w:left="0" w:firstLineChars="200" w:firstLine="420"/>
-      </w:pPr>
-      <w:r>
-        <w:rPr>
-          <w:rFonts w:hint="eastAsia"/>
-        </w:rPr>
-        <w:t>删除区域</w:t>
-      </w:r>
-      <w:r>
-        <w:rPr>
-          <w:rFonts w:hint="eastAsia"/>
-        </w:rPr>
-        <w:t>流程</w:t>
-      </w:r>
-      <w:r>
-        <w:rPr>
-          <w:rFonts w:hint="eastAsia"/>
-        </w:rPr>
-        <w:t>图如下</w:t>
-      </w:r>
-      <w:r>
-        <w:rPr>
-          <w:rFonts w:hint="eastAsia"/>
-        </w:rPr>
-        <w:t>：</w:t>
-      </w:r>
-    </w:p>
-    <w:p>
-      <w:pPr>
         <w:ind w:left="0"/>
       </w:pPr>
       <w:r>
@@ -9556,10 +9537,10 @@
         </w:rPr>
         <w:lastRenderedPageBreak/>
         <w:drawing>
-          <wp:inline distT="0" distB="0" distL="0" distR="0" wp14:anchorId="1CC31AF7" wp14:editId="087FB067">
-            <wp:extent cx="4520565" cy="7475855"/>
-            <wp:effectExtent l="0" t="0" r="0" b="0"/>
-            <wp:docPr id="1" name="图片 1"/>
+          <wp:inline distT="0" distB="0" distL="0" distR="0" wp14:anchorId="7AEE69AB" wp14:editId="144039B9">
+            <wp:extent cx="4524375" cy="6828155"/>
+            <wp:effectExtent l="0" t="0" r="9525" b="0"/>
+            <wp:docPr id="3" name="图片 3"/>
             <wp:cNvGraphicFramePr>
               <a:graphicFrameLocks xmlns:a="http://schemas.openxmlformats.org/drawingml/2006/main" noChangeAspect="1"/>
             </wp:cNvGraphicFramePr>
@@ -9588,7 +9569,7 @@
                   <pic:spPr bwMode="auto">
                     <a:xfrm>
                       <a:off x="0" y="0"/>
-                      <a:ext cx="4520565" cy="7475855"/>
+                      <a:ext cx="4524375" cy="6828155"/>
                     </a:xfrm>
                     <a:prstGeom prst="rect">
                       <a:avLst/>
@@ -9670,7 +9651,6 @@
         <w:rPr>
           <w:rFonts w:hint="eastAsia"/>
         </w:rPr>
-        <w:lastRenderedPageBreak/>
         <w:t>区域</w:t>
       </w:r>
       <w:r>
@@ -9736,7 +9716,7 @@
         </w:rPr>
         <w:t>。</w:t>
       </w:r>
-      <w:bookmarkEnd w:id="12"/>
+      <w:bookmarkEnd w:id="13"/>
     </w:p>
     <w:p>
       <w:pPr>
@@ -9752,6 +9732,7 @@
         <w:rPr>
           <w:rFonts w:hint="eastAsia"/>
         </w:rPr>
+        <w:lastRenderedPageBreak/>
         <w:t>用户不是管理员身份，返回</w:t>
       </w:r>
       <w:proofErr w:type="spellStart"/>
@@ -9765,8 +9746,8 @@
         <w:pStyle w:val="3"/>
         <w:ind w:left="210"/>
       </w:pPr>
-      <w:bookmarkStart w:id="15" w:name="_获取版本控制配置（GET_Bucket_versioning）"/>
-      <w:bookmarkEnd w:id="15"/>
+      <w:bookmarkStart w:id="16" w:name="_获取版本控制配置（GET_Bucket_versioning）"/>
+      <w:bookmarkEnd w:id="16"/>
       <w:r>
         <w:rPr>
           <w:rFonts w:hint="eastAsia"/>
@@ -10090,7 +10071,6 @@
         <w:rPr>
           <w:rFonts w:hint="eastAsia"/>
         </w:rPr>
-        <w:lastRenderedPageBreak/>
         <w:t>获取区域是否存在流程：</w:t>
       </w:r>
     </w:p>
@@ -10102,6 +10082,7 @@
         <w:rPr>
           <w:noProof/>
         </w:rPr>
+        <w:lastRenderedPageBreak/>
         <w:drawing>
           <wp:inline distT="0" distB="0" distL="0" distR="0" wp14:anchorId="4F969285" wp14:editId="571EE985">
             <wp:extent cx="5274310" cy="3265049"/>
@@ -12131,7 +12112,7 @@
 
 <file path=word/comments.xml><?xml version="1.0" encoding="utf-8"?>
 <w:comments xmlns:wpc="http://schemas.microsoft.com/office/word/2010/wordprocessingCanvas" xmlns:cx="http://schemas.microsoft.com/office/drawing/2014/chartex" xmlns:mc="http://schemas.openxmlformats.org/markup-compatibility/2006" xmlns:o="urn:schemas-microsoft-com:office:office" xmlns:r="http://schemas.openxmlformats.org/officeDocument/2006/relationships" xmlns:m="http://schemas.openxmlformats.org/officeDocument/2006/math" xmlns:v="urn:schemas-microsoft-com:vml" xmlns:wp14="http://schemas.microsoft.com/office/word/2010/wordprocessingDrawing" xmlns:wp="http://schemas.openxmlformats.org/drawingml/2006/wordprocessingDrawing" xmlns:w10="urn:schemas-microsoft-com:office:word" xmlns:w="http://schemas.openxmlformats.org/wordprocessingml/2006/main" xmlns:w14="http://schemas.microsoft.com/office/word/2010/wordml" xmlns:w15="http://schemas.microsoft.com/office/word/2012/wordml" xmlns:w16se="http://schemas.microsoft.com/office/word/2015/wordml/symex" xmlns:wpg="http://schemas.microsoft.com/office/word/2010/wordprocessingGroup" xmlns:wpi="http://schemas.microsoft.com/office/word/2010/wordprocessingInk" xmlns:wne="http://schemas.microsoft.com/office/word/2006/wordml" xmlns:wps="http://schemas.microsoft.com/office/word/2010/wordprocessingShape" mc:Ignorable="w14 w15 w16se wp14">
-  <w:comment w:id="1" w:author="zhaoyujing" w:date="2019-01-08T15:15:00Z" w:initials="z">
+  <w:comment w:id="0" w:author="zhaoyujing" w:date="2019-01-08T15:15:00Z" w:initials="z">
     <w:p>
       <w:pPr>
         <w:pStyle w:val="af0"/>
@@ -12163,6 +12144,33 @@
           <w:rFonts w:hint="eastAsia"/>
         </w:rPr>
         <w:t>api</w:t>
+      </w:r>
+      <w:proofErr w:type="spellEnd"/>
+    </w:p>
+  </w:comment>
+  <w:comment w:id="1" w:author="zhaoyujing" w:date="2019-04-01T14:10:00Z" w:initials="z">
+    <w:p>
+      <w:pPr>
+        <w:pStyle w:val="af0"/>
+      </w:pPr>
+      <w:r>
+        <w:rPr>
+          <w:rStyle w:val="af"/>
+        </w:rPr>
+        <w:annotationRef/>
+      </w:r>
+      <w:r>
+        <w:rPr>
+          <w:rFonts w:hint="eastAsia"/>
+        </w:rPr>
+        <w:t>增加配置，可以配置</w:t>
+      </w:r>
+      <w:proofErr w:type="spellStart"/>
+      <w:r>
+        <w:rPr>
+          <w:rFonts w:hint="eastAsia"/>
+        </w:rPr>
+        <w:t>lobpagesize</w:t>
       </w:r>
       <w:proofErr w:type="spellEnd"/>
     </w:p>
@@ -12201,7 +12209,7 @@
       </w:r>
     </w:p>
   </w:comment>
-  <w:comment w:id="3" w:author="zhaoyujing" w:date="2019-01-08T15:14:00Z" w:initials="z">
+  <w:comment w:id="4" w:author="zhaoyujing" w:date="2019-01-08T15:14:00Z" w:initials="z">
     <w:p>
       <w:pPr>
         <w:pStyle w:val="af0"/>
@@ -12220,7 +12228,7 @@
       </w:r>
     </w:p>
   </w:comment>
-  <w:comment w:id="4" w:author="zhaoyujing" w:date="2018-12-21T15:35:00Z" w:initials="z">
+  <w:comment w:id="5" w:author="zhaoyujing" w:date="2018-12-21T15:35:00Z" w:initials="z">
     <w:p>
       <w:pPr>
         <w:pStyle w:val="af0"/>
@@ -12265,7 +12273,7 @@
       </w:r>
     </w:p>
   </w:comment>
-  <w:comment w:id="5" w:author="zhaoyujing" w:date="2019-01-08T14:40:00Z" w:initials="z">
+  <w:comment w:id="6" w:author="zhaoyujing" w:date="2019-01-08T14:40:00Z" w:initials="z">
     <w:p>
       <w:pPr>
         <w:pStyle w:val="af0"/>
@@ -12296,7 +12304,7 @@
       </w:r>
     </w:p>
   </w:comment>
-  <w:comment w:id="8" w:author="zhaoyujing" w:date="2019-01-08T15:40:00Z" w:initials="z">
+  <w:comment w:id="9" w:author="zhaoyujing" w:date="2019-01-08T15:40:00Z" w:initials="z">
     <w:p>
       <w:pPr>
         <w:pStyle w:val="af0"/>
@@ -12321,7 +12329,7 @@
       </w:r>
     </w:p>
   </w:comment>
-  <w:comment w:id="14" w:author="zhaoyujing" w:date="2019-01-08T14:49:00Z" w:initials="z">
+  <w:comment w:id="15" w:author="zhaoyujing" w:date="2019-01-08T14:49:00Z" w:initials="z">
     <w:p>
       <w:pPr>
         <w:pStyle w:val="af0"/>
@@ -12370,6 +12378,7 @@
 <file path=word/commentsExtended.xml><?xml version="1.0" encoding="utf-8"?>
 <w15:commentsEx xmlns:wpc="http://schemas.microsoft.com/office/word/2010/wordprocessingCanvas" xmlns:cx="http://schemas.microsoft.com/office/drawing/2014/chartex" xmlns:mc="http://schemas.openxmlformats.org/markup-compatibility/2006" xmlns:o="urn:schemas-microsoft-com:office:office" xmlns:r="http://schemas.openxmlformats.org/officeDocument/2006/relationships" xmlns:m="http://schemas.openxmlformats.org/officeDocument/2006/math" xmlns:v="urn:schemas-microsoft-com:vml" xmlns:wp14="http://schemas.microsoft.com/office/word/2010/wordprocessingDrawing" xmlns:wp="http://schemas.openxmlformats.org/drawingml/2006/wordprocessingDrawing" xmlns:w10="urn:schemas-microsoft-com:office:word" xmlns:w="http://schemas.openxmlformats.org/wordprocessingml/2006/main" xmlns:w14="http://schemas.microsoft.com/office/word/2010/wordml" xmlns:w15="http://schemas.microsoft.com/office/word/2012/wordml" xmlns:w16se="http://schemas.microsoft.com/office/word/2015/wordml/symex" xmlns:wpg="http://schemas.microsoft.com/office/word/2010/wordprocessingGroup" xmlns:wpi="http://schemas.microsoft.com/office/word/2010/wordprocessingInk" xmlns:wne="http://schemas.microsoft.com/office/word/2006/wordml" xmlns:wps="http://schemas.microsoft.com/office/word/2010/wordprocessingShape" mc:Ignorable="w14 w15 w16se wp14">
   <w15:commentEx w15:paraId="78B31BC4" w15:done="0"/>
+  <w15:commentEx w15:paraId="0F31DFBE" w15:done="0"/>
   <w15:commentEx w15:paraId="366FFCF8" w15:done="0"/>
   <w15:commentEx w15:paraId="6582469C" w15:done="0"/>
   <w15:commentEx w15:paraId="0111D668" w15:done="0"/>
@@ -12408,6 +12417,7 @@
         <w:docPartUnique/>
       </w:docPartObj>
     </w:sdtPr>
+    <w:sdtEndPr/>
     <w:sdtContent>
       <w:p>
         <w:pPr>
@@ -12428,7 +12438,7 @@
             <w:noProof/>
             <w:lang w:val="zh-CN"/>
           </w:rPr>
-          <w:t>14</w:t>
+          <w:t>13</w:t>
         </w:r>
         <w:r>
           <w:fldChar w:fldCharType="end"/>
@@ -18193,7 +18203,7 @@
 </file>
 
 <file path=customXml/itemProps1.xml><?xml version="1.0" encoding="utf-8"?>
-<ds:datastoreItem xmlns:ds="http://schemas.openxmlformats.org/officeDocument/2006/customXml" ds:itemID="{A9BDF4E7-3927-4D87-8C6B-2CC88B66DA2E}">
+<ds:datastoreItem xmlns:ds="http://schemas.openxmlformats.org/officeDocument/2006/customXml" ds:itemID="{DD400DFC-6814-47B2-A790-5BDBA622A69A}">
   <ds:schemaRefs>
     <ds:schemaRef ds:uri="http://schemas.openxmlformats.org/officeDocument/2006/bibliography"/>
   </ds:schemaRefs>

--- a/internal_doc/03.开发设计/Amazon S3接口兼容/Story--SequoiaDB兼容Amazon S3接口 -区域管理.docx
+++ b/internal_doc/03.开发设计/Amazon S3接口兼容/Story--SequoiaDB兼容Amazon S3接口 -区域管理.docx
@@ -6,7 +6,8 @@
       <w:pPr>
         <w:pStyle w:val="ab"/>
       </w:pPr>
-      <w:proofErr w:type="spellStart"/>
+      <w:bookmarkStart w:id="0" w:name="_GoBack"/>
+      <w:bookmarkEnd w:id="0"/>
       <w:r>
         <w:rPr>
           <w:rFonts w:hint="eastAsia"/>
@@ -16,7 +17,6 @@
       <w:r>
         <w:t>equoiaDB</w:t>
       </w:r>
-      <w:proofErr w:type="spellEnd"/>
       <w:r>
         <w:rPr>
           <w:rFonts w:hint="eastAsia"/>
@@ -143,7 +143,6 @@
               </w:rPr>
               <w:t>继承自</w:t>
             </w:r>
-            <w:proofErr w:type="spellStart"/>
             <w:r>
               <w:rPr>
                 <w:rFonts w:hint="eastAsia"/>
@@ -153,7 +152,6 @@
             <w:r>
               <w:t>equoiaDB</w:t>
             </w:r>
-            <w:proofErr w:type="spellEnd"/>
             <w:r>
               <w:rPr>
                 <w:rFonts w:hint="eastAsia"/>
@@ -399,7 +397,6 @@
         </w:rPr>
         <w:t>接口访问</w:t>
       </w:r>
-      <w:proofErr w:type="spellStart"/>
       <w:r>
         <w:rPr>
           <w:rFonts w:hint="eastAsia"/>
@@ -407,7 +404,6 @@
         </w:rPr>
         <w:t>SequoiaDB</w:t>
       </w:r>
-      <w:proofErr w:type="spellEnd"/>
       <w:r>
         <w:rPr>
           <w:rFonts w:hint="eastAsia"/>
@@ -450,7 +446,6 @@
         </w:rPr>
         <w:t>通过</w:t>
       </w:r>
-      <w:proofErr w:type="spellStart"/>
       <w:r>
         <w:rPr>
           <w:rFonts w:hint="eastAsia"/>
@@ -458,7 +453,6 @@
         </w:rPr>
         <w:t>SequoiaDB</w:t>
       </w:r>
-      <w:proofErr w:type="spellEnd"/>
       <w:r>
         <w:rPr>
           <w:rFonts w:hint="eastAsia"/>
@@ -622,34 +616,15 @@
         </w:rPr>
         <w:t>，参考</w:t>
       </w:r>
-      <w:r>
-        <w:fldChar w:fldCharType="begin"/>
-      </w:r>
-      <w:r>
-        <w:instrText xml:space="preserve"> HYPERLINK \l "_</w:instrText>
-      </w:r>
-      <w:r>
-        <w:instrText>公共头部</w:instrText>
-      </w:r>
-      <w:r>
-        <w:instrText xml:space="preserve">" </w:instrText>
-      </w:r>
-      <w:r>
-        <w:fldChar w:fldCharType="separate"/>
-      </w:r>
-      <w:r>
-        <w:rPr>
-          <w:rStyle w:val="ad"/>
-          <w:rFonts w:hint="eastAsia"/>
-        </w:rPr>
-        <w:t>公共头部</w:t>
-      </w:r>
-      <w:r>
-        <w:rPr>
-          <w:rStyle w:val="ad"/>
-        </w:rPr>
-        <w:fldChar w:fldCharType="end"/>
-      </w:r>
+      <w:hyperlink w:anchor="_公共头部" w:history="1">
+        <w:r>
+          <w:rPr>
+            <w:rStyle w:val="ad"/>
+            <w:rFonts w:hint="eastAsia"/>
+          </w:rPr>
+          <w:t>公共头部</w:t>
+        </w:r>
+      </w:hyperlink>
       <w:r>
         <w:rPr>
           <w:rFonts w:hint="eastAsia"/>
@@ -773,7 +748,6 @@
                 <w:color w:val="000000" w:themeColor="text1"/>
               </w:rPr>
             </w:pPr>
-            <w:proofErr w:type="spellStart"/>
             <w:r>
               <w:rPr>
                 <w:rFonts w:cstheme="minorHAnsi"/>
@@ -792,7 +766,6 @@
               </w:rPr>
               <w:t>sResult</w:t>
             </w:r>
-            <w:proofErr w:type="spellEnd"/>
           </w:p>
         </w:tc>
         <w:tc>
@@ -1011,7 +984,6 @@
               </w:rPr>
               <w:t xml:space="preserve">Ancestor: </w:t>
             </w:r>
-            <w:proofErr w:type="spellStart"/>
             <w:r>
               <w:rPr>
                 <w:rFonts w:cstheme="minorHAnsi"/>
@@ -1030,7 +1002,6 @@
               </w:rPr>
               <w:t>sResult</w:t>
             </w:r>
-            <w:proofErr w:type="spellEnd"/>
           </w:p>
         </w:tc>
       </w:tr>
@@ -1195,9 +1166,215 @@
               <w:rPr>
                 <w:i/>
               </w:rPr>
-              <w:t xml:space="preserve"> </w:t>
-            </w:r>
-            <w:proofErr w:type="spellStart"/>
+              <w:t xml:space="preserve"> ListAll</w:t>
+            </w:r>
+            <w:r>
+              <w:rPr>
+                <w:rFonts w:hint="eastAsia"/>
+                <w:i/>
+              </w:rPr>
+              <w:t>Region</w:t>
+            </w:r>
+            <w:r>
+              <w:rPr>
+                <w:i/>
+              </w:rPr>
+              <w:t xml:space="preserve">sResult </w:t>
+            </w:r>
+            <w:r>
+              <w:rPr>
+                <w:i/>
+              </w:rPr>
+              <w:t>&gt;</w:t>
+            </w:r>
+          </w:p>
+          <w:p>
+            <w:pPr>
+              <w:ind w:left="0" w:firstLineChars="200" w:firstLine="420"/>
+              <w:rPr>
+                <w:i/>
+              </w:rPr>
+            </w:pPr>
+            <w:r>
+              <w:rPr>
+                <w:i/>
+              </w:rPr>
+              <w:t>&lt;</w:t>
+            </w:r>
+            <w:r>
+              <w:rPr>
+                <w:rFonts w:hint="eastAsia"/>
+                <w:i/>
+              </w:rPr>
+              <w:t>Region</w:t>
+            </w:r>
+            <w:r>
+              <w:rPr>
+                <w:i/>
+              </w:rPr>
+              <w:t>&gt;</w:t>
+            </w:r>
+            <w:r>
+              <w:rPr>
+                <w:rFonts w:hint="eastAsia"/>
+                <w:i/>
+              </w:rPr>
+              <w:t>region</w:t>
+            </w:r>
+            <w:r>
+              <w:rPr>
+                <w:i/>
+              </w:rPr>
+              <w:t>1</w:t>
+            </w:r>
+            <w:r>
+              <w:rPr>
+                <w:i/>
+              </w:rPr>
+              <w:t>&lt;/</w:t>
+            </w:r>
+            <w:r>
+              <w:rPr>
+                <w:rFonts w:hint="eastAsia"/>
+                <w:i/>
+              </w:rPr>
+              <w:t>Region</w:t>
+            </w:r>
+            <w:r>
+              <w:rPr>
+                <w:i/>
+              </w:rPr>
+              <w:t>&gt;</w:t>
+            </w:r>
+          </w:p>
+          <w:p>
+            <w:pPr>
+              <w:ind w:left="0" w:firstLineChars="200" w:firstLine="420"/>
+              <w:rPr>
+                <w:i/>
+              </w:rPr>
+            </w:pPr>
+            <w:r>
+              <w:rPr>
+                <w:i/>
+              </w:rPr>
+              <w:t>&lt;</w:t>
+            </w:r>
+            <w:r>
+              <w:rPr>
+                <w:rFonts w:hint="eastAsia"/>
+                <w:i/>
+              </w:rPr>
+              <w:t>Region</w:t>
+            </w:r>
+            <w:r>
+              <w:rPr>
+                <w:i/>
+              </w:rPr>
+              <w:t>&gt;</w:t>
+            </w:r>
+            <w:r>
+              <w:rPr>
+                <w:rFonts w:hint="eastAsia"/>
+                <w:i/>
+              </w:rPr>
+              <w:t>region</w:t>
+            </w:r>
+            <w:r>
+              <w:rPr>
+                <w:i/>
+              </w:rPr>
+              <w:t>1</w:t>
+            </w:r>
+            <w:r>
+              <w:rPr>
+                <w:i/>
+              </w:rPr>
+              <w:t>&lt;/</w:t>
+            </w:r>
+            <w:r>
+              <w:rPr>
+                <w:rFonts w:hint="eastAsia"/>
+                <w:i/>
+              </w:rPr>
+              <w:t>Region</w:t>
+            </w:r>
+            <w:r>
+              <w:rPr>
+                <w:i/>
+              </w:rPr>
+              <w:t>&gt;</w:t>
+            </w:r>
+          </w:p>
+          <w:p>
+            <w:pPr>
+              <w:ind w:left="0" w:firstLineChars="200" w:firstLine="420"/>
+              <w:rPr>
+                <w:i/>
+              </w:rPr>
+            </w:pPr>
+            <w:r>
+              <w:rPr>
+                <w:i/>
+              </w:rPr>
+              <w:t>&lt;</w:t>
+            </w:r>
+            <w:r>
+              <w:rPr>
+                <w:rFonts w:hint="eastAsia"/>
+                <w:i/>
+              </w:rPr>
+              <w:t>Region</w:t>
+            </w:r>
+            <w:r>
+              <w:rPr>
+                <w:i/>
+              </w:rPr>
+              <w:t>&gt;</w:t>
+            </w:r>
+            <w:r>
+              <w:rPr>
+                <w:rFonts w:hint="eastAsia"/>
+                <w:i/>
+              </w:rPr>
+              <w:t>region</w:t>
+            </w:r>
+            <w:r>
+              <w:rPr>
+                <w:i/>
+              </w:rPr>
+              <w:t>1</w:t>
+            </w:r>
+            <w:r>
+              <w:rPr>
+                <w:i/>
+              </w:rPr>
+              <w:t>&lt;/</w:t>
+            </w:r>
+            <w:r>
+              <w:rPr>
+                <w:rFonts w:hint="eastAsia"/>
+                <w:i/>
+              </w:rPr>
+              <w:t>Region</w:t>
+            </w:r>
+            <w:r>
+              <w:rPr>
+                <w:i/>
+              </w:rPr>
+              <w:t>&gt;</w:t>
+            </w:r>
+          </w:p>
+          <w:p>
+            <w:pPr>
+              <w:ind w:left="0"/>
+            </w:pPr>
+            <w:r>
+              <w:rPr>
+                <w:i/>
+              </w:rPr>
+              <w:t>&lt;/</w:t>
+            </w:r>
             <w:r>
               <w:rPr>
                 <w:i/>
@@ -1215,235 +1392,7 @@
               <w:rPr>
                 <w:i/>
               </w:rPr>
-              <w:t>sResult</w:t>
-            </w:r>
-            <w:proofErr w:type="spellEnd"/>
-            <w:r>
-              <w:rPr>
-                <w:i/>
-              </w:rPr>
-              <w:t xml:space="preserve"> </w:t>
-            </w:r>
-            <w:r>
-              <w:rPr>
-                <w:i/>
-              </w:rPr>
-              <w:t>&gt;</w:t>
-            </w:r>
-          </w:p>
-          <w:p>
-            <w:pPr>
-              <w:ind w:left="0" w:firstLineChars="200" w:firstLine="420"/>
-              <w:rPr>
-                <w:i/>
-              </w:rPr>
-            </w:pPr>
-            <w:r>
-              <w:rPr>
-                <w:i/>
-              </w:rPr>
-              <w:t>&lt;</w:t>
-            </w:r>
-            <w:r>
-              <w:rPr>
-                <w:rFonts w:hint="eastAsia"/>
-                <w:i/>
-              </w:rPr>
-              <w:t>Region</w:t>
-            </w:r>
-            <w:r>
-              <w:rPr>
-                <w:i/>
-              </w:rPr>
-              <w:t>&gt;</w:t>
-            </w:r>
-            <w:r>
-              <w:rPr>
-                <w:rFonts w:hint="eastAsia"/>
-                <w:i/>
-              </w:rPr>
-              <w:t>region</w:t>
-            </w:r>
-            <w:r>
-              <w:rPr>
-                <w:i/>
-              </w:rPr>
-              <w:t>1</w:t>
-            </w:r>
-            <w:r>
-              <w:rPr>
-                <w:i/>
-              </w:rPr>
-              <w:t>&lt;/</w:t>
-            </w:r>
-            <w:r>
-              <w:rPr>
-                <w:rFonts w:hint="eastAsia"/>
-                <w:i/>
-              </w:rPr>
-              <w:t>Region</w:t>
-            </w:r>
-            <w:r>
-              <w:rPr>
-                <w:i/>
-              </w:rPr>
-              <w:t>&gt;</w:t>
-            </w:r>
-          </w:p>
-          <w:p>
-            <w:pPr>
-              <w:ind w:left="0" w:firstLineChars="200" w:firstLine="420"/>
-              <w:rPr>
-                <w:i/>
-              </w:rPr>
-            </w:pPr>
-            <w:r>
-              <w:rPr>
-                <w:i/>
-              </w:rPr>
-              <w:t>&lt;</w:t>
-            </w:r>
-            <w:r>
-              <w:rPr>
-                <w:rFonts w:hint="eastAsia"/>
-                <w:i/>
-              </w:rPr>
-              <w:t>Region</w:t>
-            </w:r>
-            <w:r>
-              <w:rPr>
-                <w:i/>
-              </w:rPr>
-              <w:t>&gt;</w:t>
-            </w:r>
-            <w:r>
-              <w:rPr>
-                <w:rFonts w:hint="eastAsia"/>
-                <w:i/>
-              </w:rPr>
-              <w:t>region</w:t>
-            </w:r>
-            <w:r>
-              <w:rPr>
-                <w:i/>
-              </w:rPr>
-              <w:t>1</w:t>
-            </w:r>
-            <w:r>
-              <w:rPr>
-                <w:i/>
-              </w:rPr>
-              <w:t>&lt;/</w:t>
-            </w:r>
-            <w:r>
-              <w:rPr>
-                <w:rFonts w:hint="eastAsia"/>
-                <w:i/>
-              </w:rPr>
-              <w:t>Region</w:t>
-            </w:r>
-            <w:r>
-              <w:rPr>
-                <w:i/>
-              </w:rPr>
-              <w:t>&gt;</w:t>
-            </w:r>
-          </w:p>
-          <w:p>
-            <w:pPr>
-              <w:ind w:left="0" w:firstLineChars="200" w:firstLine="420"/>
-              <w:rPr>
-                <w:i/>
-              </w:rPr>
-            </w:pPr>
-            <w:r>
-              <w:rPr>
-                <w:i/>
-              </w:rPr>
-              <w:t>&lt;</w:t>
-            </w:r>
-            <w:r>
-              <w:rPr>
-                <w:rFonts w:hint="eastAsia"/>
-                <w:i/>
-              </w:rPr>
-              <w:t>Region</w:t>
-            </w:r>
-            <w:r>
-              <w:rPr>
-                <w:i/>
-              </w:rPr>
-              <w:t>&gt;</w:t>
-            </w:r>
-            <w:r>
-              <w:rPr>
-                <w:rFonts w:hint="eastAsia"/>
-                <w:i/>
-              </w:rPr>
-              <w:t>region</w:t>
-            </w:r>
-            <w:r>
-              <w:rPr>
-                <w:i/>
-              </w:rPr>
-              <w:t>1</w:t>
-            </w:r>
-            <w:r>
-              <w:rPr>
-                <w:i/>
-              </w:rPr>
-              <w:t>&lt;/</w:t>
-            </w:r>
-            <w:r>
-              <w:rPr>
-                <w:rFonts w:hint="eastAsia"/>
-                <w:i/>
-              </w:rPr>
-              <w:t>Region</w:t>
-            </w:r>
-            <w:r>
-              <w:rPr>
-                <w:i/>
-              </w:rPr>
-              <w:t>&gt;</w:t>
-            </w:r>
-          </w:p>
-          <w:p>
-            <w:pPr>
-              <w:ind w:left="0"/>
-            </w:pPr>
-            <w:r>
-              <w:rPr>
-                <w:i/>
-              </w:rPr>
-              <w:t>&lt;/</w:t>
-            </w:r>
-            <w:proofErr w:type="spellStart"/>
-            <w:r>
-              <w:rPr>
-                <w:i/>
-              </w:rPr>
-              <w:t>ListAll</w:t>
-            </w:r>
-            <w:r>
-              <w:rPr>
-                <w:rFonts w:hint="eastAsia"/>
-                <w:i/>
-              </w:rPr>
-              <w:t>Region</w:t>
-            </w:r>
-            <w:r>
-              <w:rPr>
-                <w:i/>
-              </w:rPr>
-              <w:t>sResult</w:t>
-            </w:r>
-            <w:proofErr w:type="spellEnd"/>
-            <w:r>
-              <w:rPr>
-                <w:i/>
-              </w:rPr>
-              <w:t xml:space="preserve"> </w:t>
+              <w:t xml:space="preserve">sResult </w:t>
             </w:r>
             <w:r>
               <w:rPr>
@@ -1508,14 +1457,7 @@
         <w:rPr>
           <w:rFonts w:hint="eastAsia"/>
         </w:rPr>
-        <w:t>，只有</w:t>
-      </w:r>
-      <w:commentRangeStart w:id="0"/>
-      <w:r>
-        <w:rPr>
-          <w:rFonts w:hint="eastAsia"/>
-        </w:rPr>
-        <w:t>管理员用户可以创</w:t>
+        <w:t>，只有管理员用户可以创</w:t>
       </w:r>
       <w:commentRangeStart w:id="1"/>
       <w:r>
@@ -1523,13 +1465,6 @@
           <w:rFonts w:hint="eastAsia"/>
         </w:rPr>
         <w:t>建新的区域。</w:t>
-      </w:r>
-      <w:commentRangeEnd w:id="0"/>
-      <w:r>
-        <w:rPr>
-          <w:rStyle w:val="af"/>
-        </w:rPr>
-        <w:commentReference w:id="0"/>
       </w:r>
       <w:commentRangeEnd w:id="1"/>
       <w:r>
@@ -1593,14 +1528,7 @@
         <w:rPr>
           <w:rFonts w:hint="eastAsia"/>
         </w:rPr>
-        <w:t>名称的长度至少</w:t>
-      </w:r>
-      <w:commentRangeStart w:id="2"/>
-      <w:r>
-        <w:rPr>
-          <w:rFonts w:hint="eastAsia"/>
-        </w:rPr>
-        <w:t>为</w:t>
+        <w:t>名称的长度至少为</w:t>
       </w:r>
       <w:r>
         <w:rPr>
@@ -1626,15 +1554,6 @@
         </w:rPr>
         <w:t>字符。</w:t>
       </w:r>
-      <w:commentRangeEnd w:id="2"/>
-      <w:r>
-        <w:rPr>
-          <w:rStyle w:val="af"/>
-        </w:rPr>
-        <w:commentReference w:id="2"/>
-      </w:r>
-      <w:bookmarkStart w:id="3" w:name="_GoBack"/>
-      <w:bookmarkEnd w:id="3"/>
     </w:p>
     <w:p>
       <w:pPr>
@@ -1772,14 +1691,12 @@
         </w:numPr>
         <w:ind w:firstLineChars="0"/>
       </w:pPr>
-      <w:proofErr w:type="spellStart"/>
       <w:r>
         <w:rPr>
           <w:rFonts w:hint="eastAsia"/>
         </w:rPr>
         <w:t>ShardingType</w:t>
       </w:r>
-      <w:proofErr w:type="spellEnd"/>
       <w:r>
         <w:rPr>
           <w:rFonts w:hint="eastAsia"/>
@@ -1816,14 +1733,12 @@
         </w:rPr>
         <w:t>基础上，系统根据配置的</w:t>
       </w:r>
-      <w:proofErr w:type="spellStart"/>
       <w:r>
         <w:rPr>
           <w:rFonts w:hint="eastAsia"/>
         </w:rPr>
         <w:t>ShardingType</w:t>
       </w:r>
-      <w:proofErr w:type="spellEnd"/>
       <w:r>
         <w:rPr>
           <w:rFonts w:hint="eastAsia"/>
@@ -1874,14 +1789,12 @@
       <w:pPr>
         <w:ind w:left="0" w:firstLine="420"/>
       </w:pPr>
-      <w:proofErr w:type="spellStart"/>
       <w:r>
         <w:rPr>
           <w:rFonts w:hint="eastAsia"/>
         </w:rPr>
         <w:t>ShardingType</w:t>
       </w:r>
-      <w:proofErr w:type="spellEnd"/>
       <w:r>
         <w:rPr>
           <w:rFonts w:hint="eastAsia"/>
@@ -1894,14 +1807,12 @@
         </w:rPr>
         <w:t>配置只能修改</w:t>
       </w:r>
-      <w:proofErr w:type="spellStart"/>
       <w:r>
         <w:rPr>
           <w:rFonts w:hint="eastAsia"/>
         </w:rPr>
         <w:t>ShardingType</w:t>
       </w:r>
-      <w:proofErr w:type="spellEnd"/>
       <w:r>
         <w:rPr>
           <w:rFonts w:hint="eastAsia"/>
@@ -1912,14 +1823,7 @@
         <w:rPr>
           <w:rFonts w:hint="eastAsia"/>
         </w:rPr>
-        <w:t>，</w:t>
-      </w:r>
-      <w:commentRangeStart w:id="4"/>
-      <w:r>
-        <w:rPr>
-          <w:rFonts w:hint="eastAsia"/>
-        </w:rPr>
-        <w:t>不能修改</w:t>
+        <w:t>，不能修改</w:t>
       </w:r>
       <w:r>
         <w:rPr>
@@ -1931,32 +1835,67 @@
         <w:rPr>
           <w:rFonts w:hint="eastAsia"/>
         </w:rPr>
+        <w:t>、</w:t>
+      </w:r>
+      <w:r>
+        <w:rPr>
+          <w:rFonts w:hint="eastAsia"/>
+        </w:rPr>
+        <w:t>DataLobPageSize</w:t>
+      </w:r>
+      <w:r>
+        <w:rPr>
+          <w:rFonts w:hint="eastAsia"/>
+        </w:rPr>
+        <w:t>及</w:t>
+      </w:r>
+      <w:r>
+        <w:rPr>
+          <w:rFonts w:hint="eastAsia"/>
+        </w:rPr>
+        <w:t>DataReplSize</w:t>
+      </w:r>
+      <w:r>
+        <w:rPr>
+          <w:rFonts w:hint="eastAsia"/>
+        </w:rPr>
         <w:t>配置</w:t>
       </w:r>
       <w:r>
         <w:rPr>
           <w:rFonts w:hint="eastAsia"/>
         </w:rPr>
-        <w:t>，</w:t>
-      </w:r>
-      <w:commentRangeEnd w:id="4"/>
-      <w:r>
-        <w:rPr>
-          <w:rStyle w:val="af"/>
-        </w:rPr>
-        <w:commentReference w:id="4"/>
-      </w:r>
-      <w:r>
-        <w:rPr>
-          <w:rFonts w:hint="eastAsia"/>
-        </w:rPr>
-        <w:t>如果修改时携带的</w:t>
+        <w:t>，如果修改时携带的</w:t>
       </w:r>
       <w:r>
         <w:rPr>
           <w:rFonts w:hint="eastAsia"/>
         </w:rPr>
         <w:t>Domain</w:t>
+      </w:r>
+      <w:r>
+        <w:rPr>
+          <w:rFonts w:hint="eastAsia"/>
+        </w:rPr>
+        <w:t>、</w:t>
+      </w:r>
+      <w:r>
+        <w:rPr>
+          <w:rFonts w:hint="eastAsia"/>
+        </w:rPr>
+        <w:t>DataLobPageSize</w:t>
+      </w:r>
+      <w:r>
+        <w:rPr>
+          <w:rFonts w:hint="eastAsia"/>
+        </w:rPr>
+        <w:t>及</w:t>
+      </w:r>
+      <w:r>
+        <w:rPr>
+          <w:rFonts w:hint="eastAsia"/>
+        </w:rPr>
+        <w:t>DataReplSize</w:t>
       </w:r>
       <w:r>
         <w:rPr>
@@ -1997,34 +1936,15 @@
         </w:rPr>
         <w:t>，参考</w:t>
       </w:r>
-      <w:r>
-        <w:fldChar w:fldCharType="begin"/>
-      </w:r>
-      <w:r>
-        <w:instrText xml:space="preserve"> HYPERLINK \l "_</w:instrText>
-      </w:r>
-      <w:r>
-        <w:instrText>公共头部</w:instrText>
-      </w:r>
-      <w:r>
-        <w:instrText xml:space="preserve">" </w:instrText>
-      </w:r>
-      <w:r>
-        <w:fldChar w:fldCharType="separate"/>
-      </w:r>
-      <w:r>
-        <w:rPr>
-          <w:rStyle w:val="ad"/>
-          <w:rFonts w:hint="eastAsia"/>
-        </w:rPr>
-        <w:t>公共头部</w:t>
-      </w:r>
-      <w:r>
-        <w:rPr>
-          <w:rStyle w:val="ad"/>
-        </w:rPr>
-        <w:fldChar w:fldCharType="end"/>
-      </w:r>
+      <w:hyperlink w:anchor="_公共头部" w:history="1">
+        <w:r>
+          <w:rPr>
+            <w:rStyle w:val="ad"/>
+            <w:rFonts w:hint="eastAsia"/>
+          </w:rPr>
+          <w:t>公共头部</w:t>
+        </w:r>
+      </w:hyperlink>
       <w:r>
         <w:rPr>
           <w:rFonts w:hint="eastAsia"/>
@@ -2154,7 +2074,6 @@
                 <w:color w:val="000000" w:themeColor="text1"/>
               </w:rPr>
             </w:pPr>
-            <w:proofErr w:type="spellStart"/>
             <w:r>
               <w:rPr>
                 <w:rFonts w:cstheme="minorHAnsi" w:hint="eastAsia"/>
@@ -2169,7 +2088,6 @@
               </w:rPr>
               <w:t>Configuration</w:t>
             </w:r>
-            <w:proofErr w:type="spellEnd"/>
           </w:p>
         </w:tc>
         <w:tc>
@@ -2250,7 +2168,6 @@
                 <w:color w:val="000000" w:themeColor="text1"/>
               </w:rPr>
             </w:pPr>
-            <w:proofErr w:type="spellStart"/>
             <w:r>
               <w:rPr>
                 <w:rFonts w:cstheme="minorHAnsi" w:hint="eastAsia"/>
@@ -2258,7 +2175,6 @@
               </w:rPr>
               <w:t>DataCSShardingType</w:t>
             </w:r>
-            <w:proofErr w:type="spellEnd"/>
           </w:p>
         </w:tc>
         <w:tc>
@@ -2272,14 +2188,12 @@
                 <w:rFonts w:cstheme="minorHAnsi"/>
               </w:rPr>
             </w:pPr>
-            <w:proofErr w:type="spellStart"/>
             <w:r>
               <w:rPr>
                 <w:rFonts w:cstheme="minorHAnsi" w:hint="eastAsia"/>
               </w:rPr>
               <w:t>ShardingType</w:t>
             </w:r>
-            <w:proofErr w:type="spellEnd"/>
             <w:r>
               <w:rPr>
                 <w:rFonts w:cstheme="minorHAnsi" w:hint="eastAsia"/>
@@ -2344,6 +2258,7 @@
               <w:rPr>
                 <w:rFonts w:cstheme="minorHAnsi"/>
               </w:rPr>
+              <w:lastRenderedPageBreak/>
               <w:t>默认</w:t>
             </w:r>
             <w:r>
@@ -2369,6 +2284,7 @@
               <w:rPr>
                 <w:rFonts w:cstheme="minorHAnsi"/>
               </w:rPr>
+              <w:lastRenderedPageBreak/>
               <w:t>No</w:t>
             </w:r>
           </w:p>
@@ -2389,7 +2305,6 @@
                 <w:rFonts w:cstheme="minorHAnsi"/>
               </w:rPr>
             </w:pPr>
-            <w:proofErr w:type="spellStart"/>
             <w:r>
               <w:rPr>
                 <w:rFonts w:cstheme="minorHAnsi" w:hint="eastAsia"/>
@@ -2397,7 +2312,6 @@
               <w:lastRenderedPageBreak/>
               <w:t>DataCLShardingType</w:t>
             </w:r>
-            <w:proofErr w:type="spellEnd"/>
           </w:p>
         </w:tc>
         <w:tc>
@@ -2411,14 +2325,12 @@
                 <w:rFonts w:cstheme="minorHAnsi"/>
               </w:rPr>
             </w:pPr>
-            <w:proofErr w:type="spellStart"/>
             <w:r>
               <w:rPr>
                 <w:rFonts w:cstheme="minorHAnsi" w:hint="eastAsia"/>
               </w:rPr>
               <w:t>ShardingType</w:t>
             </w:r>
-            <w:proofErr w:type="spellEnd"/>
             <w:r>
               <w:rPr>
                 <w:rFonts w:cstheme="minorHAnsi" w:hint="eastAsia"/>
@@ -2521,7 +2433,6 @@
                 <w:rFonts w:cstheme="minorHAnsi"/>
               </w:rPr>
             </w:pPr>
-            <w:proofErr w:type="spellStart"/>
             <w:r>
               <w:rPr>
                 <w:rFonts w:cstheme="minorHAnsi" w:hint="eastAsia"/>
@@ -2534,7 +2445,6 @@
               </w:rPr>
               <w:t>Domain</w:t>
             </w:r>
-            <w:proofErr w:type="spellEnd"/>
           </w:p>
         </w:tc>
         <w:tc>
@@ -2548,14 +2458,12 @@
                 <w:rFonts w:cstheme="minorHAnsi"/>
               </w:rPr>
             </w:pPr>
-            <w:proofErr w:type="spellStart"/>
             <w:r>
               <w:rPr>
                 <w:rFonts w:cstheme="minorHAnsi" w:hint="eastAsia"/>
               </w:rPr>
               <w:t>ShardingType</w:t>
             </w:r>
-            <w:proofErr w:type="spellEnd"/>
             <w:r>
               <w:rPr>
                 <w:rFonts w:cstheme="minorHAnsi" w:hint="eastAsia"/>
@@ -2582,7 +2490,6 @@
                 <w:rFonts w:cstheme="minorHAnsi"/>
               </w:rPr>
             </w:pPr>
-            <w:commentRangeStart w:id="5"/>
             <w:r>
               <w:rPr>
                 <w:rFonts w:cstheme="minorHAnsi" w:hint="eastAsia"/>
@@ -2619,13 +2526,6 @@
                 <w:rFonts w:cstheme="minorHAnsi" w:hint="eastAsia"/>
               </w:rPr>
               <w:t>No</w:t>
-            </w:r>
-            <w:commentRangeEnd w:id="5"/>
-            <w:r>
-              <w:rPr>
-                <w:rStyle w:val="af"/>
-              </w:rPr>
-              <w:commentReference w:id="5"/>
             </w:r>
           </w:p>
         </w:tc>
@@ -2636,99 +2536,235 @@
         </w:trPr>
         <w:tc>
           <w:tcPr>
-            <w:tcW w:w="2016" w:type="dxa"/>
-          </w:tcPr>
-          <w:p>
-            <w:pPr>
-              <w:ind w:left="0"/>
-              <w:rPr>
-                <w:rFonts w:cstheme="minorHAnsi"/>
-              </w:rPr>
-            </w:pPr>
-            <w:proofErr w:type="spellStart"/>
-            <w:r>
-              <w:rPr>
-                <w:rFonts w:cstheme="minorHAnsi" w:hint="eastAsia"/>
-              </w:rPr>
-              <w:t>MetaDomain</w:t>
-            </w:r>
-            <w:proofErr w:type="spellEnd"/>
-          </w:p>
-        </w:tc>
-        <w:tc>
-          <w:tcPr>
-            <w:tcW w:w="3380" w:type="dxa"/>
-          </w:tcPr>
-          <w:p>
-            <w:pPr>
-              <w:ind w:left="0"/>
-              <w:rPr>
-                <w:rFonts w:cstheme="minorHAnsi"/>
-              </w:rPr>
-            </w:pPr>
-            <w:proofErr w:type="spellStart"/>
-            <w:r>
-              <w:rPr>
-                <w:rFonts w:cstheme="minorHAnsi" w:hint="eastAsia"/>
-              </w:rPr>
-              <w:t>ShardingType</w:t>
-            </w:r>
-            <w:proofErr w:type="spellEnd"/>
-            <w:r>
-              <w:rPr>
-                <w:rFonts w:cstheme="minorHAnsi" w:hint="eastAsia"/>
-              </w:rPr>
-              <w:t>模式：元数据集合空间</w:t>
-            </w:r>
-            <w:r>
-              <w:rPr>
-                <w:rFonts w:cstheme="minorHAnsi" w:hint="eastAsia"/>
-              </w:rPr>
-              <w:t>所属</w:t>
-            </w:r>
-            <w:r>
-              <w:rPr>
-                <w:rFonts w:cstheme="minorHAnsi" w:hint="eastAsia"/>
-              </w:rPr>
-              <w:t>域，若不填写，则使用系统域</w:t>
-            </w:r>
-          </w:p>
-          <w:p>
-            <w:pPr>
-              <w:ind w:left="0"/>
-              <w:rPr>
-                <w:rFonts w:cstheme="minorHAnsi"/>
-              </w:rPr>
-            </w:pPr>
-            <w:r>
-              <w:rPr>
-                <w:rFonts w:cstheme="minorHAnsi" w:hint="eastAsia"/>
-              </w:rPr>
-              <w:t>Type</w:t>
-            </w:r>
-            <w:r>
-              <w:rPr>
-                <w:rFonts w:cstheme="minorHAnsi" w:hint="eastAsia"/>
-              </w:rPr>
-              <w:t>：</w:t>
-            </w:r>
-            <w:r>
-              <w:rPr>
-                <w:rFonts w:cstheme="minorHAnsi" w:hint="eastAsia"/>
-              </w:rPr>
-              <w:t>String</w:t>
-            </w:r>
-          </w:p>
-        </w:tc>
-        <w:tc>
-          <w:tcPr>
-            <w:tcW w:w="2543" w:type="dxa"/>
-          </w:tcPr>
-          <w:p>
-            <w:pPr>
-              <w:ind w:left="0"/>
-              <w:rPr>
-                <w:rFonts w:cstheme="minorHAnsi"/>
+            <w:tcW w:w="1969" w:type="dxa"/>
+          </w:tcPr>
+          <w:p>
+            <w:pPr>
+              <w:ind w:left="0"/>
+              <w:rPr>
+                <w:rFonts w:cstheme="minorHAnsi" w:hint="eastAsia"/>
+              </w:rPr>
+            </w:pPr>
+            <w:r>
+              <w:rPr>
+                <w:rFonts w:cstheme="minorHAnsi"/>
+              </w:rPr>
+              <w:t>DataLobPageSize</w:t>
+            </w:r>
+          </w:p>
+        </w:tc>
+        <w:tc>
+          <w:tcPr>
+            <w:tcW w:w="3402" w:type="dxa"/>
+          </w:tcPr>
+          <w:p>
+            <w:pPr>
+              <w:ind w:left="0"/>
+              <w:rPr>
+                <w:rFonts w:cstheme="minorHAnsi"/>
+              </w:rPr>
+            </w:pPr>
+            <w:r>
+              <w:rPr>
+                <w:rFonts w:cstheme="minorHAnsi" w:hint="eastAsia"/>
+              </w:rPr>
+              <w:t>对象数据集合空间的</w:t>
+            </w:r>
+            <w:r>
+              <w:rPr>
+                <w:rFonts w:cstheme="minorHAnsi" w:hint="eastAsia"/>
+              </w:rPr>
+              <w:t>LobPage</w:t>
+            </w:r>
+            <w:r>
+              <w:rPr>
+                <w:rFonts w:cstheme="minorHAnsi"/>
+              </w:rPr>
+              <w:t>Size</w:t>
+            </w:r>
+            <w:r>
+              <w:rPr>
+                <w:rFonts w:cstheme="minorHAnsi" w:hint="eastAsia"/>
+              </w:rPr>
+              <w:t>。</w:t>
+            </w:r>
+          </w:p>
+          <w:p>
+            <w:pPr>
+              <w:ind w:left="0"/>
+              <w:rPr>
+                <w:rFonts w:cstheme="minorHAnsi"/>
+              </w:rPr>
+            </w:pPr>
+            <w:r>
+              <w:rPr>
+                <w:rFonts w:cstheme="minorHAnsi" w:hint="eastAsia"/>
+              </w:rPr>
+              <w:t>有效值：</w:t>
+            </w:r>
+            <w:r>
+              <w:rPr>
+                <w:rFonts w:cstheme="minorHAnsi"/>
+              </w:rPr>
+              <w:t>0</w:t>
+            </w:r>
+            <w:r>
+              <w:rPr>
+                <w:rFonts w:cstheme="minorHAnsi"/>
+              </w:rPr>
+              <w:t>，</w:t>
+            </w:r>
+            <w:r>
+              <w:rPr>
+                <w:rFonts w:cstheme="minorHAnsi"/>
+              </w:rPr>
+              <w:t>4096</w:t>
+            </w:r>
+            <w:r>
+              <w:rPr>
+                <w:rFonts w:cstheme="minorHAnsi"/>
+              </w:rPr>
+              <w:t>，</w:t>
+            </w:r>
+            <w:r>
+              <w:rPr>
+                <w:rFonts w:cstheme="minorHAnsi"/>
+              </w:rPr>
+              <w:t>8192</w:t>
+            </w:r>
+            <w:r>
+              <w:rPr>
+                <w:rFonts w:cstheme="minorHAnsi"/>
+              </w:rPr>
+              <w:t>，</w:t>
+            </w:r>
+            <w:r>
+              <w:rPr>
+                <w:rFonts w:cstheme="minorHAnsi"/>
+              </w:rPr>
+              <w:t>16384</w:t>
+            </w:r>
+            <w:r>
+              <w:rPr>
+                <w:rFonts w:cstheme="minorHAnsi"/>
+              </w:rPr>
+              <w:t>，</w:t>
+            </w:r>
+            <w:r>
+              <w:rPr>
+                <w:rFonts w:cstheme="minorHAnsi"/>
+              </w:rPr>
+              <w:t>32768</w:t>
+            </w:r>
+            <w:r>
+              <w:rPr>
+                <w:rFonts w:cstheme="minorHAnsi"/>
+              </w:rPr>
+              <w:t>，</w:t>
+            </w:r>
+            <w:r>
+              <w:rPr>
+                <w:rFonts w:cstheme="minorHAnsi"/>
+              </w:rPr>
+              <w:t>65536</w:t>
+            </w:r>
+            <w:r>
+              <w:rPr>
+                <w:rFonts w:cstheme="minorHAnsi"/>
+              </w:rPr>
+              <w:t>，</w:t>
+            </w:r>
+            <w:r>
+              <w:rPr>
+                <w:rFonts w:cstheme="minorHAnsi"/>
+              </w:rPr>
+              <w:t>131072</w:t>
+            </w:r>
+            <w:r>
+              <w:rPr>
+                <w:rFonts w:cstheme="minorHAnsi"/>
+              </w:rPr>
+              <w:t>，</w:t>
+            </w:r>
+            <w:r>
+              <w:rPr>
+                <w:rFonts w:cstheme="minorHAnsi"/>
+              </w:rPr>
+              <w:t>262144</w:t>
+            </w:r>
+            <w:r>
+              <w:rPr>
+                <w:rFonts w:cstheme="minorHAnsi"/>
+              </w:rPr>
+              <w:t>，</w:t>
+            </w:r>
+            <w:r>
+              <w:rPr>
+                <w:rFonts w:cstheme="minorHAnsi"/>
+              </w:rPr>
+              <w:t>524288</w:t>
+            </w:r>
+            <w:r>
+              <w:rPr>
+                <w:rFonts w:cstheme="minorHAnsi"/>
+              </w:rPr>
+              <w:t>之一，</w:t>
+            </w:r>
+            <w:r>
+              <w:rPr>
+                <w:rFonts w:cstheme="minorHAnsi"/>
+              </w:rPr>
+              <w:t>0</w:t>
+            </w:r>
+            <w:r>
+              <w:rPr>
+                <w:rFonts w:cstheme="minorHAnsi"/>
+              </w:rPr>
+              <w:t>即为默认值</w:t>
+            </w:r>
+            <w:r>
+              <w:rPr>
+                <w:rFonts w:cstheme="minorHAnsi"/>
+              </w:rPr>
+              <w:t>262144</w:t>
+            </w:r>
+            <w:r>
+              <w:rPr>
+                <w:rFonts w:cstheme="minorHAnsi"/>
+              </w:rPr>
+              <w:t>。</w:t>
+            </w:r>
+          </w:p>
+          <w:p>
+            <w:pPr>
+              <w:ind w:left="0"/>
+              <w:rPr>
+                <w:rFonts w:cstheme="minorHAnsi" w:hint="eastAsia"/>
+              </w:rPr>
+            </w:pPr>
+            <w:r>
+              <w:rPr>
+                <w:rFonts w:cstheme="minorHAnsi" w:hint="eastAsia"/>
+              </w:rPr>
+              <w:t>默认值：</w:t>
+            </w:r>
+            <w:r>
+              <w:rPr>
+                <w:rFonts w:cstheme="minorHAnsi" w:hint="eastAsia"/>
+              </w:rPr>
+              <w:t>262144</w:t>
+            </w:r>
+          </w:p>
+        </w:tc>
+        <w:tc>
+          <w:tcPr>
+            <w:tcW w:w="2568" w:type="dxa"/>
+          </w:tcPr>
+          <w:p>
+            <w:pPr>
+              <w:ind w:left="0"/>
+              <w:rPr>
+                <w:rFonts w:cstheme="minorHAnsi" w:hint="eastAsia"/>
               </w:rPr>
             </w:pPr>
             <w:r>
@@ -2746,99 +2782,71 @@
         </w:trPr>
         <w:tc>
           <w:tcPr>
-            <w:tcW w:w="2016" w:type="dxa"/>
-          </w:tcPr>
-          <w:p>
-            <w:pPr>
-              <w:ind w:left="0"/>
-              <w:rPr>
-                <w:rFonts w:cstheme="minorHAnsi"/>
-              </w:rPr>
-            </w:pPr>
-            <w:proofErr w:type="spellStart"/>
-            <w:r>
-              <w:rPr>
-                <w:rFonts w:cstheme="minorHAnsi" w:hint="eastAsia"/>
-              </w:rPr>
-              <w:t>DataLocation</w:t>
-            </w:r>
-            <w:proofErr w:type="spellEnd"/>
-          </w:p>
-        </w:tc>
-        <w:tc>
-          <w:tcPr>
-            <w:tcW w:w="3380" w:type="dxa"/>
-          </w:tcPr>
-          <w:p>
-            <w:pPr>
-              <w:ind w:left="0"/>
-              <w:rPr>
-                <w:rFonts w:cstheme="minorHAnsi"/>
-              </w:rPr>
-            </w:pPr>
-            <w:r>
-              <w:rPr>
-                <w:rFonts w:hint="eastAsia"/>
-              </w:rPr>
-              <w:t>指定</w:t>
-            </w:r>
-            <w:r>
-              <w:rPr>
-                <w:rFonts w:cstheme="minorHAnsi" w:hint="eastAsia"/>
-              </w:rPr>
-              <w:t>模式</w:t>
-            </w:r>
-            <w:commentRangeStart w:id="6"/>
-            <w:r>
-              <w:rPr>
-                <w:rFonts w:cstheme="minorHAnsi" w:hint="eastAsia"/>
-              </w:rPr>
-              <w:t>：对象数据的集合空间</w:t>
-            </w:r>
-            <w:r>
-              <w:rPr>
-                <w:rFonts w:cstheme="minorHAnsi" w:hint="eastAsia"/>
-              </w:rPr>
-              <w:t>+</w:t>
-            </w:r>
-            <w:r>
-              <w:rPr>
-                <w:rFonts w:cstheme="minorHAnsi" w:hint="eastAsia"/>
-              </w:rPr>
-              <w:t>集</w:t>
-            </w:r>
-            <w:commentRangeEnd w:id="6"/>
-            <w:r>
-              <w:rPr>
-                <w:rStyle w:val="af"/>
-              </w:rPr>
-              <w:commentReference w:id="6"/>
-            </w:r>
-            <w:r>
-              <w:rPr>
-                <w:rFonts w:cstheme="minorHAnsi" w:hint="eastAsia"/>
-              </w:rPr>
-              <w:t>合</w:t>
-            </w:r>
-            <w:r>
-              <w:rPr>
-                <w:rFonts w:cstheme="minorHAnsi" w:hint="eastAsia"/>
-              </w:rPr>
-              <w:t>名称</w:t>
-            </w:r>
-          </w:p>
-          <w:p>
-            <w:pPr>
-              <w:ind w:left="0"/>
-              <w:rPr>
-                <w:rFonts w:cstheme="minorHAnsi"/>
-              </w:rPr>
-            </w:pPr>
-            <w:r>
-              <w:rPr>
-                <w:rFonts w:cstheme="minorHAnsi" w:hint="eastAsia"/>
-              </w:rPr>
-              <w:t>Type</w:t>
+            <w:tcW w:w="1969" w:type="dxa"/>
+          </w:tcPr>
+          <w:p>
+            <w:pPr>
+              <w:ind w:left="0"/>
+              <w:rPr>
+                <w:rFonts w:cstheme="minorHAnsi" w:hint="eastAsia"/>
+              </w:rPr>
+            </w:pPr>
+            <w:r>
+              <w:rPr>
+                <w:rFonts w:cstheme="minorHAnsi"/>
+              </w:rPr>
+              <w:t>DataReplSize</w:t>
+            </w:r>
+          </w:p>
+        </w:tc>
+        <w:tc>
+          <w:tcPr>
+            <w:tcW w:w="3402" w:type="dxa"/>
+          </w:tcPr>
+          <w:p>
+            <w:pPr>
+              <w:ind w:left="0"/>
+              <w:rPr>
+                <w:rFonts w:cstheme="minorHAnsi" w:hint="eastAsia"/>
+              </w:rPr>
+            </w:pPr>
+            <w:r>
+              <w:rPr>
+                <w:rFonts w:cstheme="minorHAnsi" w:hint="eastAsia"/>
+              </w:rPr>
+              <w:t>对象集合的</w:t>
+            </w:r>
+            <w:r>
+              <w:rPr>
+                <w:rFonts w:cstheme="minorHAnsi" w:hint="eastAsia"/>
+              </w:rPr>
+              <w:t>ReplSize</w:t>
+            </w:r>
+            <w:r>
+              <w:rPr>
+                <w:rFonts w:cstheme="minorHAnsi" w:hint="eastAsia"/>
+              </w:rPr>
+              <w:t>，写操作同步的副本数</w:t>
+            </w:r>
+          </w:p>
+          <w:p>
+            <w:pPr>
+              <w:ind w:left="0"/>
+              <w:rPr>
+                <w:rFonts w:cstheme="minorHAnsi" w:hint="eastAsia"/>
+              </w:rPr>
+            </w:pPr>
+            <w:r>
+              <w:rPr>
+                <w:rFonts w:cstheme="minorHAnsi" w:hint="eastAsia"/>
+              </w:rPr>
+              <w:t>有效</w:t>
+            </w:r>
+            <w:r>
+              <w:rPr>
+                <w:rFonts w:cstheme="minorHAnsi" w:hint="eastAsia"/>
+              </w:rPr>
+              <w:t>值</w:t>
             </w:r>
             <w:r>
               <w:rPr>
@@ -2850,63 +2858,218 @@
               <w:rPr>
                 <w:rFonts w:cstheme="minorHAnsi" w:hint="eastAsia"/>
               </w:rPr>
-              <w:t xml:space="preserve">String </w:t>
-            </w:r>
-          </w:p>
-          <w:p>
-            <w:pPr>
-              <w:ind w:left="0"/>
-              <w:rPr>
-                <w:rFonts w:cstheme="minorHAnsi"/>
-              </w:rPr>
-            </w:pPr>
-            <w:r>
-              <w:rPr>
-                <w:rFonts w:cstheme="minorHAnsi"/>
-              </w:rPr>
-              <w:t>E</w:t>
-            </w:r>
-            <w:r>
-              <w:rPr>
-                <w:rFonts w:cstheme="minorHAnsi" w:hint="eastAsia"/>
-              </w:rPr>
-              <w:t>xample</w:t>
-            </w:r>
-            <w:r>
-              <w:rPr>
-                <w:rFonts w:cstheme="minorHAnsi"/>
-              </w:rPr>
-              <w:t xml:space="preserve"> : </w:t>
-            </w:r>
-            <w:r>
-              <w:rPr>
-                <w:rFonts w:cstheme="minorHAnsi" w:hint="eastAsia"/>
-              </w:rPr>
-              <w:t>CS</w:t>
-            </w:r>
-            <w:r>
-              <w:rPr>
-                <w:rFonts w:cstheme="minorHAnsi"/>
-              </w:rPr>
-              <w:t>.</w:t>
-            </w:r>
-            <w:r>
-              <w:rPr>
-                <w:rFonts w:cstheme="minorHAnsi" w:hint="eastAsia"/>
-              </w:rPr>
-              <w:t>CL</w:t>
-            </w:r>
-          </w:p>
-        </w:tc>
-        <w:tc>
-          <w:tcPr>
-            <w:tcW w:w="2543" w:type="dxa"/>
-          </w:tcPr>
-          <w:p>
-            <w:pPr>
-              <w:ind w:left="0"/>
-              <w:rPr>
-                <w:rFonts w:cstheme="minorHAnsi"/>
+              <w:t>-</w:t>
+            </w:r>
+            <w:r>
+              <w:rPr>
+                <w:rFonts w:cstheme="minorHAnsi"/>
+              </w:rPr>
+              <w:t>1</w:t>
+            </w:r>
+            <w:r>
+              <w:rPr>
+                <w:rFonts w:cstheme="minorHAnsi" w:hint="eastAsia"/>
+              </w:rPr>
+              <w:t>，</w:t>
+            </w:r>
+            <w:r>
+              <w:rPr>
+                <w:rFonts w:cstheme="minorHAnsi" w:hint="eastAsia"/>
+              </w:rPr>
+              <w:t xml:space="preserve"> 0</w:t>
+            </w:r>
+            <w:r>
+              <w:rPr>
+                <w:rFonts w:cstheme="minorHAnsi" w:hint="eastAsia"/>
+              </w:rPr>
+              <w:t>，</w:t>
+            </w:r>
+            <w:r>
+              <w:rPr>
+                <w:rFonts w:cstheme="minorHAnsi" w:hint="eastAsia"/>
+              </w:rPr>
+              <w:t xml:space="preserve"> 1-</w:t>
+            </w:r>
+            <w:r>
+              <w:rPr>
+                <w:rFonts w:cstheme="minorHAnsi"/>
+              </w:rPr>
+              <w:t>7</w:t>
+            </w:r>
+          </w:p>
+          <w:p>
+            <w:pPr>
+              <w:ind w:left="0"/>
+              <w:rPr>
+                <w:rFonts w:cstheme="minorHAnsi"/>
+              </w:rPr>
+            </w:pPr>
+            <w:r>
+              <w:rPr>
+                <w:rFonts w:cstheme="minorHAnsi" w:hint="eastAsia"/>
+              </w:rPr>
+              <w:t>默认值：</w:t>
+            </w:r>
+            <w:r>
+              <w:rPr>
+                <w:rFonts w:cstheme="minorHAnsi" w:hint="eastAsia"/>
+              </w:rPr>
+              <w:t>-</w:t>
+            </w:r>
+            <w:r>
+              <w:rPr>
+                <w:rFonts w:cstheme="minorHAnsi"/>
+              </w:rPr>
+              <w:t>1.</w:t>
+            </w:r>
+          </w:p>
+          <w:p>
+            <w:pPr>
+              <w:numPr>
+                <w:ilvl w:val="0"/>
+                <w:numId w:val="48"/>
+              </w:numPr>
+              <w:shd w:val="clear" w:color="auto" w:fill="FFFFFF"/>
+              <w:spacing w:before="75" w:line="330" w:lineRule="atLeast"/>
+              <w:ind w:left="450"/>
+              <w:jc w:val="left"/>
+              <w:rPr>
+                <w:rFonts w:cstheme="minorHAnsi"/>
+              </w:rPr>
+            </w:pPr>
+            <w:r>
+              <w:rPr>
+                <w:rFonts w:cstheme="minorHAnsi"/>
+              </w:rPr>
+              <w:t>-1</w:t>
+            </w:r>
+            <w:r>
+              <w:rPr>
+                <w:rFonts w:cstheme="minorHAnsi"/>
+              </w:rPr>
+              <w:t>：表示写请求需同步到该复制组</w:t>
+            </w:r>
+            <w:r>
+              <w:rPr>
+                <w:rFonts w:cstheme="minorHAnsi" w:hint="eastAsia"/>
+              </w:rPr>
+              <w:t>的</w:t>
+            </w:r>
+            <w:r>
+              <w:rPr>
+                <w:rFonts w:cstheme="minorHAnsi"/>
+              </w:rPr>
+              <w:t>活跃</w:t>
+            </w:r>
+            <w:r>
+              <w:rPr>
+                <w:rFonts w:cstheme="minorHAnsi"/>
+              </w:rPr>
+              <w:t>节点之后，数据库写操作才</w:t>
+            </w:r>
+            <w:r>
+              <w:rPr>
+                <w:rFonts w:cstheme="minorHAnsi"/>
+              </w:rPr>
+              <w:t xml:space="preserve"> </w:t>
+            </w:r>
+            <w:r>
+              <w:rPr>
+                <w:rFonts w:cstheme="minorHAnsi"/>
+              </w:rPr>
+              <w:t>返回应答给客户端。</w:t>
+            </w:r>
+          </w:p>
+          <w:p>
+            <w:pPr>
+              <w:numPr>
+                <w:ilvl w:val="0"/>
+                <w:numId w:val="48"/>
+              </w:numPr>
+              <w:shd w:val="clear" w:color="auto" w:fill="FFFFFF"/>
+              <w:spacing w:before="75" w:line="330" w:lineRule="atLeast"/>
+              <w:ind w:left="450"/>
+              <w:jc w:val="left"/>
+              <w:rPr>
+                <w:rFonts w:cstheme="minorHAnsi"/>
+              </w:rPr>
+            </w:pPr>
+            <w:r>
+              <w:rPr>
+                <w:rFonts w:cstheme="minorHAnsi"/>
+              </w:rPr>
+              <w:t>0</w:t>
+            </w:r>
+            <w:r>
+              <w:rPr>
+                <w:rFonts w:cstheme="minorHAnsi"/>
+              </w:rPr>
+              <w:t>：表示写请求需同步到该复制组的所有节点之后，数据库写操作才返回应答给客户端。</w:t>
+            </w:r>
+          </w:p>
+          <w:p>
+            <w:pPr>
+              <w:numPr>
+                <w:ilvl w:val="0"/>
+                <w:numId w:val="48"/>
+              </w:numPr>
+              <w:shd w:val="clear" w:color="auto" w:fill="FFFFFF"/>
+              <w:spacing w:before="75" w:line="330" w:lineRule="atLeast"/>
+              <w:ind w:left="450"/>
+              <w:jc w:val="left"/>
+              <w:rPr>
+                <w:rFonts w:cstheme="minorHAnsi"/>
+              </w:rPr>
+            </w:pPr>
+            <w:r>
+              <w:rPr>
+                <w:rFonts w:cstheme="minorHAnsi"/>
+              </w:rPr>
+              <w:t>1 - 7</w:t>
+            </w:r>
+            <w:r>
+              <w:rPr>
+                <w:rFonts w:cstheme="minorHAnsi"/>
+              </w:rPr>
+              <w:t>：表示写请求需同步到该复制组指定数量</w:t>
+            </w:r>
+            <w:r>
+              <w:rPr>
+                <w:rFonts w:cstheme="minorHAnsi"/>
+              </w:rPr>
+              <w:t>节点之后，数据库写操作</w:t>
+            </w:r>
+            <w:r>
+              <w:rPr>
+                <w:rFonts w:cstheme="minorHAnsi"/>
+              </w:rPr>
+              <w:t xml:space="preserve"> </w:t>
+            </w:r>
+            <w:r>
+              <w:rPr>
+                <w:rFonts w:cstheme="minorHAnsi"/>
+              </w:rPr>
+              <w:t>才返回应答给客户端。</w:t>
+            </w:r>
+          </w:p>
+          <w:p>
+            <w:pPr>
+              <w:ind w:left="0"/>
+              <w:rPr>
+                <w:rFonts w:cstheme="minorHAnsi" w:hint="eastAsia"/>
+              </w:rPr>
+            </w:pPr>
+          </w:p>
+        </w:tc>
+        <w:tc>
+          <w:tcPr>
+            <w:tcW w:w="2568" w:type="dxa"/>
+          </w:tcPr>
+          <w:p>
+            <w:pPr>
+              <w:ind w:left="0"/>
+              <w:rPr>
+                <w:rFonts w:cstheme="minorHAnsi" w:hint="eastAsia"/>
               </w:rPr>
             </w:pPr>
             <w:r>
@@ -2933,14 +3096,12 @@
                 <w:rFonts w:cstheme="minorHAnsi"/>
               </w:rPr>
             </w:pPr>
-            <w:proofErr w:type="spellStart"/>
-            <w:r>
-              <w:rPr>
-                <w:rFonts w:cstheme="minorHAnsi" w:hint="eastAsia"/>
-              </w:rPr>
-              <w:t>MetaLocation</w:t>
-            </w:r>
-            <w:proofErr w:type="spellEnd"/>
+            <w:r>
+              <w:rPr>
+                <w:rFonts w:cstheme="minorHAnsi" w:hint="eastAsia"/>
+              </w:rPr>
+              <w:t>MetaDomain</w:t>
+            </w:r>
           </w:p>
         </w:tc>
         <w:tc>
@@ -2956,33 +3117,27 @@
             </w:pPr>
             <w:r>
               <w:rPr>
-                <w:rFonts w:hint="eastAsia"/>
-              </w:rPr>
-              <w:t>指定</w:t>
-            </w:r>
-            <w:r>
-              <w:rPr>
-                <w:rFonts w:cstheme="minorHAnsi" w:hint="eastAsia"/>
-              </w:rPr>
-              <w:t>模式：元数据的集合空间</w:t>
-            </w:r>
-            <w:r>
-              <w:rPr>
-                <w:rFonts w:cstheme="minorHAnsi" w:hint="eastAsia"/>
-              </w:rPr>
-              <w:t>+</w:t>
-            </w:r>
-            <w:r>
-              <w:rPr>
-                <w:rFonts w:cstheme="minorHAnsi" w:hint="eastAsia"/>
-              </w:rPr>
-              <w:t>集合</w:t>
-            </w:r>
-            <w:r>
-              <w:rPr>
-                <w:rFonts w:cstheme="minorHAnsi" w:hint="eastAsia"/>
-              </w:rPr>
-              <w:t>名称</w:t>
+                <w:rFonts w:cstheme="minorHAnsi" w:hint="eastAsia"/>
+              </w:rPr>
+              <w:t>ShardingType</w:t>
+            </w:r>
+            <w:r>
+              <w:rPr>
+                <w:rFonts w:cstheme="minorHAnsi" w:hint="eastAsia"/>
+              </w:rPr>
+              <w:t>模式：元数据集合空间</w:t>
+            </w:r>
+            <w:r>
+              <w:rPr>
+                <w:rFonts w:cstheme="minorHAnsi" w:hint="eastAsia"/>
+              </w:rPr>
+              <w:t>所属</w:t>
+            </w:r>
+            <w:r>
+              <w:rPr>
+                <w:rFonts w:cstheme="minorHAnsi" w:hint="eastAsia"/>
+              </w:rPr>
+              <w:t>域，若不填写，则使用系统域</w:t>
             </w:r>
           </w:p>
           <w:p>
@@ -3008,51 +3163,7 @@
               <w:rPr>
                 <w:rFonts w:cstheme="minorHAnsi" w:hint="eastAsia"/>
               </w:rPr>
-              <w:t xml:space="preserve">String </w:t>
-            </w:r>
-          </w:p>
-          <w:p>
-            <w:pPr>
-              <w:ind w:left="0"/>
-              <w:rPr>
-                <w:rFonts w:cstheme="minorHAnsi"/>
-              </w:rPr>
-            </w:pPr>
-            <w:r>
-              <w:rPr>
-                <w:rFonts w:cstheme="minorHAnsi"/>
-              </w:rPr>
-              <w:t>E</w:t>
-            </w:r>
-            <w:r>
-              <w:rPr>
-                <w:rFonts w:cstheme="minorHAnsi" w:hint="eastAsia"/>
-              </w:rPr>
-              <w:t xml:space="preserve">xample </w:t>
-            </w:r>
-            <w:r>
-              <w:rPr>
-                <w:rFonts w:cstheme="minorHAnsi"/>
-              </w:rPr>
-              <w:t xml:space="preserve">: </w:t>
-            </w:r>
-            <w:r>
-              <w:rPr>
-                <w:rFonts w:cstheme="minorHAnsi" w:hint="eastAsia"/>
-              </w:rPr>
-              <w:t>CS</w:t>
-            </w:r>
-            <w:r>
-              <w:rPr>
-                <w:rFonts w:cstheme="minorHAnsi"/>
-              </w:rPr>
-              <w:t>.</w:t>
-            </w:r>
-            <w:r>
-              <w:rPr>
-                <w:rFonts w:cstheme="minorHAnsi" w:hint="eastAsia"/>
-              </w:rPr>
-              <w:t>CL</w:t>
+              <w:t>String</w:t>
             </w:r>
           </w:p>
         </w:tc>
@@ -3091,14 +3202,333 @@
                 <w:rFonts w:cstheme="minorHAnsi"/>
               </w:rPr>
             </w:pPr>
-            <w:proofErr w:type="spellStart"/>
-            <w:r>
-              <w:rPr>
-                <w:rFonts w:cstheme="minorHAnsi" w:hint="eastAsia"/>
-              </w:rPr>
+            <w:r>
+              <w:rPr>
+                <w:rFonts w:cstheme="minorHAnsi" w:hint="eastAsia"/>
+              </w:rPr>
+              <w:t>DataLocation</w:t>
+            </w:r>
+          </w:p>
+        </w:tc>
+        <w:tc>
+          <w:tcPr>
+            <w:tcW w:w="3380" w:type="dxa"/>
+          </w:tcPr>
+          <w:p>
+            <w:pPr>
+              <w:ind w:left="0"/>
+              <w:rPr>
+                <w:rFonts w:cstheme="minorHAnsi"/>
+              </w:rPr>
+            </w:pPr>
+            <w:r>
+              <w:rPr>
+                <w:rFonts w:hint="eastAsia"/>
+              </w:rPr>
+              <w:t>指定</w:t>
+            </w:r>
+            <w:r>
+              <w:rPr>
+                <w:rFonts w:cstheme="minorHAnsi" w:hint="eastAsia"/>
+              </w:rPr>
+              <w:t>模式</w:t>
+            </w:r>
+            <w:r>
+              <w:rPr>
+                <w:rFonts w:cstheme="minorHAnsi" w:hint="eastAsia"/>
+              </w:rPr>
+              <w:t>：对象数据的集合空间</w:t>
+            </w:r>
+            <w:r>
+              <w:rPr>
+                <w:rFonts w:cstheme="minorHAnsi" w:hint="eastAsia"/>
+              </w:rPr>
+              <w:t>+</w:t>
+            </w:r>
+            <w:r>
+              <w:rPr>
+                <w:rFonts w:cstheme="minorHAnsi" w:hint="eastAsia"/>
+              </w:rPr>
+              <w:t>集合</w:t>
+            </w:r>
+            <w:r>
+              <w:rPr>
+                <w:rFonts w:cstheme="minorHAnsi" w:hint="eastAsia"/>
+              </w:rPr>
+              <w:t>名称</w:t>
+            </w:r>
+          </w:p>
+          <w:p>
+            <w:pPr>
+              <w:ind w:left="0"/>
+              <w:rPr>
+                <w:rFonts w:cstheme="minorHAnsi"/>
+              </w:rPr>
+            </w:pPr>
+            <w:r>
+              <w:rPr>
+                <w:rFonts w:cstheme="minorHAnsi" w:hint="eastAsia"/>
+              </w:rPr>
+              <w:t>Type</w:t>
+            </w:r>
+            <w:r>
+              <w:rPr>
+                <w:rFonts w:cstheme="minorHAnsi" w:hint="eastAsia"/>
+              </w:rPr>
+              <w:t>：</w:t>
+            </w:r>
+            <w:r>
+              <w:rPr>
+                <w:rFonts w:cstheme="minorHAnsi" w:hint="eastAsia"/>
+              </w:rPr>
+              <w:t xml:space="preserve">String </w:t>
+            </w:r>
+          </w:p>
+          <w:p>
+            <w:pPr>
+              <w:ind w:left="0"/>
+              <w:rPr>
+                <w:rFonts w:cstheme="minorHAnsi"/>
+              </w:rPr>
+            </w:pPr>
+            <w:r>
+              <w:rPr>
+                <w:rFonts w:cstheme="minorHAnsi"/>
+              </w:rPr>
+              <w:t>E</w:t>
+            </w:r>
+            <w:r>
+              <w:rPr>
+                <w:rFonts w:cstheme="minorHAnsi" w:hint="eastAsia"/>
+              </w:rPr>
+              <w:t>xample</w:t>
+            </w:r>
+            <w:r>
+              <w:rPr>
+                <w:rFonts w:cstheme="minorHAnsi"/>
+              </w:rPr>
+              <w:t xml:space="preserve"> : </w:t>
+            </w:r>
+            <w:r>
+              <w:rPr>
+                <w:rFonts w:cstheme="minorHAnsi" w:hint="eastAsia"/>
+              </w:rPr>
+              <w:t>CS</w:t>
+            </w:r>
+            <w:r>
+              <w:rPr>
+                <w:rFonts w:cstheme="minorHAnsi"/>
+              </w:rPr>
+              <w:t>.</w:t>
+            </w:r>
+            <w:r>
+              <w:rPr>
+                <w:rFonts w:cstheme="minorHAnsi" w:hint="eastAsia"/>
+              </w:rPr>
+              <w:t>CL</w:t>
+            </w:r>
+          </w:p>
+        </w:tc>
+        <w:tc>
+          <w:tcPr>
+            <w:tcW w:w="2543" w:type="dxa"/>
+          </w:tcPr>
+          <w:p>
+            <w:pPr>
+              <w:ind w:left="0"/>
+              <w:rPr>
+                <w:rFonts w:cstheme="minorHAnsi"/>
+              </w:rPr>
+            </w:pPr>
+            <w:r>
+              <w:rPr>
+                <w:rFonts w:cstheme="minorHAnsi" w:hint="eastAsia"/>
+              </w:rPr>
+              <w:t>No</w:t>
+            </w:r>
+          </w:p>
+        </w:tc>
+      </w:tr>
+      <w:tr>
+        <w:trPr>
+          <w:trHeight w:val="514"/>
+        </w:trPr>
+        <w:tc>
+          <w:tcPr>
+            <w:tcW w:w="2016" w:type="dxa"/>
+          </w:tcPr>
+          <w:p>
+            <w:pPr>
+              <w:ind w:left="0"/>
+              <w:rPr>
+                <w:rFonts w:cstheme="minorHAnsi"/>
+              </w:rPr>
+            </w:pPr>
+            <w:r>
+              <w:rPr>
+                <w:rFonts w:cstheme="minorHAnsi" w:hint="eastAsia"/>
+              </w:rPr>
+              <w:t>MetaLocation</w:t>
+            </w:r>
+          </w:p>
+        </w:tc>
+        <w:tc>
+          <w:tcPr>
+            <w:tcW w:w="3380" w:type="dxa"/>
+          </w:tcPr>
+          <w:p>
+            <w:pPr>
+              <w:ind w:left="0"/>
+              <w:rPr>
+                <w:rFonts w:cstheme="minorHAnsi"/>
+              </w:rPr>
+            </w:pPr>
+            <w:r>
+              <w:rPr>
+                <w:rFonts w:hint="eastAsia"/>
+              </w:rPr>
+              <w:t>指定</w:t>
+            </w:r>
+            <w:r>
+              <w:rPr>
+                <w:rFonts w:cstheme="minorHAnsi" w:hint="eastAsia"/>
+              </w:rPr>
+              <w:t>模式：元数据的集合空间</w:t>
+            </w:r>
+            <w:r>
+              <w:rPr>
+                <w:rFonts w:cstheme="minorHAnsi" w:hint="eastAsia"/>
+              </w:rPr>
+              <w:t>+</w:t>
+            </w:r>
+            <w:r>
+              <w:rPr>
+                <w:rFonts w:cstheme="minorHAnsi" w:hint="eastAsia"/>
+              </w:rPr>
+              <w:t>集合</w:t>
+            </w:r>
+            <w:r>
+              <w:rPr>
+                <w:rFonts w:cstheme="minorHAnsi" w:hint="eastAsia"/>
+              </w:rPr>
+              <w:t>名称</w:t>
+            </w:r>
+          </w:p>
+          <w:p>
+            <w:pPr>
+              <w:ind w:left="0"/>
+              <w:rPr>
+                <w:rFonts w:cstheme="minorHAnsi"/>
+              </w:rPr>
+            </w:pPr>
+            <w:r>
+              <w:rPr>
+                <w:rFonts w:cstheme="minorHAnsi" w:hint="eastAsia"/>
+              </w:rPr>
+              <w:t>Type</w:t>
+            </w:r>
+            <w:r>
+              <w:rPr>
+                <w:rFonts w:cstheme="minorHAnsi" w:hint="eastAsia"/>
+              </w:rPr>
+              <w:t>：</w:t>
+            </w:r>
+            <w:r>
+              <w:rPr>
+                <w:rFonts w:cstheme="minorHAnsi" w:hint="eastAsia"/>
+              </w:rPr>
+              <w:t xml:space="preserve">String </w:t>
+            </w:r>
+          </w:p>
+          <w:p>
+            <w:pPr>
+              <w:ind w:left="0"/>
+              <w:rPr>
+                <w:rFonts w:cstheme="minorHAnsi"/>
+              </w:rPr>
+            </w:pPr>
+            <w:r>
+              <w:rPr>
+                <w:rFonts w:cstheme="minorHAnsi"/>
+              </w:rPr>
+              <w:lastRenderedPageBreak/>
+              <w:t>E</w:t>
+            </w:r>
+            <w:r>
+              <w:rPr>
+                <w:rFonts w:cstheme="minorHAnsi" w:hint="eastAsia"/>
+              </w:rPr>
+              <w:t xml:space="preserve">xample </w:t>
+            </w:r>
+            <w:r>
+              <w:rPr>
+                <w:rFonts w:cstheme="minorHAnsi"/>
+              </w:rPr>
+              <w:t xml:space="preserve">: </w:t>
+            </w:r>
+            <w:r>
+              <w:rPr>
+                <w:rFonts w:cstheme="minorHAnsi" w:hint="eastAsia"/>
+              </w:rPr>
+              <w:t>CS</w:t>
+            </w:r>
+            <w:r>
+              <w:rPr>
+                <w:rFonts w:cstheme="minorHAnsi"/>
+              </w:rPr>
+              <w:t>.</w:t>
+            </w:r>
+            <w:r>
+              <w:rPr>
+                <w:rFonts w:cstheme="minorHAnsi" w:hint="eastAsia"/>
+              </w:rPr>
+              <w:t>CL</w:t>
+            </w:r>
+          </w:p>
+        </w:tc>
+        <w:tc>
+          <w:tcPr>
+            <w:tcW w:w="2543" w:type="dxa"/>
+          </w:tcPr>
+          <w:p>
+            <w:pPr>
+              <w:ind w:left="0"/>
+              <w:rPr>
+                <w:rFonts w:cstheme="minorHAnsi"/>
+              </w:rPr>
+            </w:pPr>
+            <w:r>
+              <w:rPr>
+                <w:rFonts w:cstheme="minorHAnsi" w:hint="eastAsia"/>
+              </w:rPr>
+              <w:lastRenderedPageBreak/>
+              <w:t>No</w:t>
+            </w:r>
+          </w:p>
+        </w:tc>
+      </w:tr>
+      <w:tr>
+        <w:trPr>
+          <w:trHeight w:val="514"/>
+        </w:trPr>
+        <w:tc>
+          <w:tcPr>
+            <w:tcW w:w="2016" w:type="dxa"/>
+          </w:tcPr>
+          <w:p>
+            <w:pPr>
+              <w:ind w:left="0"/>
+              <w:rPr>
+                <w:rFonts w:cstheme="minorHAnsi"/>
+              </w:rPr>
+            </w:pPr>
+            <w:r>
+              <w:rPr>
+                <w:rFonts w:cstheme="minorHAnsi" w:hint="eastAsia"/>
+              </w:rPr>
+              <w:lastRenderedPageBreak/>
               <w:t>MetaHisLocation</w:t>
             </w:r>
-            <w:proofErr w:type="spellEnd"/>
           </w:p>
         </w:tc>
         <w:tc>
@@ -3267,14 +3697,12 @@
         </w:rPr>
         <w:t>（</w:t>
       </w:r>
-      <w:proofErr w:type="spellStart"/>
       <w:r>
         <w:rPr>
           <w:rFonts w:cstheme="minorHAnsi" w:hint="eastAsia"/>
         </w:rPr>
         <w:t>ShardingType</w:t>
       </w:r>
-      <w:proofErr w:type="spellEnd"/>
       <w:r>
         <w:rPr>
           <w:rFonts w:cstheme="minorHAnsi" w:hint="eastAsia"/>
@@ -3340,7 +3768,6 @@
               </w:rPr>
               <w:t>{</w:t>
             </w:r>
-            <w:proofErr w:type="spellStart"/>
             <w:r>
               <w:rPr>
                 <w:rFonts w:cstheme="minorHAnsi" w:hint="eastAsia"/>
@@ -3348,7 +3775,6 @@
               </w:rPr>
               <w:t>regionname</w:t>
             </w:r>
-            <w:proofErr w:type="spellEnd"/>
             <w:r>
               <w:rPr>
                 <w:rFonts w:cstheme="minorHAnsi" w:hint="eastAsia"/>
@@ -3452,7 +3878,6 @@
               </w:rPr>
               <w:t>&lt;</w:t>
             </w:r>
-            <w:proofErr w:type="spellStart"/>
             <w:r>
               <w:rPr>
                 <w:rFonts w:cstheme="minorHAnsi" w:hint="eastAsia"/>
@@ -3465,256 +3890,230 @@
                 <w:rFonts w:cstheme="minorHAnsi"/>
                 <w:i/>
               </w:rPr>
+              <w:t>Configuration&gt;</w:t>
+            </w:r>
+          </w:p>
+          <w:p>
+            <w:pPr>
+              <w:ind w:left="0"/>
+              <w:rPr>
+                <w:rFonts w:cstheme="minorHAnsi"/>
+                <w:i/>
+              </w:rPr>
+            </w:pPr>
+            <w:r>
+              <w:rPr>
+                <w:rFonts w:cstheme="minorHAnsi"/>
+                <w:i/>
+              </w:rPr>
+              <w:t xml:space="preserve">   &lt;</w:t>
+            </w:r>
+            <w:r>
+              <w:rPr>
+                <w:rFonts w:cstheme="minorHAnsi" w:hint="eastAsia"/>
+                <w:i/>
+                <w:color w:val="000000" w:themeColor="text1"/>
+              </w:rPr>
+              <w:t>DataCSShardingType</w:t>
+            </w:r>
+            <w:r>
+              <w:rPr>
+                <w:rFonts w:cstheme="minorHAnsi"/>
+                <w:i/>
+              </w:rPr>
+              <w:t>&gt;</w:t>
+            </w:r>
+            <w:r>
+              <w:rPr>
+                <w:rFonts w:cstheme="minorHAnsi"/>
+                <w:i/>
+              </w:rPr>
+              <w:t>year</w:t>
+            </w:r>
+            <w:r>
+              <w:rPr>
+                <w:rFonts w:cstheme="minorHAnsi"/>
+                <w:i/>
+              </w:rPr>
+              <w:t>&lt;/</w:t>
+            </w:r>
+            <w:r>
+              <w:rPr>
+                <w:rFonts w:cstheme="minorHAnsi" w:hint="eastAsia"/>
+                <w:i/>
+                <w:color w:val="000000" w:themeColor="text1"/>
+              </w:rPr>
+              <w:t>DataCSShardingType</w:t>
+            </w:r>
+            <w:r>
+              <w:rPr>
+                <w:rFonts w:cstheme="minorHAnsi"/>
+                <w:i/>
+              </w:rPr>
+              <w:t>&gt;</w:t>
+            </w:r>
+          </w:p>
+          <w:p>
+            <w:pPr>
+              <w:ind w:left="0" w:firstLineChars="150" w:firstLine="315"/>
+              <w:rPr>
+                <w:rFonts w:cstheme="minorHAnsi"/>
+                <w:i/>
+              </w:rPr>
+            </w:pPr>
+            <w:r>
+              <w:rPr>
+                <w:rFonts w:cstheme="minorHAnsi"/>
+                <w:i/>
+              </w:rPr>
+              <w:t>&lt;</w:t>
+            </w:r>
+            <w:r>
+              <w:rPr>
+                <w:rFonts w:cstheme="minorHAnsi" w:hint="eastAsia"/>
+                <w:i/>
+              </w:rPr>
+              <w:t>DataCLShardingType</w:t>
+            </w:r>
+            <w:r>
+              <w:rPr>
+                <w:rFonts w:cstheme="minorHAnsi"/>
+                <w:i/>
+              </w:rPr>
+              <w:t>&gt;month&lt;/</w:t>
+            </w:r>
+            <w:r>
+              <w:rPr>
+                <w:rFonts w:cstheme="minorHAnsi" w:hint="eastAsia"/>
+                <w:i/>
+              </w:rPr>
+              <w:t>DataCLShardingType</w:t>
+            </w:r>
+            <w:r>
+              <w:rPr>
+                <w:rFonts w:cstheme="minorHAnsi"/>
+                <w:i/>
+              </w:rPr>
+              <w:t>&gt;</w:t>
+            </w:r>
+          </w:p>
+          <w:p>
+            <w:pPr>
+              <w:ind w:left="0" w:firstLineChars="150" w:firstLine="315"/>
+              <w:rPr>
+                <w:rFonts w:cstheme="minorHAnsi"/>
+                <w:i/>
+              </w:rPr>
+            </w:pPr>
+            <w:r>
+              <w:rPr>
+                <w:rFonts w:cstheme="minorHAnsi"/>
+                <w:i/>
+              </w:rPr>
+              <w:t>&lt;</w:t>
+            </w:r>
+            <w:r>
+              <w:rPr>
+                <w:rFonts w:cstheme="minorHAnsi" w:hint="eastAsia"/>
+                <w:i/>
+              </w:rPr>
+              <w:t>DataDomain</w:t>
+            </w:r>
+            <w:r>
+              <w:rPr>
+                <w:rFonts w:cstheme="minorHAnsi"/>
+                <w:i/>
+              </w:rPr>
+              <w:t>&gt;domain1&lt;/</w:t>
+            </w:r>
+            <w:r>
+              <w:rPr>
+                <w:rFonts w:cstheme="minorHAnsi" w:hint="eastAsia"/>
+                <w:i/>
+              </w:rPr>
+              <w:t>DataDomain</w:t>
+            </w:r>
+            <w:r>
+              <w:rPr>
+                <w:rFonts w:cstheme="minorHAnsi"/>
+                <w:i/>
+              </w:rPr>
+              <w:t>&gt;</w:t>
+            </w:r>
+          </w:p>
+          <w:p>
+            <w:pPr>
+              <w:ind w:left="0" w:firstLineChars="150" w:firstLine="315"/>
+              <w:rPr>
+                <w:rFonts w:cstheme="minorHAnsi"/>
+                <w:i/>
+              </w:rPr>
+            </w:pPr>
+            <w:r>
+              <w:rPr>
+                <w:rFonts w:cstheme="minorHAnsi"/>
+                <w:i/>
+              </w:rPr>
+              <w:t>&lt;</w:t>
+            </w:r>
+            <w:r>
+              <w:rPr>
+                <w:rFonts w:cstheme="minorHAnsi" w:hint="eastAsia"/>
+                <w:i/>
+              </w:rPr>
+              <w:t>MetaDomain</w:t>
+            </w:r>
+            <w:r>
+              <w:rPr>
+                <w:rFonts w:cstheme="minorHAnsi"/>
+                <w:i/>
+              </w:rPr>
+              <w:t>&gt;domain2&lt;/</w:t>
+            </w:r>
+            <w:r>
+              <w:rPr>
+                <w:rFonts w:cstheme="minorHAnsi" w:hint="eastAsia"/>
+                <w:i/>
+              </w:rPr>
+              <w:t>MetaDomain</w:t>
+            </w:r>
+            <w:r>
+              <w:rPr>
+                <w:rFonts w:cstheme="minorHAnsi"/>
+                <w:i/>
+              </w:rPr>
+              <w:t>&gt;</w:t>
+            </w:r>
+          </w:p>
+          <w:p>
+            <w:pPr>
+              <w:ind w:left="0"/>
+              <w:rPr>
+                <w:rFonts w:cstheme="minorHAnsi"/>
+                <w:i/>
+              </w:rPr>
+            </w:pPr>
+            <w:r>
+              <w:rPr>
+                <w:rFonts w:cstheme="minorHAnsi"/>
+                <w:i/>
+              </w:rPr>
+              <w:t>&lt;/</w:t>
+            </w:r>
+            <w:r>
+              <w:rPr>
+                <w:rFonts w:cstheme="minorHAnsi" w:hint="eastAsia"/>
+                <w:i/>
+              </w:rPr>
+              <w:t>Region</w:t>
+            </w:r>
+            <w:r>
+              <w:rPr>
+                <w:rFonts w:cstheme="minorHAnsi"/>
+                <w:i/>
+              </w:rPr>
               <w:t>Configuration</w:t>
             </w:r>
-            <w:proofErr w:type="spellEnd"/>
-            <w:r>
-              <w:rPr>
-                <w:rFonts w:cstheme="minorHAnsi"/>
-                <w:i/>
-              </w:rPr>
-              <w:t>&gt;</w:t>
-            </w:r>
-          </w:p>
-          <w:p>
-            <w:pPr>
-              <w:ind w:left="0"/>
-              <w:rPr>
-                <w:rFonts w:cstheme="minorHAnsi"/>
-                <w:i/>
-              </w:rPr>
-            </w:pPr>
-            <w:r>
-              <w:rPr>
-                <w:rFonts w:cstheme="minorHAnsi"/>
-                <w:i/>
-              </w:rPr>
-              <w:t xml:space="preserve">   &lt;</w:t>
-            </w:r>
-            <w:proofErr w:type="spellStart"/>
-            <w:r>
-              <w:rPr>
-                <w:rFonts w:cstheme="minorHAnsi" w:hint="eastAsia"/>
-                <w:i/>
-                <w:color w:val="000000" w:themeColor="text1"/>
-              </w:rPr>
-              <w:t>DataCSShardingType</w:t>
-            </w:r>
-            <w:proofErr w:type="spellEnd"/>
-            <w:r>
-              <w:rPr>
-                <w:rFonts w:cstheme="minorHAnsi"/>
-                <w:i/>
-              </w:rPr>
-              <w:t>&gt;</w:t>
-            </w:r>
-            <w:r>
-              <w:rPr>
-                <w:rFonts w:cstheme="minorHAnsi"/>
-                <w:i/>
-              </w:rPr>
-              <w:t>year</w:t>
-            </w:r>
-            <w:r>
-              <w:rPr>
-                <w:rFonts w:cstheme="minorHAnsi"/>
-                <w:i/>
-              </w:rPr>
-              <w:t>&lt;/</w:t>
-            </w:r>
-            <w:proofErr w:type="spellStart"/>
-            <w:r>
-              <w:rPr>
-                <w:rFonts w:cstheme="minorHAnsi" w:hint="eastAsia"/>
-                <w:i/>
-                <w:color w:val="000000" w:themeColor="text1"/>
-              </w:rPr>
-              <w:t>DataCSShardingType</w:t>
-            </w:r>
-            <w:proofErr w:type="spellEnd"/>
-            <w:r>
-              <w:rPr>
-                <w:rFonts w:cstheme="minorHAnsi"/>
-                <w:i/>
-              </w:rPr>
-              <w:t>&gt;</w:t>
-            </w:r>
-          </w:p>
-          <w:p>
-            <w:pPr>
-              <w:ind w:left="0" w:firstLineChars="150" w:firstLine="315"/>
-              <w:rPr>
-                <w:rFonts w:cstheme="minorHAnsi"/>
-                <w:i/>
-              </w:rPr>
-            </w:pPr>
-            <w:r>
-              <w:rPr>
-                <w:rFonts w:cstheme="minorHAnsi"/>
-                <w:i/>
-              </w:rPr>
-              <w:t>&lt;</w:t>
-            </w:r>
-            <w:proofErr w:type="spellStart"/>
-            <w:r>
-              <w:rPr>
-                <w:rFonts w:cstheme="minorHAnsi" w:hint="eastAsia"/>
-                <w:i/>
-              </w:rPr>
-              <w:t>DataCLShardingType</w:t>
-            </w:r>
-            <w:proofErr w:type="spellEnd"/>
-            <w:r>
-              <w:rPr>
-                <w:rFonts w:cstheme="minorHAnsi"/>
-                <w:i/>
-              </w:rPr>
-              <w:t>&gt;month&lt;/</w:t>
-            </w:r>
-            <w:proofErr w:type="spellStart"/>
-            <w:r>
-              <w:rPr>
-                <w:rFonts w:cstheme="minorHAnsi" w:hint="eastAsia"/>
-                <w:i/>
-              </w:rPr>
-              <w:t>DataCLShardingType</w:t>
-            </w:r>
-            <w:proofErr w:type="spellEnd"/>
-            <w:r>
-              <w:rPr>
-                <w:rFonts w:cstheme="minorHAnsi"/>
-                <w:i/>
-              </w:rPr>
-              <w:t>&gt;</w:t>
-            </w:r>
-          </w:p>
-          <w:p>
-            <w:pPr>
-              <w:ind w:left="0" w:firstLineChars="150" w:firstLine="315"/>
-              <w:rPr>
-                <w:rFonts w:cstheme="minorHAnsi"/>
-                <w:i/>
-              </w:rPr>
-            </w:pPr>
-            <w:r>
-              <w:rPr>
-                <w:rFonts w:cstheme="minorHAnsi"/>
-                <w:i/>
-              </w:rPr>
-              <w:t>&lt;</w:t>
-            </w:r>
-            <w:proofErr w:type="spellStart"/>
-            <w:r>
-              <w:rPr>
-                <w:rFonts w:cstheme="minorHAnsi" w:hint="eastAsia"/>
-                <w:i/>
-              </w:rPr>
-              <w:t>DataDomain</w:t>
-            </w:r>
-            <w:proofErr w:type="spellEnd"/>
-            <w:r>
-              <w:rPr>
-                <w:rFonts w:cstheme="minorHAnsi"/>
-                <w:i/>
-              </w:rPr>
-              <w:t>&gt;domain1&lt;/</w:t>
-            </w:r>
-            <w:proofErr w:type="spellStart"/>
-            <w:r>
-              <w:rPr>
-                <w:rFonts w:cstheme="minorHAnsi" w:hint="eastAsia"/>
-                <w:i/>
-              </w:rPr>
-              <w:t>DataDomain</w:t>
-            </w:r>
-            <w:proofErr w:type="spellEnd"/>
-            <w:r>
-              <w:rPr>
-                <w:rFonts w:cstheme="minorHAnsi"/>
-                <w:i/>
-              </w:rPr>
-              <w:t>&gt;</w:t>
-            </w:r>
-          </w:p>
-          <w:p>
-            <w:pPr>
-              <w:ind w:left="0" w:firstLineChars="150" w:firstLine="315"/>
-              <w:rPr>
-                <w:rFonts w:cstheme="minorHAnsi"/>
-                <w:i/>
-              </w:rPr>
-            </w:pPr>
-            <w:r>
-              <w:rPr>
-                <w:rFonts w:cstheme="minorHAnsi"/>
-                <w:i/>
-              </w:rPr>
-              <w:t>&lt;</w:t>
-            </w:r>
-            <w:proofErr w:type="spellStart"/>
-            <w:r>
-              <w:rPr>
-                <w:rFonts w:cstheme="minorHAnsi" w:hint="eastAsia"/>
-                <w:i/>
-              </w:rPr>
-              <w:t>MetaDomain</w:t>
-            </w:r>
-            <w:proofErr w:type="spellEnd"/>
-            <w:r>
-              <w:rPr>
-                <w:rFonts w:cstheme="minorHAnsi"/>
-                <w:i/>
-              </w:rPr>
-              <w:t>&gt;domain2&lt;/</w:t>
-            </w:r>
-            <w:proofErr w:type="spellStart"/>
-            <w:r>
-              <w:rPr>
-                <w:rFonts w:cstheme="minorHAnsi" w:hint="eastAsia"/>
-                <w:i/>
-              </w:rPr>
-              <w:t>MetaDomain</w:t>
-            </w:r>
-            <w:proofErr w:type="spellEnd"/>
-            <w:r>
-              <w:rPr>
-                <w:rFonts w:cstheme="minorHAnsi"/>
-                <w:i/>
-              </w:rPr>
-              <w:t>&gt;</w:t>
-            </w:r>
-          </w:p>
-          <w:p>
-            <w:pPr>
-              <w:ind w:left="0"/>
-              <w:rPr>
-                <w:rFonts w:cstheme="minorHAnsi"/>
-                <w:i/>
-              </w:rPr>
-            </w:pPr>
-            <w:r>
-              <w:rPr>
-                <w:rFonts w:cstheme="minorHAnsi"/>
-                <w:i/>
-              </w:rPr>
-              <w:t>&lt;/</w:t>
-            </w:r>
-            <w:proofErr w:type="spellStart"/>
-            <w:r>
-              <w:rPr>
-                <w:rFonts w:cstheme="minorHAnsi" w:hint="eastAsia"/>
-                <w:i/>
-              </w:rPr>
-              <w:t>Region</w:t>
-            </w:r>
-            <w:r>
-              <w:rPr>
-                <w:rFonts w:cstheme="minorHAnsi"/>
-                <w:i/>
-              </w:rPr>
-              <w:t>Configuration</w:t>
-            </w:r>
-            <w:proofErr w:type="spellEnd"/>
             <w:r>
               <w:rPr>
                 <w:rFonts w:cstheme="minorHAnsi"/>
@@ -3825,23 +4224,7 @@
                 <w:rFonts w:cstheme="minorHAnsi" w:hint="eastAsia"/>
                 <w:i/>
               </w:rPr>
-              <w:t>{</w:t>
-            </w:r>
-            <w:proofErr w:type="spellStart"/>
-            <w:r>
-              <w:rPr>
-                <w:rFonts w:cstheme="minorHAnsi" w:hint="eastAsia"/>
-                <w:i/>
-              </w:rPr>
-              <w:t>regionname</w:t>
-            </w:r>
-            <w:proofErr w:type="spellEnd"/>
-            <w:r>
-              <w:rPr>
-                <w:rFonts w:cstheme="minorHAnsi" w:hint="eastAsia"/>
-                <w:i/>
-              </w:rPr>
-              <w:t>}</w:t>
+              <w:t>{regionname}</w:t>
             </w:r>
             <w:r>
               <w:rPr>
@@ -3912,7 +4295,6 @@
                 <w:rFonts w:cstheme="minorHAnsi"/>
                 <w:i/>
               </w:rPr>
-              <w:lastRenderedPageBreak/>
               <w:t>Authorization: authorization string</w:t>
             </w:r>
           </w:p>
@@ -3940,7 +4322,6 @@
               </w:rPr>
               <w:t>&lt;</w:t>
             </w:r>
-            <w:proofErr w:type="spellStart"/>
             <w:r>
               <w:rPr>
                 <w:rFonts w:cstheme="minorHAnsi" w:hint="eastAsia"/>
@@ -3953,9 +4334,45 @@
                 <w:rFonts w:cstheme="minorHAnsi"/>
                 <w:i/>
               </w:rPr>
-              <w:t>Configuration</w:t>
-            </w:r>
-            <w:proofErr w:type="spellEnd"/>
+              <w:t>Configuration&gt;</w:t>
+            </w:r>
+          </w:p>
+          <w:p>
+            <w:pPr>
+              <w:ind w:left="0" w:firstLineChars="150" w:firstLine="315"/>
+              <w:rPr>
+                <w:rFonts w:cstheme="minorHAnsi"/>
+                <w:i/>
+              </w:rPr>
+            </w:pPr>
+            <w:r>
+              <w:rPr>
+                <w:rFonts w:cstheme="minorHAnsi"/>
+                <w:i/>
+              </w:rPr>
+              <w:t>&lt;</w:t>
+            </w:r>
+            <w:r>
+              <w:rPr>
+                <w:rFonts w:cstheme="minorHAnsi" w:hint="eastAsia"/>
+                <w:i/>
+              </w:rPr>
+              <w:t>DataLocation</w:t>
+            </w:r>
+            <w:r>
+              <w:rPr>
+                <w:rFonts w:cstheme="minorHAnsi"/>
+                <w:i/>
+              </w:rPr>
+              <w:t>&gt;csdata.cldata&lt;/</w:t>
+            </w:r>
+            <w:r>
+              <w:rPr>
+                <w:rFonts w:cstheme="minorHAnsi" w:hint="eastAsia"/>
+                <w:i/>
+              </w:rPr>
+              <w:t>DataLocation</w:t>
+            </w:r>
             <w:r>
               <w:rPr>
                 <w:rFonts w:cstheme="minorHAnsi"/>
@@ -3979,15 +4396,27 @@
               </w:rPr>
               <w:t>&lt;</w:t>
             </w:r>
-            <w:proofErr w:type="spellStart"/>
-            <w:r>
-              <w:rPr>
-                <w:rFonts w:cstheme="minorHAnsi" w:hint="eastAsia"/>
-                <w:i/>
-              </w:rPr>
-              <w:t>DataLocation</w:t>
-            </w:r>
-            <w:proofErr w:type="spellEnd"/>
+            <w:r>
+              <w:rPr>
+                <w:rFonts w:cstheme="minorHAnsi" w:hint="eastAsia"/>
+                <w:i/>
+              </w:rPr>
+              <w:t>MetaLocation</w:t>
+            </w:r>
+            <w:r>
+              <w:rPr>
+                <w:rFonts w:cstheme="minorHAnsi"/>
+                <w:i/>
+              </w:rPr>
+              <w:t>&gt;csmeta.clmeta&lt;/Me</w:t>
+            </w:r>
+            <w:r>
+              <w:rPr>
+                <w:rFonts w:cstheme="minorHAnsi" w:hint="eastAsia"/>
+                <w:i/>
+              </w:rPr>
+              <w:t>taLocation</w:t>
+            </w:r>
             <w:r>
               <w:rPr>
                 <w:rFonts w:cstheme="minorHAnsi"/>
@@ -3995,15 +4424,101 @@
               </w:rPr>
               <w:t>&gt;</w:t>
             </w:r>
-            <w:proofErr w:type="spellStart"/>
-            <w:r>
-              <w:rPr>
-                <w:rFonts w:cstheme="minorHAnsi"/>
-                <w:i/>
-              </w:rPr>
-              <w:t>csdata.cldata</w:t>
-            </w:r>
-            <w:proofErr w:type="spellEnd"/>
+          </w:p>
+          <w:p>
+            <w:pPr>
+              <w:ind w:left="0" w:firstLineChars="150" w:firstLine="315"/>
+              <w:rPr>
+                <w:rFonts w:cstheme="minorHAnsi"/>
+                <w:i/>
+              </w:rPr>
+            </w:pPr>
+            <w:r>
+              <w:rPr>
+                <w:rFonts w:cstheme="minorHAnsi"/>
+                <w:i/>
+              </w:rPr>
+              <w:t>&lt;</w:t>
+            </w:r>
+            <w:r>
+              <w:rPr>
+                <w:rFonts w:cstheme="minorHAnsi" w:hint="eastAsia"/>
+                <w:i/>
+              </w:rPr>
+              <w:t>Meta</w:t>
+            </w:r>
+            <w:r>
+              <w:rPr>
+                <w:rFonts w:cstheme="minorHAnsi"/>
+                <w:i/>
+              </w:rPr>
+              <w:t>His</w:t>
+            </w:r>
+            <w:r>
+              <w:rPr>
+                <w:rFonts w:cstheme="minorHAnsi" w:hint="eastAsia"/>
+                <w:i/>
+              </w:rPr>
+              <w:t>Location</w:t>
+            </w:r>
+            <w:r>
+              <w:rPr>
+                <w:rFonts w:cstheme="minorHAnsi"/>
+                <w:i/>
+              </w:rPr>
+              <w:t>&gt;csmeta.</w:t>
+            </w:r>
+            <w:r>
+              <w:rPr>
+                <w:rFonts w:cstheme="minorHAnsi" w:hint="eastAsia"/>
+                <w:i/>
+              </w:rPr>
+              <w:t>his</w:t>
+            </w:r>
+            <w:r>
+              <w:rPr>
+                <w:rFonts w:cstheme="minorHAnsi"/>
+                <w:i/>
+              </w:rPr>
+              <w:t>clmeta&lt;/Me</w:t>
+            </w:r>
+            <w:r>
+              <w:rPr>
+                <w:rFonts w:cstheme="minorHAnsi" w:hint="eastAsia"/>
+                <w:i/>
+              </w:rPr>
+              <w:t>ta</w:t>
+            </w:r>
+            <w:r>
+              <w:rPr>
+                <w:rFonts w:cstheme="minorHAnsi"/>
+                <w:i/>
+              </w:rPr>
+              <w:t>His</w:t>
+            </w:r>
+            <w:r>
+              <w:rPr>
+                <w:rFonts w:cstheme="minorHAnsi" w:hint="eastAsia"/>
+                <w:i/>
+              </w:rPr>
+              <w:t>Location</w:t>
+            </w:r>
+            <w:r>
+              <w:rPr>
+                <w:rFonts w:cstheme="minorHAnsi"/>
+                <w:i/>
+              </w:rPr>
+              <w:t>&gt;</w:t>
+            </w:r>
+          </w:p>
+          <w:p>
+            <w:pPr>
+              <w:ind w:left="0"/>
+              <w:rPr>
+                <w:rFonts w:cstheme="minorHAnsi"/>
+                <w:i/>
+              </w:rPr>
+            </w:pPr>
             <w:r>
               <w:rPr>
                 <w:rFonts w:cstheme="minorHAnsi"/>
@@ -4011,223 +4526,6 @@
               </w:rPr>
               <w:t>&lt;/</w:t>
             </w:r>
-            <w:proofErr w:type="spellStart"/>
-            <w:r>
-              <w:rPr>
-                <w:rFonts w:cstheme="minorHAnsi" w:hint="eastAsia"/>
-                <w:i/>
-              </w:rPr>
-              <w:t>DataLocation</w:t>
-            </w:r>
-            <w:proofErr w:type="spellEnd"/>
-            <w:r>
-              <w:rPr>
-                <w:rFonts w:cstheme="minorHAnsi"/>
-                <w:i/>
-              </w:rPr>
-              <w:t>&gt;</w:t>
-            </w:r>
-          </w:p>
-          <w:p>
-            <w:pPr>
-              <w:ind w:left="0" w:firstLineChars="150" w:firstLine="315"/>
-              <w:rPr>
-                <w:rFonts w:cstheme="minorHAnsi"/>
-                <w:i/>
-              </w:rPr>
-            </w:pPr>
-            <w:r>
-              <w:rPr>
-                <w:rFonts w:cstheme="minorHAnsi"/>
-                <w:i/>
-              </w:rPr>
-              <w:t>&lt;</w:t>
-            </w:r>
-            <w:proofErr w:type="spellStart"/>
-            <w:r>
-              <w:rPr>
-                <w:rFonts w:cstheme="minorHAnsi" w:hint="eastAsia"/>
-                <w:i/>
-              </w:rPr>
-              <w:t>MetaLocation</w:t>
-            </w:r>
-            <w:proofErr w:type="spellEnd"/>
-            <w:r>
-              <w:rPr>
-                <w:rFonts w:cstheme="minorHAnsi"/>
-                <w:i/>
-              </w:rPr>
-              <w:t>&gt;</w:t>
-            </w:r>
-            <w:proofErr w:type="spellStart"/>
-            <w:r>
-              <w:rPr>
-                <w:rFonts w:cstheme="minorHAnsi"/>
-                <w:i/>
-              </w:rPr>
-              <w:t>csmeta.clmeta</w:t>
-            </w:r>
-            <w:proofErr w:type="spellEnd"/>
-            <w:r>
-              <w:rPr>
-                <w:rFonts w:cstheme="minorHAnsi"/>
-                <w:i/>
-              </w:rPr>
-              <w:t>&lt;/</w:t>
-            </w:r>
-            <w:proofErr w:type="spellStart"/>
-            <w:r>
-              <w:rPr>
-                <w:rFonts w:cstheme="minorHAnsi"/>
-                <w:i/>
-              </w:rPr>
-              <w:t>Me</w:t>
-            </w:r>
-            <w:r>
-              <w:rPr>
-                <w:rFonts w:cstheme="minorHAnsi" w:hint="eastAsia"/>
-                <w:i/>
-              </w:rPr>
-              <w:t>taLocation</w:t>
-            </w:r>
-            <w:proofErr w:type="spellEnd"/>
-            <w:r>
-              <w:rPr>
-                <w:rFonts w:cstheme="minorHAnsi"/>
-                <w:i/>
-              </w:rPr>
-              <w:t>&gt;</w:t>
-            </w:r>
-          </w:p>
-          <w:p>
-            <w:pPr>
-              <w:ind w:left="0" w:firstLineChars="150" w:firstLine="315"/>
-              <w:rPr>
-                <w:rFonts w:cstheme="minorHAnsi"/>
-                <w:i/>
-              </w:rPr>
-            </w:pPr>
-            <w:r>
-              <w:rPr>
-                <w:rFonts w:cstheme="minorHAnsi"/>
-                <w:i/>
-              </w:rPr>
-              <w:t>&lt;</w:t>
-            </w:r>
-            <w:proofErr w:type="spellStart"/>
-            <w:r>
-              <w:rPr>
-                <w:rFonts w:cstheme="minorHAnsi" w:hint="eastAsia"/>
-                <w:i/>
-              </w:rPr>
-              <w:t>Meta</w:t>
-            </w:r>
-            <w:r>
-              <w:rPr>
-                <w:rFonts w:cstheme="minorHAnsi"/>
-                <w:i/>
-              </w:rPr>
-              <w:t>His</w:t>
-            </w:r>
-            <w:r>
-              <w:rPr>
-                <w:rFonts w:cstheme="minorHAnsi" w:hint="eastAsia"/>
-                <w:i/>
-              </w:rPr>
-              <w:t>Location</w:t>
-            </w:r>
-            <w:proofErr w:type="spellEnd"/>
-            <w:r>
-              <w:rPr>
-                <w:rFonts w:cstheme="minorHAnsi"/>
-                <w:i/>
-              </w:rPr>
-              <w:t>&gt;</w:t>
-            </w:r>
-            <w:proofErr w:type="spellStart"/>
-            <w:r>
-              <w:rPr>
-                <w:rFonts w:cstheme="minorHAnsi"/>
-                <w:i/>
-              </w:rPr>
-              <w:t>csmeta.</w:t>
-            </w:r>
-            <w:r>
-              <w:rPr>
-                <w:rFonts w:cstheme="minorHAnsi" w:hint="eastAsia"/>
-                <w:i/>
-              </w:rPr>
-              <w:t>his</w:t>
-            </w:r>
-            <w:r>
-              <w:rPr>
-                <w:rFonts w:cstheme="minorHAnsi"/>
-                <w:i/>
-              </w:rPr>
-              <w:t>clmeta</w:t>
-            </w:r>
-            <w:proofErr w:type="spellEnd"/>
-            <w:r>
-              <w:rPr>
-                <w:rFonts w:cstheme="minorHAnsi"/>
-                <w:i/>
-              </w:rPr>
-              <w:t>&lt;/</w:t>
-            </w:r>
-            <w:proofErr w:type="spellStart"/>
-            <w:r>
-              <w:rPr>
-                <w:rFonts w:cstheme="minorHAnsi"/>
-                <w:i/>
-              </w:rPr>
-              <w:t>Me</w:t>
-            </w:r>
-            <w:r>
-              <w:rPr>
-                <w:rFonts w:cstheme="minorHAnsi" w:hint="eastAsia"/>
-                <w:i/>
-              </w:rPr>
-              <w:t>ta</w:t>
-            </w:r>
-            <w:r>
-              <w:rPr>
-                <w:rFonts w:cstheme="minorHAnsi"/>
-                <w:i/>
-              </w:rPr>
-              <w:t>His</w:t>
-            </w:r>
-            <w:r>
-              <w:rPr>
-                <w:rFonts w:cstheme="minorHAnsi" w:hint="eastAsia"/>
-                <w:i/>
-              </w:rPr>
-              <w:t>Location</w:t>
-            </w:r>
-            <w:proofErr w:type="spellEnd"/>
-            <w:r>
-              <w:rPr>
-                <w:rFonts w:cstheme="minorHAnsi"/>
-                <w:i/>
-              </w:rPr>
-              <w:t>&gt;</w:t>
-            </w:r>
-          </w:p>
-          <w:p>
-            <w:pPr>
-              <w:ind w:left="0"/>
-              <w:rPr>
-                <w:rFonts w:cstheme="minorHAnsi"/>
-                <w:i/>
-              </w:rPr>
-            </w:pPr>
-            <w:r>
-              <w:rPr>
-                <w:rFonts w:cstheme="minorHAnsi"/>
-                <w:i/>
-              </w:rPr>
-              <w:t>&lt;/</w:t>
-            </w:r>
-            <w:proofErr w:type="spellStart"/>
             <w:r>
               <w:rPr>
                 <w:rFonts w:cstheme="minorHAnsi" w:hint="eastAsia"/>
@@ -4240,15 +4538,7 @@
                 <w:rFonts w:cstheme="minorHAnsi"/>
                 <w:i/>
               </w:rPr>
-              <w:t>Configuration</w:t>
-            </w:r>
-            <w:proofErr w:type="spellEnd"/>
-            <w:r>
-              <w:rPr>
-                <w:rFonts w:cstheme="minorHAnsi"/>
-                <w:i/>
-              </w:rPr>
-              <w:t>&gt;</w:t>
+              <w:t>Configuration&gt;</w:t>
             </w:r>
           </w:p>
         </w:tc>
@@ -4330,23 +4620,7 @@
                 <w:rFonts w:cstheme="minorHAnsi"/>
                 <w:i/>
               </w:rPr>
-              <w:t xml:space="preserve">Date: Wed, 01 </w:t>
-            </w:r>
-            <w:proofErr w:type="gramStart"/>
-            <w:r>
-              <w:rPr>
-                <w:rFonts w:cstheme="minorHAnsi"/>
-                <w:i/>
-              </w:rPr>
-              <w:t>Mar  2006</w:t>
-            </w:r>
-            <w:proofErr w:type="gramEnd"/>
-            <w:r>
-              <w:rPr>
-                <w:rFonts w:cstheme="minorHAnsi"/>
-                <w:i/>
-              </w:rPr>
-              <w:t xml:space="preserve"> 12:00:00 GMT</w:t>
+              <w:t>Date: Wed, 01 Mar  2006 12:00:00 GMT</w:t>
             </w:r>
           </w:p>
           <w:p>
@@ -4373,8 +4647,8 @@
         <w:pStyle w:val="3"/>
         <w:ind w:left="210"/>
       </w:pPr>
-      <w:bookmarkStart w:id="7" w:name="_DELETE_Bucket"/>
-      <w:bookmarkEnd w:id="7"/>
+      <w:bookmarkStart w:id="2" w:name="_DELETE_Bucket"/>
+      <w:bookmarkEnd w:id="2"/>
       <w:r>
         <w:t xml:space="preserve">DELETE </w:t>
       </w:r>
@@ -4504,6 +4778,7 @@
         <w:rPr>
           <w:rFonts w:cstheme="minorHAnsi" w:hint="eastAsia"/>
         </w:rPr>
+        <w:lastRenderedPageBreak/>
         <w:t>删除区域</w:t>
       </w:r>
       <w:r>
@@ -4565,7 +4840,6 @@
               </w:rPr>
               <w:t>{</w:t>
             </w:r>
-            <w:proofErr w:type="spellStart"/>
             <w:r>
               <w:rPr>
                 <w:rFonts w:cstheme="minorHAnsi" w:hint="eastAsia"/>
@@ -4573,7 +4847,6 @@
               </w:rPr>
               <w:t>regionname</w:t>
             </w:r>
-            <w:proofErr w:type="spellEnd"/>
             <w:r>
               <w:rPr>
                 <w:rFonts w:cstheme="minorHAnsi" w:hint="eastAsia"/>
@@ -4711,8 +4984,8 @@
       </w:tr>
     </w:tbl>
     <w:p>
-      <w:bookmarkStart w:id="8" w:name="_公共头部"/>
-      <w:bookmarkEnd w:id="8"/>
+      <w:bookmarkStart w:id="3" w:name="_公共头部"/>
+      <w:bookmarkEnd w:id="3"/>
     </w:p>
     <w:p>
       <w:pPr>
@@ -4771,34 +5044,15 @@
         </w:rPr>
         <w:t>，参考</w:t>
       </w:r>
-      <w:r>
-        <w:fldChar w:fldCharType="begin"/>
-      </w:r>
-      <w:r>
-        <w:instrText xml:space="preserve"> HYPERLINK \l "_</w:instrText>
-      </w:r>
-      <w:r>
-        <w:instrText>公共头部</w:instrText>
-      </w:r>
-      <w:r>
-        <w:instrText xml:space="preserve">" </w:instrText>
-      </w:r>
-      <w:r>
-        <w:fldChar w:fldCharType="separate"/>
-      </w:r>
-      <w:r>
-        <w:rPr>
-          <w:rStyle w:val="ad"/>
-          <w:rFonts w:hint="eastAsia"/>
-        </w:rPr>
-        <w:t>公共头部</w:t>
-      </w:r>
-      <w:r>
-        <w:rPr>
-          <w:rStyle w:val="ad"/>
-        </w:rPr>
-        <w:fldChar w:fldCharType="end"/>
-      </w:r>
+      <w:hyperlink w:anchor="_公共头部" w:history="1">
+        <w:r>
+          <w:rPr>
+            <w:rStyle w:val="ad"/>
+            <w:rFonts w:hint="eastAsia"/>
+          </w:rPr>
+          <w:t>公共头部</w:t>
+        </w:r>
+      </w:hyperlink>
       <w:r>
         <w:rPr>
           <w:rFonts w:hint="eastAsia"/>
@@ -4922,7 +5176,6 @@
                 <w:color w:val="000000" w:themeColor="text1"/>
               </w:rPr>
             </w:pPr>
-            <w:proofErr w:type="spellStart"/>
             <w:r>
               <w:rPr>
                 <w:rFonts w:cstheme="minorHAnsi" w:hint="eastAsia"/>
@@ -4937,7 +5190,6 @@
               </w:rPr>
               <w:t>Configuration</w:t>
             </w:r>
-            <w:proofErr w:type="spellEnd"/>
           </w:p>
         </w:tc>
         <w:tc>
@@ -4975,7 +5227,6 @@
               </w:rPr>
               <w:t>包含：</w:t>
             </w:r>
-            <w:proofErr w:type="spellStart"/>
             <w:r>
               <w:rPr>
                 <w:rFonts w:cstheme="minorHAnsi" w:hint="eastAsia"/>
@@ -4983,7 +5234,6 @@
               </w:rPr>
               <w:t>DataCSShardingType</w:t>
             </w:r>
-            <w:proofErr w:type="spellEnd"/>
             <w:r>
               <w:rPr>
                 <w:rFonts w:cstheme="minorHAnsi" w:hint="eastAsia"/>
@@ -4991,91 +5241,79 @@
               </w:rPr>
               <w:t>，</w:t>
             </w:r>
-            <w:proofErr w:type="spellStart"/>
             <w:r>
               <w:rPr>
                 <w:rFonts w:cstheme="minorHAnsi" w:hint="eastAsia"/>
               </w:rPr>
               <w:t>DataCLShardingType</w:t>
             </w:r>
-            <w:proofErr w:type="spellEnd"/>
             <w:r>
               <w:rPr>
                 <w:rFonts w:cstheme="minorHAnsi" w:hint="eastAsia"/>
               </w:rPr>
               <w:t>，</w:t>
             </w:r>
-            <w:proofErr w:type="spellStart"/>
             <w:r>
               <w:rPr>
                 <w:rFonts w:cstheme="minorHAnsi" w:hint="eastAsia"/>
               </w:rPr>
               <w:t>DataDomain</w:t>
             </w:r>
-            <w:proofErr w:type="spellEnd"/>
             <w:r>
               <w:rPr>
                 <w:rFonts w:cstheme="minorHAnsi" w:hint="eastAsia"/>
               </w:rPr>
               <w:t>，</w:t>
             </w:r>
-            <w:proofErr w:type="spellStart"/>
             <w:r>
               <w:rPr>
                 <w:rFonts w:cstheme="minorHAnsi" w:hint="eastAsia"/>
               </w:rPr>
               <w:t>MetaDomain</w:t>
             </w:r>
-            <w:proofErr w:type="spellEnd"/>
             <w:r>
               <w:rPr>
                 <w:rFonts w:cstheme="minorHAnsi" w:hint="eastAsia"/>
               </w:rPr>
               <w:t>，</w:t>
             </w:r>
-            <w:proofErr w:type="spellStart"/>
             <w:r>
               <w:rPr>
                 <w:rFonts w:cstheme="minorHAnsi" w:hint="eastAsia"/>
               </w:rPr>
               <w:t>DataLocation</w:t>
             </w:r>
-            <w:proofErr w:type="spellEnd"/>
             <w:r>
               <w:rPr>
                 <w:rFonts w:cstheme="minorHAnsi" w:hint="eastAsia"/>
               </w:rPr>
               <w:t>，</w:t>
             </w:r>
-            <w:proofErr w:type="spellStart"/>
             <w:r>
               <w:rPr>
                 <w:rFonts w:cstheme="minorHAnsi" w:hint="eastAsia"/>
               </w:rPr>
               <w:t>MetaLocation</w:t>
             </w:r>
-            <w:proofErr w:type="spellEnd"/>
             <w:r>
               <w:rPr>
                 <w:rFonts w:cstheme="minorHAnsi" w:hint="eastAsia"/>
               </w:rPr>
               <w:t>，</w:t>
             </w:r>
-            <w:proofErr w:type="spellStart"/>
             <w:r>
               <w:rPr>
                 <w:rFonts w:cstheme="minorHAnsi" w:hint="eastAsia"/>
               </w:rPr>
               <w:t>MetaHisLocation</w:t>
             </w:r>
-            <w:proofErr w:type="spellEnd"/>
             <w:r>
               <w:rPr>
                 <w:rFonts w:cstheme="minorHAnsi" w:hint="eastAsia"/>
               </w:rPr>
               <w:t>，</w:t>
             </w:r>
-            <w:commentRangeStart w:id="9"/>
+            <w:commentRangeStart w:id="4"/>
             <w:r>
               <w:rPr>
                 <w:rFonts w:cstheme="minorHAnsi" w:hint="eastAsia"/>
@@ -5083,12 +5321,12 @@
               </w:rPr>
               <w:t>Buckets</w:t>
             </w:r>
-            <w:commentRangeEnd w:id="9"/>
+            <w:commentRangeEnd w:id="4"/>
             <w:r>
               <w:rPr>
                 <w:rStyle w:val="af"/>
               </w:rPr>
-              <w:commentReference w:id="9"/>
+              <w:commentReference w:id="4"/>
             </w:r>
           </w:p>
         </w:tc>
@@ -5179,16 +5417,13 @@
                 <w:color w:val="000000" w:themeColor="text1"/>
               </w:rPr>
             </w:pPr>
-            <w:proofErr w:type="spellStart"/>
             <w:r>
               <w:rPr>
                 <w:rFonts w:cstheme="minorHAnsi" w:hint="eastAsia"/>
                 <w:color w:val="000000" w:themeColor="text1"/>
               </w:rPr>
-              <w:lastRenderedPageBreak/>
               <w:t>DataCSShardingType</w:t>
             </w:r>
-            <w:proofErr w:type="spellEnd"/>
           </w:p>
         </w:tc>
         <w:tc>
@@ -5273,14 +5508,12 @@
                 <w:color w:val="000000" w:themeColor="text1"/>
               </w:rPr>
             </w:pPr>
-            <w:proofErr w:type="spellStart"/>
             <w:r>
               <w:rPr>
                 <w:rFonts w:cstheme="minorHAnsi" w:hint="eastAsia"/>
               </w:rPr>
               <w:t>DataCLShardingType</w:t>
             </w:r>
-            <w:proofErr w:type="spellEnd"/>
           </w:p>
         </w:tc>
         <w:tc>
@@ -5364,14 +5597,12 @@
                 <w:rFonts w:cstheme="minorHAnsi"/>
               </w:rPr>
             </w:pPr>
-            <w:proofErr w:type="spellStart"/>
             <w:r>
               <w:rPr>
                 <w:rFonts w:cstheme="minorHAnsi" w:hint="eastAsia"/>
               </w:rPr>
               <w:t>DataDomain</w:t>
             </w:r>
-            <w:proofErr w:type="spellEnd"/>
           </w:p>
         </w:tc>
         <w:tc>
@@ -5434,14 +5665,12 @@
                 <w:rFonts w:cstheme="minorHAnsi"/>
               </w:rPr>
             </w:pPr>
-            <w:proofErr w:type="spellStart"/>
             <w:r>
               <w:rPr>
                 <w:rFonts w:cstheme="minorHAnsi" w:hint="eastAsia"/>
               </w:rPr>
               <w:t>MetaDomain</w:t>
             </w:r>
-            <w:proofErr w:type="spellEnd"/>
           </w:p>
         </w:tc>
         <w:tc>
@@ -5504,14 +5733,12 @@
                 <w:rFonts w:cstheme="minorHAnsi"/>
               </w:rPr>
             </w:pPr>
-            <w:proofErr w:type="spellStart"/>
             <w:r>
               <w:rPr>
                 <w:rFonts w:cstheme="minorHAnsi" w:hint="eastAsia"/>
               </w:rPr>
               <w:t>DataLocation</w:t>
             </w:r>
-            <w:proofErr w:type="spellEnd"/>
           </w:p>
         </w:tc>
         <w:tc>
@@ -5588,14 +5815,12 @@
                 <w:rFonts w:cstheme="minorHAnsi"/>
               </w:rPr>
             </w:pPr>
-            <w:proofErr w:type="spellStart"/>
             <w:r>
               <w:rPr>
                 <w:rFonts w:cstheme="minorHAnsi" w:hint="eastAsia"/>
               </w:rPr>
               <w:t>MetaLocation</w:t>
             </w:r>
-            <w:proofErr w:type="spellEnd"/>
           </w:p>
         </w:tc>
         <w:tc>
@@ -5672,14 +5897,12 @@
                 <w:rFonts w:cstheme="minorHAnsi"/>
               </w:rPr>
             </w:pPr>
-            <w:proofErr w:type="spellStart"/>
             <w:r>
               <w:rPr>
                 <w:rFonts w:cstheme="minorHAnsi" w:hint="eastAsia"/>
               </w:rPr>
               <w:t>MetaHisLocation</w:t>
             </w:r>
-            <w:proofErr w:type="spellEnd"/>
           </w:p>
         </w:tc>
         <w:tc>
@@ -5905,6 +6128,7 @@
         <w:rPr>
           <w:rFonts w:hint="eastAsia"/>
         </w:rPr>
+        <w:lastRenderedPageBreak/>
         <w:t>请求样例：</w:t>
       </w:r>
     </w:p>
@@ -5955,7 +6179,6 @@
               </w:rPr>
               <w:t>{</w:t>
             </w:r>
-            <w:proofErr w:type="spellStart"/>
             <w:r>
               <w:rPr>
                 <w:rFonts w:cstheme="minorHAnsi"/>
@@ -5963,7 +6186,6 @@
               </w:rPr>
               <w:t>regionname</w:t>
             </w:r>
-            <w:proofErr w:type="spellEnd"/>
             <w:r>
               <w:rPr>
                 <w:rFonts w:cstheme="minorHAnsi" w:hint="eastAsia"/>
@@ -6087,7 +6309,6 @@
               </w:rPr>
               <w:t>&lt;</w:t>
             </w:r>
-            <w:proofErr w:type="spellStart"/>
             <w:r>
               <w:rPr>
                 <w:rFonts w:cstheme="minorHAnsi" w:hint="eastAsia"/>
@@ -6100,655 +6321,623 @@
                 <w:rFonts w:cstheme="minorHAnsi"/>
                 <w:i/>
               </w:rPr>
+              <w:t>Configuration&gt;</w:t>
+            </w:r>
+          </w:p>
+          <w:p>
+            <w:pPr>
+              <w:ind w:left="0"/>
+              <w:rPr>
+                <w:rFonts w:cstheme="minorHAnsi"/>
+                <w:i/>
+              </w:rPr>
+            </w:pPr>
+            <w:r>
+              <w:rPr>
+                <w:rFonts w:cstheme="minorHAnsi"/>
+                <w:i/>
+              </w:rPr>
+              <w:t xml:space="preserve">   &lt;</w:t>
+            </w:r>
+            <w:r>
+              <w:rPr>
+                <w:rFonts w:cstheme="minorHAnsi" w:hint="eastAsia"/>
+                <w:color w:val="000000" w:themeColor="text1"/>
+              </w:rPr>
+              <w:t>DataCsRate</w:t>
+            </w:r>
+            <w:r>
+              <w:rPr>
+                <w:rFonts w:cstheme="minorHAnsi"/>
+                <w:i/>
+              </w:rPr>
+              <w:t>&gt;</w:t>
+            </w:r>
+            <w:r>
+              <w:rPr>
+                <w:rFonts w:cstheme="minorHAnsi"/>
+                <w:i/>
+              </w:rPr>
+              <w:t>year</w:t>
+            </w:r>
+            <w:r>
+              <w:rPr>
+                <w:rFonts w:cstheme="minorHAnsi"/>
+                <w:i/>
+              </w:rPr>
+              <w:t>&lt;/</w:t>
+            </w:r>
+            <w:r>
+              <w:rPr>
+                <w:rFonts w:cstheme="minorHAnsi" w:hint="eastAsia"/>
+                <w:color w:val="000000" w:themeColor="text1"/>
+              </w:rPr>
+              <w:t>DataCsRate</w:t>
+            </w:r>
+            <w:r>
+              <w:rPr>
+                <w:rFonts w:cstheme="minorHAnsi"/>
+                <w:i/>
+              </w:rPr>
+              <w:t>&gt;</w:t>
+            </w:r>
+          </w:p>
+          <w:p>
+            <w:pPr>
+              <w:ind w:left="0" w:firstLineChars="150" w:firstLine="315"/>
+              <w:rPr>
+                <w:rFonts w:cstheme="minorHAnsi"/>
+                <w:i/>
+              </w:rPr>
+            </w:pPr>
+            <w:r>
+              <w:rPr>
+                <w:rFonts w:cstheme="minorHAnsi"/>
+                <w:i/>
+              </w:rPr>
+              <w:t>&lt;</w:t>
+            </w:r>
+            <w:r>
+              <w:rPr>
+                <w:rFonts w:cstheme="minorHAnsi" w:hint="eastAsia"/>
+                <w:color w:val="000000" w:themeColor="text1"/>
+              </w:rPr>
+              <w:t>DataClRate</w:t>
+            </w:r>
+            <w:r>
+              <w:rPr>
+                <w:rFonts w:cstheme="minorHAnsi"/>
+                <w:i/>
+              </w:rPr>
+              <w:t>&gt;</w:t>
+            </w:r>
+            <w:r>
+              <w:rPr>
+                <w:rFonts w:cstheme="minorHAnsi"/>
+                <w:i/>
+              </w:rPr>
+              <w:t>month</w:t>
+            </w:r>
+            <w:r>
+              <w:rPr>
+                <w:rFonts w:cstheme="minorHAnsi"/>
+                <w:i/>
+              </w:rPr>
+              <w:t>&lt;/</w:t>
+            </w:r>
+            <w:r>
+              <w:rPr>
+                <w:rFonts w:cstheme="minorHAnsi" w:hint="eastAsia"/>
+                <w:color w:val="000000" w:themeColor="text1"/>
+              </w:rPr>
+              <w:t>DataClRat</w:t>
+            </w:r>
+            <w:r>
+              <w:rPr>
+                <w:rFonts w:cstheme="minorHAnsi" w:hint="eastAsia"/>
+                <w:color w:val="000000" w:themeColor="text1"/>
+              </w:rPr>
+              <w:t>e</w:t>
+            </w:r>
+            <w:r>
+              <w:rPr>
+                <w:rFonts w:cstheme="minorHAnsi"/>
+                <w:i/>
+              </w:rPr>
+              <w:t>&gt;</w:t>
+            </w:r>
+          </w:p>
+          <w:p>
+            <w:pPr>
+              <w:ind w:left="0" w:firstLineChars="150" w:firstLine="315"/>
+              <w:rPr>
+                <w:rFonts w:cstheme="minorHAnsi"/>
+                <w:i/>
+              </w:rPr>
+            </w:pPr>
+            <w:r>
+              <w:rPr>
+                <w:rFonts w:cstheme="minorHAnsi"/>
+                <w:i/>
+              </w:rPr>
+              <w:t>&lt;</w:t>
+            </w:r>
+            <w:r>
+              <w:rPr>
+                <w:rFonts w:cstheme="minorHAnsi"/>
+                <w:color w:val="000000" w:themeColor="text1"/>
+              </w:rPr>
+              <w:t>DataDomain</w:t>
+            </w:r>
+            <w:r>
+              <w:rPr>
+                <w:rFonts w:cstheme="minorHAnsi"/>
+                <w:i/>
+              </w:rPr>
+              <w:t>&gt;</w:t>
+            </w:r>
+            <w:r>
+              <w:rPr>
+                <w:rFonts w:cstheme="minorHAnsi" w:hint="eastAsia"/>
+                <w:i/>
+              </w:rPr>
+              <w:t>domain</w:t>
+            </w:r>
+            <w:r>
+              <w:rPr>
+                <w:rFonts w:cstheme="minorHAnsi"/>
+                <w:i/>
+              </w:rPr>
+              <w:t>1</w:t>
+            </w:r>
+            <w:r>
+              <w:rPr>
+                <w:rFonts w:cstheme="minorHAnsi"/>
+                <w:i/>
+              </w:rPr>
+              <w:t>&lt;/</w:t>
+            </w:r>
+            <w:r>
+              <w:rPr>
+                <w:rFonts w:cstheme="minorHAnsi"/>
+                <w:color w:val="000000" w:themeColor="text1"/>
+              </w:rPr>
+              <w:t>DataDomain</w:t>
+            </w:r>
+            <w:r>
+              <w:rPr>
+                <w:rFonts w:cstheme="minorHAnsi"/>
+                <w:i/>
+              </w:rPr>
+              <w:t>&gt;</w:t>
+            </w:r>
+          </w:p>
+          <w:p>
+            <w:pPr>
+              <w:ind w:left="0" w:firstLineChars="150" w:firstLine="315"/>
+              <w:rPr>
+                <w:rFonts w:cstheme="minorHAnsi"/>
+                <w:i/>
+              </w:rPr>
+            </w:pPr>
+            <w:r>
+              <w:rPr>
+                <w:rFonts w:cstheme="minorHAnsi"/>
+                <w:i/>
+              </w:rPr>
+              <w:t>&lt;</w:t>
+            </w:r>
+            <w:r>
+              <w:rPr>
+                <w:rFonts w:cstheme="minorHAnsi" w:hint="eastAsia"/>
+                <w:color w:val="000000" w:themeColor="text1"/>
+              </w:rPr>
+              <w:t>Me</w:t>
+            </w:r>
+            <w:r>
+              <w:rPr>
+                <w:rFonts w:cstheme="minorHAnsi"/>
+                <w:color w:val="000000" w:themeColor="text1"/>
+              </w:rPr>
+              <w:t>taDomain</w:t>
+            </w:r>
+            <w:r>
+              <w:rPr>
+                <w:rFonts w:cstheme="minorHAnsi"/>
+                <w:i/>
+              </w:rPr>
+              <w:t>&gt;</w:t>
+            </w:r>
+            <w:r>
+              <w:rPr>
+                <w:rFonts w:cstheme="minorHAnsi" w:hint="eastAsia"/>
+                <w:i/>
+              </w:rPr>
+              <w:t>domain</w:t>
+            </w:r>
+            <w:r>
+              <w:rPr>
+                <w:rFonts w:cstheme="minorHAnsi"/>
+                <w:i/>
+              </w:rPr>
+              <w:t>1</w:t>
+            </w:r>
+            <w:r>
+              <w:rPr>
+                <w:rFonts w:cstheme="minorHAnsi"/>
+                <w:i/>
+              </w:rPr>
+              <w:t>&lt;/</w:t>
+            </w:r>
+            <w:r>
+              <w:rPr>
+                <w:rFonts w:cstheme="minorHAnsi" w:hint="eastAsia"/>
+                <w:color w:val="000000" w:themeColor="text1"/>
+              </w:rPr>
+              <w:t>Me</w:t>
+            </w:r>
+            <w:r>
+              <w:rPr>
+                <w:rFonts w:cstheme="minorHAnsi"/>
+                <w:color w:val="000000" w:themeColor="text1"/>
+              </w:rPr>
+              <w:t>taDomain</w:t>
+            </w:r>
+            <w:r>
+              <w:rPr>
+                <w:rFonts w:cstheme="minorHAnsi"/>
+                <w:i/>
+              </w:rPr>
+              <w:t>&gt;</w:t>
+            </w:r>
+          </w:p>
+          <w:p>
+            <w:pPr>
+              <w:ind w:left="0" w:firstLineChars="150" w:firstLine="315"/>
+              <w:rPr>
+                <w:rFonts w:cstheme="minorHAnsi"/>
+                <w:i/>
+              </w:rPr>
+            </w:pPr>
+            <w:r>
+              <w:rPr>
+                <w:rFonts w:cstheme="minorHAnsi"/>
+                <w:i/>
+              </w:rPr>
+              <w:t>&lt;</w:t>
+            </w:r>
+            <w:r>
+              <w:rPr>
+                <w:rFonts w:cstheme="minorHAnsi"/>
+                <w:color w:val="000000" w:themeColor="text1"/>
+              </w:rPr>
+              <w:t>DataLocation</w:t>
+            </w:r>
+            <w:r>
+              <w:rPr>
+                <w:rFonts w:cstheme="minorHAnsi" w:hint="eastAsia"/>
+                <w:color w:val="000000" w:themeColor="text1"/>
+              </w:rPr>
+              <w:t>/</w:t>
+            </w:r>
+            <w:r>
+              <w:rPr>
+                <w:rFonts w:cstheme="minorHAnsi"/>
+                <w:i/>
+              </w:rPr>
+              <w:t>&gt;</w:t>
+            </w:r>
+          </w:p>
+          <w:p>
+            <w:pPr>
+              <w:ind w:left="0" w:firstLineChars="150" w:firstLine="315"/>
+              <w:rPr>
+                <w:rFonts w:cstheme="minorHAnsi"/>
+                <w:i/>
+              </w:rPr>
+            </w:pPr>
+            <w:r>
+              <w:rPr>
+                <w:rFonts w:cstheme="minorHAnsi"/>
+                <w:i/>
+              </w:rPr>
+              <w:t>&lt;</w:t>
+            </w:r>
+            <w:r>
+              <w:rPr>
+                <w:rFonts w:cstheme="minorHAnsi"/>
+                <w:color w:val="000000" w:themeColor="text1"/>
+              </w:rPr>
+              <w:t>MetaLocation</w:t>
+            </w:r>
+            <w:r>
+              <w:rPr>
+                <w:rFonts w:cstheme="minorHAnsi"/>
+                <w:color w:val="000000" w:themeColor="text1"/>
+              </w:rPr>
+              <w:t>/</w:t>
+            </w:r>
+            <w:r>
+              <w:rPr>
+                <w:rFonts w:cstheme="minorHAnsi"/>
+                <w:i/>
+              </w:rPr>
+              <w:t>&gt;</w:t>
+            </w:r>
+          </w:p>
+          <w:p>
+            <w:pPr>
+              <w:ind w:left="0" w:firstLineChars="150" w:firstLine="315"/>
+              <w:rPr>
+                <w:rFonts w:cstheme="minorHAnsi"/>
+                <w:i/>
+              </w:rPr>
+            </w:pPr>
+            <w:r>
+              <w:rPr>
+                <w:rFonts w:cstheme="minorHAnsi"/>
+                <w:i/>
+              </w:rPr>
+              <w:t>&lt;</w:t>
+            </w:r>
+            <w:r>
+              <w:rPr>
+                <w:rFonts w:cstheme="minorHAnsi"/>
+                <w:color w:val="000000" w:themeColor="text1"/>
+              </w:rPr>
+              <w:t>MetaHisLocation</w:t>
+            </w:r>
+            <w:r>
+              <w:rPr>
+                <w:rFonts w:cstheme="minorHAnsi"/>
+                <w:color w:val="000000" w:themeColor="text1"/>
+              </w:rPr>
+              <w:t>/</w:t>
+            </w:r>
+            <w:r>
+              <w:rPr>
+                <w:rFonts w:cstheme="minorHAnsi"/>
+                <w:i/>
+              </w:rPr>
+              <w:t>&gt;</w:t>
+            </w:r>
+          </w:p>
+          <w:p>
+            <w:pPr>
+              <w:ind w:left="0" w:firstLineChars="150" w:firstLine="315"/>
+              <w:rPr>
+                <w:rFonts w:cstheme="minorHAnsi"/>
+                <w:i/>
+              </w:rPr>
+            </w:pPr>
+            <w:r>
+              <w:rPr>
+                <w:rFonts w:cstheme="minorHAnsi"/>
+                <w:i/>
+              </w:rPr>
+              <w:t>&lt;</w:t>
+            </w:r>
+            <w:r>
+              <w:rPr>
+                <w:rFonts w:cstheme="minorHAnsi" w:hint="eastAsia"/>
+                <w:color w:val="000000" w:themeColor="text1"/>
+              </w:rPr>
+              <w:t>Bucket</w:t>
+            </w:r>
+            <w:r>
+              <w:rPr>
+                <w:rFonts w:cstheme="minorHAnsi" w:hint="eastAsia"/>
+                <w:color w:val="000000" w:themeColor="text1"/>
+              </w:rPr>
+              <w:t>s</w:t>
+            </w:r>
+            <w:r>
+              <w:rPr>
+                <w:rFonts w:cstheme="minorHAnsi"/>
+                <w:i/>
+              </w:rPr>
+              <w:t>&gt;</w:t>
+            </w:r>
+          </w:p>
+          <w:p>
+            <w:pPr>
+              <w:ind w:left="0" w:firstLineChars="150" w:firstLine="315"/>
+              <w:rPr>
+                <w:rFonts w:cstheme="minorHAnsi"/>
+                <w:i/>
+              </w:rPr>
+            </w:pPr>
+            <w:r>
+              <w:rPr>
+                <w:rFonts w:cstheme="minorHAnsi"/>
+                <w:i/>
+              </w:rPr>
+              <w:t xml:space="preserve">    </w:t>
+            </w:r>
+            <w:r>
+              <w:rPr>
+                <w:rFonts w:cstheme="minorHAnsi"/>
+                <w:i/>
+              </w:rPr>
+              <w:t>&lt;</w:t>
+            </w:r>
+            <w:r>
+              <w:rPr>
+                <w:rFonts w:cstheme="minorHAnsi" w:hint="eastAsia"/>
+                <w:i/>
+              </w:rPr>
+              <w:t>Bucket</w:t>
+            </w:r>
+            <w:r>
+              <w:rPr>
+                <w:rFonts w:cstheme="minorHAnsi"/>
+                <w:i/>
+              </w:rPr>
+              <w:t>&gt;</w:t>
+            </w:r>
+            <w:r>
+              <w:rPr>
+                <w:rFonts w:cstheme="minorHAnsi" w:hint="eastAsia"/>
+                <w:i/>
+              </w:rPr>
+              <w:t>bucketname</w:t>
+            </w:r>
+            <w:r>
+              <w:rPr>
+                <w:rFonts w:cstheme="minorHAnsi"/>
+                <w:i/>
+              </w:rPr>
+              <w:t>1</w:t>
+            </w:r>
+            <w:r>
+              <w:rPr>
+                <w:rFonts w:cstheme="minorHAnsi"/>
+                <w:i/>
+              </w:rPr>
+              <w:t>&lt;/</w:t>
+            </w:r>
+            <w:r>
+              <w:rPr>
+                <w:rFonts w:cstheme="minorHAnsi" w:hint="eastAsia"/>
+                <w:i/>
+              </w:rPr>
+              <w:t>Bucket</w:t>
+            </w:r>
+            <w:r>
+              <w:rPr>
+                <w:rFonts w:cstheme="minorHAnsi"/>
+                <w:i/>
+              </w:rPr>
+              <w:t>&gt;</w:t>
+            </w:r>
+          </w:p>
+          <w:p>
+            <w:pPr>
+              <w:ind w:left="0" w:firstLineChars="350" w:firstLine="735"/>
+              <w:rPr>
+                <w:rFonts w:cstheme="minorHAnsi"/>
+                <w:i/>
+              </w:rPr>
+            </w:pPr>
+            <w:r>
+              <w:rPr>
+                <w:rFonts w:cstheme="minorHAnsi"/>
+                <w:i/>
+              </w:rPr>
+              <w:t>&lt;</w:t>
+            </w:r>
+            <w:r>
+              <w:rPr>
+                <w:rFonts w:cstheme="minorHAnsi" w:hint="eastAsia"/>
+                <w:i/>
+              </w:rPr>
+              <w:t>Bucket</w:t>
+            </w:r>
+            <w:r>
+              <w:rPr>
+                <w:rFonts w:cstheme="minorHAnsi"/>
+                <w:i/>
+              </w:rPr>
+              <w:t>&gt;</w:t>
+            </w:r>
+            <w:r>
+              <w:rPr>
+                <w:rFonts w:cstheme="minorHAnsi" w:hint="eastAsia"/>
+                <w:i/>
+              </w:rPr>
+              <w:t>bucketname</w:t>
+            </w:r>
+            <w:r>
+              <w:rPr>
+                <w:rFonts w:cstheme="minorHAnsi"/>
+                <w:i/>
+              </w:rPr>
+              <w:t>2</w:t>
+            </w:r>
+            <w:r>
+              <w:rPr>
+                <w:rFonts w:cstheme="minorHAnsi"/>
+                <w:i/>
+              </w:rPr>
+              <w:t>&lt;/</w:t>
+            </w:r>
+            <w:r>
+              <w:rPr>
+                <w:rFonts w:cstheme="minorHAnsi" w:hint="eastAsia"/>
+                <w:i/>
+              </w:rPr>
+              <w:t>Bucket</w:t>
+            </w:r>
+            <w:r>
+              <w:rPr>
+                <w:rFonts w:cstheme="minorHAnsi"/>
+                <w:i/>
+              </w:rPr>
+              <w:t>&gt;</w:t>
+            </w:r>
+          </w:p>
+          <w:p>
+            <w:pPr>
+              <w:ind w:left="0" w:firstLineChars="150" w:firstLine="315"/>
+              <w:rPr>
+                <w:rFonts w:cstheme="minorHAnsi"/>
+                <w:i/>
+              </w:rPr>
+            </w:pPr>
+            <w:r>
+              <w:rPr>
+                <w:rFonts w:cstheme="minorHAnsi"/>
+                <w:i/>
+              </w:rPr>
+              <w:t>&lt;/</w:t>
+            </w:r>
+            <w:r>
+              <w:rPr>
+                <w:rFonts w:cstheme="minorHAnsi" w:hint="eastAsia"/>
+                <w:color w:val="000000" w:themeColor="text1"/>
+              </w:rPr>
+              <w:t>Bucket</w:t>
+            </w:r>
+            <w:r>
+              <w:rPr>
+                <w:rFonts w:cstheme="minorHAnsi" w:hint="eastAsia"/>
+                <w:color w:val="000000" w:themeColor="text1"/>
+              </w:rPr>
+              <w:t>s</w:t>
+            </w:r>
+            <w:r>
+              <w:rPr>
+                <w:rFonts w:cstheme="minorHAnsi"/>
+                <w:i/>
+              </w:rPr>
+              <w:t>&gt;</w:t>
+            </w:r>
+          </w:p>
+          <w:p>
+            <w:pPr>
+              <w:ind w:left="0"/>
+            </w:pPr>
+            <w:r>
+              <w:rPr>
+                <w:rFonts w:cstheme="minorHAnsi"/>
+                <w:i/>
+              </w:rPr>
+              <w:t>&lt;/</w:t>
+            </w:r>
+            <w:r>
+              <w:rPr>
+                <w:rFonts w:cstheme="minorHAnsi" w:hint="eastAsia"/>
+                <w:i/>
+              </w:rPr>
+              <w:t>Region</w:t>
+            </w:r>
+            <w:r>
+              <w:rPr>
+                <w:rFonts w:cstheme="minorHAnsi"/>
+                <w:i/>
+              </w:rPr>
               <w:t>Configuration</w:t>
             </w:r>
-            <w:proofErr w:type="spellEnd"/>
-            <w:r>
-              <w:rPr>
-                <w:rFonts w:cstheme="minorHAnsi"/>
-                <w:i/>
-              </w:rPr>
-              <w:t>&gt;</w:t>
-            </w:r>
-          </w:p>
-          <w:p>
-            <w:pPr>
-              <w:ind w:left="0"/>
-              <w:rPr>
-                <w:rFonts w:cstheme="minorHAnsi"/>
-                <w:i/>
-              </w:rPr>
-            </w:pPr>
-            <w:r>
-              <w:rPr>
-                <w:rFonts w:cstheme="minorHAnsi"/>
-                <w:i/>
-              </w:rPr>
-              <w:t xml:space="preserve">   &lt;</w:t>
-            </w:r>
-            <w:proofErr w:type="spellStart"/>
-            <w:r>
-              <w:rPr>
-                <w:rFonts w:cstheme="minorHAnsi" w:hint="eastAsia"/>
-                <w:color w:val="000000" w:themeColor="text1"/>
-              </w:rPr>
-              <w:t>DataCsRate</w:t>
-            </w:r>
-            <w:proofErr w:type="spellEnd"/>
-            <w:r>
-              <w:rPr>
-                <w:rFonts w:cstheme="minorHAnsi"/>
-                <w:i/>
-              </w:rPr>
-              <w:t>&gt;</w:t>
-            </w:r>
-            <w:r>
-              <w:rPr>
-                <w:rFonts w:cstheme="minorHAnsi"/>
-                <w:i/>
-              </w:rPr>
-              <w:t>year</w:t>
-            </w:r>
-            <w:r>
-              <w:rPr>
-                <w:rFonts w:cstheme="minorHAnsi"/>
-                <w:i/>
-              </w:rPr>
-              <w:t>&lt;/</w:t>
-            </w:r>
-            <w:proofErr w:type="spellStart"/>
-            <w:r>
-              <w:rPr>
-                <w:rFonts w:cstheme="minorHAnsi" w:hint="eastAsia"/>
-                <w:color w:val="000000" w:themeColor="text1"/>
-              </w:rPr>
-              <w:t>DataCsRate</w:t>
-            </w:r>
-            <w:proofErr w:type="spellEnd"/>
-            <w:r>
-              <w:rPr>
-                <w:rFonts w:cstheme="minorHAnsi"/>
-                <w:i/>
-              </w:rPr>
-              <w:t>&gt;</w:t>
-            </w:r>
-          </w:p>
-          <w:p>
-            <w:pPr>
-              <w:ind w:left="0" w:firstLineChars="150" w:firstLine="315"/>
-              <w:rPr>
-                <w:rFonts w:cstheme="minorHAnsi"/>
-                <w:i/>
-              </w:rPr>
-            </w:pPr>
-            <w:r>
-              <w:rPr>
-                <w:rFonts w:cstheme="minorHAnsi"/>
-                <w:i/>
-              </w:rPr>
-              <w:t>&lt;</w:t>
-            </w:r>
-            <w:proofErr w:type="spellStart"/>
-            <w:r>
-              <w:rPr>
-                <w:rFonts w:cstheme="minorHAnsi" w:hint="eastAsia"/>
-                <w:color w:val="000000" w:themeColor="text1"/>
-              </w:rPr>
-              <w:t>DataClRate</w:t>
-            </w:r>
-            <w:proofErr w:type="spellEnd"/>
-            <w:r>
-              <w:rPr>
-                <w:rFonts w:cstheme="minorHAnsi"/>
-                <w:i/>
-              </w:rPr>
-              <w:t>&gt;</w:t>
-            </w:r>
-            <w:r>
-              <w:rPr>
-                <w:rFonts w:cstheme="minorHAnsi"/>
-                <w:i/>
-              </w:rPr>
-              <w:t>month</w:t>
-            </w:r>
-            <w:r>
-              <w:rPr>
-                <w:rFonts w:cstheme="minorHAnsi"/>
-                <w:i/>
-              </w:rPr>
-              <w:t>&lt;/</w:t>
-            </w:r>
-            <w:proofErr w:type="spellStart"/>
-            <w:r>
-              <w:rPr>
-                <w:rFonts w:cstheme="minorHAnsi" w:hint="eastAsia"/>
-                <w:color w:val="000000" w:themeColor="text1"/>
-              </w:rPr>
-              <w:t>DataClRat</w:t>
-            </w:r>
-            <w:r>
-              <w:rPr>
-                <w:rFonts w:cstheme="minorHAnsi" w:hint="eastAsia"/>
-                <w:color w:val="000000" w:themeColor="text1"/>
-              </w:rPr>
-              <w:t>e</w:t>
-            </w:r>
-            <w:proofErr w:type="spellEnd"/>
-            <w:r>
-              <w:rPr>
-                <w:rFonts w:cstheme="minorHAnsi"/>
-                <w:i/>
-              </w:rPr>
-              <w:t>&gt;</w:t>
-            </w:r>
-          </w:p>
-          <w:p>
-            <w:pPr>
-              <w:ind w:left="0" w:firstLineChars="150" w:firstLine="315"/>
-              <w:rPr>
-                <w:rFonts w:cstheme="minorHAnsi"/>
-                <w:i/>
-              </w:rPr>
-            </w:pPr>
-            <w:r>
-              <w:rPr>
-                <w:rFonts w:cstheme="minorHAnsi"/>
-                <w:i/>
-              </w:rPr>
-              <w:t>&lt;</w:t>
-            </w:r>
-            <w:proofErr w:type="spellStart"/>
-            <w:r>
-              <w:rPr>
-                <w:rFonts w:cstheme="minorHAnsi"/>
-                <w:color w:val="000000" w:themeColor="text1"/>
-              </w:rPr>
-              <w:t>DataDomain</w:t>
-            </w:r>
-            <w:proofErr w:type="spellEnd"/>
-            <w:r>
-              <w:rPr>
-                <w:rFonts w:cstheme="minorHAnsi"/>
-                <w:i/>
-              </w:rPr>
-              <w:t>&gt;</w:t>
-            </w:r>
-            <w:r>
-              <w:rPr>
-                <w:rFonts w:cstheme="minorHAnsi" w:hint="eastAsia"/>
-                <w:i/>
-              </w:rPr>
-              <w:t>domain</w:t>
-            </w:r>
-            <w:r>
-              <w:rPr>
-                <w:rFonts w:cstheme="minorHAnsi"/>
-                <w:i/>
-              </w:rPr>
-              <w:t>1</w:t>
-            </w:r>
-            <w:r>
-              <w:rPr>
-                <w:rFonts w:cstheme="minorHAnsi"/>
-                <w:i/>
-              </w:rPr>
-              <w:t>&lt;/</w:t>
-            </w:r>
-            <w:proofErr w:type="spellStart"/>
-            <w:r>
-              <w:rPr>
-                <w:rFonts w:cstheme="minorHAnsi"/>
-                <w:color w:val="000000" w:themeColor="text1"/>
-              </w:rPr>
-              <w:t>DataDomain</w:t>
-            </w:r>
-            <w:proofErr w:type="spellEnd"/>
-            <w:r>
-              <w:rPr>
-                <w:rFonts w:cstheme="minorHAnsi"/>
-                <w:i/>
-              </w:rPr>
-              <w:t>&gt;</w:t>
-            </w:r>
-          </w:p>
-          <w:p>
-            <w:pPr>
-              <w:ind w:left="0" w:firstLineChars="150" w:firstLine="315"/>
-              <w:rPr>
-                <w:rFonts w:cstheme="minorHAnsi"/>
-                <w:i/>
-              </w:rPr>
-            </w:pPr>
-            <w:r>
-              <w:rPr>
-                <w:rFonts w:cstheme="minorHAnsi"/>
-                <w:i/>
-              </w:rPr>
-              <w:t>&lt;</w:t>
-            </w:r>
-            <w:proofErr w:type="spellStart"/>
-            <w:r>
-              <w:rPr>
-                <w:rFonts w:cstheme="minorHAnsi" w:hint="eastAsia"/>
-                <w:color w:val="000000" w:themeColor="text1"/>
-              </w:rPr>
-              <w:t>Me</w:t>
-            </w:r>
-            <w:r>
-              <w:rPr>
-                <w:rFonts w:cstheme="minorHAnsi"/>
-                <w:color w:val="000000" w:themeColor="text1"/>
-              </w:rPr>
-              <w:t>taDomain</w:t>
-            </w:r>
-            <w:proofErr w:type="spellEnd"/>
-            <w:r>
-              <w:rPr>
-                <w:rFonts w:cstheme="minorHAnsi"/>
-                <w:i/>
-              </w:rPr>
-              <w:t>&gt;</w:t>
-            </w:r>
-            <w:r>
-              <w:rPr>
-                <w:rFonts w:cstheme="minorHAnsi" w:hint="eastAsia"/>
-                <w:i/>
-              </w:rPr>
-              <w:t>domain</w:t>
-            </w:r>
-            <w:r>
-              <w:rPr>
-                <w:rFonts w:cstheme="minorHAnsi"/>
-                <w:i/>
-              </w:rPr>
-              <w:t>1</w:t>
-            </w:r>
-            <w:r>
-              <w:rPr>
-                <w:rFonts w:cstheme="minorHAnsi"/>
-                <w:i/>
-              </w:rPr>
-              <w:t>&lt;/</w:t>
-            </w:r>
-            <w:proofErr w:type="spellStart"/>
-            <w:r>
-              <w:rPr>
-                <w:rFonts w:cstheme="minorHAnsi" w:hint="eastAsia"/>
-                <w:color w:val="000000" w:themeColor="text1"/>
-              </w:rPr>
-              <w:t>Me</w:t>
-            </w:r>
-            <w:r>
-              <w:rPr>
-                <w:rFonts w:cstheme="minorHAnsi"/>
-                <w:color w:val="000000" w:themeColor="text1"/>
-              </w:rPr>
-              <w:t>taDomain</w:t>
-            </w:r>
-            <w:proofErr w:type="spellEnd"/>
-            <w:r>
-              <w:rPr>
-                <w:rFonts w:cstheme="minorHAnsi"/>
-                <w:i/>
-              </w:rPr>
-              <w:t>&gt;</w:t>
-            </w:r>
-          </w:p>
-          <w:p>
-            <w:pPr>
-              <w:ind w:left="0" w:firstLineChars="150" w:firstLine="315"/>
-              <w:rPr>
-                <w:rFonts w:cstheme="minorHAnsi"/>
-                <w:i/>
-              </w:rPr>
-            </w:pPr>
-            <w:r>
-              <w:rPr>
-                <w:rFonts w:cstheme="minorHAnsi"/>
-                <w:i/>
-              </w:rPr>
-              <w:t>&lt;</w:t>
-            </w:r>
-            <w:proofErr w:type="spellStart"/>
-            <w:r>
-              <w:rPr>
-                <w:rFonts w:cstheme="minorHAnsi"/>
-                <w:color w:val="000000" w:themeColor="text1"/>
-              </w:rPr>
-              <w:t>DataLocation</w:t>
-            </w:r>
-            <w:proofErr w:type="spellEnd"/>
-            <w:r>
-              <w:rPr>
-                <w:rFonts w:cstheme="minorHAnsi" w:hint="eastAsia"/>
-                <w:color w:val="000000" w:themeColor="text1"/>
-              </w:rPr>
-              <w:t>/</w:t>
-            </w:r>
-            <w:r>
-              <w:rPr>
-                <w:rFonts w:cstheme="minorHAnsi"/>
-                <w:i/>
-              </w:rPr>
-              <w:t>&gt;</w:t>
-            </w:r>
-          </w:p>
-          <w:p>
-            <w:pPr>
-              <w:ind w:left="0" w:firstLineChars="150" w:firstLine="315"/>
-              <w:rPr>
-                <w:rFonts w:cstheme="minorHAnsi"/>
-                <w:i/>
-              </w:rPr>
-            </w:pPr>
-            <w:r>
-              <w:rPr>
-                <w:rFonts w:cstheme="minorHAnsi"/>
-                <w:i/>
-              </w:rPr>
-              <w:t>&lt;</w:t>
-            </w:r>
-            <w:proofErr w:type="spellStart"/>
-            <w:r>
-              <w:rPr>
-                <w:rFonts w:cstheme="minorHAnsi"/>
-                <w:color w:val="000000" w:themeColor="text1"/>
-              </w:rPr>
-              <w:t>MetaLocation</w:t>
-            </w:r>
-            <w:proofErr w:type="spellEnd"/>
-            <w:r>
-              <w:rPr>
-                <w:rFonts w:cstheme="minorHAnsi"/>
-                <w:color w:val="000000" w:themeColor="text1"/>
-              </w:rPr>
-              <w:t>/</w:t>
-            </w:r>
-            <w:r>
-              <w:rPr>
-                <w:rFonts w:cstheme="minorHAnsi"/>
-                <w:i/>
-              </w:rPr>
-              <w:t>&gt;</w:t>
-            </w:r>
-          </w:p>
-          <w:p>
-            <w:pPr>
-              <w:ind w:left="0" w:firstLineChars="150" w:firstLine="315"/>
-              <w:rPr>
-                <w:rFonts w:cstheme="minorHAnsi"/>
-                <w:i/>
-              </w:rPr>
-            </w:pPr>
-            <w:r>
-              <w:rPr>
-                <w:rFonts w:cstheme="minorHAnsi"/>
-                <w:i/>
-              </w:rPr>
-              <w:t>&lt;</w:t>
-            </w:r>
-            <w:proofErr w:type="spellStart"/>
-            <w:r>
-              <w:rPr>
-                <w:rFonts w:cstheme="minorHAnsi"/>
-                <w:color w:val="000000" w:themeColor="text1"/>
-              </w:rPr>
-              <w:t>MetaHisLocation</w:t>
-            </w:r>
-            <w:proofErr w:type="spellEnd"/>
-            <w:r>
-              <w:rPr>
-                <w:rFonts w:cstheme="minorHAnsi"/>
-                <w:color w:val="000000" w:themeColor="text1"/>
-              </w:rPr>
-              <w:t>/</w:t>
-            </w:r>
-            <w:r>
-              <w:rPr>
-                <w:rFonts w:cstheme="minorHAnsi"/>
-                <w:i/>
-              </w:rPr>
-              <w:t>&gt;</w:t>
-            </w:r>
-          </w:p>
-          <w:p>
-            <w:pPr>
-              <w:ind w:left="0" w:firstLineChars="150" w:firstLine="315"/>
-              <w:rPr>
-                <w:rFonts w:cstheme="minorHAnsi"/>
-                <w:i/>
-              </w:rPr>
-            </w:pPr>
-            <w:r>
-              <w:rPr>
-                <w:rFonts w:cstheme="minorHAnsi"/>
-                <w:i/>
-              </w:rPr>
-              <w:t>&lt;</w:t>
-            </w:r>
-            <w:r>
-              <w:rPr>
-                <w:rFonts w:cstheme="minorHAnsi" w:hint="eastAsia"/>
-                <w:color w:val="000000" w:themeColor="text1"/>
-              </w:rPr>
-              <w:t>Bucket</w:t>
-            </w:r>
-            <w:r>
-              <w:rPr>
-                <w:rFonts w:cstheme="minorHAnsi" w:hint="eastAsia"/>
-                <w:color w:val="000000" w:themeColor="text1"/>
-              </w:rPr>
-              <w:t>s</w:t>
-            </w:r>
-            <w:r>
-              <w:rPr>
-                <w:rFonts w:cstheme="minorHAnsi"/>
-                <w:i/>
-              </w:rPr>
-              <w:t>&gt;</w:t>
-            </w:r>
-          </w:p>
-          <w:p>
-            <w:pPr>
-              <w:ind w:left="0" w:firstLineChars="150" w:firstLine="315"/>
-              <w:rPr>
-                <w:rFonts w:cstheme="minorHAnsi"/>
-                <w:i/>
-              </w:rPr>
-            </w:pPr>
-            <w:r>
-              <w:rPr>
-                <w:rFonts w:cstheme="minorHAnsi"/>
-                <w:i/>
-              </w:rPr>
-              <w:t xml:space="preserve">    </w:t>
-            </w:r>
-            <w:r>
-              <w:rPr>
-                <w:rFonts w:cstheme="minorHAnsi"/>
-                <w:i/>
-              </w:rPr>
-              <w:t>&lt;</w:t>
-            </w:r>
-            <w:r>
-              <w:rPr>
-                <w:rFonts w:cstheme="minorHAnsi" w:hint="eastAsia"/>
-                <w:i/>
-              </w:rPr>
-              <w:t>Bucket</w:t>
-            </w:r>
-            <w:r>
-              <w:rPr>
-                <w:rFonts w:cstheme="minorHAnsi"/>
-                <w:i/>
-              </w:rPr>
-              <w:t>&gt;</w:t>
-            </w:r>
-            <w:r>
-              <w:rPr>
-                <w:rFonts w:cstheme="minorHAnsi" w:hint="eastAsia"/>
-                <w:i/>
-              </w:rPr>
-              <w:t>bucketname</w:t>
-            </w:r>
-            <w:r>
-              <w:rPr>
-                <w:rFonts w:cstheme="minorHAnsi"/>
-                <w:i/>
-              </w:rPr>
-              <w:t>1</w:t>
-            </w:r>
-            <w:r>
-              <w:rPr>
-                <w:rFonts w:cstheme="minorHAnsi"/>
-                <w:i/>
-              </w:rPr>
-              <w:t>&lt;/</w:t>
-            </w:r>
-            <w:r>
-              <w:rPr>
-                <w:rFonts w:cstheme="minorHAnsi" w:hint="eastAsia"/>
-                <w:i/>
-              </w:rPr>
-              <w:t>Bucket</w:t>
-            </w:r>
-            <w:r>
-              <w:rPr>
-                <w:rFonts w:cstheme="minorHAnsi"/>
-                <w:i/>
-              </w:rPr>
-              <w:t>&gt;</w:t>
-            </w:r>
-          </w:p>
-          <w:p>
-            <w:pPr>
-              <w:ind w:left="0" w:firstLineChars="350" w:firstLine="735"/>
-              <w:rPr>
-                <w:rFonts w:cstheme="minorHAnsi"/>
-                <w:i/>
-              </w:rPr>
-            </w:pPr>
-            <w:r>
-              <w:rPr>
-                <w:rFonts w:cstheme="minorHAnsi"/>
-                <w:i/>
-              </w:rPr>
-              <w:t>&lt;</w:t>
-            </w:r>
-            <w:r>
-              <w:rPr>
-                <w:rFonts w:cstheme="minorHAnsi" w:hint="eastAsia"/>
-                <w:i/>
-              </w:rPr>
-              <w:t>Bucket</w:t>
-            </w:r>
-            <w:r>
-              <w:rPr>
-                <w:rFonts w:cstheme="minorHAnsi"/>
-                <w:i/>
-              </w:rPr>
-              <w:t>&gt;</w:t>
-            </w:r>
-            <w:r>
-              <w:rPr>
-                <w:rFonts w:cstheme="minorHAnsi" w:hint="eastAsia"/>
-                <w:i/>
-              </w:rPr>
-              <w:t>bucketname</w:t>
-            </w:r>
-            <w:r>
-              <w:rPr>
-                <w:rFonts w:cstheme="minorHAnsi"/>
-                <w:i/>
-              </w:rPr>
-              <w:t>2</w:t>
-            </w:r>
-            <w:r>
-              <w:rPr>
-                <w:rFonts w:cstheme="minorHAnsi"/>
-                <w:i/>
-              </w:rPr>
-              <w:t>&lt;/</w:t>
-            </w:r>
-            <w:r>
-              <w:rPr>
-                <w:rFonts w:cstheme="minorHAnsi" w:hint="eastAsia"/>
-                <w:i/>
-              </w:rPr>
-              <w:t>Bucket</w:t>
-            </w:r>
-            <w:r>
-              <w:rPr>
-                <w:rFonts w:cstheme="minorHAnsi"/>
-                <w:i/>
-              </w:rPr>
-              <w:t>&gt;</w:t>
-            </w:r>
-          </w:p>
-          <w:p>
-            <w:pPr>
-              <w:ind w:left="0" w:firstLineChars="150" w:firstLine="315"/>
-              <w:rPr>
-                <w:rFonts w:cstheme="minorHAnsi"/>
-                <w:i/>
-              </w:rPr>
-            </w:pPr>
-            <w:r>
-              <w:rPr>
-                <w:rFonts w:cstheme="minorHAnsi"/>
-                <w:i/>
-              </w:rPr>
-              <w:t>&lt;/</w:t>
-            </w:r>
-            <w:r>
-              <w:rPr>
-                <w:rFonts w:cstheme="minorHAnsi" w:hint="eastAsia"/>
-                <w:color w:val="000000" w:themeColor="text1"/>
-              </w:rPr>
-              <w:t>Bucket</w:t>
-            </w:r>
-            <w:r>
-              <w:rPr>
-                <w:rFonts w:cstheme="minorHAnsi" w:hint="eastAsia"/>
-                <w:color w:val="000000" w:themeColor="text1"/>
-              </w:rPr>
-              <w:t>s</w:t>
-            </w:r>
-            <w:r>
-              <w:rPr>
-                <w:rFonts w:cstheme="minorHAnsi"/>
-                <w:i/>
-              </w:rPr>
-              <w:t>&gt;</w:t>
-            </w:r>
-          </w:p>
-          <w:p>
-            <w:pPr>
-              <w:ind w:left="0"/>
-            </w:pPr>
-            <w:r>
-              <w:rPr>
-                <w:rFonts w:cstheme="minorHAnsi"/>
-                <w:i/>
-              </w:rPr>
-              <w:t>&lt;/</w:t>
-            </w:r>
-            <w:proofErr w:type="spellStart"/>
-            <w:r>
-              <w:rPr>
-                <w:rFonts w:cstheme="minorHAnsi" w:hint="eastAsia"/>
-                <w:i/>
-              </w:rPr>
-              <w:t>Region</w:t>
-            </w:r>
-            <w:r>
-              <w:rPr>
-                <w:rFonts w:cstheme="minorHAnsi"/>
-                <w:i/>
-              </w:rPr>
-              <w:t>Configuration</w:t>
-            </w:r>
-            <w:proofErr w:type="spellEnd"/>
             <w:r>
               <w:rPr>
                 <w:rFonts w:cstheme="minorHAnsi"/>
@@ -6791,7 +6980,6 @@
     </w:p>
     <w:p>
       <w:r>
-        <w:lastRenderedPageBreak/>
         <w:t>Request Headers</w:t>
       </w:r>
       <w:r>
@@ -6812,34 +7000,15 @@
         </w:rPr>
         <w:t>，参考</w:t>
       </w:r>
-      <w:r>
-        <w:fldChar w:fldCharType="begin"/>
-      </w:r>
-      <w:r>
-        <w:instrText xml:space="preserve"> HYPERLINK \l "_</w:instrText>
-      </w:r>
-      <w:r>
-        <w:instrText>公共头部</w:instrText>
-      </w:r>
-      <w:r>
-        <w:instrText xml:space="preserve">" </w:instrText>
-      </w:r>
-      <w:r>
-        <w:fldChar w:fldCharType="separate"/>
-      </w:r>
-      <w:r>
-        <w:rPr>
-          <w:rStyle w:val="ad"/>
-          <w:rFonts w:hint="eastAsia"/>
-        </w:rPr>
-        <w:t>公共头部</w:t>
-      </w:r>
-      <w:r>
-        <w:rPr>
-          <w:rStyle w:val="ad"/>
-        </w:rPr>
-        <w:fldChar w:fldCharType="end"/>
-      </w:r>
+      <w:hyperlink w:anchor="_公共头部" w:history="1">
+        <w:r>
+          <w:rPr>
+            <w:rStyle w:val="ad"/>
+            <w:rFonts w:hint="eastAsia"/>
+          </w:rPr>
+          <w:t>公共头部</w:t>
+        </w:r>
+      </w:hyperlink>
       <w:r>
         <w:rPr>
           <w:rFonts w:hint="eastAsia"/>
@@ -6910,7 +7079,6 @@
               </w:rPr>
               <w:t>{</w:t>
             </w:r>
-            <w:proofErr w:type="spellStart"/>
             <w:r>
               <w:rPr>
                 <w:rFonts w:cstheme="minorHAnsi"/>
@@ -6918,7 +7086,6 @@
               </w:rPr>
               <w:t>regionname</w:t>
             </w:r>
-            <w:proofErr w:type="spellEnd"/>
             <w:r>
               <w:rPr>
                 <w:rFonts w:cstheme="minorHAnsi" w:hint="eastAsia"/>
@@ -7120,6 +7287,7 @@
         <w:rPr>
           <w:rFonts w:hint="eastAsia"/>
         </w:rPr>
+        <w:lastRenderedPageBreak/>
         <w:t xml:space="preserve">Story </w:t>
       </w:r>
       <w:r>
@@ -7173,57 +7341,35 @@
         </w:rPr>
         <w:t>—</w:t>
       </w:r>
-      <w:proofErr w:type="spellStart"/>
       <w:r>
         <w:rPr>
           <w:rFonts w:asciiTheme="minorEastAsia" w:hAnsiTheme="minorEastAsia" w:hint="eastAsia"/>
         </w:rPr>
-        <w:t>SequoiaDB</w:t>
-      </w:r>
-      <w:proofErr w:type="spellEnd"/>
+        <w:t>SequoiaDB兼容Amazon</w:t>
+      </w:r>
+      <w:r>
+        <w:rPr>
+          <w:rFonts w:asciiTheme="minorEastAsia" w:hAnsiTheme="minorEastAsia"/>
+        </w:rPr>
+        <w:t xml:space="preserve"> </w:t>
+      </w:r>
       <w:r>
         <w:rPr>
           <w:rFonts w:asciiTheme="minorEastAsia" w:hAnsiTheme="minorEastAsia" w:hint="eastAsia"/>
         </w:rPr>
-        <w:t>兼容Amazon</w:t>
+        <w:t>S</w:t>
       </w:r>
       <w:r>
         <w:rPr>
           <w:rFonts w:asciiTheme="minorEastAsia" w:hAnsiTheme="minorEastAsia"/>
         </w:rPr>
-        <w:t xml:space="preserve"> </w:t>
+        <w:t>3</w:t>
       </w:r>
       <w:r>
         <w:rPr>
           <w:rFonts w:asciiTheme="minorEastAsia" w:hAnsiTheme="minorEastAsia" w:hint="eastAsia"/>
         </w:rPr>
-        <w:t>S</w:t>
-      </w:r>
-      <w:r>
-        <w:rPr>
-          <w:rFonts w:asciiTheme="minorEastAsia" w:hAnsiTheme="minorEastAsia"/>
-        </w:rPr>
-        <w:t>3</w:t>
-      </w:r>
-      <w:r>
-        <w:rPr>
-          <w:rFonts w:asciiTheme="minorEastAsia" w:hAnsiTheme="minorEastAsia" w:hint="eastAsia"/>
-        </w:rPr>
-        <w:t>接口.</w:t>
-      </w:r>
-      <w:proofErr w:type="spellStart"/>
-      <w:r>
-        <w:rPr>
-          <w:rFonts w:asciiTheme="minorEastAsia" w:hAnsiTheme="minorEastAsia" w:hint="eastAsia"/>
-        </w:rPr>
-        <w:t>docx</w:t>
-      </w:r>
-      <w:proofErr w:type="spellEnd"/>
-      <w:r>
-        <w:rPr>
-          <w:rFonts w:asciiTheme="minorEastAsia" w:hAnsiTheme="minorEastAsia" w:hint="eastAsia"/>
-        </w:rPr>
-        <w:t>》。</w:t>
+        <w:t>接口.docx》。</w:t>
       </w:r>
     </w:p>
     <w:p>
@@ -7307,23 +7453,7 @@
           <w:rFonts w:hint="eastAsia"/>
           <w:color w:val="00B0F0"/>
         </w:rPr>
-        <w:t>使用时序</w:t>
-      </w:r>
-      <w:proofErr w:type="gramStart"/>
-      <w:r>
-        <w:rPr>
-          <w:rFonts w:hint="eastAsia"/>
-          <w:color w:val="00B0F0"/>
-        </w:rPr>
-        <w:t>图或者</w:t>
-      </w:r>
-      <w:proofErr w:type="gramEnd"/>
-      <w:r>
-        <w:rPr>
-          <w:rFonts w:hint="eastAsia"/>
-          <w:color w:val="00B0F0"/>
-        </w:rPr>
-        <w:t>活动图</w:t>
+        <w:t>使用时序图或者活动图</w:t>
       </w:r>
       <w:r>
         <w:rPr>
@@ -7624,16 +7754,8 @@
               <w:rPr>
                 <w:rFonts w:hint="eastAsia"/>
               </w:rPr>
-              <w:t>/region/</w:t>
-            </w:r>
-            <w:proofErr w:type="spellStart"/>
-            <w:r>
-              <w:rPr>
-                <w:rFonts w:hint="eastAsia"/>
-              </w:rPr>
-              <w:t>regionName</w:t>
-            </w:r>
-            <w:proofErr w:type="spellEnd"/>
+              <w:t>/region/regionName</w:t>
+            </w:r>
           </w:p>
         </w:tc>
         <w:tc>
@@ -7710,14 +7832,12 @@
             <w:r>
               <w:t>/</w:t>
             </w:r>
-            <w:proofErr w:type="spellStart"/>
             <w:r>
               <w:rPr>
                 <w:rFonts w:hint="eastAsia"/>
               </w:rPr>
               <w:t>regionName</w:t>
             </w:r>
-            <w:proofErr w:type="spellEnd"/>
           </w:p>
         </w:tc>
         <w:tc>
@@ -7782,7 +7902,6 @@
               <w:rPr>
                 <w:rFonts w:hint="eastAsia"/>
               </w:rPr>
-              <w:lastRenderedPageBreak/>
               <w:t>GET</w:t>
             </w:r>
           </w:p>
@@ -7804,14 +7923,12 @@
             <w:r>
               <w:t>/</w:t>
             </w:r>
-            <w:proofErr w:type="spellStart"/>
             <w:r>
               <w:rPr>
                 <w:rFonts w:hint="eastAsia"/>
               </w:rPr>
               <w:t>regionName</w:t>
             </w:r>
-            <w:proofErr w:type="spellEnd"/>
           </w:p>
         </w:tc>
         <w:tc>
@@ -7892,16 +8009,8 @@
               <w:rPr>
                 <w:rFonts w:hint="eastAsia"/>
               </w:rPr>
-              <w:t>/region/</w:t>
-            </w:r>
-            <w:proofErr w:type="spellStart"/>
-            <w:r>
-              <w:rPr>
-                <w:rFonts w:hint="eastAsia"/>
-              </w:rPr>
-              <w:t>regionName</w:t>
-            </w:r>
-            <w:proofErr w:type="spellEnd"/>
+              <w:t>/region/regionName</w:t>
+            </w:r>
           </w:p>
         </w:tc>
         <w:tc>
@@ -7963,13 +8072,13 @@
         <w:pStyle w:val="3"/>
         <w:ind w:left="210"/>
       </w:pPr>
-      <w:bookmarkStart w:id="10" w:name="_获取桶列表（GET_Service）"/>
-      <w:bookmarkStart w:id="11" w:name="_权限校验流程"/>
-      <w:bookmarkStart w:id="12" w:name="_创建用户（PUT_User）"/>
-      <w:bookmarkStart w:id="13" w:name="_Ref517361379"/>
-      <w:bookmarkEnd w:id="10"/>
-      <w:bookmarkEnd w:id="11"/>
-      <w:bookmarkEnd w:id="12"/>
+      <w:bookmarkStart w:id="5" w:name="_获取桶列表（GET_Service）"/>
+      <w:bookmarkStart w:id="6" w:name="_权限校验流程"/>
+      <w:bookmarkStart w:id="7" w:name="_创建用户（PUT_User）"/>
+      <w:bookmarkStart w:id="8" w:name="_Ref517361379"/>
+      <w:bookmarkEnd w:id="5"/>
+      <w:bookmarkEnd w:id="6"/>
+      <w:bookmarkEnd w:id="7"/>
       <w:r>
         <w:rPr>
           <w:rFonts w:hint="eastAsia"/>
@@ -8008,8 +8117,8 @@
       <w:pPr>
         <w:ind w:left="0"/>
       </w:pPr>
-      <w:bookmarkStart w:id="14" w:name="_创建桶（PUT_Bucket）"/>
-      <w:bookmarkEnd w:id="14"/>
+      <w:bookmarkStart w:id="9" w:name="_创建桶（PUT_Bucket）"/>
+      <w:bookmarkEnd w:id="9"/>
       <w:r>
         <w:rPr>
           <w:rFonts w:hint="eastAsia"/>
@@ -8053,6 +8162,7 @@
         <w:rPr>
           <w:noProof/>
         </w:rPr>
+        <w:lastRenderedPageBreak/>
         <w:drawing>
           <wp:inline distT="0" distB="0" distL="0" distR="0" wp14:anchorId="14A17599" wp14:editId="7020E17F">
             <wp:extent cx="5274310" cy="2471521"/>
@@ -8192,33 +8302,17 @@
         </w:rPr>
         <w:t>区域名称在</w:t>
       </w:r>
-      <w:proofErr w:type="spellStart"/>
       <w:r>
         <w:rPr>
           <w:rFonts w:hint="eastAsia"/>
         </w:rPr>
         <w:t>RegionList</w:t>
       </w:r>
-      <w:proofErr w:type="spellEnd"/>
-      <w:r>
-        <w:rPr>
-          <w:rFonts w:hint="eastAsia"/>
-        </w:rPr>
-        <w:t>中</w:t>
-      </w:r>
-      <w:proofErr w:type="gramStart"/>
-      <w:r>
-        <w:rPr>
-          <w:rFonts w:hint="eastAsia"/>
-        </w:rPr>
-        <w:t>建唯一</w:t>
-      </w:r>
-      <w:proofErr w:type="gramEnd"/>
-      <w:r>
-        <w:rPr>
-          <w:rFonts w:hint="eastAsia"/>
-        </w:rPr>
-        <w:t>索引</w:t>
+      <w:r>
+        <w:rPr>
+          <w:rFonts w:hint="eastAsia"/>
+        </w:rPr>
+        <w:t>中建唯一索引</w:t>
       </w:r>
     </w:p>
     <w:p>
@@ -8253,14 +8347,12 @@
         </w:rPr>
         <w:t>可以指定固定集合空间和集合，也可以指定</w:t>
       </w:r>
-      <w:proofErr w:type="spellStart"/>
       <w:r>
         <w:rPr>
           <w:rFonts w:hint="eastAsia"/>
         </w:rPr>
         <w:t>ShardingType</w:t>
       </w:r>
-      <w:proofErr w:type="spellEnd"/>
       <w:r>
         <w:rPr>
           <w:rFonts w:hint="eastAsia"/>
@@ -8296,7 +8388,6 @@
         </w:rPr>
         <w:t>携带</w:t>
       </w:r>
-      <w:proofErr w:type="spellStart"/>
       <w:r>
         <w:rPr>
           <w:rFonts w:cstheme="minorHAnsi" w:hint="eastAsia"/>
@@ -8304,14 +8395,12 @@
         </w:rPr>
         <w:t>DataCSShardingType</w:t>
       </w:r>
-      <w:proofErr w:type="spellEnd"/>
       <w:r>
         <w:rPr>
           <w:rFonts w:hint="eastAsia"/>
         </w:rPr>
         <w:t>，</w:t>
       </w:r>
-      <w:proofErr w:type="spellStart"/>
       <w:r>
         <w:rPr>
           <w:rFonts w:cstheme="minorHAnsi" w:hint="eastAsia"/>
@@ -8319,34 +8408,12 @@
         </w:rPr>
         <w:t>DataCLShardingType</w:t>
       </w:r>
-      <w:proofErr w:type="spellEnd"/>
-      <w:r>
-        <w:rPr>
-          <w:rFonts w:hint="eastAsia"/>
-        </w:rPr>
-        <w:t>，分</w:t>
-      </w:r>
-      <w:commentRangeStart w:id="15"/>
-      <w:r>
-        <w:rPr>
-          <w:rFonts w:hint="eastAsia"/>
-        </w:rPr>
-        <w:t>别为区域内存储对象的集合空</w:t>
-      </w:r>
-      <w:commentRangeEnd w:id="15"/>
-      <w:r>
-        <w:rPr>
-          <w:rStyle w:val="af"/>
-        </w:rPr>
-        <w:commentReference w:id="15"/>
-      </w:r>
-      <w:r>
-        <w:rPr>
-          <w:rFonts w:hint="eastAsia"/>
-        </w:rPr>
-        <w:t>间和集合的分区周期，</w:t>
-      </w:r>
-      <w:proofErr w:type="spellStart"/>
+      <w:r>
+        <w:rPr>
+          <w:rFonts w:hint="eastAsia"/>
+        </w:rPr>
+        <w:t>，分别为区域内存储对象的集合空间和集合的分区周期，</w:t>
+      </w:r>
       <w:r>
         <w:rPr>
           <w:rFonts w:cstheme="minorHAnsi" w:hint="eastAsia"/>
@@ -8354,7 +8421,6 @@
         </w:rPr>
         <w:t>DataCSShardingType</w:t>
       </w:r>
-      <w:proofErr w:type="spellEnd"/>
       <w:r>
         <w:rPr>
           <w:rFonts w:hint="eastAsia"/>
@@ -8391,7 +8457,6 @@
         </w:rPr>
         <w:t>集合空间命名为“</w:t>
       </w:r>
-      <w:proofErr w:type="spellStart"/>
       <w:r>
         <w:rPr>
           <w:rFonts w:hint="eastAsia"/>
@@ -8401,28 +8466,24 @@
       <w:r>
         <w:t>_DataCS_yyyy</w:t>
       </w:r>
-      <w:proofErr w:type="spellEnd"/>
       <w:r>
         <w:rPr>
           <w:rFonts w:hint="eastAsia"/>
         </w:rPr>
         <w:t>”，其中“</w:t>
       </w:r>
-      <w:proofErr w:type="spellStart"/>
       <w:r>
         <w:rPr>
           <w:rFonts w:hint="eastAsia"/>
         </w:rPr>
         <w:t>yyyy</w:t>
       </w:r>
-      <w:proofErr w:type="spellEnd"/>
       <w:r>
         <w:rPr>
           <w:rFonts w:hint="eastAsia"/>
         </w:rPr>
         <w:t>”为年。</w:t>
       </w:r>
-      <w:proofErr w:type="spellStart"/>
       <w:r>
         <w:rPr>
           <w:rFonts w:cstheme="minorHAnsi" w:hint="eastAsia"/>
@@ -8430,7 +8491,6 @@
         </w:rPr>
         <w:t>DataCLShardingType</w:t>
       </w:r>
-      <w:proofErr w:type="spellEnd"/>
       <w:r>
         <w:rPr>
           <w:rFonts w:hint="eastAsia"/>
@@ -8478,14 +8538,12 @@
         </w:rPr>
         <w:t>当请求中携带</w:t>
       </w:r>
-      <w:proofErr w:type="spellStart"/>
       <w:r>
         <w:rPr>
           <w:rFonts w:hint="eastAsia"/>
         </w:rPr>
         <w:t>DataDomain</w:t>
       </w:r>
-      <w:proofErr w:type="spellEnd"/>
       <w:r>
         <w:rPr>
           <w:rFonts w:hint="eastAsia"/>
@@ -8521,82 +8579,87 @@
       <w:pPr>
         <w:ind w:left="0" w:firstLineChars="200" w:firstLine="420"/>
       </w:pPr>
+      <w:r>
+        <w:rPr>
+          <w:rFonts w:hint="eastAsia"/>
+        </w:rPr>
+        <w:t>当请求中携带</w:t>
+      </w:r>
+      <w:r>
+        <w:rPr>
+          <w:rFonts w:hint="eastAsia"/>
+        </w:rPr>
+        <w:t>DataLobPageSize</w:t>
+      </w:r>
+      <w:r>
+        <w:rPr>
+          <w:rFonts w:hint="eastAsia"/>
+        </w:rPr>
+        <w:t>，创建集合空间时需要设置该属性。</w:t>
+      </w:r>
     </w:p>
     <w:p>
       <w:pPr>
         <w:ind w:left="0" w:firstLineChars="200" w:firstLine="420"/>
-      </w:pPr>
-      <w:r>
-        <w:rPr>
-          <w:rFonts w:hint="eastAsia"/>
-        </w:rPr>
-        <w:t>元数据集合空间每个区域固定一个，命名方式为</w:t>
-      </w:r>
-      <w:proofErr w:type="spellStart"/>
-      <w:r>
-        <w:rPr>
-          <w:rFonts w:hint="eastAsia"/>
-        </w:rPr>
-        <w:t>RegionName</w:t>
-      </w:r>
-      <w:r>
-        <w:t>_</w:t>
-      </w:r>
-      <w:r>
-        <w:rPr>
-          <w:rFonts w:hint="eastAsia"/>
-        </w:rPr>
-        <w:t>MetaCS</w:t>
-      </w:r>
-      <w:proofErr w:type="spellEnd"/>
-      <w:r>
-        <w:rPr>
-          <w:rFonts w:hint="eastAsia"/>
-        </w:rPr>
-        <w:t>。</w:t>
+        <w:rPr>
+          <w:rFonts w:hint="eastAsia"/>
+        </w:rPr>
+      </w:pPr>
+      <w:r>
+        <w:rPr>
+          <w:rFonts w:hint="eastAsia"/>
+        </w:rPr>
+        <w:t>当请求中携带</w:t>
+      </w:r>
+      <w:r>
+        <w:rPr>
+          <w:rFonts w:hint="eastAsia"/>
+        </w:rPr>
+        <w:t>DataReplSize</w:t>
+      </w:r>
+      <w:r>
+        <w:rPr>
+          <w:rFonts w:hint="eastAsia"/>
+        </w:rPr>
+        <w:t>，创建集合时需要设置该属性。</w:t>
       </w:r>
     </w:p>
     <w:p>
       <w:pPr>
         <w:ind w:left="0" w:firstLineChars="200" w:firstLine="420"/>
       </w:pPr>
-      <w:r>
-        <w:rPr>
-          <w:rFonts w:hint="eastAsia"/>
-        </w:rPr>
-        <w:t>当请求中携带</w:t>
-      </w:r>
-      <w:proofErr w:type="spellStart"/>
-      <w:r>
-        <w:rPr>
-          <w:rFonts w:hint="eastAsia"/>
-        </w:rPr>
-        <w:t>MetaDomain</w:t>
-      </w:r>
-      <w:proofErr w:type="spellEnd"/>
-      <w:r>
-        <w:rPr>
-          <w:rFonts w:hint="eastAsia"/>
-        </w:rPr>
-        <w:t>，则元数据的集合空间创建在该</w:t>
-      </w:r>
-      <w:r>
-        <w:rPr>
-          <w:rFonts w:hint="eastAsia"/>
-        </w:rPr>
-        <w:t>Domain</w:t>
-      </w:r>
-      <w:r>
-        <w:rPr>
-          <w:rFonts w:hint="eastAsia"/>
-        </w:rPr>
-        <w:t>上。</w:t>
-      </w:r>
     </w:p>
     <w:p>
       <w:pPr>
         <w:ind w:left="0" w:firstLineChars="200" w:firstLine="420"/>
       </w:pPr>
+      <w:r>
+        <w:rPr>
+          <w:rFonts w:hint="eastAsia"/>
+        </w:rPr>
+        <w:t>元数据集合空间每个区域固定一个，命名方式为</w:t>
+      </w:r>
+      <w:r>
+        <w:rPr>
+          <w:rFonts w:hint="eastAsia"/>
+        </w:rPr>
+        <w:t>RegionName</w:t>
+      </w:r>
+      <w:r>
+        <w:t>_</w:t>
+      </w:r>
+      <w:r>
+        <w:rPr>
+          <w:rFonts w:hint="eastAsia"/>
+        </w:rPr>
+        <w:t>MetaCS</w:t>
+      </w:r>
+      <w:r>
+        <w:rPr>
+          <w:rFonts w:hint="eastAsia"/>
+        </w:rPr>
+        <w:t>。</w:t>
+      </w:r>
     </w:p>
     <w:p>
       <w:pPr>
@@ -8606,61 +8669,19 @@
         <w:rPr>
           <w:rFonts w:hint="eastAsia"/>
         </w:rPr>
-        <w:t>当使用</w:t>
-      </w:r>
-      <w:proofErr w:type="spellStart"/>
-      <w:r>
-        <w:rPr>
-          <w:rFonts w:hint="eastAsia"/>
-        </w:rPr>
-        <w:t>ShardingType</w:t>
-      </w:r>
-      <w:proofErr w:type="spellEnd"/>
-      <w:r>
-        <w:rPr>
-          <w:rFonts w:hint="eastAsia"/>
-        </w:rPr>
-        <w:t>方式时，初次创建区域时可以指定</w:t>
-      </w:r>
-      <w:proofErr w:type="spellStart"/>
-      <w:r>
-        <w:rPr>
-          <w:rFonts w:hint="eastAsia"/>
-        </w:rPr>
-        <w:t>DataDomain</w:t>
-      </w:r>
-      <w:proofErr w:type="spellEnd"/>
-      <w:r>
-        <w:rPr>
-          <w:rFonts w:hint="eastAsia"/>
-        </w:rPr>
-        <w:t>和</w:t>
-      </w:r>
-      <w:proofErr w:type="spellStart"/>
+        <w:t>当请求中携带</w:t>
+      </w:r>
       <w:r>
         <w:rPr>
           <w:rFonts w:hint="eastAsia"/>
         </w:rPr>
         <w:t>MetaDomain</w:t>
       </w:r>
-      <w:proofErr w:type="spellEnd"/>
-      <w:r>
-        <w:rPr>
-          <w:rFonts w:hint="eastAsia"/>
-        </w:rPr>
-        <w:t>，修改时</w:t>
-      </w:r>
-      <w:r>
-        <w:rPr>
-          <w:rFonts w:hint="eastAsia"/>
-        </w:rPr>
-        <w:t>不可以</w:t>
-      </w:r>
-      <w:r>
-        <w:rPr>
-          <w:rFonts w:hint="eastAsia"/>
-        </w:rPr>
-        <w:t>修改</w:t>
+      <w:r>
+        <w:rPr>
+          <w:rFonts w:hint="eastAsia"/>
+        </w:rPr>
+        <w:t>，则元数据的集合空间创建在该</w:t>
       </w:r>
       <w:r>
         <w:rPr>
@@ -8672,58 +8693,90 @@
         <w:rPr>
           <w:rFonts w:hint="eastAsia"/>
         </w:rPr>
-        <w:t>配置，即不可从无改为有，也不可以在请求中携带和初次创建时不一致的配置</w:t>
-      </w:r>
-      <w:r>
-        <w:rPr>
-          <w:rFonts w:hint="eastAsia"/>
-        </w:rPr>
-        <w:t>。</w:t>
+        <w:t>上。</w:t>
       </w:r>
     </w:p>
     <w:p>
       <w:pPr>
         <w:ind w:left="0" w:firstLineChars="200" w:firstLine="420"/>
       </w:pPr>
-      <w:r>
-        <w:rPr>
-          <w:rFonts w:hint="eastAsia"/>
-        </w:rPr>
-        <w:t>创建区域时如果指定</w:t>
-      </w:r>
-      <w:proofErr w:type="spellStart"/>
-      <w:r>
-        <w:rPr>
-          <w:rFonts w:hint="eastAsia"/>
-        </w:rPr>
-        <w:t>DataDomain</w:t>
-      </w:r>
-      <w:proofErr w:type="spellEnd"/>
-      <w:r>
-        <w:rPr>
-          <w:rFonts w:hint="eastAsia"/>
-        </w:rPr>
-        <w:t>和</w:t>
-      </w:r>
-      <w:proofErr w:type="spellStart"/>
-      <w:r>
-        <w:rPr>
-          <w:rFonts w:hint="eastAsia"/>
-        </w:rPr>
-        <w:t>MetaDomain</w:t>
-      </w:r>
-      <w:proofErr w:type="spellEnd"/>
-      <w:r>
-        <w:rPr>
-          <w:rFonts w:hint="eastAsia"/>
-        </w:rPr>
-        <w:t>，需要先检测系统中是否已经存在指定的域。</w:t>
-      </w:r>
     </w:p>
     <w:p>
       <w:pPr>
         <w:ind w:left="0" w:firstLineChars="200" w:firstLine="420"/>
       </w:pPr>
+      <w:r>
+        <w:rPr>
+          <w:rFonts w:hint="eastAsia"/>
+        </w:rPr>
+        <w:t>当使用</w:t>
+      </w:r>
+      <w:r>
+        <w:rPr>
+          <w:rFonts w:hint="eastAsia"/>
+        </w:rPr>
+        <w:t>ShardingType</w:t>
+      </w:r>
+      <w:r>
+        <w:rPr>
+          <w:rFonts w:hint="eastAsia"/>
+        </w:rPr>
+        <w:t>方式时，初次创建区域时可以指定</w:t>
+      </w:r>
+      <w:r>
+        <w:rPr>
+          <w:rFonts w:hint="eastAsia"/>
+        </w:rPr>
+        <w:t>DataDomain</w:t>
+      </w:r>
+      <w:r>
+        <w:rPr>
+          <w:rFonts w:hint="eastAsia"/>
+        </w:rPr>
+        <w:t>和</w:t>
+      </w:r>
+      <w:r>
+        <w:rPr>
+          <w:rFonts w:hint="eastAsia"/>
+        </w:rPr>
+        <w:t>MetaDomain</w:t>
+      </w:r>
+      <w:r>
+        <w:rPr>
+          <w:rFonts w:hint="eastAsia"/>
+        </w:rPr>
+        <w:t>，修改时</w:t>
+      </w:r>
+      <w:r>
+        <w:rPr>
+          <w:rFonts w:hint="eastAsia"/>
+        </w:rPr>
+        <w:t>不可以</w:t>
+      </w:r>
+      <w:r>
+        <w:rPr>
+          <w:rFonts w:hint="eastAsia"/>
+        </w:rPr>
+        <w:t>修改</w:t>
+      </w:r>
+      <w:r>
+        <w:rPr>
+          <w:rFonts w:hint="eastAsia"/>
+        </w:rPr>
+        <w:t>Domain</w:t>
+      </w:r>
+      <w:r>
+        <w:rPr>
+          <w:rFonts w:hint="eastAsia"/>
+        </w:rPr>
+        <w:t>配置，即不可从无改为有，也不可以在请求中携带和初次创建时不一致的配置</w:t>
+      </w:r>
+      <w:r>
+        <w:rPr>
+          <w:rFonts w:hint="eastAsia"/>
+        </w:rPr>
+        <w:t>。</w:t>
+      </w:r>
     </w:p>
     <w:p>
       <w:pPr>
@@ -8733,170 +8786,84 @@
         <w:rPr>
           <w:rFonts w:hint="eastAsia"/>
         </w:rPr>
-        <w:t>指定模式</w:t>
-      </w:r>
-      <w:r>
-        <w:rPr>
-          <w:rFonts w:hint="eastAsia"/>
-        </w:rPr>
-        <w:t>配置不能和</w:t>
-      </w:r>
-      <w:proofErr w:type="spellStart"/>
-      <w:r>
-        <w:rPr>
-          <w:rFonts w:hint="eastAsia"/>
-        </w:rPr>
-        <w:t>ShardingType</w:t>
-      </w:r>
-      <w:proofErr w:type="spellEnd"/>
-      <w:r>
-        <w:rPr>
-          <w:rFonts w:hint="eastAsia"/>
-        </w:rPr>
-        <w:t>配置同时指定，也不能从一种配置更改为另外一种配置。</w:t>
-      </w:r>
-      <w:r>
-        <w:rPr>
-          <w:rFonts w:hint="eastAsia"/>
-        </w:rPr>
-        <w:t>如果同时配置，</w:t>
-      </w:r>
-      <w:r>
-        <w:rPr>
-          <w:rFonts w:hint="eastAsia"/>
-        </w:rPr>
-        <w:t>PUT</w:t>
-      </w:r>
-      <w:r>
-        <w:rPr>
-          <w:rFonts w:hint="eastAsia"/>
-        </w:rPr>
-        <w:t>失败，返回错误。</w:t>
+        <w:t>创建区域时如果指定</w:t>
+      </w:r>
+      <w:r>
+        <w:rPr>
+          <w:rFonts w:hint="eastAsia"/>
+        </w:rPr>
+        <w:t>DataDomain</w:t>
+      </w:r>
+      <w:r>
+        <w:rPr>
+          <w:rFonts w:hint="eastAsia"/>
+        </w:rPr>
+        <w:t>和</w:t>
+      </w:r>
+      <w:r>
+        <w:rPr>
+          <w:rFonts w:hint="eastAsia"/>
+        </w:rPr>
+        <w:t>MetaDomain</w:t>
+      </w:r>
+      <w:r>
+        <w:rPr>
+          <w:rFonts w:hint="eastAsia"/>
+        </w:rPr>
+        <w:t>，需要先检测系统中是否已经存在指定的域。</w:t>
       </w:r>
     </w:p>
     <w:p>
       <w:pPr>
         <w:ind w:left="0" w:firstLineChars="200" w:firstLine="420"/>
       </w:pPr>
-      <w:r>
-        <w:rPr>
-          <w:rFonts w:hint="eastAsia"/>
-        </w:rPr>
-        <w:t>当使用</w:t>
-      </w:r>
-      <w:r>
-        <w:rPr>
-          <w:rFonts w:hint="eastAsia"/>
-        </w:rPr>
-        <w:t>指定模式</w:t>
-      </w:r>
-      <w:r>
-        <w:rPr>
-          <w:rFonts w:hint="eastAsia"/>
-        </w:rPr>
-        <w:t>配置时，</w:t>
-      </w:r>
-      <w:proofErr w:type="spellStart"/>
-      <w:r>
-        <w:rPr>
-          <w:rFonts w:hint="eastAsia"/>
-        </w:rPr>
-        <w:t>DataLocation</w:t>
-      </w:r>
-      <w:proofErr w:type="spellEnd"/>
-      <w:r>
-        <w:rPr>
-          <w:rFonts w:hint="eastAsia"/>
-        </w:rPr>
-        <w:t>，</w:t>
-      </w:r>
-      <w:proofErr w:type="spellStart"/>
-      <w:r>
-        <w:rPr>
-          <w:rFonts w:hint="eastAsia"/>
-        </w:rPr>
-        <w:t>MetaLocation</w:t>
-      </w:r>
-      <w:proofErr w:type="spellEnd"/>
-      <w:r>
-        <w:rPr>
-          <w:rFonts w:hint="eastAsia"/>
-        </w:rPr>
-        <w:t>和</w:t>
-      </w:r>
-      <w:proofErr w:type="spellStart"/>
-      <w:r>
-        <w:rPr>
-          <w:rFonts w:hint="eastAsia"/>
-        </w:rPr>
-        <w:t>MetaHisLocation</w:t>
-      </w:r>
-      <w:proofErr w:type="spellEnd"/>
-      <w:r>
-        <w:rPr>
-          <w:rFonts w:hint="eastAsia"/>
-        </w:rPr>
-        <w:t>需要同时指定，并</w:t>
-      </w:r>
-      <w:r>
-        <w:rPr>
-          <w:rFonts w:hint="eastAsia"/>
-        </w:rPr>
-        <w:t>需要检测系统中是否已经有指定的集合空间和集合</w:t>
-      </w:r>
-      <w:r>
-        <w:rPr>
-          <w:rFonts w:hint="eastAsia"/>
-        </w:rPr>
-        <w:t>，如果有缺少的</w:t>
-      </w:r>
-      <w:r>
-        <w:rPr>
-          <w:rFonts w:hint="eastAsia"/>
-        </w:rPr>
-        <w:t>Location</w:t>
-      </w:r>
-      <w:r>
-        <w:rPr>
-          <w:rFonts w:hint="eastAsia"/>
-        </w:rPr>
-        <w:t>，或者</w:t>
-      </w:r>
-      <w:r>
-        <w:rPr>
-          <w:rFonts w:hint="eastAsia"/>
-        </w:rPr>
-        <w:t>Location</w:t>
-      </w:r>
-      <w:r>
-        <w:rPr>
-          <w:rFonts w:hint="eastAsia"/>
-        </w:rPr>
-        <w:t>指定的集合空间或者集合不存在，</w:t>
-      </w:r>
-      <w:r>
-        <w:rPr>
-          <w:rFonts w:hint="eastAsia"/>
-        </w:rPr>
-        <w:t>PUT</w:t>
-      </w:r>
-      <w:r>
-        <w:rPr>
-          <w:rFonts w:hint="eastAsia"/>
-        </w:rPr>
-        <w:t>失败，返回错误</w:t>
-      </w:r>
-      <w:r>
-        <w:rPr>
-          <w:rFonts w:hint="eastAsia"/>
-        </w:rPr>
-        <w:t>。</w:t>
-      </w:r>
     </w:p>
     <w:p>
       <w:pPr>
         <w:ind w:left="0" w:firstLineChars="200" w:firstLine="420"/>
       </w:pPr>
+      <w:r>
+        <w:rPr>
+          <w:rFonts w:hint="eastAsia"/>
+        </w:rPr>
+        <w:t>指定模式</w:t>
+      </w:r>
+      <w:r>
+        <w:rPr>
+          <w:rFonts w:hint="eastAsia"/>
+        </w:rPr>
+        <w:t>配置不能和</w:t>
+      </w:r>
+      <w:r>
+        <w:rPr>
+          <w:rFonts w:hint="eastAsia"/>
+        </w:rPr>
+        <w:t>ShardingType</w:t>
+      </w:r>
+      <w:r>
+        <w:rPr>
+          <w:rFonts w:hint="eastAsia"/>
+        </w:rPr>
+        <w:t>配置同时指定，也不能从一种配置更改为另外一种配置。</w:t>
+      </w:r>
+      <w:r>
+        <w:rPr>
+          <w:rFonts w:hint="eastAsia"/>
+        </w:rPr>
+        <w:t>如果同时配置，</w:t>
+      </w:r>
+      <w:r>
+        <w:rPr>
+          <w:rFonts w:hint="eastAsia"/>
+        </w:rPr>
+        <w:t>PUT</w:t>
+      </w:r>
+      <w:r>
+        <w:rPr>
+          <w:rFonts w:hint="eastAsia"/>
+        </w:rPr>
+        <w:t>失败，返回错误。</w:t>
+      </w:r>
     </w:p>
     <w:p>
       <w:pPr>
@@ -8906,15 +8873,131 @@
         <w:rPr>
           <w:rFonts w:hint="eastAsia"/>
         </w:rPr>
-        <w:t>对非指定模式配置的区域，在写入区域信息后，根据区域配置创建元数据集合空间，并创建元数据集合，历史元数据集合。</w:t>
+        <w:lastRenderedPageBreak/>
+        <w:t>当使用</w:t>
+      </w:r>
+      <w:r>
+        <w:rPr>
+          <w:rFonts w:hint="eastAsia"/>
+        </w:rPr>
+        <w:t>指定模式</w:t>
+      </w:r>
+      <w:r>
+        <w:rPr>
+          <w:rFonts w:hint="eastAsia"/>
+        </w:rPr>
+        <w:t>配置时，</w:t>
+      </w:r>
+      <w:r>
+        <w:rPr>
+          <w:rFonts w:hint="eastAsia"/>
+        </w:rPr>
+        <w:t>DataLocation</w:t>
+      </w:r>
+      <w:r>
+        <w:rPr>
+          <w:rFonts w:hint="eastAsia"/>
+        </w:rPr>
+        <w:t>，</w:t>
+      </w:r>
+      <w:r>
+        <w:rPr>
+          <w:rFonts w:hint="eastAsia"/>
+        </w:rPr>
+        <w:t>MetaLocation</w:t>
+      </w:r>
+      <w:r>
+        <w:rPr>
+          <w:rFonts w:hint="eastAsia"/>
+        </w:rPr>
+        <w:t>和</w:t>
+      </w:r>
+      <w:r>
+        <w:rPr>
+          <w:rFonts w:hint="eastAsia"/>
+        </w:rPr>
+        <w:t>MetaHisLocation</w:t>
+      </w:r>
+      <w:r>
+        <w:rPr>
+          <w:rFonts w:hint="eastAsia"/>
+        </w:rPr>
+        <w:t>需要同时指定，并</w:t>
+      </w:r>
+      <w:r>
+        <w:rPr>
+          <w:rFonts w:hint="eastAsia"/>
+        </w:rPr>
+        <w:t>需要检测系统中是否已经有指定的集合空间和集合</w:t>
+      </w:r>
+      <w:r>
+        <w:rPr>
+          <w:rFonts w:hint="eastAsia"/>
+        </w:rPr>
+        <w:t>，如果有缺少的</w:t>
+      </w:r>
+      <w:r>
+        <w:rPr>
+          <w:rFonts w:hint="eastAsia"/>
+        </w:rPr>
+        <w:t>Location</w:t>
+      </w:r>
+      <w:r>
+        <w:rPr>
+          <w:rFonts w:hint="eastAsia"/>
+        </w:rPr>
+        <w:t>，或者</w:t>
+      </w:r>
+      <w:r>
+        <w:rPr>
+          <w:rFonts w:hint="eastAsia"/>
+        </w:rPr>
+        <w:t>Location</w:t>
+      </w:r>
+      <w:r>
+        <w:rPr>
+          <w:rFonts w:hint="eastAsia"/>
+        </w:rPr>
+        <w:t>指定的集合空间或者集合不存在，</w:t>
+      </w:r>
+      <w:r>
+        <w:rPr>
+          <w:rFonts w:hint="eastAsia"/>
+        </w:rPr>
+        <w:t>PUT</w:t>
+      </w:r>
+      <w:r>
+        <w:rPr>
+          <w:rFonts w:hint="eastAsia"/>
+        </w:rPr>
+        <w:t>失败，返回错误</w:t>
+      </w:r>
+      <w:r>
+        <w:rPr>
+          <w:rFonts w:hint="eastAsia"/>
+        </w:rPr>
+        <w:t>。</w:t>
       </w:r>
     </w:p>
     <w:p>
       <w:pPr>
         <w:ind w:left="0" w:firstLineChars="200" w:firstLine="420"/>
-        <w:rPr>
-          <w:rFonts w:hint="eastAsia"/>
-        </w:rPr>
+      </w:pPr>
+    </w:p>
+    <w:p>
+      <w:pPr>
+        <w:ind w:left="0" w:firstLineChars="200" w:firstLine="420"/>
+      </w:pPr>
+      <w:r>
+        <w:rPr>
+          <w:rFonts w:hint="eastAsia"/>
+        </w:rPr>
+        <w:t>对非指定模式配置的区域，在写入区域信息后，根据区域配置创建元数据集合空间，并创建元数据集合，历史元数据集合。</w:t>
+      </w:r>
+    </w:p>
+    <w:p>
+      <w:pPr>
+        <w:ind w:left="0" w:firstLineChars="200" w:firstLine="420"/>
       </w:pPr>
       <w:r>
         <w:rPr>
@@ -9065,7 +9148,6 @@
         <w:rPr>
           <w:rFonts w:hint="eastAsia"/>
         </w:rPr>
-        <w:lastRenderedPageBreak/>
         <w:t>异常场景：</w:t>
       </w:r>
     </w:p>
@@ -9097,7 +9179,6 @@
         </w:rPr>
         <w:t>，返回</w:t>
       </w:r>
-      <w:proofErr w:type="spellStart"/>
       <w:r>
         <w:t>Invalid</w:t>
       </w:r>
@@ -9110,7 +9191,6 @@
       <w:r>
         <w:t>Name</w:t>
       </w:r>
-      <w:proofErr w:type="spellEnd"/>
       <w:r>
         <w:rPr>
           <w:rFonts w:hint="eastAsia"/>
@@ -9146,14 +9226,12 @@
         </w:rPr>
         <w:t>，返回</w:t>
       </w:r>
-      <w:proofErr w:type="spellStart"/>
       <w:r>
         <w:rPr>
           <w:rFonts w:hint="eastAsia"/>
         </w:rPr>
         <w:t>RegionParameterConfict</w:t>
       </w:r>
-      <w:proofErr w:type="spellEnd"/>
       <w:r>
         <w:rPr>
           <w:rFonts w:hint="eastAsia"/>
@@ -9189,14 +9267,12 @@
         </w:rPr>
         <w:t>，返回</w:t>
       </w:r>
-      <w:proofErr w:type="spellStart"/>
       <w:r>
         <w:rPr>
           <w:rFonts w:hint="eastAsia"/>
         </w:rPr>
         <w:t>DomainCannotModified</w:t>
       </w:r>
-      <w:proofErr w:type="spellEnd"/>
     </w:p>
     <w:p>
       <w:pPr>
@@ -9214,14 +9290,12 @@
         </w:rPr>
         <w:t>不允许修改配置类型，返回</w:t>
       </w:r>
-      <w:proofErr w:type="spellStart"/>
       <w:r>
         <w:rPr>
           <w:rFonts w:hint="eastAsia"/>
         </w:rPr>
         <w:t>CannotModifiedConfigType</w:t>
       </w:r>
-      <w:proofErr w:type="spellEnd"/>
       <w:r>
         <w:rPr>
           <w:rFonts w:hint="eastAsia"/>
@@ -9238,6 +9312,7 @@
         <w:rPr>
           <w:rFonts w:hint="eastAsia"/>
         </w:rPr>
+        <w:lastRenderedPageBreak/>
         <w:t>删除区域</w:t>
       </w:r>
       <w:r>
@@ -9346,30 +9421,14 @@
         <w:rPr>
           <w:rFonts w:hint="eastAsia"/>
         </w:rPr>
-        <w:t>（指定的固定集合空间不清理，</w:t>
-      </w:r>
-      <w:proofErr w:type="gramStart"/>
-      <w:r>
-        <w:rPr>
-          <w:rFonts w:hint="eastAsia"/>
-        </w:rPr>
-        <w:t>只清理由</w:t>
-      </w:r>
-      <w:proofErr w:type="gramEnd"/>
-      <w:r>
-        <w:rPr>
-          <w:rFonts w:hint="eastAsia"/>
-        </w:rPr>
-        <w:t>系统根据</w:t>
-      </w:r>
-      <w:proofErr w:type="spellStart"/>
+        <w:t>（指定的固定集合空间不清理，只清理由系统根据</w:t>
+      </w:r>
       <w:r>
         <w:rPr>
           <w:rFonts w:hint="eastAsia"/>
         </w:rPr>
         <w:t>ShardingType</w:t>
       </w:r>
-      <w:proofErr w:type="spellEnd"/>
       <w:r>
         <w:rPr>
           <w:rFonts w:hint="eastAsia"/>
@@ -9393,7 +9452,6 @@
         </w:rPr>
         <w:t>在</w:t>
       </w:r>
-      <w:proofErr w:type="spellStart"/>
       <w:r>
         <w:rPr>
           <w:rFonts w:hint="eastAsia"/>
@@ -9412,7 +9470,6 @@
         </w:rPr>
         <w:t>List</w:t>
       </w:r>
-      <w:proofErr w:type="spellEnd"/>
       <w:r>
         <w:rPr>
           <w:rFonts w:hint="eastAsia"/>
@@ -9449,14 +9506,12 @@
         </w:rPr>
         <w:t>。删除完所有集合空间之后，将</w:t>
       </w:r>
-      <w:proofErr w:type="spellStart"/>
       <w:r>
         <w:rPr>
           <w:rFonts w:hint="eastAsia"/>
         </w:rPr>
         <w:t>RegionSpaceList</w:t>
       </w:r>
-      <w:proofErr w:type="spellEnd"/>
       <w:r>
         <w:rPr>
           <w:rFonts w:hint="eastAsia"/>
@@ -9659,7 +9714,6 @@
         </w:rPr>
         <w:t>不存在，返回</w:t>
       </w:r>
-      <w:proofErr w:type="spellStart"/>
       <w:r>
         <w:t>NoSuch</w:t>
       </w:r>
@@ -9669,7 +9723,6 @@
         </w:rPr>
         <w:t>Region</w:t>
       </w:r>
-      <w:proofErr w:type="spellEnd"/>
       <w:r>
         <w:rPr>
           <w:rFonts w:hint="eastAsia"/>
@@ -9699,7 +9752,6 @@
         </w:rPr>
         <w:t>，返回</w:t>
       </w:r>
-      <w:proofErr w:type="spellStart"/>
       <w:r>
         <w:rPr>
           <w:rFonts w:hint="eastAsia"/>
@@ -9709,14 +9761,13 @@
       <w:r>
         <w:t>NotEmpty</w:t>
       </w:r>
-      <w:proofErr w:type="spellEnd"/>
       <w:r>
         <w:rPr>
           <w:rFonts w:hint="eastAsia"/>
         </w:rPr>
         <w:t>。</w:t>
       </w:r>
-      <w:bookmarkEnd w:id="13"/>
+      <w:bookmarkEnd w:id="8"/>
     </w:p>
     <w:p>
       <w:pPr>
@@ -9735,19 +9786,17 @@
         <w:lastRenderedPageBreak/>
         <w:t>用户不是管理员身份，返回</w:t>
       </w:r>
-      <w:proofErr w:type="spellStart"/>
       <w:r>
         <w:t>AccessDenied</w:t>
       </w:r>
-      <w:proofErr w:type="spellEnd"/>
     </w:p>
     <w:p>
       <w:pPr>
         <w:pStyle w:val="3"/>
         <w:ind w:left="210"/>
       </w:pPr>
-      <w:bookmarkStart w:id="16" w:name="_获取版本控制配置（GET_Bucket_versioning）"/>
-      <w:bookmarkEnd w:id="16"/>
+      <w:bookmarkStart w:id="10" w:name="_获取版本控制配置（GET_Bucket_versioning）"/>
+      <w:bookmarkEnd w:id="10"/>
       <w:r>
         <w:rPr>
           <w:rFonts w:hint="eastAsia"/>
@@ -9793,21 +9842,7 @@
         <w:rPr>
           <w:rFonts w:hint="eastAsia"/>
         </w:rPr>
-        <w:t>获取区域</w:t>
-      </w:r>
-      <w:proofErr w:type="gramStart"/>
-      <w:r>
-        <w:rPr>
-          <w:rFonts w:hint="eastAsia"/>
-        </w:rPr>
-        <w:t>配置及桶列表</w:t>
-      </w:r>
-      <w:proofErr w:type="gramEnd"/>
-      <w:r>
-        <w:rPr>
-          <w:rFonts w:hint="eastAsia"/>
-        </w:rPr>
-        <w:t>，</w:t>
+        <w:t>获取区域配置及桶列表，</w:t>
       </w:r>
       <w:r>
         <w:rPr>
@@ -9972,11 +10007,9 @@
         </w:rPr>
         <w:t>不存在，返回</w:t>
       </w:r>
-      <w:proofErr w:type="spellStart"/>
       <w:r>
         <w:t>NoSuchRegion</w:t>
       </w:r>
-      <w:proofErr w:type="spellEnd"/>
       <w:r>
         <w:rPr>
           <w:rFonts w:hint="eastAsia"/>
@@ -10006,11 +10039,9 @@
         </w:rPr>
         <w:t>，返回</w:t>
       </w:r>
-      <w:proofErr w:type="spellStart"/>
       <w:r>
         <w:t>AccessDenied</w:t>
       </w:r>
-      <w:proofErr w:type="spellEnd"/>
       <w:r>
         <w:rPr>
           <w:rFonts w:hint="eastAsia"/>
@@ -12054,19 +12085,11 @@
             <w:pPr>
               <w:ind w:left="0"/>
             </w:pPr>
-            <w:proofErr w:type="spellStart"/>
             <w:r>
               <w:rPr>
                 <w:rFonts w:hint="eastAsia"/>
               </w:rPr>
-              <w:t>sdb</w:t>
-            </w:r>
-            <w:proofErr w:type="spellEnd"/>
-            <w:r>
-              <w:rPr>
-                <w:rFonts w:hint="eastAsia"/>
-              </w:rPr>
-              <w:t xml:space="preserve"> shell</w:t>
+              <w:t>sdb shell</w:t>
             </w:r>
             <w:r>
               <w:rPr>
@@ -12112,7 +12135,7 @@
 
 <file path=word/comments.xml><?xml version="1.0" encoding="utf-8"?>
 <w:comments xmlns:wpc="http://schemas.microsoft.com/office/word/2010/wordprocessingCanvas" xmlns:cx="http://schemas.microsoft.com/office/drawing/2014/chartex" xmlns:mc="http://schemas.openxmlformats.org/markup-compatibility/2006" xmlns:o="urn:schemas-microsoft-com:office:office" xmlns:r="http://schemas.openxmlformats.org/officeDocument/2006/relationships" xmlns:m="http://schemas.openxmlformats.org/officeDocument/2006/math" xmlns:v="urn:schemas-microsoft-com:vml" xmlns:wp14="http://schemas.microsoft.com/office/word/2010/wordprocessingDrawing" xmlns:wp="http://schemas.openxmlformats.org/drawingml/2006/wordprocessingDrawing" xmlns:w10="urn:schemas-microsoft-com:office:word" xmlns:w="http://schemas.openxmlformats.org/wordprocessingml/2006/main" xmlns:w14="http://schemas.microsoft.com/office/word/2010/wordml" xmlns:w15="http://schemas.microsoft.com/office/word/2012/wordml" xmlns:w16se="http://schemas.microsoft.com/office/word/2015/wordml/symex" xmlns:wpg="http://schemas.microsoft.com/office/word/2010/wordprocessingGroup" xmlns:wpi="http://schemas.microsoft.com/office/word/2010/wordprocessingInk" xmlns:wne="http://schemas.microsoft.com/office/word/2006/wordml" xmlns:wps="http://schemas.microsoft.com/office/word/2010/wordprocessingShape" mc:Ignorable="w14 w15 w16se wp14">
-  <w:comment w:id="0" w:author="zhaoyujing" w:date="2019-01-08T15:15:00Z" w:initials="z">
+  <w:comment w:id="1" w:author="zhaoyujing" w:date="2019-04-01T14:10:00Z" w:initials="z">
     <w:p>
       <w:pPr>
         <w:pStyle w:val="af0"/>
@@ -12127,28 +12150,17 @@
         <w:rPr>
           <w:rFonts w:hint="eastAsia"/>
         </w:rPr>
-        <w:t>是否提供</w:t>
-      </w:r>
-      <w:r>
-        <w:rPr>
-          <w:rFonts w:hint="eastAsia"/>
-        </w:rPr>
-        <w:t>java</w:t>
-      </w:r>
-      <w:r>
-        <w:t xml:space="preserve"> </w:t>
-      </w:r>
-      <w:proofErr w:type="spellStart"/>
-      <w:r>
-        <w:rPr>
-          <w:rFonts w:hint="eastAsia"/>
-        </w:rPr>
-        <w:t>api</w:t>
-      </w:r>
-      <w:proofErr w:type="spellEnd"/>
+        <w:t>增加配置，可以配置</w:t>
+      </w:r>
+      <w:r>
+        <w:rPr>
+          <w:rFonts w:hint="eastAsia"/>
+        </w:rPr>
+        <w:t>lobpagesize</w:t>
+      </w:r>
     </w:p>
   </w:comment>
-  <w:comment w:id="1" w:author="zhaoyujing" w:date="2019-04-01T14:10:00Z" w:initials="z">
+  <w:comment w:id="4" w:author="zhaoyujing" w:date="2019-01-08T15:40:00Z" w:initials="z">
     <w:p>
       <w:pPr>
         <w:pStyle w:val="af0"/>
@@ -12163,162 +12175,6 @@
         <w:rPr>
           <w:rFonts w:hint="eastAsia"/>
         </w:rPr>
-        <w:t>增加配置，可以配置</w:t>
-      </w:r>
-      <w:proofErr w:type="spellStart"/>
-      <w:r>
-        <w:rPr>
-          <w:rFonts w:hint="eastAsia"/>
-        </w:rPr>
-        <w:t>lobpagesize</w:t>
-      </w:r>
-      <w:proofErr w:type="spellEnd"/>
-    </w:p>
-  </w:comment>
-  <w:comment w:id="2" w:author="zhaoyujing" w:date="2018-12-21T14:39:00Z" w:initials="z">
-    <w:p>
-      <w:pPr>
-        <w:pStyle w:val="af0"/>
-      </w:pPr>
-      <w:r>
-        <w:rPr>
-          <w:rStyle w:val="af"/>
-        </w:rPr>
-        <w:annotationRef/>
-      </w:r>
-      <w:r>
-        <w:rPr>
-          <w:rFonts w:hint="eastAsia"/>
-        </w:rPr>
-        <w:t>关于区域名称的规范，参考</w:t>
-      </w:r>
-      <w:r>
-        <w:rPr>
-          <w:rFonts w:hint="eastAsia"/>
-        </w:rPr>
-        <w:t>s</w:t>
-      </w:r>
-      <w:r>
-        <w:t>3</w:t>
-      </w:r>
-      <w:r>
-        <w:rPr>
-          <w:rFonts w:hint="eastAsia"/>
-        </w:rPr>
-        <w:t>文档</w:t>
-      </w:r>
-    </w:p>
-  </w:comment>
-  <w:comment w:id="4" w:author="zhaoyujing" w:date="2019-01-08T15:14:00Z" w:initials="z">
-    <w:p>
-      <w:pPr>
-        <w:pStyle w:val="af0"/>
-      </w:pPr>
-      <w:r>
-        <w:rPr>
-          <w:rStyle w:val="af"/>
-        </w:rPr>
-        <w:annotationRef/>
-      </w:r>
-      <w:r>
-        <w:rPr>
-          <w:rFonts w:hint="eastAsia"/>
-        </w:rPr>
-        <w:t>不能修改的场景是否直接报错，还是检查是否一致</w:t>
-      </w:r>
-    </w:p>
-  </w:comment>
-  <w:comment w:id="5" w:author="zhaoyujing" w:date="2018-12-21T15:35:00Z" w:initials="z">
-    <w:p>
-      <w:pPr>
-        <w:pStyle w:val="af0"/>
-      </w:pPr>
-      <w:r>
-        <w:rPr>
-          <w:rStyle w:val="af"/>
-        </w:rPr>
-        <w:annotationRef/>
-      </w:r>
-      <w:r>
-        <w:rPr>
-          <w:rFonts w:hint="eastAsia"/>
-        </w:rPr>
-        <w:t>更新时，如果带了新的</w:t>
-      </w:r>
-      <w:r>
-        <w:rPr>
-          <w:rFonts w:hint="eastAsia"/>
-        </w:rPr>
-        <w:t>domain</w:t>
-      </w:r>
-      <w:r>
-        <w:rPr>
-          <w:rFonts w:hint="eastAsia"/>
-        </w:rPr>
-        <w:t>参数，要</w:t>
-      </w:r>
-      <w:proofErr w:type="gramStart"/>
-      <w:r>
-        <w:rPr>
-          <w:rFonts w:hint="eastAsia"/>
-        </w:rPr>
-        <w:t>和之前</w:t>
-      </w:r>
-      <w:proofErr w:type="gramEnd"/>
-      <w:r>
-        <w:rPr>
-          <w:rFonts w:hint="eastAsia"/>
-        </w:rPr>
-        <w:t>的比较，如果不一致，报错</w:t>
-      </w:r>
-    </w:p>
-  </w:comment>
-  <w:comment w:id="6" w:author="zhaoyujing" w:date="2019-01-08T14:40:00Z" w:initials="z">
-    <w:p>
-      <w:pPr>
-        <w:pStyle w:val="af0"/>
-      </w:pPr>
-      <w:r>
-        <w:rPr>
-          <w:rStyle w:val="af"/>
-        </w:rPr>
-        <w:annotationRef/>
-      </w:r>
-      <w:r>
-        <w:rPr>
-          <w:rFonts w:hint="eastAsia"/>
-        </w:rPr>
-        <w:t>这三个</w:t>
-      </w:r>
-      <w:r>
-        <w:rPr>
-          <w:rFonts w:hint="eastAsia"/>
-        </w:rPr>
-        <w:t>Location</w:t>
-      </w:r>
-      <w:r>
-        <w:rPr>
-          <w:rFonts w:hint="eastAsia"/>
-        </w:rPr>
-        <w:t>一个存在则必须都存在，参数检查方式加以描述</w:t>
-      </w:r>
-    </w:p>
-  </w:comment>
-  <w:comment w:id="9" w:author="zhaoyujing" w:date="2019-01-08T15:40:00Z" w:initials="z">
-    <w:p>
-      <w:pPr>
-        <w:pStyle w:val="af0"/>
-      </w:pPr>
-      <w:r>
-        <w:rPr>
-          <w:rStyle w:val="af"/>
-        </w:rPr>
-        <w:annotationRef/>
-      </w:r>
-      <w:r>
-        <w:rPr>
-          <w:rFonts w:hint="eastAsia"/>
-        </w:rPr>
         <w:t>返回结果中增加</w:t>
       </w:r>
       <w:r>
@@ -12326,49 +12182,6 @@
           <w:rFonts w:hint="eastAsia"/>
         </w:rPr>
         <w:t>Name</w:t>
-      </w:r>
-    </w:p>
-  </w:comment>
-  <w:comment w:id="15" w:author="zhaoyujing" w:date="2019-01-08T14:49:00Z" w:initials="z">
-    <w:p>
-      <w:pPr>
-        <w:pStyle w:val="af0"/>
-      </w:pPr>
-      <w:r>
-        <w:rPr>
-          <w:rStyle w:val="af"/>
-        </w:rPr>
-        <w:annotationRef/>
-      </w:r>
-      <w:r>
-        <w:rPr>
-          <w:rFonts w:hint="eastAsia"/>
-        </w:rPr>
-        <w:t>补充</w:t>
-      </w:r>
-      <w:r>
-        <w:rPr>
-          <w:rFonts w:hint="eastAsia"/>
-        </w:rPr>
-        <w:t>Data</w:t>
-      </w:r>
-      <w:r>
-        <w:rPr>
-          <w:rFonts w:hint="eastAsia"/>
-        </w:rPr>
-        <w:t>数据</w:t>
-      </w:r>
-      <w:r>
-        <w:rPr>
-          <w:rFonts w:hint="eastAsia"/>
-        </w:rPr>
-        <w:t>CS</w:t>
-      </w:r>
-      <w:r>
-        <w:rPr>
-          <w:rFonts w:hint="eastAsia"/>
-        </w:rPr>
-        <w:t>名称规则</w:t>
       </w:r>
     </w:p>
   </w:comment>
@@ -12377,14 +12190,8 @@
 
 <file path=word/commentsExtended.xml><?xml version="1.0" encoding="utf-8"?>
 <w15:commentsEx xmlns:wpc="http://schemas.microsoft.com/office/word/2010/wordprocessingCanvas" xmlns:cx="http://schemas.microsoft.com/office/drawing/2014/chartex" xmlns:mc="http://schemas.openxmlformats.org/markup-compatibility/2006" xmlns:o="urn:schemas-microsoft-com:office:office" xmlns:r="http://schemas.openxmlformats.org/officeDocument/2006/relationships" xmlns:m="http://schemas.openxmlformats.org/officeDocument/2006/math" xmlns:v="urn:schemas-microsoft-com:vml" xmlns:wp14="http://schemas.microsoft.com/office/word/2010/wordprocessingDrawing" xmlns:wp="http://schemas.openxmlformats.org/drawingml/2006/wordprocessingDrawing" xmlns:w10="urn:schemas-microsoft-com:office:word" xmlns:w="http://schemas.openxmlformats.org/wordprocessingml/2006/main" xmlns:w14="http://schemas.microsoft.com/office/word/2010/wordml" xmlns:w15="http://schemas.microsoft.com/office/word/2012/wordml" xmlns:w16se="http://schemas.microsoft.com/office/word/2015/wordml/symex" xmlns:wpg="http://schemas.microsoft.com/office/word/2010/wordprocessingGroup" xmlns:wpi="http://schemas.microsoft.com/office/word/2010/wordprocessingInk" xmlns:wne="http://schemas.microsoft.com/office/word/2006/wordml" xmlns:wps="http://schemas.microsoft.com/office/word/2010/wordprocessingShape" mc:Ignorable="w14 w15 w16se wp14">
-  <w15:commentEx w15:paraId="78B31BC4" w15:done="0"/>
   <w15:commentEx w15:paraId="0F31DFBE" w15:done="0"/>
-  <w15:commentEx w15:paraId="366FFCF8" w15:done="0"/>
-  <w15:commentEx w15:paraId="6582469C" w15:done="0"/>
-  <w15:commentEx w15:paraId="0111D668" w15:done="0"/>
-  <w15:commentEx w15:paraId="4FFE9118" w15:done="0"/>
   <w15:commentEx w15:paraId="23E6696D" w15:done="0"/>
-  <w15:commentEx w15:paraId="79B568BC" w15:done="0"/>
 </w15:commentsEx>
 </file>
 
@@ -12417,7 +12224,6 @@
         <w:docPartUnique/>
       </w:docPartObj>
     </w:sdtPr>
-    <w:sdtEndPr/>
     <w:sdtContent>
       <w:p>
         <w:pPr>
@@ -12438,7 +12244,7 @@
             <w:noProof/>
             <w:lang w:val="zh-CN"/>
           </w:rPr>
-          <w:t>13</w:t>
+          <w:t>1</w:t>
         </w:r>
         <w:r>
           <w:fldChar w:fldCharType="end"/>
@@ -16124,6 +15930,155 @@
     </w:lvl>
   </w:abstractNum>
   <w:abstractNum w:abstractNumId="41" w15:restartNumberingAfterBreak="0">
+    <w:nsid w:val="69B7721D"/>
+    <w:multiLevelType w:val="multilevel"/>
+    <w:tmpl w:val="2F8EBDF6"/>
+    <w:lvl w:ilvl="0">
+      <w:start w:val="1"/>
+      <w:numFmt w:val="bullet"/>
+      <w:lvlText w:val=""/>
+      <w:lvlJc w:val="left"/>
+      <w:pPr>
+        <w:tabs>
+          <w:tab w:val="num" w:pos="720"/>
+        </w:tabs>
+        <w:ind w:left="720" w:hanging="360"/>
+      </w:pPr>
+      <w:rPr>
+        <w:rFonts w:ascii="Symbol" w:hAnsi="Symbol" w:hint="default"/>
+        <w:sz w:val="20"/>
+      </w:rPr>
+    </w:lvl>
+    <w:lvl w:ilvl="1" w:tentative="1">
+      <w:start w:val="1"/>
+      <w:numFmt w:val="bullet"/>
+      <w:lvlText w:val="o"/>
+      <w:lvlJc w:val="left"/>
+      <w:pPr>
+        <w:tabs>
+          <w:tab w:val="num" w:pos="1440"/>
+        </w:tabs>
+        <w:ind w:left="1440" w:hanging="360"/>
+      </w:pPr>
+      <w:rPr>
+        <w:rFonts w:ascii="Courier New" w:hAnsi="Courier New" w:hint="default"/>
+        <w:sz w:val="20"/>
+      </w:rPr>
+    </w:lvl>
+    <w:lvl w:ilvl="2" w:tentative="1">
+      <w:start w:val="1"/>
+      <w:numFmt w:val="bullet"/>
+      <w:lvlText w:val=""/>
+      <w:lvlJc w:val="left"/>
+      <w:pPr>
+        <w:tabs>
+          <w:tab w:val="num" w:pos="2160"/>
+        </w:tabs>
+        <w:ind w:left="2160" w:hanging="360"/>
+      </w:pPr>
+      <w:rPr>
+        <w:rFonts w:ascii="Wingdings" w:hAnsi="Wingdings" w:hint="default"/>
+        <w:sz w:val="20"/>
+      </w:rPr>
+    </w:lvl>
+    <w:lvl w:ilvl="3" w:tentative="1">
+      <w:start w:val="1"/>
+      <w:numFmt w:val="bullet"/>
+      <w:lvlText w:val=""/>
+      <w:lvlJc w:val="left"/>
+      <w:pPr>
+        <w:tabs>
+          <w:tab w:val="num" w:pos="2880"/>
+        </w:tabs>
+        <w:ind w:left="2880" w:hanging="360"/>
+      </w:pPr>
+      <w:rPr>
+        <w:rFonts w:ascii="Wingdings" w:hAnsi="Wingdings" w:hint="default"/>
+        <w:sz w:val="20"/>
+      </w:rPr>
+    </w:lvl>
+    <w:lvl w:ilvl="4" w:tentative="1">
+      <w:start w:val="1"/>
+      <w:numFmt w:val="bullet"/>
+      <w:lvlText w:val=""/>
+      <w:lvlJc w:val="left"/>
+      <w:pPr>
+        <w:tabs>
+          <w:tab w:val="num" w:pos="3600"/>
+        </w:tabs>
+        <w:ind w:left="3600" w:hanging="360"/>
+      </w:pPr>
+      <w:rPr>
+        <w:rFonts w:ascii="Wingdings" w:hAnsi="Wingdings" w:hint="default"/>
+        <w:sz w:val="20"/>
+      </w:rPr>
+    </w:lvl>
+    <w:lvl w:ilvl="5" w:tentative="1">
+      <w:start w:val="1"/>
+      <w:numFmt w:val="bullet"/>
+      <w:lvlText w:val=""/>
+      <w:lvlJc w:val="left"/>
+      <w:pPr>
+        <w:tabs>
+          <w:tab w:val="num" w:pos="4320"/>
+        </w:tabs>
+        <w:ind w:left="4320" w:hanging="360"/>
+      </w:pPr>
+      <w:rPr>
+        <w:rFonts w:ascii="Wingdings" w:hAnsi="Wingdings" w:hint="default"/>
+        <w:sz w:val="20"/>
+      </w:rPr>
+    </w:lvl>
+    <w:lvl w:ilvl="6" w:tentative="1">
+      <w:start w:val="1"/>
+      <w:numFmt w:val="bullet"/>
+      <w:lvlText w:val=""/>
+      <w:lvlJc w:val="left"/>
+      <w:pPr>
+        <w:tabs>
+          <w:tab w:val="num" w:pos="5040"/>
+        </w:tabs>
+        <w:ind w:left="5040" w:hanging="360"/>
+      </w:pPr>
+      <w:rPr>
+        <w:rFonts w:ascii="Wingdings" w:hAnsi="Wingdings" w:hint="default"/>
+        <w:sz w:val="20"/>
+      </w:rPr>
+    </w:lvl>
+    <w:lvl w:ilvl="7" w:tentative="1">
+      <w:start w:val="1"/>
+      <w:numFmt w:val="bullet"/>
+      <w:lvlText w:val=""/>
+      <w:lvlJc w:val="left"/>
+      <w:pPr>
+        <w:tabs>
+          <w:tab w:val="num" w:pos="5760"/>
+        </w:tabs>
+        <w:ind w:left="5760" w:hanging="360"/>
+      </w:pPr>
+      <w:rPr>
+        <w:rFonts w:ascii="Wingdings" w:hAnsi="Wingdings" w:hint="default"/>
+        <w:sz w:val="20"/>
+      </w:rPr>
+    </w:lvl>
+    <w:lvl w:ilvl="8" w:tentative="1">
+      <w:start w:val="1"/>
+      <w:numFmt w:val="bullet"/>
+      <w:lvlText w:val=""/>
+      <w:lvlJc w:val="left"/>
+      <w:pPr>
+        <w:tabs>
+          <w:tab w:val="num" w:pos="6480"/>
+        </w:tabs>
+        <w:ind w:left="6480" w:hanging="360"/>
+      </w:pPr>
+      <w:rPr>
+        <w:rFonts w:ascii="Wingdings" w:hAnsi="Wingdings" w:hint="default"/>
+        <w:sz w:val="20"/>
+      </w:rPr>
+    </w:lvl>
+  </w:abstractNum>
+  <w:abstractNum w:abstractNumId="42" w15:restartNumberingAfterBreak="0">
     <w:nsid w:val="6CB82A48"/>
     <w:multiLevelType w:val="hybridMultilevel"/>
     <w:tmpl w:val="1A744C2E"/>
@@ -16212,7 +16167,7 @@
       </w:pPr>
     </w:lvl>
   </w:abstractNum>
-  <w:abstractNum w:abstractNumId="42" w15:restartNumberingAfterBreak="0">
+  <w:abstractNum w:abstractNumId="43" w15:restartNumberingAfterBreak="0">
     <w:nsid w:val="75EA651F"/>
     <w:multiLevelType w:val="multilevel"/>
     <w:tmpl w:val="970E6EAA"/>
@@ -16303,7 +16258,7 @@
       </w:pPr>
     </w:lvl>
   </w:abstractNum>
-  <w:abstractNum w:abstractNumId="43" w15:restartNumberingAfterBreak="0">
+  <w:abstractNum w:abstractNumId="44" w15:restartNumberingAfterBreak="0">
     <w:nsid w:val="768D4C0C"/>
     <w:multiLevelType w:val="hybridMultilevel"/>
     <w:tmpl w:val="268656B0"/>
@@ -16393,7 +16348,7 @@
       </w:pPr>
     </w:lvl>
   </w:abstractNum>
-  <w:abstractNum w:abstractNumId="44" w15:restartNumberingAfterBreak="0">
+  <w:abstractNum w:abstractNumId="45" w15:restartNumberingAfterBreak="0">
     <w:nsid w:val="7A195257"/>
     <w:multiLevelType w:val="multilevel"/>
     <w:tmpl w:val="AB30E2CA"/>
@@ -16507,7 +16462,7 @@
       </w:rPr>
     </w:lvl>
   </w:abstractNum>
-  <w:abstractNum w:abstractNumId="45" w15:restartNumberingAfterBreak="0">
+  <w:abstractNum w:abstractNumId="46" w15:restartNumberingAfterBreak="0">
     <w:nsid w:val="7D916D62"/>
     <w:multiLevelType w:val="hybridMultilevel"/>
     <w:tmpl w:val="62ACBB32"/>
@@ -16600,7 +16555,7 @@
     <w:abstractNumId w:val="17"/>
   </w:num>
   <w:num w:numId="2">
-    <w:abstractNumId w:val="42"/>
+    <w:abstractNumId w:val="43"/>
   </w:num>
   <w:num w:numId="3">
     <w:abstractNumId w:val="20"/>
@@ -16609,7 +16564,7 @@
     <w:abstractNumId w:val="31"/>
   </w:num>
   <w:num w:numId="5">
-    <w:abstractNumId w:val="44"/>
+    <w:abstractNumId w:val="45"/>
   </w:num>
   <w:num w:numId="6">
     <w:abstractNumId w:val="14"/>
@@ -16693,7 +16648,7 @@
     <w:abstractNumId w:val="5"/>
   </w:num>
   <w:num w:numId="33">
-    <w:abstractNumId w:val="45"/>
+    <w:abstractNumId w:val="46"/>
   </w:num>
   <w:num w:numId="34">
     <w:abstractNumId w:val="4"/>
@@ -16705,10 +16660,10 @@
     <w:abstractNumId w:val="15"/>
   </w:num>
   <w:num w:numId="37">
-    <w:abstractNumId w:val="41"/>
+    <w:abstractNumId w:val="42"/>
   </w:num>
   <w:num w:numId="38">
-    <w:abstractNumId w:val="43"/>
+    <w:abstractNumId w:val="44"/>
   </w:num>
   <w:num w:numId="39">
     <w:abstractNumId w:val="16"/>
@@ -16739,6 +16694,9 @@
   </w:num>
   <w:num w:numId="47">
     <w:abstractNumId w:val="29"/>
+  </w:num>
+  <w:num w:numId="48">
+    <w:abstractNumId w:val="41"/>
   </w:num>
   <w:numIdMacAtCleanup w:val="21"/>
 </w:numbering>
@@ -18203,7 +18161,7 @@
 </file>
 
 <file path=customXml/itemProps1.xml><?xml version="1.0" encoding="utf-8"?>
-<ds:datastoreItem xmlns:ds="http://schemas.openxmlformats.org/officeDocument/2006/customXml" ds:itemID="{DD400DFC-6814-47B2-A790-5BDBA622A69A}">
+<ds:datastoreItem xmlns:ds="http://schemas.openxmlformats.org/officeDocument/2006/customXml" ds:itemID="{801ABE72-917D-4D3D-BAF3-C0AC3278F432}">
   <ds:schemaRefs>
     <ds:schemaRef ds:uri="http://schemas.openxmlformats.org/officeDocument/2006/bibliography"/>
   </ds:schemaRefs>

--- a/internal_doc/03.开发设计/Amazon S3接口兼容/Story--SequoiaDB兼容Amazon S3接口 -区域管理.docx
+++ b/internal_doc/03.开发设计/Amazon S3接口兼容/Story--SequoiaDB兼容Amazon S3接口 -区域管理.docx
@@ -6,8 +6,6 @@
       <w:pPr>
         <w:pStyle w:val="ab"/>
       </w:pPr>
-      <w:bookmarkStart w:id="0" w:name="_GoBack"/>
-      <w:bookmarkEnd w:id="0"/>
       <w:r>
         <w:rPr>
           <w:rFonts w:hint="eastAsia"/>
@@ -568,7 +566,7 @@
         <w:rPr>
           <w:rFonts w:hint="eastAsia"/>
         </w:rPr>
-        <w:t>LIST</w:t>
+        <w:t>List</w:t>
       </w:r>
       <w:r>
         <w:t xml:space="preserve"> </w:t>
@@ -632,6 +630,203 @@
         <w:t>。</w:t>
       </w:r>
     </w:p>
+    <w:p>
+      <w:pPr>
+        <w:ind w:left="0" w:firstLineChars="200" w:firstLine="420"/>
+        <w:rPr>
+          <w:rFonts w:cstheme="minorHAnsi"/>
+        </w:rPr>
+      </w:pPr>
+      <w:r>
+        <w:rPr>
+          <w:rFonts w:cstheme="minorHAnsi"/>
+        </w:rPr>
+        <w:t>Request parameter</w:t>
+      </w:r>
+      <w:r>
+        <w:rPr>
+          <w:rFonts w:cstheme="minorHAnsi"/>
+        </w:rPr>
+        <w:t>：</w:t>
+      </w:r>
+    </w:p>
+    <w:tbl>
+      <w:tblPr>
+        <w:tblStyle w:val="a9"/>
+        <w:tblW w:w="0" w:type="auto"/>
+        <w:tblInd w:w="357" w:type="dxa"/>
+        <w:tblLook w:val="04A0" w:firstRow="1" w:lastRow="0" w:firstColumn="1" w:lastColumn="0" w:noHBand="0" w:noVBand="1"/>
+      </w:tblPr>
+      <w:tblGrid>
+        <w:gridCol w:w="1806"/>
+        <w:gridCol w:w="3480"/>
+        <w:gridCol w:w="2653"/>
+      </w:tblGrid>
+      <w:tr>
+        <w:trPr>
+          <w:trHeight w:val="554"/>
+        </w:trPr>
+        <w:tc>
+          <w:tcPr>
+            <w:tcW w:w="1806" w:type="dxa"/>
+            <w:shd w:val="clear" w:color="auto" w:fill="DAEEF3" w:themeFill="accent5" w:themeFillTint="33"/>
+          </w:tcPr>
+          <w:p>
+            <w:pPr>
+              <w:ind w:left="0"/>
+              <w:rPr>
+                <w:rFonts w:cstheme="minorHAnsi"/>
+              </w:rPr>
+            </w:pPr>
+            <w:r>
+              <w:rPr>
+                <w:rFonts w:cstheme="minorHAnsi"/>
+                <w:b/>
+              </w:rPr>
+              <w:t>Name</w:t>
+            </w:r>
+          </w:p>
+        </w:tc>
+        <w:tc>
+          <w:tcPr>
+            <w:tcW w:w="3480" w:type="dxa"/>
+            <w:shd w:val="clear" w:color="auto" w:fill="DAEEF3" w:themeFill="accent5" w:themeFillTint="33"/>
+          </w:tcPr>
+          <w:p>
+            <w:pPr>
+              <w:ind w:left="0"/>
+              <w:rPr>
+                <w:rFonts w:cstheme="minorHAnsi"/>
+              </w:rPr>
+            </w:pPr>
+            <w:r>
+              <w:rPr>
+                <w:rFonts w:cstheme="minorHAnsi"/>
+                <w:b/>
+              </w:rPr>
+              <w:t>Description</w:t>
+            </w:r>
+          </w:p>
+        </w:tc>
+        <w:tc>
+          <w:tcPr>
+            <w:tcW w:w="2653" w:type="dxa"/>
+            <w:shd w:val="clear" w:color="auto" w:fill="DAEEF3" w:themeFill="accent5" w:themeFillTint="33"/>
+          </w:tcPr>
+          <w:p>
+            <w:pPr>
+              <w:ind w:left="0"/>
+              <w:rPr>
+                <w:rFonts w:cstheme="minorHAnsi"/>
+              </w:rPr>
+            </w:pPr>
+            <w:r>
+              <w:rPr>
+                <w:rFonts w:cstheme="minorHAnsi"/>
+                <w:b/>
+              </w:rPr>
+              <w:t>Required</w:t>
+            </w:r>
+          </w:p>
+        </w:tc>
+      </w:tr>
+      <w:tr>
+        <w:trPr>
+          <w:trHeight w:val="514"/>
+        </w:trPr>
+        <w:tc>
+          <w:tcPr>
+            <w:tcW w:w="1806" w:type="dxa"/>
+          </w:tcPr>
+          <w:p>
+            <w:pPr>
+              <w:ind w:left="0"/>
+              <w:rPr>
+                <w:rFonts w:cstheme="minorHAnsi"/>
+                <w:color w:val="000000" w:themeColor="text1"/>
+              </w:rPr>
+            </w:pPr>
+            <w:r>
+              <w:rPr>
+                <w:rFonts w:cstheme="minorHAnsi" w:hint="eastAsia"/>
+                <w:color w:val="000000" w:themeColor="text1"/>
+              </w:rPr>
+              <w:t>A</w:t>
+            </w:r>
+            <w:r>
+              <w:rPr>
+                <w:rFonts w:cstheme="minorHAnsi"/>
+                <w:color w:val="000000" w:themeColor="text1"/>
+              </w:rPr>
+              <w:t>ction</w:t>
+            </w:r>
+          </w:p>
+        </w:tc>
+        <w:tc>
+          <w:tcPr>
+            <w:tcW w:w="3480" w:type="dxa"/>
+          </w:tcPr>
+          <w:p>
+            <w:pPr>
+              <w:ind w:left="0"/>
+              <w:rPr>
+                <w:rFonts w:cstheme="minorHAnsi"/>
+                <w:color w:val="000000" w:themeColor="text1"/>
+              </w:rPr>
+            </w:pPr>
+            <w:r>
+              <w:rPr>
+                <w:rFonts w:cstheme="minorHAnsi"/>
+                <w:color w:val="000000" w:themeColor="text1"/>
+              </w:rPr>
+              <w:t>ListRegions</w:t>
+            </w:r>
+          </w:p>
+          <w:p>
+            <w:pPr>
+              <w:ind w:left="0"/>
+              <w:rPr>
+                <w:rFonts w:cstheme="minorHAnsi"/>
+                <w:color w:val="000000" w:themeColor="text1"/>
+              </w:rPr>
+            </w:pPr>
+            <w:r>
+              <w:rPr>
+                <w:rFonts w:cstheme="minorHAnsi" w:hint="eastAsia"/>
+                <w:color w:val="000000" w:themeColor="text1"/>
+              </w:rPr>
+              <w:t>固定为</w:t>
+            </w:r>
+            <w:r>
+              <w:rPr>
+                <w:rFonts w:cstheme="minorHAnsi"/>
+                <w:color w:val="000000" w:themeColor="text1"/>
+              </w:rPr>
+              <w:t>ListRegions</w:t>
+            </w:r>
+          </w:p>
+        </w:tc>
+        <w:tc>
+          <w:tcPr>
+            <w:tcW w:w="2653" w:type="dxa"/>
+          </w:tcPr>
+          <w:p>
+            <w:pPr>
+              <w:ind w:left="0"/>
+              <w:rPr>
+                <w:rFonts w:cstheme="minorHAnsi"/>
+              </w:rPr>
+            </w:pPr>
+            <w:r>
+              <w:rPr>
+                <w:rFonts w:cstheme="minorHAnsi"/>
+              </w:rPr>
+              <w:t>Yes</w:t>
+            </w:r>
+          </w:p>
+        </w:tc>
+      </w:tr>
+    </w:tbl>
     <w:p/>
     <w:p>
       <w:r>
@@ -875,6 +1070,7 @@
                 <w:rFonts w:cstheme="minorHAnsi"/>
                 <w:color w:val="000000" w:themeColor="text1"/>
               </w:rPr>
+              <w:lastRenderedPageBreak/>
               <w:t>Ancestor: None</w:t>
             </w:r>
           </w:p>
@@ -901,6 +1097,7 @@
                 <w:rFonts w:cstheme="minorHAnsi" w:hint="eastAsia"/>
                 <w:color w:val="000000" w:themeColor="text1"/>
               </w:rPr>
+              <w:lastRenderedPageBreak/>
               <w:t>Region</w:t>
             </w:r>
           </w:p>
@@ -1016,7 +1213,6 @@
         <w:rPr>
           <w:rFonts w:hint="eastAsia"/>
         </w:rPr>
-        <w:lastRenderedPageBreak/>
         <w:t>请求样例：</w:t>
       </w:r>
     </w:p>
@@ -1044,15 +1240,48 @@
             </w:pPr>
             <w:r>
               <w:rPr>
-                <w:i/>
-              </w:rPr>
-              <w:t>GET /</w:t>
-            </w:r>
-            <w:r>
-              <w:rPr>
-                <w:i/>
-              </w:rPr>
-              <w:t>region</w:t>
+                <w:rFonts w:hint="eastAsia"/>
+                <w:i/>
+                <w:color w:val="FF0000"/>
+              </w:rPr>
+              <w:t>POST</w:t>
+            </w:r>
+            <w:r>
+              <w:rPr>
+                <w:i/>
+                <w:color w:val="FF0000"/>
+              </w:rPr>
+              <w:t xml:space="preserve"> /region</w:t>
+            </w:r>
+            <w:r>
+              <w:rPr>
+                <w:rFonts w:hint="eastAsia"/>
+                <w:i/>
+                <w:color w:val="FF0000"/>
+              </w:rPr>
+              <w:t>/</w:t>
+            </w:r>
+            <w:r>
+              <w:rPr>
+                <w:i/>
+                <w:color w:val="FF0000"/>
+              </w:rPr>
+              <w:t>?</w:t>
+            </w:r>
+            <w:r>
+              <w:rPr>
+                <w:rFonts w:hint="eastAsia"/>
+                <w:i/>
+                <w:color w:val="FF0000"/>
+              </w:rPr>
+              <w:t>Action=</w:t>
+            </w:r>
+            <w:r>
+              <w:rPr>
+                <w:i/>
+                <w:color w:val="FF0000"/>
+              </w:rPr>
+              <w:t>ListRegions</w:t>
             </w:r>
             <w:r>
               <w:rPr>
@@ -1413,7 +1642,7 @@
         <w:rPr>
           <w:rFonts w:hint="eastAsia"/>
         </w:rPr>
-        <w:t>PUT</w:t>
+        <w:t>Create</w:t>
       </w:r>
       <w:r>
         <w:t xml:space="preserve"> </w:t>
@@ -1457,21 +1686,7 @@
         <w:rPr>
           <w:rFonts w:hint="eastAsia"/>
         </w:rPr>
-        <w:t>，只有管理员用户可以创</w:t>
-      </w:r>
-      <w:commentRangeStart w:id="1"/>
-      <w:r>
-        <w:rPr>
-          <w:rFonts w:hint="eastAsia"/>
-        </w:rPr>
-        <w:t>建新的区域。</w:t>
-      </w:r>
-      <w:commentRangeEnd w:id="1"/>
-      <w:r>
-        <w:rPr>
-          <w:rStyle w:val="af"/>
-        </w:rPr>
-        <w:commentReference w:id="1"/>
+        <w:t>，只有管理员用户可以创建新的区域。</w:t>
       </w:r>
     </w:p>
     <w:p>
@@ -1910,6 +2125,423 @@
         <w:t>。</w:t>
       </w:r>
     </w:p>
+    <w:p>
+      <w:pPr>
+        <w:ind w:left="0" w:firstLineChars="200" w:firstLine="420"/>
+        <w:rPr>
+          <w:rFonts w:cstheme="minorHAnsi"/>
+        </w:rPr>
+      </w:pPr>
+      <w:r>
+        <w:rPr>
+          <w:rFonts w:cstheme="minorHAnsi"/>
+        </w:rPr>
+        <w:t>Request parameter</w:t>
+      </w:r>
+      <w:r>
+        <w:rPr>
+          <w:rFonts w:cstheme="minorHAnsi"/>
+        </w:rPr>
+        <w:t>：</w:t>
+      </w:r>
+    </w:p>
+    <w:tbl>
+      <w:tblPr>
+        <w:tblStyle w:val="a9"/>
+        <w:tblW w:w="0" w:type="auto"/>
+        <w:tblInd w:w="357" w:type="dxa"/>
+        <w:tblLook w:val="04A0" w:firstRow="1" w:lastRow="0" w:firstColumn="1" w:lastColumn="0" w:noHBand="0" w:noVBand="1"/>
+      </w:tblPr>
+      <w:tblGrid>
+        <w:gridCol w:w="1806"/>
+        <w:gridCol w:w="3480"/>
+        <w:gridCol w:w="2653"/>
+      </w:tblGrid>
+      <w:tr>
+        <w:trPr>
+          <w:trHeight w:val="554"/>
+        </w:trPr>
+        <w:tc>
+          <w:tcPr>
+            <w:tcW w:w="1806" w:type="dxa"/>
+            <w:shd w:val="clear" w:color="auto" w:fill="DAEEF3" w:themeFill="accent5" w:themeFillTint="33"/>
+          </w:tcPr>
+          <w:p>
+            <w:pPr>
+              <w:ind w:left="0"/>
+              <w:rPr>
+                <w:rFonts w:cstheme="minorHAnsi"/>
+              </w:rPr>
+            </w:pPr>
+            <w:r>
+              <w:rPr>
+                <w:rFonts w:cstheme="minorHAnsi"/>
+                <w:b/>
+              </w:rPr>
+              <w:t>Name</w:t>
+            </w:r>
+          </w:p>
+        </w:tc>
+        <w:tc>
+          <w:tcPr>
+            <w:tcW w:w="3480" w:type="dxa"/>
+            <w:shd w:val="clear" w:color="auto" w:fill="DAEEF3" w:themeFill="accent5" w:themeFillTint="33"/>
+          </w:tcPr>
+          <w:p>
+            <w:pPr>
+              <w:ind w:left="0"/>
+              <w:rPr>
+                <w:rFonts w:cstheme="minorHAnsi"/>
+              </w:rPr>
+            </w:pPr>
+            <w:r>
+              <w:rPr>
+                <w:rFonts w:cstheme="minorHAnsi"/>
+                <w:b/>
+              </w:rPr>
+              <w:t>Description</w:t>
+            </w:r>
+          </w:p>
+        </w:tc>
+        <w:tc>
+          <w:tcPr>
+            <w:tcW w:w="2653" w:type="dxa"/>
+            <w:shd w:val="clear" w:color="auto" w:fill="DAEEF3" w:themeFill="accent5" w:themeFillTint="33"/>
+          </w:tcPr>
+          <w:p>
+            <w:pPr>
+              <w:ind w:left="0"/>
+              <w:rPr>
+                <w:rFonts w:cstheme="minorHAnsi"/>
+              </w:rPr>
+            </w:pPr>
+            <w:r>
+              <w:rPr>
+                <w:rFonts w:cstheme="minorHAnsi"/>
+                <w:b/>
+              </w:rPr>
+              <w:t>Required</w:t>
+            </w:r>
+          </w:p>
+        </w:tc>
+      </w:tr>
+      <w:tr>
+        <w:trPr>
+          <w:trHeight w:val="514"/>
+        </w:trPr>
+        <w:tc>
+          <w:tcPr>
+            <w:tcW w:w="1806" w:type="dxa"/>
+          </w:tcPr>
+          <w:p>
+            <w:pPr>
+              <w:ind w:left="0"/>
+              <w:rPr>
+                <w:rFonts w:cstheme="minorHAnsi"/>
+                <w:color w:val="000000" w:themeColor="text1"/>
+              </w:rPr>
+            </w:pPr>
+            <w:r>
+              <w:rPr>
+                <w:rFonts w:cstheme="minorHAnsi" w:hint="eastAsia"/>
+                <w:color w:val="000000" w:themeColor="text1"/>
+              </w:rPr>
+              <w:t>A</w:t>
+            </w:r>
+            <w:r>
+              <w:rPr>
+                <w:rFonts w:cstheme="minorHAnsi"/>
+                <w:color w:val="000000" w:themeColor="text1"/>
+              </w:rPr>
+              <w:t>ction</w:t>
+            </w:r>
+          </w:p>
+        </w:tc>
+        <w:tc>
+          <w:tcPr>
+            <w:tcW w:w="3480" w:type="dxa"/>
+          </w:tcPr>
+          <w:p>
+            <w:pPr>
+              <w:ind w:left="0"/>
+              <w:rPr>
+                <w:rFonts w:cstheme="minorHAnsi"/>
+                <w:color w:val="000000" w:themeColor="text1"/>
+              </w:rPr>
+            </w:pPr>
+            <w:r>
+              <w:rPr>
+                <w:rFonts w:cstheme="minorHAnsi"/>
+                <w:color w:val="000000" w:themeColor="text1"/>
+              </w:rPr>
+              <w:t>CreateRegion</w:t>
+            </w:r>
+          </w:p>
+          <w:p>
+            <w:pPr>
+              <w:ind w:left="0"/>
+              <w:rPr>
+                <w:rFonts w:cstheme="minorHAnsi"/>
+                <w:color w:val="000000" w:themeColor="text1"/>
+              </w:rPr>
+            </w:pPr>
+            <w:r>
+              <w:rPr>
+                <w:rFonts w:cstheme="minorHAnsi" w:hint="eastAsia"/>
+                <w:color w:val="000000" w:themeColor="text1"/>
+              </w:rPr>
+              <w:lastRenderedPageBreak/>
+              <w:t>固定为</w:t>
+            </w:r>
+            <w:r>
+              <w:rPr>
+                <w:rFonts w:cstheme="minorHAnsi"/>
+                <w:color w:val="000000" w:themeColor="text1"/>
+              </w:rPr>
+              <w:t>CreateRegion</w:t>
+            </w:r>
+          </w:p>
+        </w:tc>
+        <w:tc>
+          <w:tcPr>
+            <w:tcW w:w="2653" w:type="dxa"/>
+          </w:tcPr>
+          <w:p>
+            <w:pPr>
+              <w:ind w:left="0"/>
+              <w:rPr>
+                <w:rFonts w:cstheme="minorHAnsi"/>
+              </w:rPr>
+            </w:pPr>
+            <w:r>
+              <w:rPr>
+                <w:rFonts w:cstheme="minorHAnsi"/>
+              </w:rPr>
+              <w:lastRenderedPageBreak/>
+              <w:t>Yes</w:t>
+            </w:r>
+          </w:p>
+        </w:tc>
+      </w:tr>
+      <w:tr>
+        <w:trPr>
+          <w:trHeight w:val="514"/>
+        </w:trPr>
+        <w:tc>
+          <w:tcPr>
+            <w:tcW w:w="1806" w:type="dxa"/>
+          </w:tcPr>
+          <w:p>
+            <w:pPr>
+              <w:ind w:left="0"/>
+              <w:rPr>
+                <w:rFonts w:cstheme="minorHAnsi"/>
+                <w:color w:val="000000" w:themeColor="text1"/>
+              </w:rPr>
+            </w:pPr>
+            <w:r>
+              <w:rPr>
+                <w:rFonts w:cstheme="minorHAnsi"/>
+                <w:color w:val="000000" w:themeColor="text1"/>
+              </w:rPr>
+              <w:lastRenderedPageBreak/>
+              <w:t>UserName</w:t>
+            </w:r>
+          </w:p>
+        </w:tc>
+        <w:tc>
+          <w:tcPr>
+            <w:tcW w:w="3480" w:type="dxa"/>
+          </w:tcPr>
+          <w:p>
+            <w:pPr>
+              <w:ind w:left="0"/>
+              <w:rPr>
+                <w:rFonts w:cstheme="minorHAnsi"/>
+                <w:color w:val="000000" w:themeColor="text1"/>
+              </w:rPr>
+            </w:pPr>
+            <w:r>
+              <w:rPr>
+                <w:rFonts w:cstheme="minorHAnsi"/>
+                <w:color w:val="000000" w:themeColor="text1"/>
+              </w:rPr>
+              <w:t>用户名</w:t>
+            </w:r>
+          </w:p>
+          <w:p>
+            <w:pPr>
+              <w:ind w:left="0"/>
+              <w:rPr>
+                <w:rFonts w:cstheme="minorHAnsi"/>
+                <w:color w:val="000000" w:themeColor="text1"/>
+              </w:rPr>
+            </w:pPr>
+            <w:r>
+              <w:rPr>
+                <w:rFonts w:cstheme="minorHAnsi"/>
+                <w:color w:val="000000" w:themeColor="text1"/>
+              </w:rPr>
+              <w:t>名称可包含字母数字，加号</w:t>
+            </w:r>
+            <w:r>
+              <w:rPr>
+                <w:rFonts w:cstheme="minorHAnsi"/>
+                <w:color w:val="000000" w:themeColor="text1"/>
+              </w:rPr>
+              <w:t>(+),</w:t>
+            </w:r>
+            <w:r>
+              <w:rPr>
+                <w:rFonts w:cstheme="minorHAnsi"/>
+                <w:color w:val="000000" w:themeColor="text1"/>
+              </w:rPr>
+              <w:t>等号</w:t>
+            </w:r>
+            <w:r>
+              <w:rPr>
+                <w:rFonts w:cstheme="minorHAnsi"/>
+                <w:color w:val="000000" w:themeColor="text1"/>
+              </w:rPr>
+              <w:t>(=)</w:t>
+            </w:r>
+            <w:r>
+              <w:rPr>
+                <w:rFonts w:cstheme="minorHAnsi"/>
+                <w:color w:val="000000" w:themeColor="text1"/>
+              </w:rPr>
+              <w:t>，逗号</w:t>
+            </w:r>
+            <w:r>
+              <w:rPr>
+                <w:rFonts w:cstheme="minorHAnsi"/>
+                <w:color w:val="000000" w:themeColor="text1"/>
+              </w:rPr>
+              <w:t>(,),</w:t>
+            </w:r>
+            <w:r>
+              <w:rPr>
+                <w:rFonts w:cstheme="minorHAnsi"/>
+                <w:color w:val="000000" w:themeColor="text1"/>
+              </w:rPr>
+              <w:t>句点</w:t>
+            </w:r>
+            <w:r>
+              <w:rPr>
+                <w:rFonts w:cstheme="minorHAnsi"/>
+                <w:color w:val="000000" w:themeColor="text1"/>
+              </w:rPr>
+              <w:t>(.),at</w:t>
+            </w:r>
+            <w:r>
+              <w:rPr>
+                <w:rFonts w:cstheme="minorHAnsi"/>
+                <w:color w:val="000000" w:themeColor="text1"/>
+              </w:rPr>
+              <w:t>符号</w:t>
+            </w:r>
+            <w:r>
+              <w:rPr>
+                <w:rFonts w:cstheme="minorHAnsi"/>
+                <w:color w:val="000000" w:themeColor="text1"/>
+              </w:rPr>
+              <w:t>(@),</w:t>
+            </w:r>
+            <w:r>
+              <w:rPr>
+                <w:rFonts w:cstheme="minorHAnsi"/>
+                <w:color w:val="000000" w:themeColor="text1"/>
+              </w:rPr>
+              <w:t>下划线</w:t>
+            </w:r>
+            <w:r>
+              <w:rPr>
+                <w:rFonts w:cstheme="minorHAnsi"/>
+                <w:color w:val="000000" w:themeColor="text1"/>
+              </w:rPr>
+              <w:t>(_),</w:t>
+            </w:r>
+            <w:r>
+              <w:rPr>
+                <w:rFonts w:cstheme="minorHAnsi"/>
+                <w:color w:val="000000" w:themeColor="text1"/>
+              </w:rPr>
+              <w:t>连字符</w:t>
+            </w:r>
+            <w:r>
+              <w:rPr>
+                <w:rFonts w:cstheme="minorHAnsi"/>
+                <w:color w:val="000000" w:themeColor="text1"/>
+              </w:rPr>
+              <w:t>(-),</w:t>
+            </w:r>
+            <w:r>
+              <w:rPr>
+                <w:rFonts w:cstheme="minorHAnsi"/>
+                <w:color w:val="000000" w:themeColor="text1"/>
+              </w:rPr>
+              <w:t>名称不区分大小写，最大长度为</w:t>
+            </w:r>
+            <w:r>
+              <w:rPr>
+                <w:rFonts w:cstheme="minorHAnsi"/>
+                <w:color w:val="000000" w:themeColor="text1"/>
+              </w:rPr>
+              <w:t>64</w:t>
+            </w:r>
+            <w:r>
+              <w:rPr>
+                <w:rFonts w:cstheme="minorHAnsi"/>
+                <w:color w:val="000000" w:themeColor="text1"/>
+              </w:rPr>
+              <w:t>个字符。</w:t>
+            </w:r>
+          </w:p>
+          <w:p>
+            <w:pPr>
+              <w:ind w:left="0"/>
+              <w:rPr>
+                <w:rFonts w:cstheme="minorHAnsi"/>
+                <w:color w:val="000000" w:themeColor="text1"/>
+              </w:rPr>
+            </w:pPr>
+            <w:r>
+              <w:rPr>
+                <w:rFonts w:cstheme="minorHAnsi"/>
+                <w:color w:val="000000" w:themeColor="text1"/>
+              </w:rPr>
+              <w:t>类型</w:t>
+            </w:r>
+            <w:r>
+              <w:rPr>
+                <w:rFonts w:cstheme="minorHAnsi"/>
+                <w:color w:val="000000" w:themeColor="text1"/>
+              </w:rPr>
+              <w:t>: String</w:t>
+            </w:r>
+          </w:p>
+        </w:tc>
+        <w:tc>
+          <w:tcPr>
+            <w:tcW w:w="2653" w:type="dxa"/>
+          </w:tcPr>
+          <w:p>
+            <w:pPr>
+              <w:ind w:left="0"/>
+              <w:rPr>
+                <w:rFonts w:cstheme="minorHAnsi"/>
+              </w:rPr>
+            </w:pPr>
+            <w:r>
+              <w:rPr>
+                <w:rFonts w:cstheme="minorHAnsi"/>
+              </w:rPr>
+              <w:t>Yes</w:t>
+            </w:r>
+          </w:p>
+        </w:tc>
+      </w:tr>
+    </w:tbl>
     <w:p/>
     <w:p>
       <w:pPr>
@@ -2258,7 +2890,6 @@
               <w:rPr>
                 <w:rFonts w:cstheme="minorHAnsi"/>
               </w:rPr>
-              <w:lastRenderedPageBreak/>
               <w:t>默认</w:t>
             </w:r>
             <w:r>
@@ -2284,7 +2915,6 @@
               <w:rPr>
                 <w:rFonts w:cstheme="minorHAnsi"/>
               </w:rPr>
-              <w:lastRenderedPageBreak/>
               <w:t>No</w:t>
             </w:r>
           </w:p>
@@ -2309,7 +2939,6 @@
               <w:rPr>
                 <w:rFonts w:cstheme="minorHAnsi" w:hint="eastAsia"/>
               </w:rPr>
-              <w:lastRenderedPageBreak/>
               <w:t>DataCLShardingType</w:t>
             </w:r>
           </w:p>
@@ -2542,7 +3171,7 @@
             <w:pPr>
               <w:ind w:left="0"/>
               <w:rPr>
-                <w:rFonts w:cstheme="minorHAnsi" w:hint="eastAsia"/>
+                <w:rFonts w:cstheme="minorHAnsi"/>
               </w:rPr>
             </w:pPr>
             <w:r>
@@ -2739,7 +3368,7 @@
             <w:pPr>
               <w:ind w:left="0"/>
               <w:rPr>
-                <w:rFonts w:cstheme="minorHAnsi" w:hint="eastAsia"/>
+                <w:rFonts w:cstheme="minorHAnsi"/>
               </w:rPr>
             </w:pPr>
             <w:r>
@@ -2764,7 +3393,7 @@
             <w:pPr>
               <w:ind w:left="0"/>
               <w:rPr>
-                <w:rFonts w:cstheme="minorHAnsi" w:hint="eastAsia"/>
+                <w:rFonts w:cstheme="minorHAnsi"/>
               </w:rPr>
             </w:pPr>
             <w:r>
@@ -2788,7 +3417,7 @@
             <w:pPr>
               <w:ind w:left="0"/>
               <w:rPr>
-                <w:rFonts w:cstheme="minorHAnsi" w:hint="eastAsia"/>
+                <w:rFonts w:cstheme="minorHAnsi"/>
               </w:rPr>
             </w:pPr>
             <w:r>
@@ -2807,7 +3436,7 @@
             <w:pPr>
               <w:ind w:left="0"/>
               <w:rPr>
-                <w:rFonts w:cstheme="minorHAnsi" w:hint="eastAsia"/>
+                <w:rFonts w:cstheme="minorHAnsi"/>
               </w:rPr>
             </w:pPr>
             <w:r>
@@ -2833,7 +3462,7 @@
             <w:pPr>
               <w:ind w:left="0"/>
               <w:rPr>
-                <w:rFonts w:cstheme="minorHAnsi" w:hint="eastAsia"/>
+                <w:rFonts w:cstheme="minorHAnsi"/>
               </w:rPr>
             </w:pPr>
             <w:r>
@@ -3025,6 +3654,7 @@
               <w:rPr>
                 <w:rFonts w:cstheme="minorHAnsi"/>
               </w:rPr>
+              <w:lastRenderedPageBreak/>
               <w:t>1 - 7</w:t>
             </w:r>
             <w:r>
@@ -3056,7 +3686,7 @@
             <w:pPr>
               <w:ind w:left="0"/>
               <w:rPr>
-                <w:rFonts w:cstheme="minorHAnsi" w:hint="eastAsia"/>
+                <w:rFonts w:cstheme="minorHAnsi"/>
               </w:rPr>
             </w:pPr>
           </w:p>
@@ -3069,13 +3699,14 @@
             <w:pPr>
               <w:ind w:left="0"/>
               <w:rPr>
-                <w:rFonts w:cstheme="minorHAnsi" w:hint="eastAsia"/>
-              </w:rPr>
-            </w:pPr>
-            <w:r>
-              <w:rPr>
-                <w:rFonts w:cstheme="minorHAnsi" w:hint="eastAsia"/>
-              </w:rPr>
+                <w:rFonts w:cstheme="minorHAnsi"/>
+              </w:rPr>
+            </w:pPr>
+            <w:r>
+              <w:rPr>
+                <w:rFonts w:cstheme="minorHAnsi" w:hint="eastAsia"/>
+              </w:rPr>
+              <w:lastRenderedPageBreak/>
               <w:t>No</w:t>
             </w:r>
           </w:p>
@@ -3100,6 +3731,7 @@
               <w:rPr>
                 <w:rFonts w:cstheme="minorHAnsi" w:hint="eastAsia"/>
               </w:rPr>
+              <w:lastRenderedPageBreak/>
               <w:t>MetaDomain</w:t>
             </w:r>
           </w:p>
@@ -3451,7 +4083,6 @@
               <w:rPr>
                 <w:rFonts w:cstheme="minorHAnsi"/>
               </w:rPr>
-              <w:lastRenderedPageBreak/>
               <w:t>E</w:t>
             </w:r>
             <w:r>
@@ -3501,7 +4132,6 @@
               <w:rPr>
                 <w:rFonts w:cstheme="minorHAnsi" w:hint="eastAsia"/>
               </w:rPr>
-              <w:lastRenderedPageBreak/>
               <w:t>No</w:t>
             </w:r>
           </w:p>
@@ -3526,7 +4156,6 @@
               <w:rPr>
                 <w:rFonts w:cstheme="minorHAnsi" w:hint="eastAsia"/>
               </w:rPr>
-              <w:lastRenderedPageBreak/>
               <w:t>MetaHisLocation</w:t>
             </w:r>
           </w:p>
@@ -3737,13 +4366,23 @@
               <w:rPr>
                 <w:rFonts w:cstheme="minorHAnsi"/>
                 <w:i/>
-              </w:rPr>
-              <w:t xml:space="preserve">PUT </w:t>
-            </w:r>
-            <w:r>
-              <w:rPr>
-                <w:rFonts w:cstheme="minorHAnsi" w:hint="eastAsia"/>
-                <w:i/>
+                <w:color w:val="FF0000"/>
+              </w:rPr>
+              <w:t>POST</w:t>
+            </w:r>
+            <w:r>
+              <w:rPr>
+                <w:rFonts w:cstheme="minorHAnsi"/>
+                <w:i/>
+                <w:color w:val="FF0000"/>
+              </w:rPr>
+              <w:t xml:space="preserve"> </w:t>
+            </w:r>
+            <w:r>
+              <w:rPr>
+                <w:rFonts w:cstheme="minorHAnsi" w:hint="eastAsia"/>
+                <w:i/>
+                <w:color w:val="FF0000"/>
               </w:rPr>
               <w:t>/</w:t>
             </w:r>
@@ -3751,6 +4390,7 @@
               <w:rPr>
                 <w:rFonts w:cstheme="minorHAnsi" w:hint="eastAsia"/>
                 <w:i/>
+                <w:color w:val="FF0000"/>
               </w:rPr>
               <w:t>region</w:t>
             </w:r>
@@ -3758,13 +4398,23 @@
               <w:rPr>
                 <w:rFonts w:cstheme="minorHAnsi"/>
                 <w:i/>
+                <w:color w:val="FF0000"/>
               </w:rPr>
               <w:t>/</w:t>
             </w:r>
             <w:r>
               <w:rPr>
-                <w:rFonts w:cstheme="minorHAnsi" w:hint="eastAsia"/>
-                <w:i/>
+                <w:rFonts w:cstheme="minorHAnsi"/>
+                <w:i/>
+                <w:color w:val="FF0000"/>
+              </w:rPr>
+              <w:t>?Action=CreateRegion&amp;RegionName=</w:t>
+            </w:r>
+            <w:r>
+              <w:rPr>
+                <w:rFonts w:cstheme="minorHAnsi" w:hint="eastAsia"/>
+                <w:i/>
+                <w:color w:val="FF0000"/>
               </w:rPr>
               <w:t>{</w:t>
             </w:r>
@@ -3772,6 +4422,7 @@
               <w:rPr>
                 <w:rFonts w:cstheme="minorHAnsi" w:hint="eastAsia"/>
                 <w:i/>
+                <w:color w:val="FF0000"/>
               </w:rPr>
               <w:t>regionname</w:t>
             </w:r>
@@ -3779,6 +4430,7 @@
               <w:rPr>
                 <w:rFonts w:cstheme="minorHAnsi" w:hint="eastAsia"/>
                 <w:i/>
+                <w:color w:val="FF0000"/>
               </w:rPr>
               <w:t>}</w:t>
             </w:r>
@@ -4203,7 +4855,14 @@
                 <w:rFonts w:cstheme="minorHAnsi"/>
                 <w:i/>
               </w:rPr>
-              <w:t xml:space="preserve">PUT </w:t>
+              <w:t>POST</w:t>
+            </w:r>
+            <w:r>
+              <w:rPr>
+                <w:rFonts w:cstheme="minorHAnsi"/>
+                <w:i/>
+              </w:rPr>
+              <w:t xml:space="preserve"> </w:t>
             </w:r>
             <w:r>
               <w:rPr>
@@ -4320,6 +4979,7 @@
                 <w:rFonts w:cstheme="minorHAnsi"/>
                 <w:i/>
               </w:rPr>
+              <w:lastRenderedPageBreak/>
               <w:t>&lt;</w:t>
             </w:r>
             <w:r>
@@ -4647,10 +5307,16 @@
         <w:pStyle w:val="3"/>
         <w:ind w:left="210"/>
       </w:pPr>
-      <w:bookmarkStart w:id="2" w:name="_DELETE_Bucket"/>
-      <w:bookmarkEnd w:id="2"/>
-      <w:r>
-        <w:t xml:space="preserve">DELETE </w:t>
+      <w:bookmarkStart w:id="0" w:name="_DELETE_Bucket"/>
+      <w:bookmarkEnd w:id="0"/>
+      <w:r>
+        <w:rPr>
+          <w:rFonts w:hint="eastAsia"/>
+        </w:rPr>
+        <w:t>Delete</w:t>
+      </w:r>
+      <w:r>
+        <w:t xml:space="preserve"> </w:t>
       </w:r>
       <w:r>
         <w:rPr>
@@ -4778,7 +5444,6 @@
         <w:rPr>
           <w:rFonts w:cstheme="minorHAnsi" w:hint="eastAsia"/>
         </w:rPr>
-        <w:lastRenderedPageBreak/>
         <w:t>删除区域</w:t>
       </w:r>
       <w:r>
@@ -4817,7 +5482,14 @@
                 <w:rFonts w:cstheme="minorHAnsi"/>
                 <w:i/>
               </w:rPr>
-              <w:t>DELETE /</w:t>
+              <w:t>POST</w:t>
+            </w:r>
+            <w:r>
+              <w:rPr>
+                <w:rFonts w:cstheme="minorHAnsi"/>
+                <w:i/>
+              </w:rPr>
+              <w:t xml:space="preserve"> /</w:t>
             </w:r>
             <w:r>
               <w:rPr>
@@ -4832,6 +5504,13 @@
                 <w:i/>
               </w:rPr>
               <w:t>/</w:t>
+            </w:r>
+            <w:r>
+              <w:rPr>
+                <w:rFonts w:cstheme="minorHAnsi"/>
+                <w:i/>
+              </w:rPr>
+              <w:t>?Action=DeleteRegion&amp;RegionName=</w:t>
             </w:r>
             <w:r>
               <w:rPr>
@@ -4984,8 +5663,8 @@
       </w:tr>
     </w:tbl>
     <w:p>
-      <w:bookmarkStart w:id="3" w:name="_公共头部"/>
-      <w:bookmarkEnd w:id="3"/>
+      <w:bookmarkStart w:id="1" w:name="_公共头部"/>
+      <w:bookmarkEnd w:id="1"/>
     </w:p>
     <w:p>
       <w:pPr>
@@ -4993,7 +5672,13 @@
         <w:ind w:left="210"/>
       </w:pPr>
       <w:r>
-        <w:t xml:space="preserve">GET </w:t>
+        <w:rPr>
+          <w:rFonts w:hint="eastAsia"/>
+        </w:rPr>
+        <w:t>Get</w:t>
+      </w:r>
+      <w:r>
+        <w:t xml:space="preserve"> </w:t>
       </w:r>
       <w:r>
         <w:rPr>
@@ -5313,20 +5998,12 @@
               </w:rPr>
               <w:t>，</w:t>
             </w:r>
-            <w:commentRangeStart w:id="4"/>
             <w:r>
               <w:rPr>
                 <w:rFonts w:cstheme="minorHAnsi" w:hint="eastAsia"/>
                 <w:color w:val="000000" w:themeColor="text1"/>
               </w:rPr>
               <w:t>Buckets</w:t>
-            </w:r>
-            <w:commentRangeEnd w:id="4"/>
-            <w:r>
-              <w:rPr>
-                <w:rStyle w:val="af"/>
-              </w:rPr>
-              <w:commentReference w:id="4"/>
             </w:r>
           </w:p>
         </w:tc>
@@ -5375,6 +6052,8 @@
               </w:rPr>
               <w:t>区域名称</w:t>
             </w:r>
+            <w:bookmarkStart w:id="2" w:name="_GoBack"/>
+            <w:bookmarkEnd w:id="2"/>
           </w:p>
           <w:p>
             <w:pPr>
@@ -5512,6 +6191,7 @@
               <w:rPr>
                 <w:rFonts w:cstheme="minorHAnsi" w:hint="eastAsia"/>
               </w:rPr>
+              <w:lastRenderedPageBreak/>
               <w:t>DataCLShardingType</w:t>
             </w:r>
           </w:p>
@@ -6128,7 +6808,6 @@
         <w:rPr>
           <w:rFonts w:hint="eastAsia"/>
         </w:rPr>
-        <w:lastRenderedPageBreak/>
         <w:t>请求样例：</w:t>
       </w:r>
     </w:p>
@@ -6158,7 +6837,13 @@
               <w:rPr>
                 <w:i/>
               </w:rPr>
-              <w:t>GET /</w:t>
+              <w:t>POST</w:t>
+            </w:r>
+            <w:r>
+              <w:rPr>
+                <w:i/>
+              </w:rPr>
+              <w:t xml:space="preserve"> /</w:t>
             </w:r>
             <w:r>
               <w:rPr>
@@ -6171,6 +6856,12 @@
                 <w:i/>
               </w:rPr>
               <w:t>/</w:t>
+            </w:r>
+            <w:r>
+              <w:rPr>
+                <w:i/>
+              </w:rPr>
+              <w:t>?Action=GetRegion&amp;RegionName=</w:t>
             </w:r>
             <w:r>
               <w:rPr>
@@ -6958,7 +7649,13 @@
         <w:rPr>
           <w:rFonts w:hint="eastAsia"/>
         </w:rPr>
-        <w:t>HEAD</w:t>
+        <w:t>H</w:t>
+      </w:r>
+      <w:r>
+        <w:rPr>
+          <w:rFonts w:hint="eastAsia"/>
+        </w:rPr>
+        <w:t>ead</w:t>
       </w:r>
       <w:r>
         <w:t xml:space="preserve"> </w:t>
@@ -7022,6 +7719,7 @@
         <w:rPr>
           <w:rFonts w:hint="eastAsia"/>
         </w:rPr>
+        <w:lastRenderedPageBreak/>
         <w:t>请求样例：</w:t>
       </w:r>
     </w:p>
@@ -7049,28 +7747,33 @@
             </w:pPr>
             <w:r>
               <w:rPr>
-                <w:rFonts w:hint="eastAsia"/>
-                <w:i/>
-              </w:rPr>
-              <w:t>HEAD</w:t>
-            </w:r>
-            <w:r>
-              <w:rPr>
-                <w:i/>
-              </w:rPr>
-              <w:t xml:space="preserve"> </w:t>
-            </w:r>
-            <w:r>
-              <w:rPr>
-                <w:i/>
-              </w:rPr>
-              <w:t>/</w:t>
-            </w:r>
-            <w:r>
-              <w:rPr>
-                <w:i/>
-              </w:rPr>
-              <w:t>region/</w:t>
+                <w:i/>
+              </w:rPr>
+              <w:t>POST</w:t>
+            </w:r>
+            <w:r>
+              <w:rPr>
+                <w:i/>
+              </w:rPr>
+              <w:t xml:space="preserve"> /</w:t>
+            </w:r>
+            <w:r>
+              <w:rPr>
+                <w:i/>
+              </w:rPr>
+              <w:t>region/?</w:t>
+            </w:r>
+            <w:r>
+              <w:rPr>
+                <w:i/>
+              </w:rPr>
+              <w:t>Action=Head</w:t>
+            </w:r>
+            <w:r>
+              <w:rPr>
+                <w:i/>
+              </w:rPr>
+              <w:t>Region&amp;RegionName=</w:t>
             </w:r>
             <w:r>
               <w:rPr>
@@ -7287,7 +7990,6 @@
         <w:rPr>
           <w:rFonts w:hint="eastAsia"/>
         </w:rPr>
-        <w:lastRenderedPageBreak/>
         <w:t xml:space="preserve">Story </w:t>
       </w:r>
       <w:r>
@@ -8072,13 +8774,13 @@
         <w:pStyle w:val="3"/>
         <w:ind w:left="210"/>
       </w:pPr>
-      <w:bookmarkStart w:id="5" w:name="_获取桶列表（GET_Service）"/>
-      <w:bookmarkStart w:id="6" w:name="_权限校验流程"/>
-      <w:bookmarkStart w:id="7" w:name="_创建用户（PUT_User）"/>
-      <w:bookmarkStart w:id="8" w:name="_Ref517361379"/>
+      <w:bookmarkStart w:id="3" w:name="_获取桶列表（GET_Service）"/>
+      <w:bookmarkStart w:id="4" w:name="_权限校验流程"/>
+      <w:bookmarkStart w:id="5" w:name="_创建用户（PUT_User）"/>
+      <w:bookmarkStart w:id="6" w:name="_Ref517361379"/>
+      <w:bookmarkEnd w:id="3"/>
+      <w:bookmarkEnd w:id="4"/>
       <w:bookmarkEnd w:id="5"/>
-      <w:bookmarkEnd w:id="6"/>
-      <w:bookmarkEnd w:id="7"/>
       <w:r>
         <w:rPr>
           <w:rFonts w:hint="eastAsia"/>
@@ -8117,8 +8819,8 @@
       <w:pPr>
         <w:ind w:left="0"/>
       </w:pPr>
-      <w:bookmarkStart w:id="9" w:name="_创建桶（PUT_Bucket）"/>
-      <w:bookmarkEnd w:id="9"/>
+      <w:bookmarkStart w:id="7" w:name="_创建桶（PUT_Bucket）"/>
+      <w:bookmarkEnd w:id="7"/>
       <w:r>
         <w:rPr>
           <w:rFonts w:hint="eastAsia"/>
@@ -8162,7 +8864,6 @@
         <w:rPr>
           <w:noProof/>
         </w:rPr>
-        <w:lastRenderedPageBreak/>
         <w:drawing>
           <wp:inline distT="0" distB="0" distL="0" distR="0" wp14:anchorId="14A17599" wp14:editId="7020E17F">
             <wp:extent cx="5274310" cy="2471521"/>
@@ -8181,7 +8882,7 @@
                     </pic:cNvPicPr>
                   </pic:nvPicPr>
                   <pic:blipFill>
-                    <a:blip r:embed="rId10">
+                    <a:blip r:embed="rId8">
                       <a:extLst>
                         <a:ext uri="{28A0092B-C50C-407E-A947-70E740481C1C}">
                           <a14:useLocalDpi xmlns:a14="http://schemas.microsoft.com/office/drawing/2010/main" val="0"/>
@@ -8601,9 +9302,6 @@
     <w:p>
       <w:pPr>
         <w:ind w:left="0" w:firstLineChars="200" w:firstLine="420"/>
-        <w:rPr>
-          <w:rFonts w:hint="eastAsia"/>
-        </w:rPr>
       </w:pPr>
       <w:r>
         <w:rPr>
@@ -8709,6 +9407,7 @@
         <w:rPr>
           <w:rFonts w:hint="eastAsia"/>
         </w:rPr>
+        <w:lastRenderedPageBreak/>
         <w:t>当使用</w:t>
       </w:r>
       <w:r>
@@ -8873,7 +9572,6 @@
         <w:rPr>
           <w:rFonts w:hint="eastAsia"/>
         </w:rPr>
-        <w:lastRenderedPageBreak/>
         <w:t>当使用</w:t>
       </w:r>
       <w:r>
@@ -9054,7 +9752,7 @@
                     </pic:cNvPicPr>
                   </pic:nvPicPr>
                   <pic:blipFill>
-                    <a:blip r:embed="rId11">
+                    <a:blip r:embed="rId9">
                       <a:extLst>
                         <a:ext uri="{28A0092B-C50C-407E-A947-70E740481C1C}">
                           <a14:useLocalDpi xmlns:a14="http://schemas.microsoft.com/office/drawing/2010/main" val="0"/>
@@ -9148,6 +9846,7 @@
         <w:rPr>
           <w:rFonts w:hint="eastAsia"/>
         </w:rPr>
+        <w:lastRenderedPageBreak/>
         <w:t>异常场景：</w:t>
       </w:r>
     </w:p>
@@ -9312,7 +10011,6 @@
         <w:rPr>
           <w:rFonts w:hint="eastAsia"/>
         </w:rPr>
-        <w:lastRenderedPageBreak/>
         <w:t>删除区域</w:t>
       </w:r>
       <w:r>
@@ -9609,7 +10307,7 @@
                     </pic:cNvPicPr>
                   </pic:nvPicPr>
                   <pic:blipFill>
-                    <a:blip r:embed="rId12">
+                    <a:blip r:embed="rId10">
                       <a:extLst>
                         <a:ext uri="{28A0092B-C50C-407E-A947-70E740481C1C}">
                           <a14:useLocalDpi xmlns:a14="http://schemas.microsoft.com/office/drawing/2010/main" val="0"/>
@@ -9767,7 +10465,7 @@
         </w:rPr>
         <w:t>。</w:t>
       </w:r>
-      <w:bookmarkEnd w:id="8"/>
+      <w:bookmarkEnd w:id="6"/>
     </w:p>
     <w:p>
       <w:pPr>
@@ -9795,8 +10493,8 @@
         <w:pStyle w:val="3"/>
         <w:ind w:left="210"/>
       </w:pPr>
-      <w:bookmarkStart w:id="10" w:name="_获取版本控制配置（GET_Bucket_versioning）"/>
-      <w:bookmarkEnd w:id="10"/>
+      <w:bookmarkStart w:id="8" w:name="_获取版本控制配置（GET_Bucket_versioning）"/>
+      <w:bookmarkEnd w:id="8"/>
       <w:r>
         <w:rPr>
           <w:rFonts w:hint="eastAsia"/>
@@ -9893,7 +10591,7 @@
                     </pic:cNvPicPr>
                   </pic:nvPicPr>
                   <pic:blipFill>
-                    <a:blip r:embed="rId13">
+                    <a:blip r:embed="rId11">
                       <a:extLst>
                         <a:ext uri="{28A0092B-C50C-407E-A947-70E740481C1C}">
                           <a14:useLocalDpi xmlns:a14="http://schemas.microsoft.com/office/drawing/2010/main" val="0"/>
@@ -10132,7 +10830,7 @@
                     </pic:cNvPicPr>
                   </pic:nvPicPr>
                   <pic:blipFill>
-                    <a:blip r:embed="rId14">
+                    <a:blip r:embed="rId12">
                       <a:extLst>
                         <a:ext uri="{28A0092B-C50C-407E-A947-70E740481C1C}">
                           <a14:useLocalDpi xmlns:a14="http://schemas.microsoft.com/office/drawing/2010/main" val="0"/>
@@ -12123,7 +12821,7 @@
     </w:tbl>
     <w:p/>
     <w:sectPr>
-      <w:footerReference w:type="default" r:id="rId15"/>
+      <w:footerReference w:type="default" r:id="rId13"/>
       <w:pgSz w:w="11906" w:h="16838"/>
       <w:pgMar w:top="1440" w:right="1800" w:bottom="1440" w:left="1800" w:header="851" w:footer="992" w:gutter="0"/>
       <w:cols w:space="425"/>
@@ -12131,68 +12829,6 @@
     </w:sectPr>
   </w:body>
 </w:document>
-</file>
-
-<file path=word/comments.xml><?xml version="1.0" encoding="utf-8"?>
-<w:comments xmlns:wpc="http://schemas.microsoft.com/office/word/2010/wordprocessingCanvas" xmlns:cx="http://schemas.microsoft.com/office/drawing/2014/chartex" xmlns:mc="http://schemas.openxmlformats.org/markup-compatibility/2006" xmlns:o="urn:schemas-microsoft-com:office:office" xmlns:r="http://schemas.openxmlformats.org/officeDocument/2006/relationships" xmlns:m="http://schemas.openxmlformats.org/officeDocument/2006/math" xmlns:v="urn:schemas-microsoft-com:vml" xmlns:wp14="http://schemas.microsoft.com/office/word/2010/wordprocessingDrawing" xmlns:wp="http://schemas.openxmlformats.org/drawingml/2006/wordprocessingDrawing" xmlns:w10="urn:schemas-microsoft-com:office:word" xmlns:w="http://schemas.openxmlformats.org/wordprocessingml/2006/main" xmlns:w14="http://schemas.microsoft.com/office/word/2010/wordml" xmlns:w15="http://schemas.microsoft.com/office/word/2012/wordml" xmlns:w16se="http://schemas.microsoft.com/office/word/2015/wordml/symex" xmlns:wpg="http://schemas.microsoft.com/office/word/2010/wordprocessingGroup" xmlns:wpi="http://schemas.microsoft.com/office/word/2010/wordprocessingInk" xmlns:wne="http://schemas.microsoft.com/office/word/2006/wordml" xmlns:wps="http://schemas.microsoft.com/office/word/2010/wordprocessingShape" mc:Ignorable="w14 w15 w16se wp14">
-  <w:comment w:id="1" w:author="zhaoyujing" w:date="2019-04-01T14:10:00Z" w:initials="z">
-    <w:p>
-      <w:pPr>
-        <w:pStyle w:val="af0"/>
-      </w:pPr>
-      <w:r>
-        <w:rPr>
-          <w:rStyle w:val="af"/>
-        </w:rPr>
-        <w:annotationRef/>
-      </w:r>
-      <w:r>
-        <w:rPr>
-          <w:rFonts w:hint="eastAsia"/>
-        </w:rPr>
-        <w:t>增加配置，可以配置</w:t>
-      </w:r>
-      <w:r>
-        <w:rPr>
-          <w:rFonts w:hint="eastAsia"/>
-        </w:rPr>
-        <w:t>lobpagesize</w:t>
-      </w:r>
-    </w:p>
-  </w:comment>
-  <w:comment w:id="4" w:author="zhaoyujing" w:date="2019-01-08T15:40:00Z" w:initials="z">
-    <w:p>
-      <w:pPr>
-        <w:pStyle w:val="af0"/>
-      </w:pPr>
-      <w:r>
-        <w:rPr>
-          <w:rStyle w:val="af"/>
-        </w:rPr>
-        <w:annotationRef/>
-      </w:r>
-      <w:r>
-        <w:rPr>
-          <w:rFonts w:hint="eastAsia"/>
-        </w:rPr>
-        <w:t>返回结果中增加</w:t>
-      </w:r>
-      <w:r>
-        <w:rPr>
-          <w:rFonts w:hint="eastAsia"/>
-        </w:rPr>
-        <w:t>Name</w:t>
-      </w:r>
-    </w:p>
-  </w:comment>
-</w:comments>
-</file>
-
-<file path=word/commentsExtended.xml><?xml version="1.0" encoding="utf-8"?>
-<w15:commentsEx xmlns:wpc="http://schemas.microsoft.com/office/word/2010/wordprocessingCanvas" xmlns:cx="http://schemas.microsoft.com/office/drawing/2014/chartex" xmlns:mc="http://schemas.openxmlformats.org/markup-compatibility/2006" xmlns:o="urn:schemas-microsoft-com:office:office" xmlns:r="http://schemas.openxmlformats.org/officeDocument/2006/relationships" xmlns:m="http://schemas.openxmlformats.org/officeDocument/2006/math" xmlns:v="urn:schemas-microsoft-com:vml" xmlns:wp14="http://schemas.microsoft.com/office/word/2010/wordprocessingDrawing" xmlns:wp="http://schemas.openxmlformats.org/drawingml/2006/wordprocessingDrawing" xmlns:w10="urn:schemas-microsoft-com:office:word" xmlns:w="http://schemas.openxmlformats.org/wordprocessingml/2006/main" xmlns:w14="http://schemas.microsoft.com/office/word/2010/wordml" xmlns:w15="http://schemas.microsoft.com/office/word/2012/wordml" xmlns:w16se="http://schemas.microsoft.com/office/word/2015/wordml/symex" xmlns:wpg="http://schemas.microsoft.com/office/word/2010/wordprocessingGroup" xmlns:wpi="http://schemas.microsoft.com/office/word/2010/wordprocessingInk" xmlns:wne="http://schemas.microsoft.com/office/word/2006/wordml" xmlns:wps="http://schemas.microsoft.com/office/word/2010/wordprocessingShape" mc:Ignorable="w14 w15 w16se wp14">
-  <w15:commentEx w15:paraId="0F31DFBE" w15:done="0"/>
-  <w15:commentEx w15:paraId="23E6696D" w15:done="0"/>
-</w15:commentsEx>
 </file>
 
 <file path=word/endnotes.xml><?xml version="1.0" encoding="utf-8"?>
@@ -12224,6 +12860,7 @@
         <w:docPartUnique/>
       </w:docPartObj>
     </w:sdtPr>
+    <w:sdtEndPr/>
     <w:sdtContent>
       <w:p>
         <w:pPr>
@@ -12244,7 +12881,7 @@
             <w:noProof/>
             <w:lang w:val="zh-CN"/>
           </w:rPr>
-          <w:t>1</w:t>
+          <w:t>14</w:t>
         </w:r>
         <w:r>
           <w:fldChar w:fldCharType="end"/>
@@ -16700,14 +17337,6 @@
   </w:num>
   <w:numIdMacAtCleanup w:val="21"/>
 </w:numbering>
-</file>
-
-<file path=word/people.xml><?xml version="1.0" encoding="utf-8"?>
-<w15:people xmlns:wpc="http://schemas.microsoft.com/office/word/2010/wordprocessingCanvas" xmlns:cx="http://schemas.microsoft.com/office/drawing/2014/chartex" xmlns:mc="http://schemas.openxmlformats.org/markup-compatibility/2006" xmlns:o="urn:schemas-microsoft-com:office:office" xmlns:r="http://schemas.openxmlformats.org/officeDocument/2006/relationships" xmlns:m="http://schemas.openxmlformats.org/officeDocument/2006/math" xmlns:v="urn:schemas-microsoft-com:vml" xmlns:wp14="http://schemas.microsoft.com/office/word/2010/wordprocessingDrawing" xmlns:wp="http://schemas.openxmlformats.org/drawingml/2006/wordprocessingDrawing" xmlns:w10="urn:schemas-microsoft-com:office:word" xmlns:w="http://schemas.openxmlformats.org/wordprocessingml/2006/main" xmlns:w14="http://schemas.microsoft.com/office/word/2010/wordml" xmlns:w15="http://schemas.microsoft.com/office/word/2012/wordml" xmlns:w16se="http://schemas.microsoft.com/office/word/2015/wordml/symex" xmlns:wpg="http://schemas.microsoft.com/office/word/2010/wordprocessingGroup" xmlns:wpi="http://schemas.microsoft.com/office/word/2010/wordprocessingInk" xmlns:wne="http://schemas.microsoft.com/office/word/2006/wordml" xmlns:wps="http://schemas.microsoft.com/office/word/2010/wordprocessingShape" mc:Ignorable="w14 w15 w16se wp14">
-  <w15:person w15:author="zhaoyujing">
-    <w15:presenceInfo w15:providerId="None" w15:userId="zhaoyujing"/>
-  </w15:person>
-</w15:people>
 </file>
 
 <file path=word/styles.xml><?xml version="1.0" encoding="utf-8"?>
@@ -18161,7 +18790,7 @@
 </file>
 
 <file path=customXml/itemProps1.xml><?xml version="1.0" encoding="utf-8"?>
-<ds:datastoreItem xmlns:ds="http://schemas.openxmlformats.org/officeDocument/2006/customXml" ds:itemID="{801ABE72-917D-4D3D-BAF3-C0AC3278F432}">
+<ds:datastoreItem xmlns:ds="http://schemas.openxmlformats.org/officeDocument/2006/customXml" ds:itemID="{D9A9ECC3-E665-40B6-B769-167B4A543112}">
   <ds:schemaRefs>
     <ds:schemaRef ds:uri="http://schemas.openxmlformats.org/officeDocument/2006/bibliography"/>
   </ds:schemaRefs>

--- a/internal_doc/03.开发设计/Amazon S3接口兼容/Story--SequoiaDB兼容Amazon S3接口 -区域管理.docx
+++ b/internal_doc/03.开发设计/Amazon S3接口兼容/Story--SequoiaDB兼容Amazon S3接口 -区域管理.docx
@@ -6,6 +6,7 @@
       <w:pPr>
         <w:pStyle w:val="ab"/>
       </w:pPr>
+      <w:proofErr w:type="spellStart"/>
       <w:r>
         <w:rPr>
           <w:rFonts w:hint="eastAsia"/>
@@ -15,6 +16,7 @@
       <w:r>
         <w:t>equoiaDB</w:t>
       </w:r>
+      <w:proofErr w:type="spellEnd"/>
       <w:r>
         <w:rPr>
           <w:rFonts w:hint="eastAsia"/>
@@ -119,12 +121,14 @@
               </w:rPr>
               <w:t xml:space="preserve"> </w:t>
             </w:r>
+            <w:proofErr w:type="gramStart"/>
             <w:r>
               <w:rPr>
                 <w:rFonts w:hint="eastAsia"/>
               </w:rPr>
               <w:t>赵玉静</w:t>
             </w:r>
+            <w:proofErr w:type="gramEnd"/>
           </w:p>
         </w:tc>
         <w:tc>
@@ -141,6 +145,7 @@
               </w:rPr>
               <w:t>继承自</w:t>
             </w:r>
+            <w:proofErr w:type="spellStart"/>
             <w:r>
               <w:rPr>
                 <w:rFonts w:hint="eastAsia"/>
@@ -150,6 +155,7 @@
             <w:r>
               <w:t>equoiaDB</w:t>
             </w:r>
+            <w:proofErr w:type="spellEnd"/>
             <w:r>
               <w:rPr>
                 <w:rFonts w:hint="eastAsia"/>
@@ -395,6 +401,7 @@
         </w:rPr>
         <w:t>接口访问</w:t>
       </w:r>
+      <w:proofErr w:type="spellStart"/>
       <w:r>
         <w:rPr>
           <w:rFonts w:hint="eastAsia"/>
@@ -402,6 +409,7 @@
         </w:rPr>
         <w:t>SequoiaDB</w:t>
       </w:r>
+      <w:proofErr w:type="spellEnd"/>
       <w:r>
         <w:rPr>
           <w:rFonts w:hint="eastAsia"/>
@@ -444,6 +452,7 @@
         </w:rPr>
         <w:t>通过</w:t>
       </w:r>
+      <w:proofErr w:type="spellStart"/>
       <w:r>
         <w:rPr>
           <w:rFonts w:hint="eastAsia"/>
@@ -451,6 +460,7 @@
         </w:rPr>
         <w:t>SequoiaDB</w:t>
       </w:r>
+      <w:proofErr w:type="spellEnd"/>
       <w:r>
         <w:rPr>
           <w:rFonts w:hint="eastAsia"/>
@@ -562,6 +572,8 @@
         <w:pStyle w:val="3"/>
         <w:ind w:left="210"/>
       </w:pPr>
+      <w:bookmarkStart w:id="0" w:name="_GoBack"/>
+      <w:bookmarkEnd w:id="0"/>
       <w:r>
         <w:rPr>
           <w:rFonts w:hint="eastAsia"/>
@@ -614,15 +626,34 @@
         </w:rPr>
         <w:t>，参考</w:t>
       </w:r>
-      <w:hyperlink w:anchor="_公共头部" w:history="1">
-        <w:r>
-          <w:rPr>
-            <w:rStyle w:val="ad"/>
-            <w:rFonts w:hint="eastAsia"/>
-          </w:rPr>
-          <w:t>公共头部</w:t>
-        </w:r>
-      </w:hyperlink>
+      <w:r>
+        <w:fldChar w:fldCharType="begin"/>
+      </w:r>
+      <w:r>
+        <w:instrText xml:space="preserve"> HYPERLINK \l "_</w:instrText>
+      </w:r>
+      <w:r>
+        <w:instrText>公共头部</w:instrText>
+      </w:r>
+      <w:r>
+        <w:instrText xml:space="preserve">" </w:instrText>
+      </w:r>
+      <w:r>
+        <w:fldChar w:fldCharType="separate"/>
+      </w:r>
+      <w:r>
+        <w:rPr>
+          <w:rStyle w:val="ad"/>
+          <w:rFonts w:hint="eastAsia"/>
+        </w:rPr>
+        <w:t>公共头部</w:t>
+      </w:r>
+      <w:r>
+        <w:rPr>
+          <w:rStyle w:val="ad"/>
+        </w:rPr>
+        <w:fldChar w:fldCharType="end"/>
+      </w:r>
       <w:r>
         <w:rPr>
           <w:rFonts w:hint="eastAsia"/>
@@ -774,6 +805,7 @@
                 <w:color w:val="000000" w:themeColor="text1"/>
               </w:rPr>
             </w:pPr>
+            <w:proofErr w:type="spellStart"/>
             <w:r>
               <w:rPr>
                 <w:rFonts w:cstheme="minorHAnsi"/>
@@ -781,6 +813,7 @@
               </w:rPr>
               <w:t>ListRegions</w:t>
             </w:r>
+            <w:proofErr w:type="spellEnd"/>
           </w:p>
           <w:p>
             <w:pPr>
@@ -797,6 +830,7 @@
               </w:rPr>
               <w:t>固定为</w:t>
             </w:r>
+            <w:proofErr w:type="spellStart"/>
             <w:r>
               <w:rPr>
                 <w:rFonts w:cstheme="minorHAnsi"/>
@@ -804,6 +838,7 @@
               </w:rPr>
               <w:t>ListRegions</w:t>
             </w:r>
+            <w:proofErr w:type="spellEnd"/>
           </w:p>
         </w:tc>
         <w:tc>
@@ -943,6 +978,7 @@
                 <w:color w:val="000000" w:themeColor="text1"/>
               </w:rPr>
             </w:pPr>
+            <w:proofErr w:type="spellStart"/>
             <w:r>
               <w:rPr>
                 <w:rFonts w:cstheme="minorHAnsi"/>
@@ -961,6 +997,7 @@
               </w:rPr>
               <w:t>sResult</w:t>
             </w:r>
+            <w:proofErr w:type="spellEnd"/>
           </w:p>
         </w:tc>
         <w:tc>
@@ -1181,6 +1218,7 @@
               </w:rPr>
               <w:t xml:space="preserve">Ancestor: </w:t>
             </w:r>
+            <w:proofErr w:type="spellStart"/>
             <w:r>
               <w:rPr>
                 <w:rFonts w:cstheme="minorHAnsi"/>
@@ -1199,6 +1237,7 @@
               </w:rPr>
               <w:t>sResult</w:t>
             </w:r>
+            <w:proofErr w:type="spellEnd"/>
           </w:p>
         </w:tc>
       </w:tr>
@@ -1253,6 +1292,7 @@
               </w:rPr>
               <w:t xml:space="preserve"> /region</w:t>
             </w:r>
+            <w:proofErr w:type="gramStart"/>
             <w:r>
               <w:rPr>
                 <w:rFonts w:hint="eastAsia"/>
@@ -1274,15 +1314,26 @@
                 <w:i/>
                 <w:color w:val="FF0000"/>
               </w:rPr>
-              <w:t>Action=</w:t>
-            </w:r>
-            <w:r>
-              <w:rPr>
+              <w:t>Action</w:t>
+            </w:r>
+            <w:proofErr w:type="gramEnd"/>
+            <w:r>
+              <w:rPr>
+                <w:rFonts w:hint="eastAsia"/>
                 <w:i/>
                 <w:color w:val="FF0000"/>
               </w:rPr>
+              <w:t>=</w:t>
+            </w:r>
+            <w:proofErr w:type="spellStart"/>
+            <w:r>
+              <w:rPr>
+                <w:i/>
+                <w:color w:val="FF0000"/>
+              </w:rPr>
               <w:t>ListRegions</w:t>
             </w:r>
+            <w:proofErr w:type="spellEnd"/>
             <w:r>
               <w:rPr>
                 <w:i/>
@@ -1395,7 +1446,14 @@
               <w:rPr>
                 <w:i/>
               </w:rPr>
-              <w:t xml:space="preserve"> ListAll</w:t>
+              <w:t xml:space="preserve"> </w:t>
+            </w:r>
+            <w:proofErr w:type="spellStart"/>
+            <w:r>
+              <w:rPr>
+                <w:i/>
+              </w:rPr>
+              <w:t>ListAll</w:t>
             </w:r>
             <w:r>
               <w:rPr>
@@ -1408,7 +1466,14 @@
               <w:rPr>
                 <w:i/>
               </w:rPr>
-              <w:t xml:space="preserve">sResult </w:t>
+              <w:t>sResult</w:t>
+            </w:r>
+            <w:proofErr w:type="spellEnd"/>
+            <w:r>
+              <w:rPr>
+                <w:i/>
+              </w:rPr>
+              <w:t xml:space="preserve"> </w:t>
             </w:r>
             <w:r>
               <w:rPr>
@@ -1604,6 +1669,7 @@
               </w:rPr>
               <w:t>&lt;/</w:t>
             </w:r>
+            <w:proofErr w:type="spellStart"/>
             <w:r>
               <w:rPr>
                 <w:i/>
@@ -1621,7 +1687,14 @@
               <w:rPr>
                 <w:i/>
               </w:rPr>
-              <w:t xml:space="preserve">sResult </w:t>
+              <w:t>sResult</w:t>
+            </w:r>
+            <w:proofErr w:type="spellEnd"/>
+            <w:r>
+              <w:rPr>
+                <w:i/>
+              </w:rPr>
+              <w:t xml:space="preserve"> </w:t>
             </w:r>
             <w:r>
               <w:rPr>
@@ -1906,12 +1979,14 @@
         </w:numPr>
         <w:ind w:firstLineChars="0"/>
       </w:pPr>
+      <w:proofErr w:type="spellStart"/>
       <w:r>
         <w:rPr>
           <w:rFonts w:hint="eastAsia"/>
         </w:rPr>
         <w:t>ShardingType</w:t>
       </w:r>
+      <w:proofErr w:type="spellEnd"/>
       <w:r>
         <w:rPr>
           <w:rFonts w:hint="eastAsia"/>
@@ -1948,12 +2023,14 @@
         </w:rPr>
         <w:t>基础上，系统根据配置的</w:t>
       </w:r>
+      <w:proofErr w:type="spellStart"/>
       <w:r>
         <w:rPr>
           <w:rFonts w:hint="eastAsia"/>
         </w:rPr>
         <w:t>ShardingType</w:t>
       </w:r>
+      <w:proofErr w:type="spellEnd"/>
       <w:r>
         <w:rPr>
           <w:rFonts w:hint="eastAsia"/>
@@ -2004,12 +2081,14 @@
       <w:pPr>
         <w:ind w:left="0" w:firstLine="420"/>
       </w:pPr>
+      <w:proofErr w:type="spellStart"/>
       <w:r>
         <w:rPr>
           <w:rFonts w:hint="eastAsia"/>
         </w:rPr>
         <w:t>ShardingType</w:t>
       </w:r>
+      <w:proofErr w:type="spellEnd"/>
       <w:r>
         <w:rPr>
           <w:rFonts w:hint="eastAsia"/>
@@ -2022,12 +2101,14 @@
         </w:rPr>
         <w:t>配置只能修改</w:t>
       </w:r>
+      <w:proofErr w:type="spellStart"/>
       <w:r>
         <w:rPr>
           <w:rFonts w:hint="eastAsia"/>
         </w:rPr>
         <w:t>ShardingType</w:t>
       </w:r>
+      <w:proofErr w:type="spellEnd"/>
       <w:r>
         <w:rPr>
           <w:rFonts w:hint="eastAsia"/>
@@ -2052,24 +2133,28 @@
         </w:rPr>
         <w:t>、</w:t>
       </w:r>
+      <w:proofErr w:type="spellStart"/>
       <w:r>
         <w:rPr>
           <w:rFonts w:hint="eastAsia"/>
         </w:rPr>
         <w:t>DataLobPageSize</w:t>
       </w:r>
+      <w:proofErr w:type="spellEnd"/>
       <w:r>
         <w:rPr>
           <w:rFonts w:hint="eastAsia"/>
         </w:rPr>
         <w:t>及</w:t>
       </w:r>
+      <w:proofErr w:type="spellStart"/>
       <w:r>
         <w:rPr>
           <w:rFonts w:hint="eastAsia"/>
         </w:rPr>
         <w:t>DataReplSize</w:t>
       </w:r>
+      <w:proofErr w:type="spellEnd"/>
       <w:r>
         <w:rPr>
           <w:rFonts w:hint="eastAsia"/>
@@ -2094,24 +2179,28 @@
         </w:rPr>
         <w:t>、</w:t>
       </w:r>
+      <w:proofErr w:type="spellStart"/>
       <w:r>
         <w:rPr>
           <w:rFonts w:hint="eastAsia"/>
         </w:rPr>
         <w:t>DataLobPageSize</w:t>
       </w:r>
+      <w:proofErr w:type="spellEnd"/>
       <w:r>
         <w:rPr>
           <w:rFonts w:hint="eastAsia"/>
         </w:rPr>
         <w:t>及</w:t>
       </w:r>
+      <w:proofErr w:type="spellStart"/>
       <w:r>
         <w:rPr>
           <w:rFonts w:hint="eastAsia"/>
         </w:rPr>
         <w:t>DataReplSize</w:t>
       </w:r>
+      <w:proofErr w:type="spellEnd"/>
       <w:r>
         <w:rPr>
           <w:rFonts w:hint="eastAsia"/>
@@ -2269,6 +2358,7 @@
                 <w:color w:val="000000" w:themeColor="text1"/>
               </w:rPr>
             </w:pPr>
+            <w:proofErr w:type="spellStart"/>
             <w:r>
               <w:rPr>
                 <w:rFonts w:cstheme="minorHAnsi"/>
@@ -2276,6 +2366,7 @@
               </w:rPr>
               <w:t>CreateRegion</w:t>
             </w:r>
+            <w:proofErr w:type="spellEnd"/>
           </w:p>
           <w:p>
             <w:pPr>
@@ -2293,6 +2384,7 @@
               <w:lastRenderedPageBreak/>
               <w:t>固定为</w:t>
             </w:r>
+            <w:proofErr w:type="spellStart"/>
             <w:r>
               <w:rPr>
                 <w:rFonts w:cstheme="minorHAnsi"/>
@@ -2300,6 +2392,7 @@
               </w:rPr>
               <w:t>CreateRegion</w:t>
             </w:r>
+            <w:proofErr w:type="spellEnd"/>
           </w:p>
         </w:tc>
         <w:tc>
@@ -2339,6 +2432,7 @@
                 <w:color w:val="000000" w:themeColor="text1"/>
               </w:rPr>
             </w:pPr>
+            <w:proofErr w:type="spellStart"/>
             <w:r>
               <w:rPr>
                 <w:rFonts w:cstheme="minorHAnsi"/>
@@ -2347,6 +2441,7 @@
               <w:lastRenderedPageBreak/>
               <w:t>UserName</w:t>
             </w:r>
+            <w:proofErr w:type="spellEnd"/>
           </w:p>
         </w:tc>
         <w:tc>
@@ -2568,15 +2663,34 @@
         </w:rPr>
         <w:t>，参考</w:t>
       </w:r>
-      <w:hyperlink w:anchor="_公共头部" w:history="1">
-        <w:r>
-          <w:rPr>
-            <w:rStyle w:val="ad"/>
-            <w:rFonts w:hint="eastAsia"/>
-          </w:rPr>
-          <w:t>公共头部</w:t>
-        </w:r>
-      </w:hyperlink>
+      <w:r>
+        <w:fldChar w:fldCharType="begin"/>
+      </w:r>
+      <w:r>
+        <w:instrText xml:space="preserve"> HYPERLINK \l "_</w:instrText>
+      </w:r>
+      <w:r>
+        <w:instrText>公共头部</w:instrText>
+      </w:r>
+      <w:r>
+        <w:instrText xml:space="preserve">" </w:instrText>
+      </w:r>
+      <w:r>
+        <w:fldChar w:fldCharType="separate"/>
+      </w:r>
+      <w:r>
+        <w:rPr>
+          <w:rStyle w:val="ad"/>
+          <w:rFonts w:hint="eastAsia"/>
+        </w:rPr>
+        <w:t>公共头部</w:t>
+      </w:r>
+      <w:r>
+        <w:rPr>
+          <w:rStyle w:val="ad"/>
+        </w:rPr>
+        <w:fldChar w:fldCharType="end"/>
+      </w:r>
       <w:r>
         <w:rPr>
           <w:rFonts w:hint="eastAsia"/>
@@ -2706,6 +2820,7 @@
                 <w:color w:val="000000" w:themeColor="text1"/>
               </w:rPr>
             </w:pPr>
+            <w:proofErr w:type="spellStart"/>
             <w:r>
               <w:rPr>
                 <w:rFonts w:cstheme="minorHAnsi" w:hint="eastAsia"/>
@@ -2720,6 +2835,7 @@
               </w:rPr>
               <w:t>Configuration</w:t>
             </w:r>
+            <w:proofErr w:type="spellEnd"/>
           </w:p>
         </w:tc>
         <w:tc>
@@ -2800,6 +2916,7 @@
                 <w:color w:val="000000" w:themeColor="text1"/>
               </w:rPr>
             </w:pPr>
+            <w:proofErr w:type="spellStart"/>
             <w:r>
               <w:rPr>
                 <w:rFonts w:cstheme="minorHAnsi" w:hint="eastAsia"/>
@@ -2807,6 +2924,7 @@
               </w:rPr>
               <w:t>DataCSShardingType</w:t>
             </w:r>
+            <w:proofErr w:type="spellEnd"/>
           </w:p>
         </w:tc>
         <w:tc>
@@ -2820,12 +2938,14 @@
                 <w:rFonts w:cstheme="minorHAnsi"/>
               </w:rPr>
             </w:pPr>
+            <w:proofErr w:type="spellStart"/>
             <w:r>
               <w:rPr>
                 <w:rFonts w:cstheme="minorHAnsi" w:hint="eastAsia"/>
               </w:rPr>
               <w:t>ShardingType</w:t>
             </w:r>
+            <w:proofErr w:type="spellEnd"/>
             <w:r>
               <w:rPr>
                 <w:rFonts w:cstheme="minorHAnsi" w:hint="eastAsia"/>
@@ -2935,12 +3055,14 @@
                 <w:rFonts w:cstheme="minorHAnsi"/>
               </w:rPr>
             </w:pPr>
+            <w:proofErr w:type="spellStart"/>
             <w:r>
               <w:rPr>
                 <w:rFonts w:cstheme="minorHAnsi" w:hint="eastAsia"/>
               </w:rPr>
               <w:t>DataCLShardingType</w:t>
             </w:r>
+            <w:proofErr w:type="spellEnd"/>
           </w:p>
         </w:tc>
         <w:tc>
@@ -2954,12 +3076,14 @@
                 <w:rFonts w:cstheme="minorHAnsi"/>
               </w:rPr>
             </w:pPr>
+            <w:proofErr w:type="spellStart"/>
             <w:r>
               <w:rPr>
                 <w:rFonts w:cstheme="minorHAnsi" w:hint="eastAsia"/>
               </w:rPr>
               <w:t>ShardingType</w:t>
             </w:r>
+            <w:proofErr w:type="spellEnd"/>
             <w:r>
               <w:rPr>
                 <w:rFonts w:cstheme="minorHAnsi" w:hint="eastAsia"/>
@@ -3062,6 +3186,7 @@
                 <w:rFonts w:cstheme="minorHAnsi"/>
               </w:rPr>
             </w:pPr>
+            <w:proofErr w:type="spellStart"/>
             <w:r>
               <w:rPr>
                 <w:rFonts w:cstheme="minorHAnsi" w:hint="eastAsia"/>
@@ -3074,6 +3199,7 @@
               </w:rPr>
               <w:t>Domain</w:t>
             </w:r>
+            <w:proofErr w:type="spellEnd"/>
           </w:p>
         </w:tc>
         <w:tc>
@@ -3087,12 +3213,14 @@
                 <w:rFonts w:cstheme="minorHAnsi"/>
               </w:rPr>
             </w:pPr>
+            <w:proofErr w:type="spellStart"/>
             <w:r>
               <w:rPr>
                 <w:rFonts w:cstheme="minorHAnsi" w:hint="eastAsia"/>
               </w:rPr>
               <w:t>ShardingType</w:t>
             </w:r>
+            <w:proofErr w:type="spellEnd"/>
             <w:r>
               <w:rPr>
                 <w:rFonts w:cstheme="minorHAnsi" w:hint="eastAsia"/>
@@ -3174,12 +3302,14 @@
                 <w:rFonts w:cstheme="minorHAnsi"/>
               </w:rPr>
             </w:pPr>
+            <w:proofErr w:type="spellStart"/>
             <w:r>
               <w:rPr>
                 <w:rFonts w:cstheme="minorHAnsi"/>
               </w:rPr>
               <w:t>DataLobPageSize</w:t>
             </w:r>
+            <w:proofErr w:type="spellEnd"/>
           </w:p>
         </w:tc>
         <w:tc>
@@ -3199,6 +3329,7 @@
               </w:rPr>
               <w:t>对象数据集合空间的</w:t>
             </w:r>
+            <w:proofErr w:type="spellStart"/>
             <w:r>
               <w:rPr>
                 <w:rFonts w:cstheme="minorHAnsi" w:hint="eastAsia"/>
@@ -3211,6 +3342,7 @@
               </w:rPr>
               <w:t>Size</w:t>
             </w:r>
+            <w:proofErr w:type="spellEnd"/>
             <w:r>
               <w:rPr>
                 <w:rFonts w:cstheme="minorHAnsi" w:hint="eastAsia"/>
@@ -3420,12 +3552,14 @@
                 <w:rFonts w:cstheme="minorHAnsi"/>
               </w:rPr>
             </w:pPr>
+            <w:proofErr w:type="spellStart"/>
             <w:r>
               <w:rPr>
                 <w:rFonts w:cstheme="minorHAnsi"/>
               </w:rPr>
               <w:t>DataReplSize</w:t>
             </w:r>
+            <w:proofErr w:type="spellEnd"/>
           </w:p>
         </w:tc>
         <w:tc>
@@ -3445,12 +3579,14 @@
               </w:rPr>
               <w:t>对象集合的</w:t>
             </w:r>
+            <w:proofErr w:type="spellStart"/>
             <w:r>
               <w:rPr>
                 <w:rFonts w:cstheme="minorHAnsi" w:hint="eastAsia"/>
               </w:rPr>
               <w:t>ReplSize</w:t>
             </w:r>
+            <w:proofErr w:type="spellEnd"/>
             <w:r>
               <w:rPr>
                 <w:rFonts w:cstheme="minorHAnsi" w:hint="eastAsia"/>
@@ -3576,8 +3712,16 @@
               <w:rPr>
                 <w:rFonts w:cstheme="minorHAnsi"/>
               </w:rPr>
-              <w:t>：表示写请求需同步到该复制组</w:t>
-            </w:r>
+              <w:t>：表示写请求需同步到该</w:t>
+            </w:r>
+            <w:proofErr w:type="gramStart"/>
+            <w:r>
+              <w:rPr>
+                <w:rFonts w:cstheme="minorHAnsi"/>
+              </w:rPr>
+              <w:t>复制组</w:t>
+            </w:r>
+            <w:proofErr w:type="gramEnd"/>
             <w:r>
               <w:rPr>
                 <w:rFonts w:cstheme="minorHAnsi" w:hint="eastAsia"/>
@@ -3633,7 +3777,21 @@
               <w:rPr>
                 <w:rFonts w:cstheme="minorHAnsi"/>
               </w:rPr>
-              <w:t>：表示写请求需同步到该复制组的所有节点之后，数据库写操作才返回应答给客户端。</w:t>
+              <w:t>：表示写请求需同步到该</w:t>
+            </w:r>
+            <w:proofErr w:type="gramStart"/>
+            <w:r>
+              <w:rPr>
+                <w:rFonts w:cstheme="minorHAnsi"/>
+              </w:rPr>
+              <w:t>复制组</w:t>
+            </w:r>
+            <w:proofErr w:type="gramEnd"/>
+            <w:r>
+              <w:rPr>
+                <w:rFonts w:cstheme="minorHAnsi"/>
+              </w:rPr>
+              <w:t>的所有节点之后，数据库写操作才返回应答给客户端。</w:t>
             </w:r>
           </w:p>
           <w:p>
@@ -3661,7 +3819,21 @@
               <w:rPr>
                 <w:rFonts w:cstheme="minorHAnsi"/>
               </w:rPr>
-              <w:t>：表示写请求需同步到该复制组指定数量</w:t>
+              <w:t>：表示写请求需同步到该</w:t>
+            </w:r>
+            <w:proofErr w:type="gramStart"/>
+            <w:r>
+              <w:rPr>
+                <w:rFonts w:cstheme="minorHAnsi"/>
+              </w:rPr>
+              <w:t>复制组</w:t>
+            </w:r>
+            <w:proofErr w:type="gramEnd"/>
+            <w:r>
+              <w:rPr>
+                <w:rFonts w:cstheme="minorHAnsi"/>
+              </w:rPr>
+              <w:t>指定数量</w:t>
             </w:r>
             <w:r>
               <w:rPr>
@@ -3727,6 +3899,7 @@
                 <w:rFonts w:cstheme="minorHAnsi"/>
               </w:rPr>
             </w:pPr>
+            <w:proofErr w:type="spellStart"/>
             <w:r>
               <w:rPr>
                 <w:rFonts w:cstheme="minorHAnsi" w:hint="eastAsia"/>
@@ -3734,6 +3907,7 @@
               <w:lastRenderedPageBreak/>
               <w:t>MetaDomain</w:t>
             </w:r>
+            <w:proofErr w:type="spellEnd"/>
           </w:p>
         </w:tc>
         <w:tc>
@@ -3747,12 +3921,14 @@
                 <w:rFonts w:cstheme="minorHAnsi"/>
               </w:rPr>
             </w:pPr>
+            <w:proofErr w:type="spellStart"/>
             <w:r>
               <w:rPr>
                 <w:rFonts w:cstheme="minorHAnsi" w:hint="eastAsia"/>
               </w:rPr>
               <w:t>ShardingType</w:t>
             </w:r>
+            <w:proofErr w:type="spellEnd"/>
             <w:r>
               <w:rPr>
                 <w:rFonts w:cstheme="minorHAnsi" w:hint="eastAsia"/>
@@ -3834,12 +4010,14 @@
                 <w:rFonts w:cstheme="minorHAnsi"/>
               </w:rPr>
             </w:pPr>
+            <w:proofErr w:type="spellStart"/>
             <w:r>
               <w:rPr>
                 <w:rFonts w:cstheme="minorHAnsi" w:hint="eastAsia"/>
               </w:rPr>
               <w:t>DataLocation</w:t>
             </w:r>
+            <w:proofErr w:type="spellEnd"/>
           </w:p>
         </w:tc>
         <w:tc>
@@ -3996,12 +4174,14 @@
                 <w:rFonts w:cstheme="minorHAnsi"/>
               </w:rPr>
             </w:pPr>
+            <w:proofErr w:type="spellStart"/>
             <w:r>
               <w:rPr>
                 <w:rFonts w:cstheme="minorHAnsi" w:hint="eastAsia"/>
               </w:rPr>
               <w:t>MetaLocation</w:t>
             </w:r>
+            <w:proofErr w:type="spellEnd"/>
           </w:p>
         </w:tc>
         <w:tc>
@@ -4152,12 +4332,14 @@
                 <w:rFonts w:cstheme="minorHAnsi"/>
               </w:rPr>
             </w:pPr>
+            <w:proofErr w:type="spellStart"/>
             <w:r>
               <w:rPr>
                 <w:rFonts w:cstheme="minorHAnsi" w:hint="eastAsia"/>
               </w:rPr>
               <w:t>MetaHisLocation</w:t>
             </w:r>
+            <w:proofErr w:type="spellEnd"/>
           </w:p>
         </w:tc>
         <w:tc>
@@ -4326,12 +4508,14 @@
         </w:rPr>
         <w:t>（</w:t>
       </w:r>
+      <w:proofErr w:type="spellStart"/>
       <w:r>
         <w:rPr>
           <w:rFonts w:cstheme="minorHAnsi" w:hint="eastAsia"/>
         </w:rPr>
         <w:t>ShardingType</w:t>
       </w:r>
+      <w:proofErr w:type="spellEnd"/>
       <w:r>
         <w:rPr>
           <w:rFonts w:cstheme="minorHAnsi" w:hint="eastAsia"/>
@@ -4394,6 +4578,7 @@
               </w:rPr>
               <w:t>region</w:t>
             </w:r>
+            <w:proofErr w:type="gramStart"/>
             <w:r>
               <w:rPr>
                 <w:rFonts w:cstheme="minorHAnsi"/>
@@ -4408,16 +4593,44 @@
                 <w:i/>
                 <w:color w:val="FF0000"/>
               </w:rPr>
-              <w:t>?Action=CreateRegion&amp;RegionName=</w:t>
-            </w:r>
-            <w:r>
-              <w:rPr>
-                <w:rFonts w:cstheme="minorHAnsi" w:hint="eastAsia"/>
+              <w:t>?Action</w:t>
+            </w:r>
+            <w:proofErr w:type="gramEnd"/>
+            <w:r>
+              <w:rPr>
+                <w:rFonts w:cstheme="minorHAnsi"/>
                 <w:i/>
                 <w:color w:val="FF0000"/>
               </w:rPr>
+              <w:t>=</w:t>
+            </w:r>
+            <w:proofErr w:type="spellStart"/>
+            <w:r>
+              <w:rPr>
+                <w:rFonts w:cstheme="minorHAnsi"/>
+                <w:i/>
+                <w:color w:val="FF0000"/>
+              </w:rPr>
+              <w:t>CreateRegion&amp;RegionName</w:t>
+            </w:r>
+            <w:proofErr w:type="spellEnd"/>
+            <w:r>
+              <w:rPr>
+                <w:rFonts w:cstheme="minorHAnsi"/>
+                <w:i/>
+                <w:color w:val="FF0000"/>
+              </w:rPr>
+              <w:t>=</w:t>
+            </w:r>
+            <w:r>
+              <w:rPr>
+                <w:rFonts w:cstheme="minorHAnsi" w:hint="eastAsia"/>
+                <w:i/>
+                <w:color w:val="FF0000"/>
+              </w:rPr>
               <w:t>{</w:t>
             </w:r>
+            <w:proofErr w:type="spellStart"/>
             <w:r>
               <w:rPr>
                 <w:rFonts w:cstheme="minorHAnsi" w:hint="eastAsia"/>
@@ -4426,6 +4639,7 @@
               </w:rPr>
               <w:t>regionname</w:t>
             </w:r>
+            <w:proofErr w:type="spellEnd"/>
             <w:r>
               <w:rPr>
                 <w:rFonts w:cstheme="minorHAnsi" w:hint="eastAsia"/>
@@ -4530,6 +4744,7 @@
               </w:rPr>
               <w:t>&lt;</w:t>
             </w:r>
+            <w:proofErr w:type="spellStart"/>
             <w:r>
               <w:rPr>
                 <w:rFonts w:cstheme="minorHAnsi" w:hint="eastAsia"/>
@@ -4542,7 +4757,15 @@
                 <w:rFonts w:cstheme="minorHAnsi"/>
                 <w:i/>
               </w:rPr>
-              <w:t>Configuration&gt;</w:t>
+              <w:t>Configuration</w:t>
+            </w:r>
+            <w:proofErr w:type="spellEnd"/>
+            <w:r>
+              <w:rPr>
+                <w:rFonts w:cstheme="minorHAnsi"/>
+                <w:i/>
+              </w:rPr>
+              <w:t>&gt;</w:t>
             </w:r>
           </w:p>
           <w:p>
@@ -4560,6 +4783,7 @@
               </w:rPr>
               <w:t xml:space="preserve">   &lt;</w:t>
             </w:r>
+            <w:proofErr w:type="spellStart"/>
             <w:r>
               <w:rPr>
                 <w:rFonts w:cstheme="minorHAnsi" w:hint="eastAsia"/>
@@ -4568,6 +4792,7 @@
               </w:rPr>
               <w:t>DataCSShardingType</w:t>
             </w:r>
+            <w:proofErr w:type="spellEnd"/>
             <w:r>
               <w:rPr>
                 <w:rFonts w:cstheme="minorHAnsi"/>
@@ -4589,6 +4814,7 @@
               </w:rPr>
               <w:t>&lt;/</w:t>
             </w:r>
+            <w:proofErr w:type="spellStart"/>
             <w:r>
               <w:rPr>
                 <w:rFonts w:cstheme="minorHAnsi" w:hint="eastAsia"/>
@@ -4597,6 +4823,7 @@
               </w:rPr>
               <w:t>DataCSShardingType</w:t>
             </w:r>
+            <w:proofErr w:type="spellEnd"/>
             <w:r>
               <w:rPr>
                 <w:rFonts w:cstheme="minorHAnsi"/>
@@ -4620,6 +4847,7 @@
               </w:rPr>
               <w:t>&lt;</w:t>
             </w:r>
+            <w:proofErr w:type="spellStart"/>
             <w:r>
               <w:rPr>
                 <w:rFonts w:cstheme="minorHAnsi" w:hint="eastAsia"/>
@@ -4627,6 +4855,7 @@
               </w:rPr>
               <w:t>DataCLShardingType</w:t>
             </w:r>
+            <w:proofErr w:type="spellEnd"/>
             <w:r>
               <w:rPr>
                 <w:rFonts w:cstheme="minorHAnsi"/>
@@ -4634,6 +4863,7 @@
               </w:rPr>
               <w:t>&gt;month&lt;/</w:t>
             </w:r>
+            <w:proofErr w:type="spellStart"/>
             <w:r>
               <w:rPr>
                 <w:rFonts w:cstheme="minorHAnsi" w:hint="eastAsia"/>
@@ -4641,6 +4871,7 @@
               </w:rPr>
               <w:t>DataCLShardingType</w:t>
             </w:r>
+            <w:proofErr w:type="spellEnd"/>
             <w:r>
               <w:rPr>
                 <w:rFonts w:cstheme="minorHAnsi"/>
@@ -4664,6 +4895,7 @@
               </w:rPr>
               <w:t>&lt;</w:t>
             </w:r>
+            <w:proofErr w:type="spellStart"/>
             <w:r>
               <w:rPr>
                 <w:rFonts w:cstheme="minorHAnsi" w:hint="eastAsia"/>
@@ -4671,6 +4903,7 @@
               </w:rPr>
               <w:t>DataDomain</w:t>
             </w:r>
+            <w:proofErr w:type="spellEnd"/>
             <w:r>
               <w:rPr>
                 <w:rFonts w:cstheme="minorHAnsi"/>
@@ -4678,6 +4911,7 @@
               </w:rPr>
               <w:t>&gt;domain1&lt;/</w:t>
             </w:r>
+            <w:proofErr w:type="spellStart"/>
             <w:r>
               <w:rPr>
                 <w:rFonts w:cstheme="minorHAnsi" w:hint="eastAsia"/>
@@ -4685,6 +4919,7 @@
               </w:rPr>
               <w:t>DataDomain</w:t>
             </w:r>
+            <w:proofErr w:type="spellEnd"/>
             <w:r>
               <w:rPr>
                 <w:rFonts w:cstheme="minorHAnsi"/>
@@ -4708,6 +4943,7 @@
               </w:rPr>
               <w:t>&lt;</w:t>
             </w:r>
+            <w:proofErr w:type="spellStart"/>
             <w:r>
               <w:rPr>
                 <w:rFonts w:cstheme="minorHAnsi" w:hint="eastAsia"/>
@@ -4715,6 +4951,7 @@
               </w:rPr>
               <w:t>MetaDomain</w:t>
             </w:r>
+            <w:proofErr w:type="spellEnd"/>
             <w:r>
               <w:rPr>
                 <w:rFonts w:cstheme="minorHAnsi"/>
@@ -4722,6 +4959,7 @@
               </w:rPr>
               <w:t>&gt;domain2&lt;/</w:t>
             </w:r>
+            <w:proofErr w:type="spellStart"/>
             <w:r>
               <w:rPr>
                 <w:rFonts w:cstheme="minorHAnsi" w:hint="eastAsia"/>
@@ -4729,6 +4967,7 @@
               </w:rPr>
               <w:t>MetaDomain</w:t>
             </w:r>
+            <w:proofErr w:type="spellEnd"/>
             <w:r>
               <w:rPr>
                 <w:rFonts w:cstheme="minorHAnsi"/>
@@ -4752,6 +4991,7 @@
               </w:rPr>
               <w:t>&lt;/</w:t>
             </w:r>
+            <w:proofErr w:type="spellStart"/>
             <w:r>
               <w:rPr>
                 <w:rFonts w:cstheme="minorHAnsi" w:hint="eastAsia"/>
@@ -4766,6 +5006,7 @@
               </w:rPr>
               <w:t>Configuration</w:t>
             </w:r>
+            <w:proofErr w:type="spellEnd"/>
             <w:r>
               <w:rPr>
                 <w:rFonts w:cstheme="minorHAnsi"/>
@@ -4854,36 +5095,79 @@
               <w:rPr>
                 <w:rFonts w:cstheme="minorHAnsi"/>
                 <w:i/>
-              </w:rPr>
-              <w:t>POST</w:t>
-            </w:r>
-            <w:r>
-              <w:rPr>
-                <w:rFonts w:cstheme="minorHAnsi"/>
-                <w:i/>
-              </w:rPr>
-              <w:t xml:space="preserve"> </w:t>
-            </w:r>
-            <w:r>
-              <w:rPr>
-                <w:rFonts w:cstheme="minorHAnsi" w:hint="eastAsia"/>
-                <w:i/>
+                <w:color w:val="FF0000"/>
+              </w:rPr>
+              <w:t xml:space="preserve">POST </w:t>
+            </w:r>
+            <w:r>
+              <w:rPr>
+                <w:rFonts w:cstheme="minorHAnsi" w:hint="eastAsia"/>
+                <w:i/>
+                <w:color w:val="FF0000"/>
               </w:rPr>
               <w:t>/region</w:t>
             </w:r>
-            <w:r>
-              <w:rPr>
-                <w:rFonts w:cstheme="minorHAnsi"/>
-                <w:i/>
-              </w:rPr>
-              <w:t>/</w:t>
-            </w:r>
-            <w:r>
-              <w:rPr>
-                <w:rFonts w:cstheme="minorHAnsi" w:hint="eastAsia"/>
-                <w:i/>
-              </w:rPr>
-              <w:t>{regionname}</w:t>
+            <w:proofErr w:type="gramStart"/>
+            <w:r>
+              <w:rPr>
+                <w:rFonts w:cstheme="minorHAnsi"/>
+                <w:i/>
+                <w:color w:val="FF0000"/>
+              </w:rPr>
+              <w:t>/?Action</w:t>
+            </w:r>
+            <w:proofErr w:type="gramEnd"/>
+            <w:r>
+              <w:rPr>
+                <w:rFonts w:cstheme="minorHAnsi"/>
+                <w:i/>
+                <w:color w:val="FF0000"/>
+              </w:rPr>
+              <w:t>=</w:t>
+            </w:r>
+            <w:proofErr w:type="spellStart"/>
+            <w:r>
+              <w:rPr>
+                <w:rFonts w:cstheme="minorHAnsi"/>
+                <w:i/>
+                <w:color w:val="FF0000"/>
+              </w:rPr>
+              <w:t>CreateRegion&amp;RegionName</w:t>
+            </w:r>
+            <w:proofErr w:type="spellEnd"/>
+            <w:r>
+              <w:rPr>
+                <w:rFonts w:cstheme="minorHAnsi"/>
+                <w:i/>
+                <w:color w:val="FF0000"/>
+              </w:rPr>
+              <w:t>=</w:t>
+            </w:r>
+            <w:r>
+              <w:rPr>
+                <w:rFonts w:cstheme="minorHAnsi" w:hint="eastAsia"/>
+                <w:i/>
+                <w:color w:val="FF0000"/>
+              </w:rPr>
+              <w:t>{</w:t>
+            </w:r>
+            <w:proofErr w:type="spellStart"/>
+            <w:r>
+              <w:rPr>
+                <w:rFonts w:cstheme="minorHAnsi" w:hint="eastAsia"/>
+                <w:i/>
+                <w:color w:val="FF0000"/>
+              </w:rPr>
+              <w:t>regionname</w:t>
+            </w:r>
+            <w:proofErr w:type="spellEnd"/>
+            <w:r>
+              <w:rPr>
+                <w:rFonts w:cstheme="minorHAnsi" w:hint="eastAsia"/>
+                <w:i/>
+                <w:color w:val="FF0000"/>
+              </w:rPr>
+              <w:t>}</w:t>
             </w:r>
             <w:r>
               <w:rPr>
@@ -4982,6 +5266,7 @@
               <w:lastRenderedPageBreak/>
               <w:t>&lt;</w:t>
             </w:r>
+            <w:proofErr w:type="spellStart"/>
             <w:r>
               <w:rPr>
                 <w:rFonts w:cstheme="minorHAnsi" w:hint="eastAsia"/>
@@ -4994,7 +5279,15 @@
                 <w:rFonts w:cstheme="minorHAnsi"/>
                 <w:i/>
               </w:rPr>
-              <w:t>Configuration&gt;</w:t>
+              <w:t>Configuration</w:t>
+            </w:r>
+            <w:proofErr w:type="spellEnd"/>
+            <w:r>
+              <w:rPr>
+                <w:rFonts w:cstheme="minorHAnsi"/>
+                <w:i/>
+              </w:rPr>
+              <w:t>&gt;</w:t>
             </w:r>
           </w:p>
           <w:p>
@@ -5012,6 +5305,7 @@
               </w:rPr>
               <w:t>&lt;</w:t>
             </w:r>
+            <w:proofErr w:type="spellStart"/>
             <w:r>
               <w:rPr>
                 <w:rFonts w:cstheme="minorHAnsi" w:hint="eastAsia"/>
@@ -5019,13 +5313,31 @@
               </w:rPr>
               <w:t>DataLocation</w:t>
             </w:r>
-            <w:r>
-              <w:rPr>
-                <w:rFonts w:cstheme="minorHAnsi"/>
-                <w:i/>
-              </w:rPr>
-              <w:t>&gt;csdata.cldata&lt;/</w:t>
-            </w:r>
+            <w:proofErr w:type="spellEnd"/>
+            <w:r>
+              <w:rPr>
+                <w:rFonts w:cstheme="minorHAnsi"/>
+                <w:i/>
+              </w:rPr>
+              <w:t>&gt;</w:t>
+            </w:r>
+            <w:proofErr w:type="spellStart"/>
+            <w:r>
+              <w:rPr>
+                <w:rFonts w:cstheme="minorHAnsi"/>
+                <w:i/>
+              </w:rPr>
+              <w:t>csdata.cldata</w:t>
+            </w:r>
+            <w:proofErr w:type="spellEnd"/>
+            <w:r>
+              <w:rPr>
+                <w:rFonts w:cstheme="minorHAnsi"/>
+                <w:i/>
+              </w:rPr>
+              <w:t>&lt;/</w:t>
+            </w:r>
+            <w:proofErr w:type="spellStart"/>
             <w:r>
               <w:rPr>
                 <w:rFonts w:cstheme="minorHAnsi" w:hint="eastAsia"/>
@@ -5033,6 +5345,7 @@
               </w:rPr>
               <w:t>DataLocation</w:t>
             </w:r>
+            <w:proofErr w:type="spellEnd"/>
             <w:r>
               <w:rPr>
                 <w:rFonts w:cstheme="minorHAnsi"/>
@@ -5056,6 +5369,7 @@
               </w:rPr>
               <w:t>&lt;</w:t>
             </w:r>
+            <w:proofErr w:type="spellStart"/>
             <w:r>
               <w:rPr>
                 <w:rFonts w:cstheme="minorHAnsi" w:hint="eastAsia"/>
@@ -5063,12 +5377,37 @@
               </w:rPr>
               <w:t>MetaLocation</w:t>
             </w:r>
-            <w:r>
-              <w:rPr>
-                <w:rFonts w:cstheme="minorHAnsi"/>
-                <w:i/>
-              </w:rPr>
-              <w:t>&gt;csmeta.clmeta&lt;/Me</w:t>
+            <w:proofErr w:type="spellEnd"/>
+            <w:r>
+              <w:rPr>
+                <w:rFonts w:cstheme="minorHAnsi"/>
+                <w:i/>
+              </w:rPr>
+              <w:t>&gt;</w:t>
+            </w:r>
+            <w:proofErr w:type="spellStart"/>
+            <w:r>
+              <w:rPr>
+                <w:rFonts w:cstheme="minorHAnsi"/>
+                <w:i/>
+              </w:rPr>
+              <w:t>csmeta.clmeta</w:t>
+            </w:r>
+            <w:proofErr w:type="spellEnd"/>
+            <w:r>
+              <w:rPr>
+                <w:rFonts w:cstheme="minorHAnsi"/>
+                <w:i/>
+              </w:rPr>
+              <w:t>&lt;/</w:t>
+            </w:r>
+            <w:proofErr w:type="spellStart"/>
+            <w:r>
+              <w:rPr>
+                <w:rFonts w:cstheme="minorHAnsi"/>
+                <w:i/>
+              </w:rPr>
+              <w:t>Me</w:t>
             </w:r>
             <w:r>
               <w:rPr>
@@ -5077,6 +5416,7 @@
               </w:rPr>
               <w:t>taLocation</w:t>
             </w:r>
+            <w:proofErr w:type="spellEnd"/>
             <w:r>
               <w:rPr>
                 <w:rFonts w:cstheme="minorHAnsi"/>
@@ -5100,6 +5440,7 @@
               </w:rPr>
               <w:t>&lt;</w:t>
             </w:r>
+            <w:proofErr w:type="spellStart"/>
             <w:r>
               <w:rPr>
                 <w:rFonts w:cstheme="minorHAnsi" w:hint="eastAsia"/>
@@ -5121,12 +5462,21 @@
               </w:rPr>
               <w:t>Location</w:t>
             </w:r>
-            <w:r>
-              <w:rPr>
-                <w:rFonts w:cstheme="minorHAnsi"/>
-                <w:i/>
-              </w:rPr>
-              <w:t>&gt;csmeta.</w:t>
+            <w:proofErr w:type="spellEnd"/>
+            <w:r>
+              <w:rPr>
+                <w:rFonts w:cstheme="minorHAnsi"/>
+                <w:i/>
+              </w:rPr>
+              <w:t>&gt;</w:t>
+            </w:r>
+            <w:proofErr w:type="spellStart"/>
+            <w:r>
+              <w:rPr>
+                <w:rFonts w:cstheme="minorHAnsi"/>
+                <w:i/>
+              </w:rPr>
+              <w:t>csmeta.</w:t>
             </w:r>
             <w:r>
               <w:rPr>
@@ -5140,7 +5490,23 @@
                 <w:rFonts w:cstheme="minorHAnsi"/>
                 <w:i/>
               </w:rPr>
-              <w:t>clmeta&lt;/Me</w:t>
+              <w:t>clmeta</w:t>
+            </w:r>
+            <w:proofErr w:type="spellEnd"/>
+            <w:r>
+              <w:rPr>
+                <w:rFonts w:cstheme="minorHAnsi"/>
+                <w:i/>
+              </w:rPr>
+              <w:t>&lt;/</w:t>
+            </w:r>
+            <w:proofErr w:type="spellStart"/>
+            <w:r>
+              <w:rPr>
+                <w:rFonts w:cstheme="minorHAnsi"/>
+                <w:i/>
+              </w:rPr>
+              <w:t>Me</w:t>
             </w:r>
             <w:r>
               <w:rPr>
@@ -5163,6 +5529,7 @@
               </w:rPr>
               <w:t>Location</w:t>
             </w:r>
+            <w:proofErr w:type="spellEnd"/>
             <w:r>
               <w:rPr>
                 <w:rFonts w:cstheme="minorHAnsi"/>
@@ -5186,6 +5553,7 @@
               </w:rPr>
               <w:t>&lt;/</w:t>
             </w:r>
+            <w:proofErr w:type="spellStart"/>
             <w:r>
               <w:rPr>
                 <w:rFonts w:cstheme="minorHAnsi" w:hint="eastAsia"/>
@@ -5198,7 +5566,15 @@
                 <w:rFonts w:cstheme="minorHAnsi"/>
                 <w:i/>
               </w:rPr>
-              <w:t>Configuration&gt;</w:t>
+              <w:t>Configuration</w:t>
+            </w:r>
+            <w:proofErr w:type="spellEnd"/>
+            <w:r>
+              <w:rPr>
+                <w:rFonts w:cstheme="minorHAnsi"/>
+                <w:i/>
+              </w:rPr>
+              <w:t>&gt;</w:t>
             </w:r>
           </w:p>
         </w:tc>
@@ -5280,7 +5656,23 @@
                 <w:rFonts w:cstheme="minorHAnsi"/>
                 <w:i/>
               </w:rPr>
-              <w:t>Date: Wed, 01 Mar  2006 12:00:00 GMT</w:t>
+              <w:t xml:space="preserve">Date: Wed, 01 </w:t>
+            </w:r>
+            <w:proofErr w:type="gramStart"/>
+            <w:r>
+              <w:rPr>
+                <w:rFonts w:cstheme="minorHAnsi"/>
+                <w:i/>
+              </w:rPr>
+              <w:t>Mar  2006</w:t>
+            </w:r>
+            <w:proofErr w:type="gramEnd"/>
+            <w:r>
+              <w:rPr>
+                <w:rFonts w:cstheme="minorHAnsi"/>
+                <w:i/>
+              </w:rPr>
+              <w:t xml:space="preserve"> 12:00:00 GMT</w:t>
             </w:r>
           </w:p>
           <w:p>
@@ -5307,8 +5699,8 @@
         <w:pStyle w:val="3"/>
         <w:ind w:left="210"/>
       </w:pPr>
-      <w:bookmarkStart w:id="0" w:name="_DELETE_Bucket"/>
-      <w:bookmarkEnd w:id="0"/>
+      <w:bookmarkStart w:id="1" w:name="_DELETE_Bucket"/>
+      <w:bookmarkEnd w:id="1"/>
       <w:r>
         <w:rPr>
           <w:rFonts w:hint="eastAsia"/>
@@ -5498,6 +5890,7 @@
               </w:rPr>
               <w:t>region</w:t>
             </w:r>
+            <w:proofErr w:type="gramStart"/>
             <w:r>
               <w:rPr>
                 <w:rFonts w:cstheme="minorHAnsi"/>
@@ -5510,7 +5903,31 @@
                 <w:rFonts w:cstheme="minorHAnsi"/>
                 <w:i/>
               </w:rPr>
-              <w:t>?Action=DeleteRegion&amp;RegionName=</w:t>
+              <w:t>?Action</w:t>
+            </w:r>
+            <w:proofErr w:type="gramEnd"/>
+            <w:r>
+              <w:rPr>
+                <w:rFonts w:cstheme="minorHAnsi"/>
+                <w:i/>
+              </w:rPr>
+              <w:t>=</w:t>
+            </w:r>
+            <w:proofErr w:type="spellStart"/>
+            <w:r>
+              <w:rPr>
+                <w:rFonts w:cstheme="minorHAnsi"/>
+                <w:i/>
+              </w:rPr>
+              <w:t>DeleteRegion&amp;RegionName</w:t>
+            </w:r>
+            <w:proofErr w:type="spellEnd"/>
+            <w:r>
+              <w:rPr>
+                <w:rFonts w:cstheme="minorHAnsi"/>
+                <w:i/>
+              </w:rPr>
+              <w:t>=</w:t>
             </w:r>
             <w:r>
               <w:rPr>
@@ -5519,6 +5936,7 @@
               </w:rPr>
               <w:t>{</w:t>
             </w:r>
+            <w:proofErr w:type="spellStart"/>
             <w:r>
               <w:rPr>
                 <w:rFonts w:cstheme="minorHAnsi" w:hint="eastAsia"/>
@@ -5526,6 +5944,7 @@
               </w:rPr>
               <w:t>regionname</w:t>
             </w:r>
+            <w:proofErr w:type="spellEnd"/>
             <w:r>
               <w:rPr>
                 <w:rFonts w:cstheme="minorHAnsi" w:hint="eastAsia"/>
@@ -5663,8 +6082,8 @@
       </w:tr>
     </w:tbl>
     <w:p>
-      <w:bookmarkStart w:id="1" w:name="_公共头部"/>
-      <w:bookmarkEnd w:id="1"/>
+      <w:bookmarkStart w:id="2" w:name="_公共头部"/>
+      <w:bookmarkEnd w:id="2"/>
     </w:p>
     <w:p>
       <w:pPr>
@@ -5729,15 +6148,34 @@
         </w:rPr>
         <w:t>，参考</w:t>
       </w:r>
-      <w:hyperlink w:anchor="_公共头部" w:history="1">
-        <w:r>
-          <w:rPr>
-            <w:rStyle w:val="ad"/>
-            <w:rFonts w:hint="eastAsia"/>
-          </w:rPr>
-          <w:t>公共头部</w:t>
-        </w:r>
-      </w:hyperlink>
+      <w:r>
+        <w:fldChar w:fldCharType="begin"/>
+      </w:r>
+      <w:r>
+        <w:instrText xml:space="preserve"> HYPERLINK \l "_</w:instrText>
+      </w:r>
+      <w:r>
+        <w:instrText>公共头部</w:instrText>
+      </w:r>
+      <w:r>
+        <w:instrText xml:space="preserve">" </w:instrText>
+      </w:r>
+      <w:r>
+        <w:fldChar w:fldCharType="separate"/>
+      </w:r>
+      <w:r>
+        <w:rPr>
+          <w:rStyle w:val="ad"/>
+          <w:rFonts w:hint="eastAsia"/>
+        </w:rPr>
+        <w:t>公共头部</w:t>
+      </w:r>
+      <w:r>
+        <w:rPr>
+          <w:rStyle w:val="ad"/>
+        </w:rPr>
+        <w:fldChar w:fldCharType="end"/>
+      </w:r>
       <w:r>
         <w:rPr>
           <w:rFonts w:hint="eastAsia"/>
@@ -5861,6 +6299,7 @@
                 <w:color w:val="000000" w:themeColor="text1"/>
               </w:rPr>
             </w:pPr>
+            <w:proofErr w:type="spellStart"/>
             <w:r>
               <w:rPr>
                 <w:rFonts w:cstheme="minorHAnsi" w:hint="eastAsia"/>
@@ -5875,6 +6314,7 @@
               </w:rPr>
               <w:t>Configuration</w:t>
             </w:r>
+            <w:proofErr w:type="spellEnd"/>
           </w:p>
         </w:tc>
         <w:tc>
@@ -5912,6 +6352,7 @@
               </w:rPr>
               <w:t>包含：</w:t>
             </w:r>
+            <w:proofErr w:type="spellStart"/>
             <w:r>
               <w:rPr>
                 <w:rFonts w:cstheme="minorHAnsi" w:hint="eastAsia"/>
@@ -5919,6 +6360,7 @@
               </w:rPr>
               <w:t>DataCSShardingType</w:t>
             </w:r>
+            <w:proofErr w:type="spellEnd"/>
             <w:r>
               <w:rPr>
                 <w:rFonts w:cstheme="minorHAnsi" w:hint="eastAsia"/>
@@ -5926,72 +6368,84 @@
               </w:rPr>
               <w:t>，</w:t>
             </w:r>
+            <w:proofErr w:type="spellStart"/>
             <w:r>
               <w:rPr>
                 <w:rFonts w:cstheme="minorHAnsi" w:hint="eastAsia"/>
               </w:rPr>
               <w:t>DataCLShardingType</w:t>
             </w:r>
+            <w:proofErr w:type="spellEnd"/>
             <w:r>
               <w:rPr>
                 <w:rFonts w:cstheme="minorHAnsi" w:hint="eastAsia"/>
               </w:rPr>
               <w:t>，</w:t>
             </w:r>
+            <w:proofErr w:type="spellStart"/>
             <w:r>
               <w:rPr>
                 <w:rFonts w:cstheme="minorHAnsi" w:hint="eastAsia"/>
               </w:rPr>
               <w:t>DataDomain</w:t>
             </w:r>
+            <w:proofErr w:type="spellEnd"/>
             <w:r>
               <w:rPr>
                 <w:rFonts w:cstheme="minorHAnsi" w:hint="eastAsia"/>
               </w:rPr>
               <w:t>，</w:t>
             </w:r>
+            <w:proofErr w:type="spellStart"/>
             <w:r>
               <w:rPr>
                 <w:rFonts w:cstheme="minorHAnsi" w:hint="eastAsia"/>
               </w:rPr>
               <w:t>MetaDomain</w:t>
             </w:r>
+            <w:proofErr w:type="spellEnd"/>
             <w:r>
               <w:rPr>
                 <w:rFonts w:cstheme="minorHAnsi" w:hint="eastAsia"/>
               </w:rPr>
               <w:t>，</w:t>
             </w:r>
+            <w:proofErr w:type="spellStart"/>
             <w:r>
               <w:rPr>
                 <w:rFonts w:cstheme="minorHAnsi" w:hint="eastAsia"/>
               </w:rPr>
               <w:t>DataLocation</w:t>
             </w:r>
+            <w:proofErr w:type="spellEnd"/>
             <w:r>
               <w:rPr>
                 <w:rFonts w:cstheme="minorHAnsi" w:hint="eastAsia"/>
               </w:rPr>
               <w:t>，</w:t>
             </w:r>
+            <w:proofErr w:type="spellStart"/>
             <w:r>
               <w:rPr>
                 <w:rFonts w:cstheme="minorHAnsi" w:hint="eastAsia"/>
               </w:rPr>
               <w:t>MetaLocation</w:t>
             </w:r>
+            <w:proofErr w:type="spellEnd"/>
             <w:r>
               <w:rPr>
                 <w:rFonts w:cstheme="minorHAnsi" w:hint="eastAsia"/>
               </w:rPr>
               <w:t>，</w:t>
             </w:r>
+            <w:proofErr w:type="spellStart"/>
             <w:r>
               <w:rPr>
                 <w:rFonts w:cstheme="minorHAnsi" w:hint="eastAsia"/>
               </w:rPr>
               <w:t>MetaHisLocation</w:t>
             </w:r>
+            <w:proofErr w:type="spellEnd"/>
             <w:r>
               <w:rPr>
                 <w:rFonts w:cstheme="minorHAnsi" w:hint="eastAsia"/>
@@ -6052,8 +6506,6 @@
               </w:rPr>
               <w:t>区域名称</w:t>
             </w:r>
-            <w:bookmarkStart w:id="2" w:name="_GoBack"/>
-            <w:bookmarkEnd w:id="2"/>
           </w:p>
           <w:p>
             <w:pPr>
@@ -6096,6 +6548,7 @@
                 <w:color w:val="000000" w:themeColor="text1"/>
               </w:rPr>
             </w:pPr>
+            <w:proofErr w:type="spellStart"/>
             <w:r>
               <w:rPr>
                 <w:rFonts w:cstheme="minorHAnsi" w:hint="eastAsia"/>
@@ -6103,6 +6556,7 @@
               </w:rPr>
               <w:t>DataCSShardingType</w:t>
             </w:r>
+            <w:proofErr w:type="spellEnd"/>
           </w:p>
         </w:tc>
         <w:tc>
@@ -6187,6 +6641,7 @@
                 <w:color w:val="000000" w:themeColor="text1"/>
               </w:rPr>
             </w:pPr>
+            <w:proofErr w:type="spellStart"/>
             <w:r>
               <w:rPr>
                 <w:rFonts w:cstheme="minorHAnsi" w:hint="eastAsia"/>
@@ -6194,6 +6649,7 @@
               <w:lastRenderedPageBreak/>
               <w:t>DataCLShardingType</w:t>
             </w:r>
+            <w:proofErr w:type="spellEnd"/>
           </w:p>
         </w:tc>
         <w:tc>
@@ -6277,12 +6733,14 @@
                 <w:rFonts w:cstheme="minorHAnsi"/>
               </w:rPr>
             </w:pPr>
+            <w:proofErr w:type="spellStart"/>
             <w:r>
               <w:rPr>
                 <w:rFonts w:cstheme="minorHAnsi" w:hint="eastAsia"/>
               </w:rPr>
               <w:t>DataDomain</w:t>
             </w:r>
+            <w:proofErr w:type="spellEnd"/>
           </w:p>
         </w:tc>
         <w:tc>
@@ -6345,12 +6803,14 @@
                 <w:rFonts w:cstheme="minorHAnsi"/>
               </w:rPr>
             </w:pPr>
+            <w:proofErr w:type="spellStart"/>
             <w:r>
               <w:rPr>
                 <w:rFonts w:cstheme="minorHAnsi" w:hint="eastAsia"/>
               </w:rPr>
               <w:t>MetaDomain</w:t>
             </w:r>
+            <w:proofErr w:type="spellEnd"/>
           </w:p>
         </w:tc>
         <w:tc>
@@ -6413,12 +6873,14 @@
                 <w:rFonts w:cstheme="minorHAnsi"/>
               </w:rPr>
             </w:pPr>
+            <w:proofErr w:type="spellStart"/>
             <w:r>
               <w:rPr>
                 <w:rFonts w:cstheme="minorHAnsi" w:hint="eastAsia"/>
               </w:rPr>
               <w:t>DataLocation</w:t>
             </w:r>
+            <w:proofErr w:type="spellEnd"/>
           </w:p>
         </w:tc>
         <w:tc>
@@ -6495,12 +6957,14 @@
                 <w:rFonts w:cstheme="minorHAnsi"/>
               </w:rPr>
             </w:pPr>
+            <w:proofErr w:type="spellStart"/>
             <w:r>
               <w:rPr>
                 <w:rFonts w:cstheme="minorHAnsi" w:hint="eastAsia"/>
               </w:rPr>
               <w:t>MetaLocation</w:t>
             </w:r>
+            <w:proofErr w:type="spellEnd"/>
           </w:p>
         </w:tc>
         <w:tc>
@@ -6577,12 +7041,14 @@
                 <w:rFonts w:cstheme="minorHAnsi"/>
               </w:rPr>
             </w:pPr>
+            <w:proofErr w:type="spellStart"/>
             <w:r>
               <w:rPr>
                 <w:rFonts w:cstheme="minorHAnsi" w:hint="eastAsia"/>
               </w:rPr>
               <w:t>MetaHisLocation</w:t>
             </w:r>
+            <w:proofErr w:type="spellEnd"/>
           </w:p>
         </w:tc>
         <w:tc>
@@ -6851,6 +7317,7 @@
               </w:rPr>
               <w:t>region</w:t>
             </w:r>
+            <w:proofErr w:type="gramStart"/>
             <w:r>
               <w:rPr>
                 <w:i/>
@@ -6861,7 +7328,28 @@
               <w:rPr>
                 <w:i/>
               </w:rPr>
-              <w:t>?Action=GetRegion&amp;RegionName=</w:t>
+              <w:t>?Action</w:t>
+            </w:r>
+            <w:proofErr w:type="gramEnd"/>
+            <w:r>
+              <w:rPr>
+                <w:i/>
+              </w:rPr>
+              <w:t>=</w:t>
+            </w:r>
+            <w:proofErr w:type="spellStart"/>
+            <w:r>
+              <w:rPr>
+                <w:i/>
+              </w:rPr>
+              <w:t>GetRegion&amp;RegionName</w:t>
+            </w:r>
+            <w:proofErr w:type="spellEnd"/>
+            <w:r>
+              <w:rPr>
+                <w:i/>
+              </w:rPr>
+              <w:t>=</w:t>
             </w:r>
             <w:r>
               <w:rPr>
@@ -6870,6 +7358,7 @@
               </w:rPr>
               <w:t>{</w:t>
             </w:r>
+            <w:proofErr w:type="spellStart"/>
             <w:r>
               <w:rPr>
                 <w:rFonts w:cstheme="minorHAnsi"/>
@@ -6877,6 +7366,7 @@
               </w:rPr>
               <w:t>regionname</w:t>
             </w:r>
+            <w:proofErr w:type="spellEnd"/>
             <w:r>
               <w:rPr>
                 <w:rFonts w:cstheme="minorHAnsi" w:hint="eastAsia"/>
@@ -7000,6 +7490,7 @@
               </w:rPr>
               <w:t>&lt;</w:t>
             </w:r>
+            <w:proofErr w:type="spellStart"/>
             <w:r>
               <w:rPr>
                 <w:rFonts w:cstheme="minorHAnsi" w:hint="eastAsia"/>
@@ -7012,7 +7503,15 @@
                 <w:rFonts w:cstheme="minorHAnsi"/>
                 <w:i/>
               </w:rPr>
-              <w:t>Configuration&gt;</w:t>
+              <w:t>Configuration</w:t>
+            </w:r>
+            <w:proofErr w:type="spellEnd"/>
+            <w:r>
+              <w:rPr>
+                <w:rFonts w:cstheme="minorHAnsi"/>
+                <w:i/>
+              </w:rPr>
+              <w:t>&gt;</w:t>
             </w:r>
           </w:p>
           <w:p>
@@ -7030,6 +7529,7 @@
               </w:rPr>
               <w:t xml:space="preserve">   &lt;</w:t>
             </w:r>
+            <w:proofErr w:type="spellStart"/>
             <w:r>
               <w:rPr>
                 <w:rFonts w:cstheme="minorHAnsi" w:hint="eastAsia"/>
@@ -7037,6 +7537,7 @@
               </w:rPr>
               <w:t>DataCsRate</w:t>
             </w:r>
+            <w:proofErr w:type="spellEnd"/>
             <w:r>
               <w:rPr>
                 <w:rFonts w:cstheme="minorHAnsi"/>
@@ -7058,6 +7559,7 @@
               </w:rPr>
               <w:t>&lt;/</w:t>
             </w:r>
+            <w:proofErr w:type="spellStart"/>
             <w:r>
               <w:rPr>
                 <w:rFonts w:cstheme="minorHAnsi" w:hint="eastAsia"/>
@@ -7065,6 +7567,7 @@
               </w:rPr>
               <w:t>DataCsRate</w:t>
             </w:r>
+            <w:proofErr w:type="spellEnd"/>
             <w:r>
               <w:rPr>
                 <w:rFonts w:cstheme="minorHAnsi"/>
@@ -7088,6 +7591,7 @@
               </w:rPr>
               <w:t>&lt;</w:t>
             </w:r>
+            <w:proofErr w:type="spellStart"/>
             <w:r>
               <w:rPr>
                 <w:rFonts w:cstheme="minorHAnsi" w:hint="eastAsia"/>
@@ -7095,6 +7599,7 @@
               </w:rPr>
               <w:t>DataClRate</w:t>
             </w:r>
+            <w:proofErr w:type="spellEnd"/>
             <w:r>
               <w:rPr>
                 <w:rFonts w:cstheme="minorHAnsi"/>
@@ -7116,6 +7621,7 @@
               </w:rPr>
               <w:t>&lt;/</w:t>
             </w:r>
+            <w:proofErr w:type="spellStart"/>
             <w:r>
               <w:rPr>
                 <w:rFonts w:cstheme="minorHAnsi" w:hint="eastAsia"/>
@@ -7130,6 +7636,7 @@
               </w:rPr>
               <w:t>e</w:t>
             </w:r>
+            <w:proofErr w:type="spellEnd"/>
             <w:r>
               <w:rPr>
                 <w:rFonts w:cstheme="minorHAnsi"/>
@@ -7153,6 +7660,7 @@
               </w:rPr>
               <w:t>&lt;</w:t>
             </w:r>
+            <w:proofErr w:type="spellStart"/>
             <w:r>
               <w:rPr>
                 <w:rFonts w:cstheme="minorHAnsi"/>
@@ -7160,6 +7668,7 @@
               </w:rPr>
               <w:t>DataDomain</w:t>
             </w:r>
+            <w:proofErr w:type="spellEnd"/>
             <w:r>
               <w:rPr>
                 <w:rFonts w:cstheme="minorHAnsi"/>
@@ -7188,6 +7697,7 @@
               </w:rPr>
               <w:t>&lt;/</w:t>
             </w:r>
+            <w:proofErr w:type="spellStart"/>
             <w:r>
               <w:rPr>
                 <w:rFonts w:cstheme="minorHAnsi"/>
@@ -7195,6 +7705,7 @@
               </w:rPr>
               <w:t>DataDomain</w:t>
             </w:r>
+            <w:proofErr w:type="spellEnd"/>
             <w:r>
               <w:rPr>
                 <w:rFonts w:cstheme="minorHAnsi"/>
@@ -7218,6 +7729,7 @@
               </w:rPr>
               <w:t>&lt;</w:t>
             </w:r>
+            <w:proofErr w:type="spellStart"/>
             <w:r>
               <w:rPr>
                 <w:rFonts w:cstheme="minorHAnsi" w:hint="eastAsia"/>
@@ -7232,6 +7744,7 @@
               </w:rPr>
               <w:t>taDomain</w:t>
             </w:r>
+            <w:proofErr w:type="spellEnd"/>
             <w:r>
               <w:rPr>
                 <w:rFonts w:cstheme="minorHAnsi"/>
@@ -7260,6 +7773,7 @@
               </w:rPr>
               <w:t>&lt;/</w:t>
             </w:r>
+            <w:proofErr w:type="spellStart"/>
             <w:r>
               <w:rPr>
                 <w:rFonts w:cstheme="minorHAnsi" w:hint="eastAsia"/>
@@ -7274,6 +7788,7 @@
               </w:rPr>
               <w:t>taDomain</w:t>
             </w:r>
+            <w:proofErr w:type="spellEnd"/>
             <w:r>
               <w:rPr>
                 <w:rFonts w:cstheme="minorHAnsi"/>
@@ -7297,6 +7812,7 @@
               </w:rPr>
               <w:t>&lt;</w:t>
             </w:r>
+            <w:proofErr w:type="spellStart"/>
             <w:r>
               <w:rPr>
                 <w:rFonts w:cstheme="minorHAnsi"/>
@@ -7304,6 +7820,7 @@
               </w:rPr>
               <w:t>DataLocation</w:t>
             </w:r>
+            <w:proofErr w:type="spellEnd"/>
             <w:r>
               <w:rPr>
                 <w:rFonts w:cstheme="minorHAnsi" w:hint="eastAsia"/>
@@ -7334,6 +7851,7 @@
               </w:rPr>
               <w:t>&lt;</w:t>
             </w:r>
+            <w:proofErr w:type="spellStart"/>
             <w:r>
               <w:rPr>
                 <w:rFonts w:cstheme="minorHAnsi"/>
@@ -7341,6 +7859,7 @@
               </w:rPr>
               <w:t>MetaLocation</w:t>
             </w:r>
+            <w:proofErr w:type="spellEnd"/>
             <w:r>
               <w:rPr>
                 <w:rFonts w:cstheme="minorHAnsi"/>
@@ -7371,6 +7890,7 @@
               </w:rPr>
               <w:t>&lt;</w:t>
             </w:r>
+            <w:proofErr w:type="spellStart"/>
             <w:r>
               <w:rPr>
                 <w:rFonts w:cstheme="minorHAnsi"/>
@@ -7378,6 +7898,7 @@
               </w:rPr>
               <w:t>MetaHisLocation</w:t>
             </w:r>
+            <w:proofErr w:type="spellEnd"/>
             <w:r>
               <w:rPr>
                 <w:rFonts w:cstheme="minorHAnsi"/>
@@ -7615,6 +8136,7 @@
               </w:rPr>
               <w:t>&lt;/</w:t>
             </w:r>
+            <w:proofErr w:type="spellStart"/>
             <w:r>
               <w:rPr>
                 <w:rFonts w:cstheme="minorHAnsi" w:hint="eastAsia"/>
@@ -7629,6 +8151,7 @@
               </w:rPr>
               <w:t>Configuration</w:t>
             </w:r>
+            <w:proofErr w:type="spellEnd"/>
             <w:r>
               <w:rPr>
                 <w:rFonts w:cstheme="minorHAnsi"/>
@@ -7697,15 +8220,34 @@
         </w:rPr>
         <w:t>，参考</w:t>
       </w:r>
-      <w:hyperlink w:anchor="_公共头部" w:history="1">
-        <w:r>
-          <w:rPr>
-            <w:rStyle w:val="ad"/>
-            <w:rFonts w:hint="eastAsia"/>
-          </w:rPr>
-          <w:t>公共头部</w:t>
-        </w:r>
-      </w:hyperlink>
+      <w:r>
+        <w:fldChar w:fldCharType="begin"/>
+      </w:r>
+      <w:r>
+        <w:instrText xml:space="preserve"> HYPERLINK \l "_</w:instrText>
+      </w:r>
+      <w:r>
+        <w:instrText>公共头部</w:instrText>
+      </w:r>
+      <w:r>
+        <w:instrText xml:space="preserve">" </w:instrText>
+      </w:r>
+      <w:r>
+        <w:fldChar w:fldCharType="separate"/>
+      </w:r>
+      <w:r>
+        <w:rPr>
+          <w:rStyle w:val="ad"/>
+          <w:rFonts w:hint="eastAsia"/>
+        </w:rPr>
+        <w:t>公共头部</w:t>
+      </w:r>
+      <w:r>
+        <w:rPr>
+          <w:rStyle w:val="ad"/>
+        </w:rPr>
+        <w:fldChar w:fldCharType="end"/>
+      </w:r>
       <w:r>
         <w:rPr>
           <w:rFonts w:hint="eastAsia"/>
@@ -7761,19 +8303,35 @@
               <w:rPr>
                 <w:i/>
               </w:rPr>
-              <w:t>region/?</w:t>
-            </w:r>
-            <w:r>
-              <w:rPr>
-                <w:i/>
-              </w:rPr>
-              <w:t>Action=Head</w:t>
-            </w:r>
-            <w:r>
-              <w:rPr>
-                <w:i/>
-              </w:rPr>
-              <w:t>Region&amp;RegionName=</w:t>
+              <w:t>region</w:t>
+            </w:r>
+            <w:proofErr w:type="gramStart"/>
+            <w:r>
+              <w:rPr>
+                <w:i/>
+              </w:rPr>
+              <w:t>/?Action</w:t>
+            </w:r>
+            <w:proofErr w:type="gramEnd"/>
+            <w:r>
+              <w:rPr>
+                <w:i/>
+              </w:rPr>
+              <w:t>=</w:t>
+            </w:r>
+            <w:proofErr w:type="spellStart"/>
+            <w:r>
+              <w:rPr>
+                <w:i/>
+              </w:rPr>
+              <w:t>HeadRegion&amp;RegionName</w:t>
+            </w:r>
+            <w:proofErr w:type="spellEnd"/>
+            <w:r>
+              <w:rPr>
+                <w:i/>
+              </w:rPr>
+              <w:t>=</w:t>
             </w:r>
             <w:r>
               <w:rPr>
@@ -7782,6 +8340,7 @@
               </w:rPr>
               <w:t>{</w:t>
             </w:r>
+            <w:proofErr w:type="spellStart"/>
             <w:r>
               <w:rPr>
                 <w:rFonts w:cstheme="minorHAnsi"/>
@@ -7789,6 +8348,7 @@
               </w:rPr>
               <w:t>regionname</w:t>
             </w:r>
+            <w:proofErr w:type="spellEnd"/>
             <w:r>
               <w:rPr>
                 <w:rFonts w:cstheme="minorHAnsi" w:hint="eastAsia"/>
@@ -8043,11 +8603,19 @@
         </w:rPr>
         <w:t>—</w:t>
       </w:r>
+      <w:proofErr w:type="spellStart"/>
       <w:r>
         <w:rPr>
           <w:rFonts w:asciiTheme="minorEastAsia" w:hAnsiTheme="minorEastAsia" w:hint="eastAsia"/>
         </w:rPr>
-        <w:t>SequoiaDB兼容Amazon</w:t>
+        <w:t>SequoiaDB</w:t>
+      </w:r>
+      <w:proofErr w:type="spellEnd"/>
+      <w:r>
+        <w:rPr>
+          <w:rFonts w:asciiTheme="minorEastAsia" w:hAnsiTheme="minorEastAsia" w:hint="eastAsia"/>
+        </w:rPr>
+        <w:t>兼容Amazon</w:t>
       </w:r>
       <w:r>
         <w:rPr>
@@ -8071,7 +8639,21 @@
         <w:rPr>
           <w:rFonts w:asciiTheme="minorEastAsia" w:hAnsiTheme="minorEastAsia" w:hint="eastAsia"/>
         </w:rPr>
-        <w:t>接口.docx》。</w:t>
+        <w:t>接口.</w:t>
+      </w:r>
+      <w:proofErr w:type="spellStart"/>
+      <w:r>
+        <w:rPr>
+          <w:rFonts w:asciiTheme="minorEastAsia" w:hAnsiTheme="minorEastAsia" w:hint="eastAsia"/>
+        </w:rPr>
+        <w:t>docx</w:t>
+      </w:r>
+      <w:proofErr w:type="spellEnd"/>
+      <w:r>
+        <w:rPr>
+          <w:rFonts w:asciiTheme="minorEastAsia" w:hAnsiTheme="minorEastAsia" w:hint="eastAsia"/>
+        </w:rPr>
+        <w:t>》。</w:t>
       </w:r>
     </w:p>
     <w:p>
@@ -8155,7 +8737,23 @@
           <w:rFonts w:hint="eastAsia"/>
           <w:color w:val="00B0F0"/>
         </w:rPr>
-        <w:t>使用时序图或者活动图</w:t>
+        <w:t>使用时序</w:t>
+      </w:r>
+      <w:proofErr w:type="gramStart"/>
+      <w:r>
+        <w:rPr>
+          <w:rFonts w:hint="eastAsia"/>
+          <w:color w:val="00B0F0"/>
+        </w:rPr>
+        <w:t>图或者</w:t>
+      </w:r>
+      <w:proofErr w:type="gramEnd"/>
+      <w:r>
+        <w:rPr>
+          <w:rFonts w:hint="eastAsia"/>
+          <w:color w:val="00B0F0"/>
+        </w:rPr>
+        <w:t>活动图</w:t>
       </w:r>
       <w:r>
         <w:rPr>
@@ -8456,8 +9054,16 @@
               <w:rPr>
                 <w:rFonts w:hint="eastAsia"/>
               </w:rPr>
-              <w:t>/region/regionName</w:t>
-            </w:r>
+              <w:t>/region/</w:t>
+            </w:r>
+            <w:proofErr w:type="spellStart"/>
+            <w:r>
+              <w:rPr>
+                <w:rFonts w:hint="eastAsia"/>
+              </w:rPr>
+              <w:t>regionName</w:t>
+            </w:r>
+            <w:proofErr w:type="spellEnd"/>
           </w:p>
         </w:tc>
         <w:tc>
@@ -8534,12 +9140,14 @@
             <w:r>
               <w:t>/</w:t>
             </w:r>
+            <w:proofErr w:type="spellStart"/>
             <w:r>
               <w:rPr>
                 <w:rFonts w:hint="eastAsia"/>
               </w:rPr>
               <w:t>regionName</w:t>
             </w:r>
+            <w:proofErr w:type="spellEnd"/>
           </w:p>
         </w:tc>
         <w:tc>
@@ -8625,12 +9233,14 @@
             <w:r>
               <w:t>/</w:t>
             </w:r>
+            <w:proofErr w:type="spellStart"/>
             <w:r>
               <w:rPr>
                 <w:rFonts w:hint="eastAsia"/>
               </w:rPr>
               <w:t>regionName</w:t>
             </w:r>
+            <w:proofErr w:type="spellEnd"/>
           </w:p>
         </w:tc>
         <w:tc>
@@ -8711,8 +9321,16 @@
               <w:rPr>
                 <w:rFonts w:hint="eastAsia"/>
               </w:rPr>
-              <w:t>/region/regionName</w:t>
-            </w:r>
+              <w:t>/region/</w:t>
+            </w:r>
+            <w:proofErr w:type="spellStart"/>
+            <w:r>
+              <w:rPr>
+                <w:rFonts w:hint="eastAsia"/>
+              </w:rPr>
+              <w:t>regionName</w:t>
+            </w:r>
+            <w:proofErr w:type="spellEnd"/>
           </w:p>
         </w:tc>
         <w:tc>
@@ -9003,17 +9621,33 @@
         </w:rPr>
         <w:t>区域名称在</w:t>
       </w:r>
+      <w:proofErr w:type="spellStart"/>
       <w:r>
         <w:rPr>
           <w:rFonts w:hint="eastAsia"/>
         </w:rPr>
         <w:t>RegionList</w:t>
       </w:r>
-      <w:r>
-        <w:rPr>
-          <w:rFonts w:hint="eastAsia"/>
-        </w:rPr>
-        <w:t>中建唯一索引</w:t>
+      <w:proofErr w:type="spellEnd"/>
+      <w:r>
+        <w:rPr>
+          <w:rFonts w:hint="eastAsia"/>
+        </w:rPr>
+        <w:t>中</w:t>
+      </w:r>
+      <w:proofErr w:type="gramStart"/>
+      <w:r>
+        <w:rPr>
+          <w:rFonts w:hint="eastAsia"/>
+        </w:rPr>
+        <w:t>建唯一</w:t>
+      </w:r>
+      <w:proofErr w:type="gramEnd"/>
+      <w:r>
+        <w:rPr>
+          <w:rFonts w:hint="eastAsia"/>
+        </w:rPr>
+        <w:t>索引</w:t>
       </w:r>
     </w:p>
     <w:p>
@@ -9048,12 +9682,14 @@
         </w:rPr>
         <w:t>可以指定固定集合空间和集合，也可以指定</w:t>
       </w:r>
+      <w:proofErr w:type="spellStart"/>
       <w:r>
         <w:rPr>
           <w:rFonts w:hint="eastAsia"/>
         </w:rPr>
         <w:t>ShardingType</w:t>
       </w:r>
+      <w:proofErr w:type="spellEnd"/>
       <w:r>
         <w:rPr>
           <w:rFonts w:hint="eastAsia"/>
@@ -9089,6 +9725,7 @@
         </w:rPr>
         <w:t>携带</w:t>
       </w:r>
+      <w:proofErr w:type="spellStart"/>
       <w:r>
         <w:rPr>
           <w:rFonts w:cstheme="minorHAnsi" w:hint="eastAsia"/>
@@ -9096,12 +9733,14 @@
         </w:rPr>
         <w:t>DataCSShardingType</w:t>
       </w:r>
+      <w:proofErr w:type="spellEnd"/>
       <w:r>
         <w:rPr>
           <w:rFonts w:hint="eastAsia"/>
         </w:rPr>
         <w:t>，</w:t>
       </w:r>
+      <w:proofErr w:type="spellStart"/>
       <w:r>
         <w:rPr>
           <w:rFonts w:cstheme="minorHAnsi" w:hint="eastAsia"/>
@@ -9109,12 +9748,14 @@
         </w:rPr>
         <w:t>DataCLShardingType</w:t>
       </w:r>
+      <w:proofErr w:type="spellEnd"/>
       <w:r>
         <w:rPr>
           <w:rFonts w:hint="eastAsia"/>
         </w:rPr>
         <w:t>，分别为区域内存储对象的集合空间和集合的分区周期，</w:t>
       </w:r>
+      <w:proofErr w:type="spellStart"/>
       <w:r>
         <w:rPr>
           <w:rFonts w:cstheme="minorHAnsi" w:hint="eastAsia"/>
@@ -9122,6 +9763,7 @@
         </w:rPr>
         <w:t>DataCSShardingType</w:t>
       </w:r>
+      <w:proofErr w:type="spellEnd"/>
       <w:r>
         <w:rPr>
           <w:rFonts w:hint="eastAsia"/>
@@ -9158,6 +9800,7 @@
         </w:rPr>
         <w:t>集合空间命名为“</w:t>
       </w:r>
+      <w:proofErr w:type="spellStart"/>
       <w:r>
         <w:rPr>
           <w:rFonts w:hint="eastAsia"/>
@@ -9167,24 +9810,28 @@
       <w:r>
         <w:t>_DataCS_yyyy</w:t>
       </w:r>
+      <w:proofErr w:type="spellEnd"/>
       <w:r>
         <w:rPr>
           <w:rFonts w:hint="eastAsia"/>
         </w:rPr>
         <w:t>”，其中“</w:t>
       </w:r>
+      <w:proofErr w:type="spellStart"/>
       <w:r>
         <w:rPr>
           <w:rFonts w:hint="eastAsia"/>
         </w:rPr>
         <w:t>yyyy</w:t>
       </w:r>
+      <w:proofErr w:type="spellEnd"/>
       <w:r>
         <w:rPr>
           <w:rFonts w:hint="eastAsia"/>
         </w:rPr>
         <w:t>”为年。</w:t>
       </w:r>
+      <w:proofErr w:type="spellStart"/>
       <w:r>
         <w:rPr>
           <w:rFonts w:cstheme="minorHAnsi" w:hint="eastAsia"/>
@@ -9192,6 +9839,7 @@
         </w:rPr>
         <w:t>DataCLShardingType</w:t>
       </w:r>
+      <w:proofErr w:type="spellEnd"/>
       <w:r>
         <w:rPr>
           <w:rFonts w:hint="eastAsia"/>
@@ -9239,12 +9887,14 @@
         </w:rPr>
         <w:t>当请求中携带</w:t>
       </w:r>
+      <w:proofErr w:type="spellStart"/>
       <w:r>
         <w:rPr>
           <w:rFonts w:hint="eastAsia"/>
         </w:rPr>
         <w:t>DataDomain</w:t>
       </w:r>
+      <w:proofErr w:type="spellEnd"/>
       <w:r>
         <w:rPr>
           <w:rFonts w:hint="eastAsia"/>
@@ -9286,12 +9936,14 @@
         </w:rPr>
         <w:t>当请求中携带</w:t>
       </w:r>
+      <w:proofErr w:type="spellStart"/>
       <w:r>
         <w:rPr>
           <w:rFonts w:hint="eastAsia"/>
         </w:rPr>
         <w:t>DataLobPageSize</w:t>
       </w:r>
+      <w:proofErr w:type="spellEnd"/>
       <w:r>
         <w:rPr>
           <w:rFonts w:hint="eastAsia"/>
@@ -9309,12 +9961,14 @@
         </w:rPr>
         <w:t>当请求中携带</w:t>
       </w:r>
+      <w:proofErr w:type="spellStart"/>
       <w:r>
         <w:rPr>
           <w:rFonts w:hint="eastAsia"/>
         </w:rPr>
         <w:t>DataReplSize</w:t>
       </w:r>
+      <w:proofErr w:type="spellEnd"/>
       <w:r>
         <w:rPr>
           <w:rFonts w:hint="eastAsia"/>
@@ -9337,6 +9991,7 @@
         </w:rPr>
         <w:t>元数据集合空间每个区域固定一个，命名方式为</w:t>
       </w:r>
+      <w:proofErr w:type="spellStart"/>
       <w:r>
         <w:rPr>
           <w:rFonts w:hint="eastAsia"/>
@@ -9352,6 +10007,7 @@
         </w:rPr>
         <w:t>MetaCS</w:t>
       </w:r>
+      <w:proofErr w:type="spellEnd"/>
       <w:r>
         <w:rPr>
           <w:rFonts w:hint="eastAsia"/>
@@ -9369,12 +10025,14 @@
         </w:rPr>
         <w:t>当请求中携带</w:t>
       </w:r>
+      <w:proofErr w:type="spellStart"/>
       <w:r>
         <w:rPr>
           <w:rFonts w:hint="eastAsia"/>
         </w:rPr>
         <w:t>MetaDomain</w:t>
       </w:r>
+      <w:proofErr w:type="spellEnd"/>
       <w:r>
         <w:rPr>
           <w:rFonts w:hint="eastAsia"/>
@@ -9410,36 +10068,42 @@
         <w:lastRenderedPageBreak/>
         <w:t>当使用</w:t>
       </w:r>
+      <w:proofErr w:type="spellStart"/>
       <w:r>
         <w:rPr>
           <w:rFonts w:hint="eastAsia"/>
         </w:rPr>
         <w:t>ShardingType</w:t>
       </w:r>
+      <w:proofErr w:type="spellEnd"/>
       <w:r>
         <w:rPr>
           <w:rFonts w:hint="eastAsia"/>
         </w:rPr>
         <w:t>方式时，初次创建区域时可以指定</w:t>
       </w:r>
+      <w:proofErr w:type="spellStart"/>
       <w:r>
         <w:rPr>
           <w:rFonts w:hint="eastAsia"/>
         </w:rPr>
         <w:t>DataDomain</w:t>
       </w:r>
+      <w:proofErr w:type="spellEnd"/>
       <w:r>
         <w:rPr>
           <w:rFonts w:hint="eastAsia"/>
         </w:rPr>
         <w:t>和</w:t>
       </w:r>
+      <w:proofErr w:type="spellStart"/>
       <w:r>
         <w:rPr>
           <w:rFonts w:hint="eastAsia"/>
         </w:rPr>
         <w:t>MetaDomain</w:t>
       </w:r>
+      <w:proofErr w:type="spellEnd"/>
       <w:r>
         <w:rPr>
           <w:rFonts w:hint="eastAsia"/>
@@ -9487,24 +10151,28 @@
         </w:rPr>
         <w:t>创建区域时如果指定</w:t>
       </w:r>
+      <w:proofErr w:type="spellStart"/>
       <w:r>
         <w:rPr>
           <w:rFonts w:hint="eastAsia"/>
         </w:rPr>
         <w:t>DataDomain</w:t>
       </w:r>
+      <w:proofErr w:type="spellEnd"/>
       <w:r>
         <w:rPr>
           <w:rFonts w:hint="eastAsia"/>
         </w:rPr>
         <w:t>和</w:t>
       </w:r>
+      <w:proofErr w:type="spellStart"/>
       <w:r>
         <w:rPr>
           <w:rFonts w:hint="eastAsia"/>
         </w:rPr>
         <w:t>MetaDomain</w:t>
       </w:r>
+      <w:proofErr w:type="spellEnd"/>
       <w:r>
         <w:rPr>
           <w:rFonts w:hint="eastAsia"/>
@@ -9533,12 +10201,14 @@
         </w:rPr>
         <w:t>配置不能和</w:t>
       </w:r>
+      <w:proofErr w:type="spellStart"/>
       <w:r>
         <w:rPr>
           <w:rFonts w:hint="eastAsia"/>
         </w:rPr>
         <w:t>ShardingType</w:t>
       </w:r>
+      <w:proofErr w:type="spellEnd"/>
       <w:r>
         <w:rPr>
           <w:rFonts w:hint="eastAsia"/>
@@ -9586,36 +10256,42 @@
         </w:rPr>
         <w:t>配置时，</w:t>
       </w:r>
+      <w:proofErr w:type="spellStart"/>
       <w:r>
         <w:rPr>
           <w:rFonts w:hint="eastAsia"/>
         </w:rPr>
         <w:t>DataLocation</w:t>
       </w:r>
+      <w:proofErr w:type="spellEnd"/>
       <w:r>
         <w:rPr>
           <w:rFonts w:hint="eastAsia"/>
         </w:rPr>
         <w:t>，</w:t>
       </w:r>
+      <w:proofErr w:type="spellStart"/>
       <w:r>
         <w:rPr>
           <w:rFonts w:hint="eastAsia"/>
         </w:rPr>
         <w:t>MetaLocation</w:t>
       </w:r>
+      <w:proofErr w:type="spellEnd"/>
       <w:r>
         <w:rPr>
           <w:rFonts w:hint="eastAsia"/>
         </w:rPr>
         <w:t>和</w:t>
       </w:r>
+      <w:proofErr w:type="spellStart"/>
       <w:r>
         <w:rPr>
           <w:rFonts w:hint="eastAsia"/>
         </w:rPr>
         <w:t>MetaHisLocation</w:t>
       </w:r>
+      <w:proofErr w:type="spellEnd"/>
       <w:r>
         <w:rPr>
           <w:rFonts w:hint="eastAsia"/>
@@ -9878,6 +10554,7 @@
         </w:rPr>
         <w:t>，返回</w:t>
       </w:r>
+      <w:proofErr w:type="spellStart"/>
       <w:r>
         <w:t>Invalid</w:t>
       </w:r>
@@ -9890,6 +10567,7 @@
       <w:r>
         <w:t>Name</w:t>
       </w:r>
+      <w:proofErr w:type="spellEnd"/>
       <w:r>
         <w:rPr>
           <w:rFonts w:hint="eastAsia"/>
@@ -9925,12 +10603,14 @@
         </w:rPr>
         <w:t>，返回</w:t>
       </w:r>
+      <w:proofErr w:type="spellStart"/>
       <w:r>
         <w:rPr>
           <w:rFonts w:hint="eastAsia"/>
         </w:rPr>
         <w:t>RegionParameterConfict</w:t>
       </w:r>
+      <w:proofErr w:type="spellEnd"/>
       <w:r>
         <w:rPr>
           <w:rFonts w:hint="eastAsia"/>
@@ -9966,12 +10646,14 @@
         </w:rPr>
         <w:t>，返回</w:t>
       </w:r>
+      <w:proofErr w:type="spellStart"/>
       <w:r>
         <w:rPr>
           <w:rFonts w:hint="eastAsia"/>
         </w:rPr>
         <w:t>DomainCannotModified</w:t>
       </w:r>
+      <w:proofErr w:type="spellEnd"/>
     </w:p>
     <w:p>
       <w:pPr>
@@ -9989,12 +10671,14 @@
         </w:rPr>
         <w:t>不允许修改配置类型，返回</w:t>
       </w:r>
+      <w:proofErr w:type="spellStart"/>
       <w:r>
         <w:rPr>
           <w:rFonts w:hint="eastAsia"/>
         </w:rPr>
         <w:t>CannotModifiedConfigType</w:t>
       </w:r>
+      <w:proofErr w:type="spellEnd"/>
       <w:r>
         <w:rPr>
           <w:rFonts w:hint="eastAsia"/>
@@ -10119,14 +10803,30 @@
         <w:rPr>
           <w:rFonts w:hint="eastAsia"/>
         </w:rPr>
-        <w:t>（指定的固定集合空间不清理，只清理由系统根据</w:t>
-      </w:r>
+        <w:t>（指定的固定集合空间不清理，</w:t>
+      </w:r>
+      <w:proofErr w:type="gramStart"/>
+      <w:r>
+        <w:rPr>
+          <w:rFonts w:hint="eastAsia"/>
+        </w:rPr>
+        <w:t>只清理由</w:t>
+      </w:r>
+      <w:proofErr w:type="gramEnd"/>
+      <w:r>
+        <w:rPr>
+          <w:rFonts w:hint="eastAsia"/>
+        </w:rPr>
+        <w:t>系统根据</w:t>
+      </w:r>
+      <w:proofErr w:type="spellStart"/>
       <w:r>
         <w:rPr>
           <w:rFonts w:hint="eastAsia"/>
         </w:rPr>
         <w:t>ShardingType</w:t>
       </w:r>
+      <w:proofErr w:type="spellEnd"/>
       <w:r>
         <w:rPr>
           <w:rFonts w:hint="eastAsia"/>
@@ -10150,6 +10850,7 @@
         </w:rPr>
         <w:t>在</w:t>
       </w:r>
+      <w:proofErr w:type="spellStart"/>
       <w:r>
         <w:rPr>
           <w:rFonts w:hint="eastAsia"/>
@@ -10168,6 +10869,7 @@
         </w:rPr>
         <w:t>List</w:t>
       </w:r>
+      <w:proofErr w:type="spellEnd"/>
       <w:r>
         <w:rPr>
           <w:rFonts w:hint="eastAsia"/>
@@ -10204,12 +10906,14 @@
         </w:rPr>
         <w:t>。删除完所有集合空间之后，将</w:t>
       </w:r>
+      <w:proofErr w:type="spellStart"/>
       <w:r>
         <w:rPr>
           <w:rFonts w:hint="eastAsia"/>
         </w:rPr>
         <w:t>RegionSpaceList</w:t>
       </w:r>
+      <w:proofErr w:type="spellEnd"/>
       <w:r>
         <w:rPr>
           <w:rFonts w:hint="eastAsia"/>
@@ -10412,6 +11116,7 @@
         </w:rPr>
         <w:t>不存在，返回</w:t>
       </w:r>
+      <w:proofErr w:type="spellStart"/>
       <w:r>
         <w:t>NoSuch</w:t>
       </w:r>
@@ -10421,6 +11126,7 @@
         </w:rPr>
         <w:t>Region</w:t>
       </w:r>
+      <w:proofErr w:type="spellEnd"/>
       <w:r>
         <w:rPr>
           <w:rFonts w:hint="eastAsia"/>
@@ -10450,6 +11156,7 @@
         </w:rPr>
         <w:t>，返回</w:t>
       </w:r>
+      <w:proofErr w:type="spellStart"/>
       <w:r>
         <w:rPr>
           <w:rFonts w:hint="eastAsia"/>
@@ -10459,6 +11166,7 @@
       <w:r>
         <w:t>NotEmpty</w:t>
       </w:r>
+      <w:proofErr w:type="spellEnd"/>
       <w:r>
         <w:rPr>
           <w:rFonts w:hint="eastAsia"/>
@@ -10484,9 +11192,11 @@
         <w:lastRenderedPageBreak/>
         <w:t>用户不是管理员身份，返回</w:t>
       </w:r>
+      <w:proofErr w:type="spellStart"/>
       <w:r>
         <w:t>AccessDenied</w:t>
       </w:r>
+      <w:proofErr w:type="spellEnd"/>
     </w:p>
     <w:p>
       <w:pPr>
@@ -10540,7 +11250,21 @@
         <w:rPr>
           <w:rFonts w:hint="eastAsia"/>
         </w:rPr>
-        <w:t>获取区域配置及桶列表，</w:t>
+        <w:t>获取区域</w:t>
+      </w:r>
+      <w:proofErr w:type="gramStart"/>
+      <w:r>
+        <w:rPr>
+          <w:rFonts w:hint="eastAsia"/>
+        </w:rPr>
+        <w:t>配置及桶列表</w:t>
+      </w:r>
+      <w:proofErr w:type="gramEnd"/>
+      <w:r>
+        <w:rPr>
+          <w:rFonts w:hint="eastAsia"/>
+        </w:rPr>
+        <w:t>，</w:t>
       </w:r>
       <w:r>
         <w:rPr>
@@ -10705,9 +11429,11 @@
         </w:rPr>
         <w:t>不存在，返回</w:t>
       </w:r>
+      <w:proofErr w:type="spellStart"/>
       <w:r>
         <w:t>NoSuchRegion</w:t>
       </w:r>
+      <w:proofErr w:type="spellEnd"/>
       <w:r>
         <w:rPr>
           <w:rFonts w:hint="eastAsia"/>
@@ -10737,9 +11463,11 @@
         </w:rPr>
         <w:t>，返回</w:t>
       </w:r>
+      <w:proofErr w:type="spellStart"/>
       <w:r>
         <w:t>AccessDenied</w:t>
       </w:r>
+      <w:proofErr w:type="spellEnd"/>
       <w:r>
         <w:rPr>
           <w:rFonts w:hint="eastAsia"/>
@@ -12783,11 +13511,19 @@
             <w:pPr>
               <w:ind w:left="0"/>
             </w:pPr>
+            <w:proofErr w:type="spellStart"/>
             <w:r>
               <w:rPr>
                 <w:rFonts w:hint="eastAsia"/>
               </w:rPr>
-              <w:t>sdb shell</w:t>
+              <w:t>sdb</w:t>
+            </w:r>
+            <w:proofErr w:type="spellEnd"/>
+            <w:r>
+              <w:rPr>
+                <w:rFonts w:hint="eastAsia"/>
+              </w:rPr>
+              <w:t xml:space="preserve"> shell</w:t>
             </w:r>
             <w:r>
               <w:rPr>
@@ -12881,7 +13617,7 @@
             <w:noProof/>
             <w:lang w:val="zh-CN"/>
           </w:rPr>
-          <w:t>14</w:t>
+          <w:t>3</w:t>
         </w:r>
         <w:r>
           <w:fldChar w:fldCharType="end"/>
@@ -18790,7 +19526,7 @@
 </file>
 
 <file path=customXml/itemProps1.xml><?xml version="1.0" encoding="utf-8"?>
-<ds:datastoreItem xmlns:ds="http://schemas.openxmlformats.org/officeDocument/2006/customXml" ds:itemID="{D9A9ECC3-E665-40B6-B769-167B4A543112}">
+<ds:datastoreItem xmlns:ds="http://schemas.openxmlformats.org/officeDocument/2006/customXml" ds:itemID="{72DF8927-8DF2-4049-9381-3195FBC12F14}">
   <ds:schemaRefs>
     <ds:schemaRef ds:uri="http://schemas.openxmlformats.org/officeDocument/2006/bibliography"/>
   </ds:schemaRefs>
